--- a/Front Matter/Template/2_Front-Matter.docx
+++ b/Front Matter/Template/2_Front-Matter.docx
@@ -2835,7 +2835,7 @@
     </w:p>
     <w:p>
       <w:pPr>
-        <w:spacing w:line="276" w:lineRule="auto"/>
+        <w:spacing w:after="240"/>
         <w:jc w:val="both"/>
         <w:rPr>
           <w:rFonts w:ascii="Noto Serif SC" w:eastAsia="Noto Serif SC" w:hAnsi="Noto Serif SC" w:cs="Noto Serif"/>
@@ -3309,19 +3309,7 @@
     </w:p>
     <w:p>
       <w:pPr>
-        <w:spacing w:line="276" w:lineRule="auto"/>
-        <w:jc w:val="both"/>
-        <w:rPr>
-          <w:rFonts w:ascii="Noto Serif SC" w:eastAsia="Noto Serif SC" w:hAnsi="Noto Serif SC" w:cs="Noto Serif"/>
-          <w:sz w:val="24"/>
-          <w:szCs w:val="24"/>
-          <w:lang w:val="en-GB" w:eastAsia="zh-TW"/>
-        </w:rPr>
-      </w:pPr>
-    </w:p>
-    <w:p>
-      <w:pPr>
-        <w:spacing w:line="276" w:lineRule="auto"/>
+        <w:spacing w:after="240"/>
         <w:jc w:val="both"/>
         <w:rPr>
           <w:rFonts w:ascii="Noto Serif SC" w:eastAsia="Noto Serif SC" w:hAnsi="Noto Serif SC" w:cs="Noto Serif"/>
@@ -3660,19 +3648,6 @@
     </w:p>
     <w:p>
       <w:pPr>
-        <w:spacing w:line="276" w:lineRule="auto"/>
-        <w:jc w:val="both"/>
-        <w:rPr>
-          <w:rFonts w:ascii="Noto Serif SC" w:eastAsia="Noto Serif SC" w:hAnsi="Noto Serif SC" w:cs="Noto Serif"/>
-          <w:sz w:val="24"/>
-          <w:szCs w:val="24"/>
-          <w:lang w:val="en-GB" w:eastAsia="zh-TW"/>
-        </w:rPr>
-      </w:pPr>
-    </w:p>
-    <w:p>
-      <w:pPr>
-        <w:spacing w:line="276" w:lineRule="auto"/>
         <w:jc w:val="both"/>
         <w:rPr>
           <w:rFonts w:ascii="Noto Serif SC" w:eastAsia="Noto Serif SC" w:hAnsi="Noto Serif SC" w:cs="Noto Serif"/>

--- a/Front Matter/Template/2_Front-Matter.docx
+++ b/Front Matter/Template/2_Front-Matter.docx
@@ -1612,7 +1612,6 @@
     <w:p>
       <w:pPr>
         <w:spacing w:after="640"/>
-        <w:jc w:val="right"/>
         <w:rPr>
           <w:rFonts w:ascii="Noto Serif SC" w:eastAsia="Noto Serif SC" w:hAnsi="Noto Serif SC" w:cs="Noto Serif"/>
           <w:b/>
@@ -1623,53 +1622,21 @@
       </w:pPr>
       <w:r>
         <w:rPr>
-          <w:rFonts w:ascii="Noto Serif SC" w:eastAsia="Noto Serif SC" w:hAnsi="Noto Serif SC" w:cs="Noto Serif" w:hint="eastAsia"/>
-          <w:b/>
-          <w:sz w:val="44"/>
-          <w:szCs w:val="44"/>
-          <w:lang w:eastAsia="zh-TW"/>
+          <w:rFonts w:ascii="Noto Serif SC" w:eastAsia="Noto Serif SC" w:hAnsi="Noto Serif SC" w:cs="Noto Serif"/>
+          <w:noProof/>
+          <w:sz w:val="24"/>
+          <w:szCs w:val="24"/>
+          <w:lang w:val="zh-CN"/>
         </w:rPr>
         <w:lastRenderedPageBreak/>
-        <w:t>傳</w:t>
-      </w:r>
-      <w:r>
-        <w:rPr>
-          <w:rFonts w:ascii="Noto Serif SC" w:eastAsia="Noto Serif SC" w:hAnsi="Noto Serif SC" w:cs="Noto Serif"/>
-          <w:b/>
-          <w:sz w:val="44"/>
-          <w:szCs w:val="44"/>
-          <w:lang w:eastAsia="zh-TW"/>
-        </w:rPr>
-        <w:t>Biography</w:t>
-      </w:r>
-    </w:p>
-    <w:p>
-      <w:pPr>
-        <w:spacing w:after="240"/>
-        <w:jc w:val="both"/>
-        <w:rPr>
-          <w:rFonts w:ascii="Noto Serif SC" w:eastAsia="Noto Serif SC" w:hAnsi="Noto Serif SC"/>
-          <w:sz w:val="24"/>
-          <w:szCs w:val="24"/>
-          <w:lang w:eastAsia="zh-TW"/>
-        </w:rPr>
-      </w:pPr>
-      <w:r>
-        <w:rPr>
-          <w:rFonts w:ascii="Noto Serif SC" w:eastAsia="Noto Serif SC" w:hAnsi="Noto Serif SC" w:cs="Noto Serif"/>
-          <w:noProof/>
-          <w:sz w:val="24"/>
-          <w:szCs w:val="24"/>
-          <w:lang w:val="zh-CN"/>
-        </w:rPr>
         <w:drawing>
-          <wp:anchor distT="0" distB="0" distL="114300" distR="114300" simplePos="0" relativeHeight="251658240" behindDoc="0" locked="0" layoutInCell="1" allowOverlap="1" wp14:anchorId="1BC6A986" wp14:editId="573B469A">
+          <wp:anchor distT="0" distB="0" distL="114300" distR="114300" simplePos="0" relativeHeight="251658240" behindDoc="0" locked="0" layoutInCell="1" allowOverlap="1" wp14:anchorId="1BC6A986" wp14:editId="59E9FF15">
             <wp:simplePos x="0" y="0"/>
             <wp:positionH relativeFrom="margin">
-              <wp:posOffset>5371465</wp:posOffset>
+              <wp:posOffset>83516</wp:posOffset>
             </wp:positionH>
             <wp:positionV relativeFrom="paragraph">
-              <wp:posOffset>86527</wp:posOffset>
+              <wp:posOffset>875030</wp:posOffset>
             </wp:positionV>
             <wp:extent cx="3035935" cy="3703955"/>
             <wp:effectExtent l="0" t="0" r="0" b="4445"/>
@@ -1729,6 +1696,38 @@
       </w:r>
       <w:r>
         <w:rPr>
+          <w:rFonts w:ascii="Noto Serif SC" w:eastAsia="Noto Serif SC" w:hAnsi="Noto Serif SC" w:cs="Noto Serif" w:hint="eastAsia"/>
+          <w:b/>
+          <w:sz w:val="44"/>
+          <w:szCs w:val="44"/>
+          <w:lang w:eastAsia="zh-TW"/>
+        </w:rPr>
+        <w:t>傳</w:t>
+      </w:r>
+      <w:r>
+        <w:rPr>
+          <w:rFonts w:ascii="Noto Serif SC" w:eastAsia="Noto Serif SC" w:hAnsi="Noto Serif SC" w:cs="Noto Serif"/>
+          <w:b/>
+          <w:sz w:val="44"/>
+          <w:szCs w:val="44"/>
+          <w:lang w:eastAsia="zh-TW"/>
+        </w:rPr>
+        <w:t>Biography</w:t>
+      </w:r>
+    </w:p>
+    <w:p>
+      <w:pPr>
+        <w:spacing w:after="240"/>
+        <w:jc w:val="both"/>
+        <w:rPr>
+          <w:rFonts w:ascii="Noto Serif SC" w:eastAsia="Noto Serif SC" w:hAnsi="Noto Serif SC"/>
+          <w:sz w:val="24"/>
+          <w:szCs w:val="24"/>
+          <w:lang w:eastAsia="zh-TW"/>
+        </w:rPr>
+      </w:pPr>
+      <w:r>
+        <w:rPr>
           <w:rFonts w:ascii="Noto Serif SC" w:eastAsia="Noto Serif SC" w:hAnsi="Noto Serif SC" w:hint="eastAsia"/>
           <w:sz w:val="24"/>
           <w:szCs w:val="24"/>
@@ -2542,7 +2541,7 @@
           <w:rFonts w:ascii="Noto Serif SC" w:eastAsia="Noto Serif SC" w:hAnsi="Noto Serif SC"/>
           <w:lang w:eastAsia="zh-TW"/>
         </w:rPr>
-        <w:t xml:space="preserve"> Memorial Composition Award”, “Taiwan Music Center International Composition Prize”, “Robert Avalon International Prize”, “Singapore International Composition Competition for Chinese Orchestra”, “Haifa International Composition Prize”, First International EPICMUSIC Composition Prize, Italy, International Biennial composition competition, the Debussy Trio Music Foundation, Molinari Quartet’s Third International Composition Competition, the St. Paul Chamber Orchestra Emerging, the ALEA III </w:t>
+        <w:t xml:space="preserve"> Memorial Composition Award”, “Taiwan Music Center International Composition Prize”, “Robert Avalon International Prize”, “Singapore International Composition Competition for Chinese Orchestra”, “Haifa International Composition Prize”, First International EPICMUSIC Composition Prize, Italy, International Biennial composition competition, the Debussy Trio Music Foundation, Molinari Quartet’s Third International Composition Competition, the St. Paul Chamber Orchestra Emerging, the ALEA III composition Competition, the fourth NACUSA Texas Composition Competition, the International Music Prize for Excellence </w:t>
       </w:r>
       <w:r>
         <w:rPr>
@@ -2550,7 +2549,7 @@
           <w:lang w:eastAsia="zh-TW"/>
         </w:rPr>
         <w:lastRenderedPageBreak/>
-        <w:t>composition Competition, the fourth NACUSA Texas Composition Competition, the International Music Prize for Excellence in Composition 2010, by the National Academy of Music, Thessaloniki, Greece, and the 2010 Alvarez Chamber Orchestra Freestyle Composition Competition, London, England .</w:t>
+        <w:t>in Composition 2010, by the National Academy of Music, Thessaloniki, Greece, and the 2010 Alvarez Chamber Orchestra Freestyle Composition Competition, London, England .</w:t>
       </w:r>
     </w:p>
     <w:p>
@@ -2715,7 +2714,6 @@
     <w:p>
       <w:pPr>
         <w:spacing w:after="640"/>
-        <w:jc w:val="right"/>
         <w:rPr>
           <w:rFonts w:ascii="Noto Serif SC" w:eastAsia="Noto Serif SC" w:hAnsi="Noto Serif SC" w:cs="Noto Serif"/>
           <w:b/>
@@ -3862,7 +3860,6 @@
     <w:p>
       <w:pPr>
         <w:spacing w:after="640"/>
-        <w:jc w:val="right"/>
         <w:rPr>
           <w:rFonts w:ascii="Noto Serif SC" w:eastAsia="Noto Serif SC" w:hAnsi="Noto Serif SC" w:cs="Noto Serif"/>
           <w:b/>
@@ -3894,7 +3891,6 @@
     </w:p>
     <w:p>
       <w:pPr>
-        <w:jc w:val="right"/>
         <w:rPr>
           <w:rFonts w:ascii="Noto Serif SC" w:eastAsia="Noto Serif SC" w:hAnsi="Noto Serif SC" w:cs="Noto Serif"/>
           <w:sz w:val="24"/>
@@ -3904,6 +3900,15 @@
       </w:pPr>
       <w:r>
         <w:rPr>
+          <w:rFonts w:ascii="Noto Serif SC" w:eastAsia="Noto Serif SC" w:hAnsi="Noto Serif SC" w:cs="Noto Serif"/>
+          <w:sz w:val="24"/>
+          <w:szCs w:val="24"/>
+          <w:lang w:val="en-GB" w:eastAsia="zh-TW"/>
+        </w:rPr>
+        <w:t>1</w:t>
+      </w:r>
+      <w:r>
+        <w:rPr>
           <w:rFonts w:ascii="Noto Serif SC" w:eastAsia="Noto Serif SC" w:hAnsi="Noto Serif SC" w:cs="Noto Serif" w:hint="eastAsia"/>
           <w:sz w:val="24"/>
           <w:szCs w:val="24"/>
@@ -3918,54 +3923,1400 @@
           <w:szCs w:val="24"/>
           <w:lang w:val="en-GB" w:eastAsia="zh-TW"/>
         </w:rPr>
+        <w:t xml:space="preserve"> </w:t>
+      </w:r>
+      <w:r>
+        <w:rPr>
+          <w:rFonts w:ascii="Noto Serif SC" w:eastAsia="Noto Serif SC" w:hAnsi="Noto Serif SC" w:cs="Noto Serif"/>
+          <w:sz w:val="24"/>
+          <w:szCs w:val="24"/>
+          <w:lang w:val="en-GB" w:eastAsia="zh-TW"/>
+        </w:rPr>
+        <w:t xml:space="preserve">1 </w:t>
+      </w:r>
+      <w:proofErr w:type="spellStart"/>
+      <w:r>
+        <w:rPr>
+          <w:rFonts w:ascii="Noto Serif SC" w:eastAsia="Noto Serif SC" w:hAnsi="Noto Serif SC" w:cs="Noto Serif"/>
+          <w:sz w:val="24"/>
+          <w:szCs w:val="24"/>
+          <w:lang w:val="en-GB" w:eastAsia="zh-TW"/>
+        </w:rPr>
+        <w:t>Bangdi</w:t>
+      </w:r>
+      <w:proofErr w:type="spellEnd"/>
+    </w:p>
+    <w:p>
+      <w:pPr>
+        <w:rPr>
+          <w:rFonts w:ascii="Noto Serif SC" w:eastAsia="Noto Serif SC" w:hAnsi="Noto Serif SC" w:cs="Noto Serif"/>
+          <w:sz w:val="24"/>
+          <w:szCs w:val="24"/>
+          <w:lang w:val="en-US"/>
+        </w:rPr>
+      </w:pPr>
+      <w:r>
+        <w:rPr>
+          <w:rFonts w:ascii="Noto Serif SC" w:eastAsia="Noto Serif SC" w:hAnsi="Noto Serif SC" w:cs="Noto Serif"/>
+          <w:sz w:val="24"/>
+          <w:szCs w:val="24"/>
+          <w:lang w:val="en-US" w:eastAsia="zh-TW"/>
+        </w:rPr>
+        <w:t>1</w:t>
+      </w:r>
+      <w:r>
+        <w:rPr>
+          <w:rFonts w:ascii="Noto Serif SC" w:eastAsia="Noto Serif SC" w:hAnsi="Noto Serif SC" w:cs="Noto Serif" w:hint="eastAsia"/>
+          <w:sz w:val="24"/>
+          <w:szCs w:val="24"/>
+          <w:lang w:val="en-US" w:eastAsia="zh-TW"/>
+        </w:rPr>
+        <w:t>曲笛</w:t>
+      </w:r>
+      <w:r>
+        <w:rPr>
+          <w:rFonts w:ascii="Noto Serif SC" w:eastAsia="Noto Serif SC" w:hAnsi="Noto Serif SC" w:cs="Noto Serif"/>
+          <w:sz w:val="24"/>
+          <w:szCs w:val="24"/>
+          <w:lang w:val="en-US" w:eastAsia="zh-TW"/>
+        </w:rPr>
+        <w:t xml:space="preserve"> </w:t>
+      </w:r>
+      <w:r>
+        <w:rPr>
+          <w:rFonts w:ascii="Noto Serif SC" w:eastAsia="Noto Serif SC" w:hAnsi="Noto Serif SC" w:cs="Noto Serif"/>
+          <w:sz w:val="24"/>
+          <w:szCs w:val="24"/>
+          <w:lang w:val="en-US" w:eastAsia="zh-TW"/>
+        </w:rPr>
+        <w:t xml:space="preserve">1 </w:t>
+      </w:r>
+      <w:proofErr w:type="spellStart"/>
+      <w:r>
+        <w:rPr>
+          <w:rFonts w:ascii="Noto Serif SC" w:eastAsia="Noto Serif SC" w:hAnsi="Noto Serif SC" w:cs="Noto Serif"/>
+          <w:sz w:val="24"/>
+          <w:szCs w:val="24"/>
+          <w:lang w:val="en-US" w:eastAsia="zh-TW"/>
+        </w:rPr>
+        <w:t>Qudi</w:t>
+      </w:r>
+      <w:proofErr w:type="spellEnd"/>
+    </w:p>
+    <w:p>
+      <w:pPr>
+        <w:rPr>
+          <w:rFonts w:ascii="Noto Serif SC" w:eastAsia="Noto Serif SC" w:hAnsi="Noto Serif SC" w:cs="Noto Serif"/>
+          <w:sz w:val="24"/>
+          <w:szCs w:val="24"/>
+          <w:lang w:val="en-GB"/>
+        </w:rPr>
+      </w:pPr>
+      <w:r>
+        <w:rPr>
+          <w:rFonts w:ascii="Noto Serif SC" w:eastAsia="Noto Serif SC" w:hAnsi="Noto Serif SC" w:cs="Noto Serif"/>
+          <w:sz w:val="24"/>
+          <w:szCs w:val="24"/>
+          <w:lang w:val="en-GB" w:eastAsia="zh-TW"/>
+        </w:rPr>
+        <w:t xml:space="preserve">1 </w:t>
+      </w:r>
+      <w:r>
+        <w:rPr>
+          <w:rFonts w:ascii="Noto Serif SC" w:eastAsia="Noto Serif SC" w:hAnsi="Noto Serif SC" w:cs="Noto Serif" w:hint="eastAsia"/>
+          <w:sz w:val="24"/>
+          <w:szCs w:val="24"/>
+          <w:lang w:val="en-GB" w:eastAsia="zh-TW"/>
+        </w:rPr>
+        <w:t>新笛</w:t>
+      </w:r>
+      <w:r>
+        <w:rPr>
+          <w:rFonts w:ascii="Noto Serif SC" w:eastAsia="Noto Serif SC" w:hAnsi="Noto Serif SC" w:cs="Noto Serif"/>
+          <w:sz w:val="24"/>
+          <w:szCs w:val="24"/>
+          <w:lang w:val="en-GB" w:eastAsia="zh-TW"/>
+        </w:rPr>
+        <w:t xml:space="preserve"> </w:t>
+      </w:r>
+      <w:r>
+        <w:rPr>
+          <w:rFonts w:ascii="Noto Serif SC" w:eastAsia="Noto Serif SC" w:hAnsi="Noto Serif SC" w:cs="Noto Serif"/>
+          <w:sz w:val="24"/>
+          <w:szCs w:val="24"/>
+          <w:lang w:val="en-GB" w:eastAsia="zh-TW"/>
+        </w:rPr>
+        <w:t xml:space="preserve">1 </w:t>
+      </w:r>
+      <w:proofErr w:type="spellStart"/>
+      <w:r>
+        <w:rPr>
+          <w:rFonts w:ascii="Noto Serif SC" w:eastAsia="Noto Serif SC" w:hAnsi="Noto Serif SC" w:cs="Noto Serif"/>
+          <w:sz w:val="24"/>
+          <w:szCs w:val="24"/>
+          <w:lang w:val="en-GB" w:eastAsia="zh-TW"/>
+        </w:rPr>
+        <w:t>Xindi</w:t>
+      </w:r>
+      <w:proofErr w:type="spellEnd"/>
+    </w:p>
+    <w:p>
+      <w:pPr>
+        <w:rPr>
+          <w:rFonts w:ascii="Noto Serif SC" w:eastAsia="Noto Serif SC" w:hAnsi="Noto Serif SC" w:cs="Noto Serif"/>
+          <w:sz w:val="24"/>
+          <w:szCs w:val="24"/>
+          <w:lang w:val="en-US"/>
+        </w:rPr>
+      </w:pPr>
+    </w:p>
+    <w:p>
+      <w:pPr>
+        <w:rPr>
+          <w:rFonts w:ascii="Noto Serif SC" w:eastAsia="Noto Serif SC" w:hAnsi="Noto Serif SC" w:cs="Noto Serif"/>
+          <w:sz w:val="24"/>
+          <w:szCs w:val="24"/>
+          <w:lang w:val="en-GB"/>
+        </w:rPr>
+      </w:pPr>
+      <w:r>
+        <w:rPr>
+          <w:rFonts w:ascii="Noto Serif SC" w:eastAsia="Noto Serif SC" w:hAnsi="Noto Serif SC" w:cs="Noto Serif"/>
+          <w:sz w:val="24"/>
+          <w:szCs w:val="24"/>
+          <w:lang w:val="en-GB" w:eastAsia="zh-TW"/>
+        </w:rPr>
+        <w:t>1</w:t>
+      </w:r>
+      <w:r>
+        <w:rPr>
+          <w:rFonts w:ascii="Noto Serif SC" w:eastAsia="Noto Serif SC" w:hAnsi="Noto Serif SC" w:cs="Noto Serif" w:hint="eastAsia"/>
+          <w:sz w:val="24"/>
+          <w:szCs w:val="24"/>
+          <w:lang w:val="en-GB" w:eastAsia="zh-TW"/>
+        </w:rPr>
+        <w:t>高音笙</w:t>
+      </w:r>
+      <w:r>
+        <w:rPr>
+          <w:rFonts w:ascii="Noto Serif SC" w:eastAsia="Noto Serif SC" w:hAnsi="Noto Serif SC" w:cs="Noto Serif"/>
+          <w:sz w:val="24"/>
+          <w:szCs w:val="24"/>
+          <w:lang w:val="en-GB" w:eastAsia="zh-TW"/>
+        </w:rPr>
+        <w:t xml:space="preserve"> </w:t>
+      </w:r>
+      <w:proofErr w:type="spellStart"/>
+      <w:r>
+        <w:rPr>
+          <w:rFonts w:ascii="Noto Serif SC" w:eastAsia="Noto Serif SC" w:hAnsi="Noto Serif SC" w:cs="Noto Serif"/>
+          <w:sz w:val="24"/>
+          <w:szCs w:val="24"/>
+          <w:lang w:val="en-GB" w:eastAsia="zh-TW"/>
+        </w:rPr>
+        <w:t>Gaoyin</w:t>
+      </w:r>
+      <w:proofErr w:type="spellEnd"/>
+      <w:r>
+        <w:rPr>
+          <w:rFonts w:ascii="Noto Serif SC" w:eastAsia="Noto Serif SC" w:hAnsi="Noto Serif SC" w:cs="Noto Serif"/>
+          <w:sz w:val="24"/>
+          <w:szCs w:val="24"/>
+          <w:lang w:val="en-GB" w:eastAsia="zh-TW"/>
+        </w:rPr>
+        <w:t xml:space="preserve"> Sheng</w:t>
+      </w:r>
+    </w:p>
+    <w:p>
+      <w:pPr>
+        <w:rPr>
+          <w:rFonts w:ascii="Noto Serif SC" w:eastAsia="Noto Serif SC" w:hAnsi="Noto Serif SC" w:cs="Noto Serif"/>
+          <w:sz w:val="24"/>
+          <w:szCs w:val="24"/>
+          <w:lang w:val="en-GB"/>
+        </w:rPr>
+      </w:pPr>
+      <w:r>
+        <w:rPr>
+          <w:rFonts w:ascii="Noto Serif SC" w:eastAsia="Noto Serif SC" w:hAnsi="Noto Serif SC" w:cs="Noto Serif"/>
+          <w:sz w:val="24"/>
+          <w:szCs w:val="24"/>
+          <w:lang w:val="en-GB" w:eastAsia="zh-TW"/>
+        </w:rPr>
+        <w:t>1</w:t>
+      </w:r>
+      <w:r>
+        <w:rPr>
+          <w:rFonts w:ascii="Noto Serif SC" w:eastAsia="Noto Serif SC" w:hAnsi="Noto Serif SC" w:cs="Noto Serif" w:hint="eastAsia"/>
+          <w:sz w:val="24"/>
+          <w:szCs w:val="24"/>
+          <w:lang w:val="en-GB" w:eastAsia="zh-TW"/>
+        </w:rPr>
+        <w:t>中音笙</w:t>
+      </w:r>
+      <w:r>
+        <w:rPr>
+          <w:rFonts w:ascii="Noto Serif SC" w:eastAsia="Noto Serif SC" w:hAnsi="Noto Serif SC" w:cs="Noto Serif"/>
+          <w:sz w:val="24"/>
+          <w:szCs w:val="24"/>
+          <w:lang w:val="en-GB" w:eastAsia="zh-TW"/>
+        </w:rPr>
+        <w:t xml:space="preserve"> </w:t>
+      </w:r>
+      <w:proofErr w:type="spellStart"/>
+      <w:r>
+        <w:rPr>
+          <w:rFonts w:ascii="Noto Serif SC" w:eastAsia="Noto Serif SC" w:hAnsi="Noto Serif SC" w:cs="Noto Serif"/>
+          <w:sz w:val="24"/>
+          <w:szCs w:val="24"/>
+          <w:lang w:val="en-GB" w:eastAsia="zh-TW"/>
+        </w:rPr>
+        <w:t>Zhongyin</w:t>
+      </w:r>
+      <w:proofErr w:type="spellEnd"/>
+      <w:r>
+        <w:rPr>
+          <w:rFonts w:ascii="Noto Serif SC" w:eastAsia="Noto Serif SC" w:hAnsi="Noto Serif SC" w:cs="Noto Serif"/>
+          <w:sz w:val="24"/>
+          <w:szCs w:val="24"/>
+          <w:lang w:val="en-GB" w:eastAsia="zh-TW"/>
+        </w:rPr>
+        <w:t xml:space="preserve"> Sheng</w:t>
+      </w:r>
+    </w:p>
+    <w:p>
+      <w:pPr>
+        <w:rPr>
+          <w:rFonts w:ascii="Noto Serif SC" w:eastAsia="Noto Serif SC" w:hAnsi="Noto Serif SC" w:cs="Noto Serif"/>
+          <w:sz w:val="24"/>
+          <w:szCs w:val="24"/>
+          <w:lang w:val="en-GB"/>
+        </w:rPr>
+      </w:pPr>
+      <w:r>
+        <w:rPr>
+          <w:rFonts w:ascii="Noto Serif SC" w:eastAsia="Noto Serif SC" w:hAnsi="Noto Serif SC" w:cs="Noto Serif"/>
+          <w:sz w:val="24"/>
+          <w:szCs w:val="24"/>
+          <w:lang w:val="en-GB" w:eastAsia="zh-TW"/>
+        </w:rPr>
+        <w:t>1</w:t>
+      </w:r>
+      <w:r>
+        <w:rPr>
+          <w:rFonts w:ascii="Noto Serif SC" w:eastAsia="Noto Serif SC" w:hAnsi="Noto Serif SC" w:cs="Noto Serif" w:hint="eastAsia"/>
+          <w:sz w:val="24"/>
+          <w:szCs w:val="24"/>
+          <w:lang w:val="en-GB" w:eastAsia="zh-TW"/>
+        </w:rPr>
+        <w:t>低音笙</w:t>
+      </w:r>
+      <w:r>
+        <w:rPr>
+          <w:rFonts w:ascii="Noto Serif SC" w:eastAsia="Noto Serif SC" w:hAnsi="Noto Serif SC" w:cs="Noto Serif"/>
+          <w:sz w:val="24"/>
+          <w:szCs w:val="24"/>
+          <w:lang w:val="en-GB" w:eastAsia="zh-TW"/>
+        </w:rPr>
+        <w:t xml:space="preserve"> </w:t>
+      </w:r>
+      <w:r>
+        <w:rPr>
+          <w:rFonts w:ascii="Noto Serif SC" w:eastAsia="Noto Serif SC" w:hAnsi="Noto Serif SC" w:cs="Noto Serif"/>
+          <w:sz w:val="24"/>
+          <w:szCs w:val="24"/>
+          <w:lang w:val="en-GB" w:eastAsia="zh-TW"/>
+        </w:rPr>
+        <w:t xml:space="preserve">1 </w:t>
+      </w:r>
+      <w:proofErr w:type="spellStart"/>
+      <w:r>
+        <w:rPr>
+          <w:rFonts w:ascii="Noto Serif SC" w:eastAsia="Noto Serif SC" w:hAnsi="Noto Serif SC" w:cs="Noto Serif"/>
+          <w:sz w:val="24"/>
+          <w:szCs w:val="24"/>
+          <w:lang w:val="en-GB" w:eastAsia="zh-TW"/>
+        </w:rPr>
+        <w:t>Diyin</w:t>
+      </w:r>
+      <w:proofErr w:type="spellEnd"/>
+      <w:r>
+        <w:rPr>
+          <w:rFonts w:ascii="Noto Serif SC" w:eastAsia="Noto Serif SC" w:hAnsi="Noto Serif SC" w:cs="Noto Serif"/>
+          <w:sz w:val="24"/>
+          <w:szCs w:val="24"/>
+          <w:lang w:val="en-GB" w:eastAsia="zh-TW"/>
+        </w:rPr>
+        <w:t xml:space="preserve"> Sheng</w:t>
+      </w:r>
+    </w:p>
+    <w:p>
+      <w:pPr>
+        <w:rPr>
+          <w:rFonts w:ascii="Noto Serif SC" w:eastAsia="Noto Serif SC" w:hAnsi="Noto Serif SC" w:cs="Noto Serif"/>
+          <w:sz w:val="24"/>
+          <w:szCs w:val="24"/>
+          <w:lang w:val="en-US"/>
+        </w:rPr>
+      </w:pPr>
+    </w:p>
+    <w:p>
+      <w:pPr>
+        <w:rPr>
+          <w:rFonts w:ascii="Noto Serif SC" w:eastAsia="Noto Serif SC" w:hAnsi="Noto Serif SC" w:cs="Noto Serif"/>
+          <w:sz w:val="24"/>
+          <w:szCs w:val="24"/>
+          <w:lang w:val="en-GB"/>
+        </w:rPr>
+      </w:pPr>
+      <w:r>
+        <w:rPr>
+          <w:rFonts w:ascii="Noto Serif SC" w:eastAsia="Noto Serif SC" w:hAnsi="Noto Serif SC" w:cs="Noto Serif"/>
+          <w:sz w:val="24"/>
+          <w:szCs w:val="24"/>
+          <w:lang w:val="en-GB" w:eastAsia="zh-TW"/>
+        </w:rPr>
+        <w:t>1</w:t>
+      </w:r>
+      <w:r>
+        <w:rPr>
+          <w:rFonts w:ascii="Noto Serif SC" w:eastAsia="Noto Serif SC" w:hAnsi="Noto Serif SC" w:cs="Noto Serif" w:hint="eastAsia"/>
+          <w:sz w:val="24"/>
+          <w:szCs w:val="24"/>
+          <w:lang w:val="en-GB" w:eastAsia="zh-TW"/>
+        </w:rPr>
+        <w:t>高音嗩</w:t>
+      </w:r>
+      <w:r>
+        <w:rPr>
+          <w:rFonts w:ascii="Noto Serif SC" w:eastAsia="Noto Serif SC" w:hAnsi="Noto Serif SC" w:cs="Noto Serif" w:hint="eastAsia"/>
+          <w:sz w:val="24"/>
+          <w:szCs w:val="24"/>
+          <w:lang w:val="en-US" w:eastAsia="zh-TW"/>
+        </w:rPr>
+        <w:t>吶</w:t>
+      </w:r>
+      <w:r>
+        <w:rPr>
+          <w:rFonts w:ascii="Noto Serif SC" w:eastAsia="Noto Serif SC" w:hAnsi="Noto Serif SC" w:cs="Noto Serif"/>
+          <w:sz w:val="24"/>
+          <w:szCs w:val="24"/>
+          <w:lang w:val="en-GB" w:eastAsia="zh-TW"/>
+        </w:rPr>
+        <w:t xml:space="preserve"> </w:t>
+      </w:r>
+      <w:r>
+        <w:rPr>
+          <w:rFonts w:ascii="Noto Serif SC" w:eastAsia="Noto Serif SC" w:hAnsi="Noto Serif SC" w:cs="Noto Serif"/>
+          <w:sz w:val="24"/>
+          <w:szCs w:val="24"/>
+          <w:lang w:val="en-GB" w:eastAsia="zh-TW"/>
+        </w:rPr>
+        <w:t xml:space="preserve">1 </w:t>
+      </w:r>
+      <w:proofErr w:type="spellStart"/>
+      <w:r>
+        <w:rPr>
+          <w:rFonts w:ascii="Noto Serif SC" w:eastAsia="Noto Serif SC" w:hAnsi="Noto Serif SC" w:cs="Noto Serif"/>
+          <w:sz w:val="24"/>
+          <w:szCs w:val="24"/>
+          <w:lang w:val="en-GB" w:eastAsia="zh-TW"/>
+        </w:rPr>
+        <w:t>Gaoyin</w:t>
+      </w:r>
+      <w:proofErr w:type="spellEnd"/>
+      <w:r>
+        <w:rPr>
+          <w:rFonts w:ascii="Noto Serif SC" w:eastAsia="Noto Serif SC" w:hAnsi="Noto Serif SC" w:cs="Noto Serif"/>
+          <w:sz w:val="24"/>
+          <w:szCs w:val="24"/>
+          <w:lang w:val="en-GB" w:eastAsia="zh-TW"/>
+        </w:rPr>
+        <w:t xml:space="preserve"> </w:t>
+      </w:r>
+      <w:proofErr w:type="spellStart"/>
+      <w:r>
+        <w:rPr>
+          <w:rFonts w:ascii="Noto Serif SC" w:eastAsia="Noto Serif SC" w:hAnsi="Noto Serif SC" w:cs="Noto Serif"/>
+          <w:sz w:val="24"/>
+          <w:szCs w:val="24"/>
+          <w:lang w:val="en-GB" w:eastAsia="zh-TW"/>
+        </w:rPr>
+        <w:t>Suona</w:t>
+      </w:r>
+      <w:proofErr w:type="spellEnd"/>
+    </w:p>
+    <w:p>
+      <w:pPr>
+        <w:rPr>
+          <w:rFonts w:ascii="Noto Serif SC" w:eastAsia="Noto Serif SC" w:hAnsi="Noto Serif SC" w:cs="Noto Serif"/>
+          <w:sz w:val="24"/>
+          <w:szCs w:val="24"/>
+          <w:lang w:val="en-US"/>
+        </w:rPr>
+      </w:pPr>
+      <w:r>
+        <w:rPr>
+          <w:rFonts w:ascii="Noto Serif SC" w:eastAsia="Noto Serif SC" w:hAnsi="Noto Serif SC" w:cs="Noto Serif"/>
+          <w:sz w:val="24"/>
+          <w:szCs w:val="24"/>
+          <w:lang w:val="en-US" w:eastAsia="zh-TW"/>
+        </w:rPr>
+        <w:t>1</w:t>
+      </w:r>
+      <w:r>
+        <w:rPr>
+          <w:rFonts w:ascii="Noto Serif SC" w:eastAsia="Noto Serif SC" w:hAnsi="Noto Serif SC" w:cs="Noto Serif" w:hint="eastAsia"/>
+          <w:sz w:val="24"/>
+          <w:szCs w:val="24"/>
+          <w:lang w:val="en-US" w:eastAsia="zh-TW"/>
+        </w:rPr>
+        <w:t>加鍵中音嗩吶</w:t>
+      </w:r>
+      <w:r>
+        <w:rPr>
+          <w:rFonts w:ascii="Noto Serif SC" w:eastAsia="Noto Serif SC" w:hAnsi="Noto Serif SC" w:cs="Noto Serif"/>
+          <w:sz w:val="24"/>
+          <w:szCs w:val="24"/>
+          <w:lang w:val="en-US" w:eastAsia="zh-TW"/>
+        </w:rPr>
+        <w:t xml:space="preserve"> </w:t>
+      </w:r>
+      <w:r>
+        <w:rPr>
+          <w:rFonts w:ascii="Noto Serif SC" w:eastAsia="Noto Serif SC" w:hAnsi="Noto Serif SC" w:cs="Noto Serif"/>
+          <w:sz w:val="24"/>
+          <w:szCs w:val="24"/>
+          <w:lang w:val="en-US" w:eastAsia="zh-TW"/>
+        </w:rPr>
+        <w:t>1 Keyed</w:t>
+      </w:r>
+      <w:r>
+        <w:rPr>
+          <w:rFonts w:ascii="Noto Serif SC" w:eastAsia="Noto Serif SC" w:hAnsi="Noto Serif SC" w:cs="Noto Serif"/>
+          <w:sz w:val="24"/>
+          <w:szCs w:val="24"/>
+          <w:lang w:val="en-US" w:eastAsia="zh-TW"/>
+        </w:rPr>
+        <w:t xml:space="preserve"> </w:t>
+      </w:r>
+      <w:proofErr w:type="spellStart"/>
+      <w:r>
+        <w:rPr>
+          <w:rFonts w:ascii="Noto Serif SC" w:eastAsia="Noto Serif SC" w:hAnsi="Noto Serif SC" w:cs="Noto Serif"/>
+          <w:sz w:val="24"/>
+          <w:szCs w:val="24"/>
+          <w:lang w:val="en-US" w:eastAsia="zh-TW"/>
+        </w:rPr>
+        <w:t>Zhongyin</w:t>
+      </w:r>
+      <w:proofErr w:type="spellEnd"/>
+      <w:r>
+        <w:rPr>
+          <w:rFonts w:ascii="Noto Serif SC" w:eastAsia="Noto Serif SC" w:hAnsi="Noto Serif SC" w:cs="Noto Serif"/>
+          <w:sz w:val="24"/>
+          <w:szCs w:val="24"/>
+          <w:lang w:val="en-US" w:eastAsia="zh-TW"/>
+        </w:rPr>
+        <w:t xml:space="preserve"> </w:t>
+      </w:r>
+      <w:proofErr w:type="spellStart"/>
+      <w:r>
+        <w:rPr>
+          <w:rFonts w:ascii="Noto Serif SC" w:eastAsia="Noto Serif SC" w:hAnsi="Noto Serif SC" w:cs="Noto Serif"/>
+          <w:sz w:val="24"/>
+          <w:szCs w:val="24"/>
+          <w:lang w:val="en-US" w:eastAsia="zh-TW"/>
+        </w:rPr>
+        <w:t>Suona</w:t>
+      </w:r>
+      <w:proofErr w:type="spellEnd"/>
+      <w:r>
+        <w:rPr>
+          <w:rFonts w:ascii="Noto Serif SC" w:eastAsia="Noto Serif SC" w:hAnsi="Noto Serif SC" w:cs="Noto Serif"/>
+          <w:sz w:val="24"/>
+          <w:szCs w:val="24"/>
+          <w:lang w:val="en-US" w:eastAsia="zh-TW"/>
+        </w:rPr>
+        <w:t>)</w:t>
+      </w:r>
+    </w:p>
+    <w:p>
+      <w:pPr>
+        <w:rPr>
+          <w:rFonts w:ascii="Noto Serif SC" w:eastAsia="Noto Serif SC" w:hAnsi="Noto Serif SC" w:cs="Noto Serif"/>
+          <w:sz w:val="24"/>
+          <w:szCs w:val="24"/>
+          <w:lang w:val="en-US"/>
+        </w:rPr>
+      </w:pPr>
+      <w:r>
+        <w:rPr>
+          <w:rFonts w:ascii="Noto Serif SC" w:eastAsia="Noto Serif SC" w:hAnsi="Noto Serif SC" w:cs="Noto Serif"/>
+          <w:sz w:val="24"/>
+          <w:szCs w:val="24"/>
+          <w:lang w:val="en-US" w:eastAsia="zh-TW"/>
+        </w:rPr>
+        <w:t>1</w:t>
+      </w:r>
+      <w:r>
+        <w:rPr>
+          <w:rFonts w:ascii="Noto Serif SC" w:eastAsia="Noto Serif SC" w:hAnsi="Noto Serif SC" w:cs="Noto Serif" w:hint="eastAsia"/>
+          <w:sz w:val="24"/>
+          <w:szCs w:val="24"/>
+          <w:lang w:val="en-US" w:eastAsia="zh-TW"/>
+        </w:rPr>
+        <w:t>加鍵次中嗩吶</w:t>
+      </w:r>
+      <w:r>
+        <w:rPr>
+          <w:rFonts w:ascii="Noto Serif SC" w:eastAsia="Noto Serif SC" w:hAnsi="Noto Serif SC" w:cs="Noto Serif"/>
+          <w:sz w:val="24"/>
+          <w:szCs w:val="24"/>
+          <w:lang w:val="en-US" w:eastAsia="zh-TW"/>
+        </w:rPr>
+        <w:t xml:space="preserve"> </w:t>
+      </w:r>
+      <w:r>
+        <w:rPr>
+          <w:rFonts w:ascii="Noto Serif SC" w:eastAsia="Noto Serif SC" w:hAnsi="Noto Serif SC" w:cs="Noto Serif"/>
+          <w:sz w:val="24"/>
+          <w:szCs w:val="24"/>
+          <w:lang w:val="en-US" w:eastAsia="zh-TW"/>
+        </w:rPr>
+        <w:t>1 Keyed</w:t>
+      </w:r>
+      <w:r>
+        <w:rPr>
+          <w:rFonts w:ascii="Noto Serif SC" w:eastAsia="Noto Serif SC" w:hAnsi="Noto Serif SC" w:cs="Noto Serif"/>
+          <w:sz w:val="24"/>
+          <w:szCs w:val="24"/>
+          <w:lang w:val="en-US" w:eastAsia="zh-TW"/>
+        </w:rPr>
+        <w:t xml:space="preserve"> </w:t>
+      </w:r>
+      <w:proofErr w:type="spellStart"/>
+      <w:r>
+        <w:rPr>
+          <w:rFonts w:ascii="Noto Serif SC" w:eastAsia="Noto Serif SC" w:hAnsi="Noto Serif SC" w:cs="Noto Serif"/>
+          <w:sz w:val="24"/>
+          <w:szCs w:val="24"/>
+          <w:lang w:eastAsia="zh-TW"/>
+        </w:rPr>
+        <w:t>Cizhongyin</w:t>
+      </w:r>
+      <w:proofErr w:type="spellEnd"/>
+      <w:r>
+        <w:rPr>
+          <w:rFonts w:ascii="Noto Serif SC" w:eastAsia="Noto Serif SC" w:hAnsi="Noto Serif SC" w:cs="Noto Serif"/>
+          <w:sz w:val="24"/>
+          <w:szCs w:val="24"/>
+          <w:lang w:eastAsia="zh-TW"/>
+        </w:rPr>
+        <w:t xml:space="preserve"> </w:t>
+      </w:r>
+      <w:proofErr w:type="spellStart"/>
+      <w:r>
+        <w:rPr>
+          <w:rFonts w:ascii="Noto Serif SC" w:eastAsia="Noto Serif SC" w:hAnsi="Noto Serif SC" w:cs="Noto Serif"/>
+          <w:sz w:val="24"/>
+          <w:szCs w:val="24"/>
+          <w:lang w:val="en-US" w:eastAsia="zh-TW"/>
+        </w:rPr>
+        <w:t>Suona</w:t>
+      </w:r>
+      <w:proofErr w:type="spellEnd"/>
+      <w:r>
+        <w:rPr>
+          <w:rFonts w:ascii="Noto Serif SC" w:eastAsia="Noto Serif SC" w:hAnsi="Noto Serif SC" w:cs="Noto Serif"/>
+          <w:sz w:val="24"/>
+          <w:szCs w:val="24"/>
+          <w:lang w:val="en-US" w:eastAsia="zh-TW"/>
+        </w:rPr>
+        <w:t>)</w:t>
+      </w:r>
+    </w:p>
+    <w:p>
+      <w:pPr>
+        <w:rPr>
+          <w:rFonts w:ascii="Noto Serif SC" w:eastAsia="Noto Serif SC" w:hAnsi="Noto Serif SC" w:cs="Noto Serif"/>
+          <w:sz w:val="24"/>
+          <w:szCs w:val="24"/>
+          <w:lang w:val="en-US"/>
+        </w:rPr>
+      </w:pPr>
+      <w:r>
+        <w:rPr>
+          <w:rFonts w:ascii="Noto Serif SC" w:eastAsia="Noto Serif SC" w:hAnsi="Noto Serif SC" w:cs="Noto Serif"/>
+          <w:sz w:val="24"/>
+          <w:szCs w:val="24"/>
+          <w:lang w:val="en-US" w:eastAsia="zh-TW"/>
+        </w:rPr>
+        <w:t>1</w:t>
+      </w:r>
+      <w:r>
+        <w:rPr>
+          <w:rFonts w:ascii="Noto Serif SC" w:eastAsia="Noto Serif SC" w:hAnsi="Noto Serif SC" w:cs="Noto Serif" w:hint="eastAsia"/>
+          <w:sz w:val="24"/>
+          <w:szCs w:val="24"/>
+          <w:lang w:eastAsia="zh-TW"/>
+        </w:rPr>
+        <w:t>低音嗩吶</w:t>
+      </w:r>
+      <w:r>
+        <w:rPr>
+          <w:rFonts w:ascii="Noto Serif SC" w:eastAsia="Noto Serif SC" w:hAnsi="Noto Serif SC" w:cs="Noto Serif"/>
+          <w:sz w:val="24"/>
+          <w:szCs w:val="24"/>
+          <w:lang w:eastAsia="zh-TW"/>
+        </w:rPr>
+        <w:t xml:space="preserve"> </w:t>
+      </w:r>
+      <w:r>
+        <w:rPr>
+          <w:rFonts w:ascii="Noto Serif SC" w:eastAsia="Noto Serif SC" w:hAnsi="Noto Serif SC" w:cs="Noto Serif"/>
+          <w:sz w:val="24"/>
+          <w:szCs w:val="24"/>
+          <w:lang w:val="en-US" w:eastAsia="zh-TW"/>
+        </w:rPr>
+        <w:t xml:space="preserve">1 </w:t>
+      </w:r>
+      <w:proofErr w:type="spellStart"/>
+      <w:r>
+        <w:rPr>
+          <w:rFonts w:ascii="Noto Serif SC" w:eastAsia="Noto Serif SC" w:hAnsi="Noto Serif SC" w:cs="Noto Serif"/>
+          <w:sz w:val="24"/>
+          <w:szCs w:val="24"/>
+          <w:lang w:eastAsia="zh-TW"/>
+        </w:rPr>
+        <w:t>Diyin</w:t>
+      </w:r>
+      <w:proofErr w:type="spellEnd"/>
+      <w:r>
+        <w:rPr>
+          <w:rFonts w:ascii="Noto Serif SC" w:eastAsia="Noto Serif SC" w:hAnsi="Noto Serif SC" w:cs="Noto Serif"/>
+          <w:sz w:val="24"/>
+          <w:szCs w:val="24"/>
+          <w:lang w:eastAsia="zh-TW"/>
+        </w:rPr>
+        <w:t xml:space="preserve"> </w:t>
+      </w:r>
+      <w:proofErr w:type="spellStart"/>
+      <w:r>
+        <w:rPr>
+          <w:rFonts w:ascii="Noto Serif SC" w:eastAsia="Noto Serif SC" w:hAnsi="Noto Serif SC" w:cs="Noto Serif"/>
+          <w:sz w:val="24"/>
+          <w:szCs w:val="24"/>
+          <w:lang w:eastAsia="zh-TW"/>
+        </w:rPr>
+        <w:t>Suona</w:t>
+      </w:r>
+      <w:proofErr w:type="spellEnd"/>
+    </w:p>
+    <w:p>
+      <w:pPr>
+        <w:rPr>
+          <w:rFonts w:ascii="Noto Serif SC" w:eastAsia="Noto Serif SC" w:hAnsi="Noto Serif SC" w:cs="Noto Serif"/>
+          <w:sz w:val="24"/>
+          <w:szCs w:val="24"/>
+          <w:lang w:val="en-US"/>
+        </w:rPr>
+      </w:pPr>
+      <w:r>
+        <w:rPr>
+          <w:rFonts w:ascii="Noto Serif SC" w:eastAsia="Noto Serif SC" w:hAnsi="Noto Serif SC" w:cs="Noto Serif"/>
+          <w:sz w:val="24"/>
+          <w:szCs w:val="24"/>
+          <w:lang w:val="en-US" w:eastAsia="zh-TW"/>
+        </w:rPr>
+        <w:t>1</w:t>
+      </w:r>
+      <w:r>
+        <w:rPr>
+          <w:rFonts w:ascii="Noto Serif SC" w:eastAsia="Noto Serif SC" w:hAnsi="Noto Serif SC" w:cs="Noto Serif" w:hint="eastAsia"/>
+          <w:sz w:val="24"/>
+          <w:szCs w:val="24"/>
+          <w:lang w:val="en-US" w:eastAsia="zh-TW"/>
+        </w:rPr>
+        <w:t>管</w:t>
+      </w:r>
+      <w:r>
+        <w:rPr>
+          <w:rFonts w:ascii="Noto Serif SC" w:eastAsia="Noto Serif SC" w:hAnsi="Noto Serif SC" w:cs="Noto Serif"/>
+          <w:sz w:val="24"/>
+          <w:szCs w:val="24"/>
+          <w:lang w:val="en-US" w:eastAsia="zh-TW"/>
+        </w:rPr>
+        <w:t xml:space="preserve"> </w:t>
+      </w:r>
+      <w:r>
+        <w:rPr>
+          <w:rFonts w:ascii="Noto Serif SC" w:eastAsia="Noto Serif SC" w:hAnsi="Noto Serif SC" w:cs="Noto Serif"/>
+          <w:sz w:val="24"/>
+          <w:szCs w:val="24"/>
+          <w:lang w:val="en-US" w:eastAsia="zh-TW"/>
+        </w:rPr>
+        <w:t xml:space="preserve">1 </w:t>
+      </w:r>
+      <w:r>
+        <w:rPr>
+          <w:rFonts w:ascii="Noto Serif SC" w:eastAsia="Noto Serif SC" w:hAnsi="Noto Serif SC" w:cs="Noto Serif"/>
+          <w:sz w:val="24"/>
+          <w:szCs w:val="24"/>
+          <w:lang w:val="en-US" w:eastAsia="zh-TW"/>
+        </w:rPr>
+        <w:t>Guan</w:t>
+      </w:r>
+    </w:p>
+    <w:p>
+      <w:pPr>
+        <w:rPr>
+          <w:rFonts w:ascii="Noto Serif SC" w:eastAsia="Noto Serif SC" w:hAnsi="Noto Serif SC" w:cs="Noto Serif"/>
+          <w:sz w:val="24"/>
+          <w:szCs w:val="24"/>
+          <w:lang w:val="en-US"/>
+        </w:rPr>
+      </w:pPr>
+    </w:p>
+    <w:p>
+      <w:pPr>
+        <w:rPr>
+          <w:rFonts w:ascii="Noto Serif SC" w:eastAsia="Noto Serif SC" w:hAnsi="Noto Serif SC" w:cs="Noto Serif"/>
+          <w:sz w:val="24"/>
+          <w:szCs w:val="24"/>
+          <w:lang w:val="en-US"/>
+        </w:rPr>
+      </w:pPr>
+      <w:r>
+        <w:rPr>
+          <w:rFonts w:ascii="Noto Serif SC" w:eastAsia="Noto Serif SC" w:hAnsi="Noto Serif SC" w:cs="Noto Serif"/>
+          <w:sz w:val="24"/>
+          <w:szCs w:val="24"/>
+          <w:lang w:val="en-US" w:eastAsia="zh-TW"/>
+        </w:rPr>
+        <w:t>1</w:t>
+      </w:r>
+      <w:r>
+        <w:rPr>
+          <w:rFonts w:ascii="Noto Serif SC" w:eastAsia="Noto Serif SC" w:hAnsi="Noto Serif SC" w:cs="Noto Serif" w:hint="eastAsia"/>
+          <w:sz w:val="24"/>
+          <w:szCs w:val="24"/>
+          <w:lang w:val="en-US" w:eastAsia="zh-TW"/>
+        </w:rPr>
+        <w:t>揚琴</w:t>
+      </w:r>
+      <w:r>
+        <w:rPr>
+          <w:rFonts w:ascii="Noto Serif SC" w:eastAsia="Noto Serif SC" w:hAnsi="Noto Serif SC" w:cs="Noto Serif"/>
+          <w:sz w:val="24"/>
+          <w:szCs w:val="24"/>
+          <w:lang w:val="en-US" w:eastAsia="zh-TW"/>
+        </w:rPr>
+        <w:t xml:space="preserve"> </w:t>
+      </w:r>
+      <w:r>
+        <w:rPr>
+          <w:rFonts w:ascii="Noto Serif SC" w:eastAsia="Noto Serif SC" w:hAnsi="Noto Serif SC" w:cs="Noto Serif"/>
+          <w:sz w:val="24"/>
+          <w:szCs w:val="24"/>
+          <w:lang w:val="en-US" w:eastAsia="zh-TW"/>
+        </w:rPr>
+        <w:t>1</w:t>
+      </w:r>
+      <w:r>
+        <w:rPr>
+          <w:rFonts w:ascii="Noto Serif SC" w:eastAsia="Noto Serif SC" w:hAnsi="Noto Serif SC" w:cs="Noto Serif"/>
+          <w:sz w:val="24"/>
+          <w:szCs w:val="24"/>
+          <w:lang w:val="en-US" w:eastAsia="zh-TW"/>
+        </w:rPr>
+        <w:t>Yangqin</w:t>
+      </w:r>
+    </w:p>
+    <w:p>
+      <w:pPr>
+        <w:rPr>
+          <w:rFonts w:ascii="Noto Serif SC" w:eastAsia="Noto Serif SC" w:hAnsi="Noto Serif SC" w:cs="Noto Serif"/>
+          <w:sz w:val="24"/>
+          <w:szCs w:val="24"/>
+          <w:lang w:val="en-US"/>
+        </w:rPr>
+      </w:pPr>
+      <w:r>
+        <w:rPr>
+          <w:rFonts w:ascii="Noto Serif SC" w:eastAsia="Noto Serif SC" w:hAnsi="Noto Serif SC" w:cs="Noto Serif"/>
+          <w:sz w:val="24"/>
+          <w:szCs w:val="24"/>
+          <w:lang w:val="en-US" w:eastAsia="zh-TW"/>
+        </w:rPr>
+        <w:t>1</w:t>
+      </w:r>
+      <w:r>
+        <w:rPr>
+          <w:rFonts w:ascii="Noto Serif SC" w:eastAsia="Noto Serif SC" w:hAnsi="Noto Serif SC" w:cs="Noto Serif" w:hint="eastAsia"/>
+          <w:sz w:val="24"/>
+          <w:szCs w:val="24"/>
+          <w:lang w:val="en-US" w:eastAsia="zh-TW"/>
+        </w:rPr>
+        <w:t>柳琴</w:t>
+      </w:r>
+      <w:r>
+        <w:rPr>
+          <w:rFonts w:ascii="Noto Serif SC" w:eastAsia="Noto Serif SC" w:hAnsi="Noto Serif SC" w:cs="Noto Serif"/>
+          <w:sz w:val="24"/>
+          <w:szCs w:val="24"/>
+          <w:lang w:val="en-US" w:eastAsia="zh-TW"/>
+        </w:rPr>
+        <w:t xml:space="preserve"> </w:t>
+      </w:r>
+      <w:r>
+        <w:rPr>
+          <w:rFonts w:ascii="Noto Serif SC" w:eastAsia="Noto Serif SC" w:hAnsi="Noto Serif SC" w:cs="Noto Serif"/>
+          <w:sz w:val="24"/>
+          <w:szCs w:val="24"/>
+          <w:lang w:val="en-US" w:eastAsia="zh-TW"/>
+        </w:rPr>
+        <w:t xml:space="preserve">1 </w:t>
+      </w:r>
+      <w:proofErr w:type="spellStart"/>
+      <w:r>
+        <w:rPr>
+          <w:rFonts w:ascii="Noto Serif SC" w:eastAsia="Noto Serif SC" w:hAnsi="Noto Serif SC" w:cs="Noto Serif"/>
+          <w:sz w:val="24"/>
+          <w:szCs w:val="24"/>
+          <w:lang w:val="en-US" w:eastAsia="zh-TW"/>
+        </w:rPr>
+        <w:t>Liuqin</w:t>
+      </w:r>
+      <w:proofErr w:type="spellEnd"/>
+    </w:p>
+    <w:p>
+      <w:pPr>
+        <w:rPr>
+          <w:rFonts w:ascii="Noto Serif SC" w:eastAsia="Noto Serif SC" w:hAnsi="Noto Serif SC" w:cs="Noto Serif"/>
+          <w:sz w:val="24"/>
+          <w:szCs w:val="24"/>
+          <w:lang w:val="en-US"/>
+        </w:rPr>
+      </w:pPr>
+      <w:r>
+        <w:rPr>
+          <w:rFonts w:ascii="Noto Serif SC" w:eastAsia="Noto Serif SC" w:hAnsi="Noto Serif SC" w:cs="Noto Serif"/>
+          <w:sz w:val="24"/>
+          <w:szCs w:val="24"/>
+          <w:lang w:val="en-US" w:eastAsia="zh-TW"/>
+        </w:rPr>
+        <w:t>4</w:t>
+      </w:r>
+      <w:r>
+        <w:rPr>
+          <w:rFonts w:ascii="Noto Serif SC" w:eastAsia="Noto Serif SC" w:hAnsi="Noto Serif SC" w:cs="Noto Serif" w:hint="eastAsia"/>
+          <w:sz w:val="24"/>
+          <w:szCs w:val="24"/>
+          <w:lang w:val="en-US" w:eastAsia="zh-TW"/>
+        </w:rPr>
+        <w:t>琵琶</w:t>
+      </w:r>
+      <w:r>
+        <w:rPr>
+          <w:rFonts w:ascii="Noto Serif SC" w:eastAsia="Noto Serif SC" w:hAnsi="Noto Serif SC" w:cs="Noto Serif"/>
+          <w:sz w:val="24"/>
+          <w:szCs w:val="24"/>
+          <w:lang w:val="en-US" w:eastAsia="zh-TW"/>
+        </w:rPr>
+        <w:t xml:space="preserve"> </w:t>
+      </w:r>
+      <w:r>
+        <w:rPr>
+          <w:rFonts w:ascii="Noto Serif SC" w:eastAsia="Noto Serif SC" w:hAnsi="Noto Serif SC" w:cs="Noto Serif"/>
+          <w:sz w:val="24"/>
+          <w:szCs w:val="24"/>
+          <w:lang w:val="en-US" w:eastAsia="zh-TW"/>
+        </w:rPr>
+        <w:t xml:space="preserve">4 </w:t>
+      </w:r>
+      <w:r>
+        <w:rPr>
+          <w:rFonts w:ascii="Noto Serif SC" w:eastAsia="Noto Serif SC" w:hAnsi="Noto Serif SC" w:cs="Noto Serif"/>
+          <w:sz w:val="24"/>
+          <w:szCs w:val="24"/>
+          <w:lang w:val="en-US" w:eastAsia="zh-TW"/>
+        </w:rPr>
+        <w:t>Pipa</w:t>
+      </w:r>
+    </w:p>
+    <w:p>
+      <w:pPr>
+        <w:rPr>
+          <w:rFonts w:ascii="Noto Serif SC" w:eastAsia="Noto Serif SC" w:hAnsi="Noto Serif SC" w:cs="Noto Serif"/>
+          <w:sz w:val="24"/>
+          <w:szCs w:val="24"/>
+          <w:lang w:val="en-US"/>
+        </w:rPr>
+      </w:pPr>
+      <w:r>
+        <w:rPr>
+          <w:rFonts w:ascii="Noto Serif SC" w:eastAsia="Noto Serif SC" w:hAnsi="Noto Serif SC" w:cs="Noto Serif"/>
+          <w:sz w:val="24"/>
+          <w:szCs w:val="24"/>
+          <w:lang w:val="en-US" w:eastAsia="zh-TW"/>
+        </w:rPr>
+        <w:t>1</w:t>
+      </w:r>
+      <w:r>
+        <w:rPr>
+          <w:rFonts w:ascii="Noto Serif SC" w:eastAsia="Noto Serif SC" w:hAnsi="Noto Serif SC" w:cs="Noto Serif" w:hint="eastAsia"/>
+          <w:sz w:val="24"/>
+          <w:szCs w:val="24"/>
+          <w:lang w:val="en-US" w:eastAsia="zh-TW"/>
+        </w:rPr>
+        <w:t>中阮</w:t>
+      </w:r>
+      <w:r>
+        <w:rPr>
+          <w:rFonts w:ascii="Noto Serif SC" w:eastAsia="Noto Serif SC" w:hAnsi="Noto Serif SC" w:cs="Noto Serif"/>
+          <w:sz w:val="24"/>
+          <w:szCs w:val="24"/>
+          <w:lang w:val="en-US" w:eastAsia="zh-TW"/>
+        </w:rPr>
+        <w:t xml:space="preserve"> </w:t>
+      </w:r>
+      <w:r>
+        <w:rPr>
+          <w:rFonts w:ascii="Noto Serif SC" w:eastAsia="Noto Serif SC" w:hAnsi="Noto Serif SC" w:cs="Noto Serif"/>
+          <w:sz w:val="24"/>
+          <w:szCs w:val="24"/>
+          <w:lang w:val="en-US" w:eastAsia="zh-TW"/>
+        </w:rPr>
+        <w:t xml:space="preserve">1 </w:t>
+      </w:r>
+      <w:r>
+        <w:rPr>
+          <w:rFonts w:ascii="Noto Serif SC" w:eastAsia="Noto Serif SC" w:hAnsi="Noto Serif SC" w:cs="Noto Serif"/>
+          <w:sz w:val="24"/>
+          <w:szCs w:val="24"/>
+          <w:lang w:val="en-US" w:eastAsia="zh-TW"/>
+        </w:rPr>
+        <w:t>Zhongruan</w:t>
+      </w:r>
+    </w:p>
+    <w:p>
+      <w:pPr>
+        <w:rPr>
+          <w:rFonts w:ascii="Noto Serif SC" w:eastAsia="Noto Serif SC" w:hAnsi="Noto Serif SC" w:cs="Noto Serif"/>
+          <w:sz w:val="24"/>
+          <w:szCs w:val="24"/>
+          <w:lang w:val="en-US"/>
+        </w:rPr>
+      </w:pPr>
+      <w:r>
+        <w:rPr>
+          <w:rFonts w:ascii="Noto Serif SC" w:eastAsia="Noto Serif SC" w:hAnsi="Noto Serif SC" w:cs="Noto Serif"/>
+          <w:sz w:val="24"/>
+          <w:szCs w:val="24"/>
+          <w:lang w:val="en-US" w:eastAsia="zh-TW"/>
+        </w:rPr>
+        <w:t xml:space="preserve">1 </w:t>
+      </w:r>
+      <w:r>
+        <w:rPr>
+          <w:rFonts w:ascii="Noto Serif SC" w:eastAsia="Noto Serif SC" w:hAnsi="Noto Serif SC" w:cs="Noto Serif" w:hint="eastAsia"/>
+          <w:sz w:val="24"/>
+          <w:szCs w:val="24"/>
+          <w:lang w:eastAsia="zh-TW"/>
+        </w:rPr>
+        <w:t>三弦</w:t>
+      </w:r>
+      <w:r>
+        <w:rPr>
+          <w:rFonts w:ascii="Noto Serif SC" w:eastAsia="Noto Serif SC" w:hAnsi="Noto Serif SC" w:cs="Noto Serif"/>
+          <w:sz w:val="24"/>
+          <w:szCs w:val="24"/>
+          <w:lang w:val="en-US" w:eastAsia="zh-TW"/>
+        </w:rPr>
+        <w:t xml:space="preserve"> </w:t>
+      </w:r>
+      <w:r>
+        <w:rPr>
+          <w:rFonts w:ascii="Noto Serif SC" w:eastAsia="Noto Serif SC" w:hAnsi="Noto Serif SC" w:cs="Noto Serif"/>
+          <w:sz w:val="24"/>
+          <w:szCs w:val="24"/>
+          <w:lang w:val="en-US" w:eastAsia="zh-TW"/>
+        </w:rPr>
+        <w:t>1 S</w:t>
+      </w:r>
+      <w:r>
+        <w:rPr>
+          <w:rFonts w:ascii="Noto Serif SC" w:eastAsia="Noto Serif SC" w:hAnsi="Noto Serif SC" w:cs="Noto Serif"/>
+          <w:sz w:val="24"/>
+          <w:szCs w:val="24"/>
+          <w:lang w:val="en-US" w:eastAsia="zh-TW"/>
+        </w:rPr>
+        <w:t>anxian</w:t>
+      </w:r>
+    </w:p>
+    <w:p>
+      <w:pPr>
+        <w:rPr>
+          <w:rFonts w:ascii="Noto Serif SC" w:eastAsia="Noto Serif SC" w:hAnsi="Noto Serif SC" w:cs="Noto Serif"/>
+          <w:sz w:val="24"/>
+          <w:szCs w:val="24"/>
+          <w:lang w:val="en-US"/>
+        </w:rPr>
+      </w:pPr>
+      <w:r>
+        <w:rPr>
+          <w:rFonts w:ascii="Noto Serif SC" w:eastAsia="Noto Serif SC" w:hAnsi="Noto Serif SC" w:cs="Noto Serif"/>
+          <w:sz w:val="24"/>
+          <w:szCs w:val="24"/>
+          <w:lang w:val="en-US" w:eastAsia="zh-TW"/>
+        </w:rPr>
+        <w:t xml:space="preserve">1  </w:t>
+      </w:r>
+      <w:r>
+        <w:rPr>
+          <w:rFonts w:ascii="Noto Serif SC" w:eastAsia="Noto Serif SC" w:hAnsi="Noto Serif SC" w:cs="Noto Serif" w:hint="eastAsia"/>
+          <w:sz w:val="24"/>
+          <w:szCs w:val="24"/>
+          <w:lang w:val="en-US" w:eastAsia="zh-TW"/>
+        </w:rPr>
+        <w:t>大阮</w:t>
+      </w:r>
+      <w:r>
+        <w:rPr>
+          <w:rFonts w:ascii="Noto Serif SC" w:eastAsia="Noto Serif SC" w:hAnsi="Noto Serif SC" w:cs="Noto Serif"/>
+          <w:sz w:val="24"/>
+          <w:szCs w:val="24"/>
+          <w:lang w:val="en-US" w:eastAsia="zh-TW"/>
+        </w:rPr>
+        <w:t xml:space="preserve"> </w:t>
+      </w:r>
+      <w:r>
+        <w:rPr>
+          <w:rFonts w:ascii="Noto Serif SC" w:eastAsia="Noto Serif SC" w:hAnsi="Noto Serif SC" w:cs="Noto Serif"/>
+          <w:sz w:val="24"/>
+          <w:szCs w:val="24"/>
+          <w:lang w:val="en-US" w:eastAsia="zh-TW"/>
+        </w:rPr>
+        <w:t xml:space="preserve">1 </w:t>
+      </w:r>
+      <w:r>
+        <w:rPr>
+          <w:rFonts w:ascii="Noto Serif SC" w:eastAsia="Noto Serif SC" w:hAnsi="Noto Serif SC" w:cs="Noto Serif"/>
+          <w:sz w:val="24"/>
+          <w:szCs w:val="24"/>
+          <w:lang w:val="en-US" w:eastAsia="zh-TW"/>
+        </w:rPr>
+        <w:t>Daruan</w:t>
+      </w:r>
+    </w:p>
+    <w:p>
+      <w:pPr>
+        <w:rPr>
+          <w:rFonts w:ascii="Noto Serif SC" w:eastAsia="Noto Serif SC" w:hAnsi="Noto Serif SC" w:cs="Noto Serif"/>
+          <w:sz w:val="24"/>
+          <w:szCs w:val="24"/>
+          <w:lang w:val="en-US"/>
+        </w:rPr>
+      </w:pPr>
+    </w:p>
+    <w:p>
+      <w:pPr>
+        <w:rPr>
+          <w:rFonts w:ascii="Noto Serif SC" w:eastAsia="Noto Serif SC" w:hAnsi="Noto Serif SC" w:cs="Noto Serif"/>
+          <w:sz w:val="24"/>
+          <w:szCs w:val="24"/>
+          <w:lang w:val="en-US"/>
+        </w:rPr>
+      </w:pPr>
+      <w:r>
+        <w:rPr>
+          <w:rFonts w:ascii="Noto Serif SC" w:eastAsia="Noto Serif SC" w:hAnsi="Noto Serif SC" w:cs="Noto Serif"/>
+          <w:sz w:val="24"/>
+          <w:szCs w:val="24"/>
+          <w:lang w:val="en-US" w:eastAsia="zh-TW"/>
+        </w:rPr>
+        <w:t xml:space="preserve">1 </w:t>
+      </w:r>
+      <w:r>
+        <w:rPr>
+          <w:rFonts w:ascii="Noto Serif SC" w:eastAsia="Noto Serif SC" w:hAnsi="Noto Serif SC" w:cs="Noto Serif" w:hint="eastAsia"/>
+          <w:sz w:val="24"/>
+          <w:szCs w:val="24"/>
+          <w:lang w:eastAsia="zh-TW"/>
+        </w:rPr>
+        <w:t>古箏</w:t>
+      </w:r>
+      <w:r>
+        <w:rPr>
+          <w:rFonts w:ascii="Noto Serif SC" w:eastAsia="Noto Serif SC" w:hAnsi="Noto Serif SC" w:cs="Noto Serif"/>
+          <w:sz w:val="24"/>
+          <w:szCs w:val="24"/>
+          <w:lang w:val="en-US" w:eastAsia="zh-TW"/>
+        </w:rPr>
+        <w:t xml:space="preserve"> </w:t>
+      </w:r>
+      <w:r>
+        <w:rPr>
+          <w:rFonts w:ascii="Noto Serif SC" w:eastAsia="Noto Serif SC" w:hAnsi="Noto Serif SC" w:cs="Noto Serif"/>
+          <w:sz w:val="24"/>
+          <w:szCs w:val="24"/>
+          <w:lang w:val="en-US" w:eastAsia="zh-TW"/>
+        </w:rPr>
+        <w:t xml:space="preserve">1 </w:t>
+      </w:r>
+      <w:r>
+        <w:rPr>
+          <w:rFonts w:ascii="Noto Serif SC" w:eastAsia="Noto Serif SC" w:hAnsi="Noto Serif SC" w:cs="Noto Serif"/>
+          <w:sz w:val="24"/>
+          <w:szCs w:val="24"/>
+          <w:lang w:val="en-US" w:eastAsia="zh-TW"/>
+        </w:rPr>
+        <w:t>Guzheng</w:t>
+      </w:r>
+    </w:p>
+    <w:p>
+      <w:pPr>
+        <w:rPr>
+          <w:rFonts w:ascii="Noto Serif SC" w:eastAsia="Noto Serif SC" w:hAnsi="Noto Serif SC" w:cs="Noto Serif"/>
+          <w:sz w:val="24"/>
+          <w:szCs w:val="24"/>
+          <w:lang w:val="en-US"/>
+        </w:rPr>
+      </w:pPr>
+    </w:p>
+    <w:p>
+      <w:pPr>
+        <w:rPr>
+          <w:rFonts w:ascii="Noto Serif SC" w:eastAsia="Noto Serif SC" w:hAnsi="Noto Serif SC" w:cs="Noto Serif"/>
+          <w:sz w:val="24"/>
+          <w:szCs w:val="24"/>
+          <w:lang w:val="en-US"/>
+        </w:rPr>
+      </w:pPr>
+      <w:r>
+        <w:rPr>
+          <w:rFonts w:ascii="Noto Serif SC" w:eastAsia="Noto Serif SC" w:hAnsi="Noto Serif SC" w:cs="Noto Serif" w:hint="eastAsia"/>
+          <w:sz w:val="24"/>
+          <w:szCs w:val="24"/>
+          <w:lang w:eastAsia="zh-TW"/>
+        </w:rPr>
+        <w:t>定音鼓</w:t>
+      </w:r>
+      <w:r>
+        <w:rPr>
+          <w:rFonts w:ascii="Noto Serif SC" w:eastAsia="Noto Serif SC" w:hAnsi="Noto Serif SC" w:cs="Noto Serif"/>
+          <w:sz w:val="24"/>
+          <w:szCs w:val="24"/>
+          <w:lang w:val="en-US" w:eastAsia="zh-TW"/>
+        </w:rPr>
+        <w:t xml:space="preserve"> (Timpani)</w:t>
+      </w:r>
+    </w:p>
+    <w:p>
+      <w:pPr>
+        <w:rPr>
+          <w:rFonts w:ascii="Noto Serif SC" w:eastAsia="Noto Serif SC" w:hAnsi="Noto Serif SC" w:cs="Noto Serif"/>
+          <w:sz w:val="24"/>
+          <w:szCs w:val="24"/>
+          <w:lang w:val="en-US" w:eastAsia="zh-TW"/>
+        </w:rPr>
+      </w:pPr>
+      <w:r>
+        <w:rPr>
+          <w:rFonts w:ascii="Noto Serif SC" w:eastAsia="Noto Serif SC" w:hAnsi="Noto Serif SC" w:cs="Noto Serif" w:hint="eastAsia"/>
+          <w:sz w:val="24"/>
+          <w:szCs w:val="24"/>
+          <w:lang w:val="en-US" w:eastAsia="zh-TW"/>
+        </w:rPr>
+        <w:t>打擊樂</w:t>
+      </w:r>
+      <w:r>
+        <w:rPr>
+          <w:rFonts w:ascii="Noto Serif SC" w:eastAsia="Noto Serif SC" w:hAnsi="Noto Serif SC" w:cs="Noto Serif"/>
+          <w:sz w:val="24"/>
+          <w:szCs w:val="24"/>
+          <w:lang w:val="en-US" w:eastAsia="zh-TW"/>
+        </w:rPr>
+        <w:t xml:space="preserve"> I (Percussion I)</w:t>
+      </w:r>
+    </w:p>
+    <w:p>
+      <w:pPr>
+        <w:rPr>
+          <w:rFonts w:ascii="Noto Serif SC" w:eastAsia="Noto Serif SC" w:hAnsi="Noto Serif SC" w:cs="Noto Serif"/>
+          <w:sz w:val="20"/>
+          <w:szCs w:val="20"/>
+          <w:lang w:val="en-US"/>
+        </w:rPr>
+      </w:pPr>
+      <w:r>
+        <w:rPr>
+          <w:rFonts w:ascii="Noto Serif SC" w:eastAsia="Noto Serif SC" w:hAnsi="Noto Serif SC" w:cs="Noto Serif" w:hint="eastAsia"/>
+          <w:sz w:val="20"/>
+          <w:szCs w:val="20"/>
+          <w:lang w:eastAsia="zh-TW"/>
+        </w:rPr>
+        <w:t>大鼓</w:t>
+      </w:r>
+      <w:r>
+        <w:rPr>
+          <w:rFonts w:ascii="Noto Serif SC" w:eastAsia="Noto Serif SC" w:hAnsi="Noto Serif SC" w:cs="Noto Serif"/>
+          <w:sz w:val="20"/>
+          <w:szCs w:val="20"/>
+          <w:lang w:eastAsia="zh-TW"/>
+        </w:rPr>
         <w:t xml:space="preserve"> (</w:t>
       </w:r>
       <w:proofErr w:type="spellStart"/>
       <w:r>
         <w:rPr>
           <w:rFonts w:ascii="Noto Serif SC" w:eastAsia="Noto Serif SC" w:hAnsi="Noto Serif SC" w:cs="Noto Serif"/>
-          <w:sz w:val="24"/>
-          <w:szCs w:val="24"/>
-          <w:lang w:val="en-GB" w:eastAsia="zh-TW"/>
-        </w:rPr>
-        <w:t>Bangdi</w:t>
+          <w:sz w:val="20"/>
+          <w:szCs w:val="20"/>
+          <w:lang w:eastAsia="zh-TW"/>
+        </w:rPr>
+        <w:t>Dagu</w:t>
       </w:r>
       <w:proofErr w:type="spellEnd"/>
       <w:r>
         <w:rPr>
           <w:rFonts w:ascii="Noto Serif SC" w:eastAsia="Noto Serif SC" w:hAnsi="Noto Serif SC" w:cs="Noto Serif"/>
-          <w:sz w:val="24"/>
-          <w:szCs w:val="24"/>
-          <w:lang w:val="en-GB" w:eastAsia="zh-TW"/>
+          <w:sz w:val="20"/>
+          <w:szCs w:val="20"/>
+          <w:lang w:eastAsia="zh-TW"/>
+        </w:rPr>
+        <w:t xml:space="preserve">), </w:t>
+      </w:r>
+      <w:r>
+        <w:rPr>
+          <w:rFonts w:ascii="Noto Serif SC" w:eastAsia="Noto Serif SC" w:hAnsi="Noto Serif SC" w:cs="Noto Serif" w:hint="eastAsia"/>
+          <w:sz w:val="20"/>
+          <w:szCs w:val="20"/>
+          <w:lang w:eastAsia="zh-TW"/>
+        </w:rPr>
+        <w:t>小鼓</w:t>
+      </w:r>
+      <w:r>
+        <w:rPr>
+          <w:rFonts w:ascii="Noto Serif SC" w:eastAsia="Noto Serif SC" w:hAnsi="Noto Serif SC" w:cs="Noto Serif"/>
+          <w:sz w:val="20"/>
+          <w:szCs w:val="20"/>
+          <w:lang w:eastAsia="zh-TW"/>
+        </w:rPr>
+        <w:t xml:space="preserve"> (</w:t>
+      </w:r>
+      <w:proofErr w:type="spellStart"/>
+      <w:r>
+        <w:rPr>
+          <w:rFonts w:ascii="Noto Serif SC" w:eastAsia="Noto Serif SC" w:hAnsi="Noto Serif SC" w:cs="Noto Serif"/>
+          <w:sz w:val="20"/>
+          <w:szCs w:val="20"/>
+          <w:lang w:eastAsia="zh-TW"/>
+        </w:rPr>
+        <w:t>Xiaogu</w:t>
+      </w:r>
+      <w:proofErr w:type="spellEnd"/>
+      <w:r>
+        <w:rPr>
+          <w:rFonts w:ascii="Noto Serif SC" w:eastAsia="Noto Serif SC" w:hAnsi="Noto Serif SC" w:cs="Noto Serif"/>
+          <w:sz w:val="20"/>
+          <w:szCs w:val="20"/>
+          <w:lang w:eastAsia="zh-TW"/>
+        </w:rPr>
+        <w:t xml:space="preserve">), </w:t>
+      </w:r>
+      <w:r>
+        <w:rPr>
+          <w:rFonts w:ascii="Noto Serif SC" w:eastAsia="Noto Serif SC" w:hAnsi="Noto Serif SC" w:cs="Noto Serif" w:hint="eastAsia"/>
+          <w:sz w:val="20"/>
+          <w:szCs w:val="20"/>
+          <w:lang w:eastAsia="zh-TW"/>
+        </w:rPr>
+        <w:t>排鼓</w:t>
+      </w:r>
+      <w:r>
+        <w:rPr>
+          <w:rFonts w:ascii="Noto Serif SC" w:eastAsia="Noto Serif SC" w:hAnsi="Noto Serif SC" w:cs="Noto Serif"/>
+          <w:sz w:val="20"/>
+          <w:szCs w:val="20"/>
+          <w:lang w:eastAsia="zh-TW"/>
+        </w:rPr>
+        <w:t xml:space="preserve"> (</w:t>
+      </w:r>
+      <w:proofErr w:type="spellStart"/>
+      <w:r>
+        <w:rPr>
+          <w:rFonts w:ascii="Noto Serif SC" w:eastAsia="Noto Serif SC" w:hAnsi="Noto Serif SC" w:cs="Noto Serif"/>
+          <w:sz w:val="20"/>
+          <w:szCs w:val="20"/>
+          <w:lang w:eastAsia="zh-TW"/>
+        </w:rPr>
+        <w:t>Paigu</w:t>
+      </w:r>
+      <w:proofErr w:type="spellEnd"/>
+      <w:r>
+        <w:rPr>
+          <w:rFonts w:ascii="Noto Serif SC" w:eastAsia="Noto Serif SC" w:hAnsi="Noto Serif SC" w:cs="Noto Serif"/>
+          <w:sz w:val="20"/>
+          <w:szCs w:val="20"/>
+          <w:lang w:eastAsia="zh-TW"/>
         </w:rPr>
         <w:t>)</w:t>
       </w:r>
     </w:p>
     <w:p>
       <w:pPr>
-        <w:jc w:val="right"/>
-        <w:rPr>
-          <w:rFonts w:ascii="Noto Serif SC" w:eastAsia="Noto Serif SC" w:hAnsi="Noto Serif SC" w:cs="Noto Serif"/>
-          <w:sz w:val="24"/>
-          <w:szCs w:val="24"/>
-          <w:lang w:val="en-US"/>
-        </w:rPr>
-      </w:pPr>
-      <w:r>
-        <w:rPr>
-          <w:rFonts w:ascii="Noto Serif SC" w:eastAsia="Noto Serif SC" w:hAnsi="Noto Serif SC" w:cs="Noto Serif" w:hint="eastAsia"/>
-          <w:sz w:val="24"/>
-          <w:szCs w:val="24"/>
-          <w:lang w:val="en-US" w:eastAsia="zh-TW"/>
-        </w:rPr>
-        <w:t>曲笛</w:t>
-      </w:r>
-      <w:r>
-        <w:rPr>
-          <w:rFonts w:ascii="Noto Serif SC" w:eastAsia="Noto Serif SC" w:hAnsi="Noto Serif SC" w:cs="Noto Serif"/>
-          <w:sz w:val="24"/>
-          <w:szCs w:val="24"/>
-          <w:lang w:val="en-US" w:eastAsia="zh-TW"/>
+        <w:rPr>
+          <w:rFonts w:ascii="Noto Serif SC" w:eastAsia="Noto Serif SC" w:hAnsi="Noto Serif SC" w:cs="Noto Serif"/>
+          <w:sz w:val="24"/>
+          <w:szCs w:val="24"/>
+          <w:lang w:val="en-US" w:eastAsia="zh-TW"/>
+        </w:rPr>
+      </w:pPr>
+      <w:r>
+        <w:rPr>
+          <w:rFonts w:ascii="Noto Serif SC" w:eastAsia="Noto Serif SC" w:hAnsi="Noto Serif SC" w:cs="Noto Serif" w:hint="eastAsia"/>
+          <w:sz w:val="24"/>
+          <w:szCs w:val="24"/>
+          <w:lang w:val="en-US" w:eastAsia="zh-TW"/>
+        </w:rPr>
+        <w:t>打擊樂</w:t>
+      </w:r>
+      <w:r>
+        <w:rPr>
+          <w:rFonts w:ascii="Noto Serif SC" w:eastAsia="Noto Serif SC" w:hAnsi="Noto Serif SC" w:cs="Noto Serif"/>
+          <w:sz w:val="24"/>
+          <w:szCs w:val="24"/>
+          <w:lang w:val="en-US" w:eastAsia="zh-TW"/>
+        </w:rPr>
+        <w:t xml:space="preserve"> II (Percussion II)</w:t>
+      </w:r>
+    </w:p>
+    <w:p>
+      <w:pPr>
+        <w:rPr>
+          <w:rFonts w:ascii="Noto Serif SC" w:eastAsia="Noto Serif SC" w:hAnsi="Noto Serif SC" w:cs="Noto Serif"/>
+          <w:sz w:val="20"/>
+          <w:szCs w:val="20"/>
+          <w:lang w:val="en-US"/>
+        </w:rPr>
+      </w:pPr>
+      <w:r>
+        <w:rPr>
+          <w:rFonts w:ascii="Noto Serif SC" w:eastAsia="Noto Serif SC" w:hAnsi="Noto Serif SC" w:cs="Noto Serif" w:hint="eastAsia"/>
+          <w:sz w:val="20"/>
+          <w:szCs w:val="20"/>
+          <w:lang w:eastAsia="zh-TW"/>
+        </w:rPr>
+        <w:t>南梆子</w:t>
+      </w:r>
+      <w:r>
+        <w:rPr>
+          <w:rFonts w:ascii="Noto Serif SC" w:eastAsia="Noto Serif SC" w:hAnsi="Noto Serif SC" w:cs="Noto Serif"/>
+          <w:sz w:val="20"/>
+          <w:szCs w:val="20"/>
+          <w:lang w:eastAsia="zh-TW"/>
         </w:rPr>
         <w:t xml:space="preserve"> (</w:t>
       </w:r>
@@ -3973,1574 +5324,477 @@
       <w:r>
         <w:rPr>
           <w:rFonts w:ascii="Noto Serif SC" w:eastAsia="Noto Serif SC" w:hAnsi="Noto Serif SC" w:cs="Noto Serif"/>
-          <w:sz w:val="24"/>
-          <w:szCs w:val="24"/>
-          <w:lang w:val="en-US" w:eastAsia="zh-TW"/>
-        </w:rPr>
-        <w:t>Qudi</w:t>
+          <w:sz w:val="20"/>
+          <w:szCs w:val="20"/>
+          <w:lang w:eastAsia="zh-TW"/>
+        </w:rPr>
+        <w:t>Nanbangzi</w:t>
       </w:r>
       <w:proofErr w:type="spellEnd"/>
       <w:r>
         <w:rPr>
           <w:rFonts w:ascii="Noto Serif SC" w:eastAsia="Noto Serif SC" w:hAnsi="Noto Serif SC" w:cs="Noto Serif"/>
-          <w:sz w:val="24"/>
-          <w:szCs w:val="24"/>
-          <w:lang w:val="en-US" w:eastAsia="zh-TW"/>
+          <w:sz w:val="20"/>
+          <w:szCs w:val="20"/>
+          <w:lang w:eastAsia="zh-TW"/>
+        </w:rPr>
+        <w:t xml:space="preserve">), </w:t>
+      </w:r>
+      <w:r>
+        <w:rPr>
+          <w:rFonts w:ascii="Noto Serif SC" w:eastAsia="Noto Serif SC" w:hAnsi="Noto Serif SC" w:cs="Noto Serif" w:hint="eastAsia"/>
+          <w:sz w:val="20"/>
+          <w:szCs w:val="20"/>
+          <w:lang w:eastAsia="zh-TW"/>
+        </w:rPr>
+        <w:t>木魚</w:t>
+      </w:r>
+      <w:r>
+        <w:rPr>
+          <w:rFonts w:ascii="Noto Serif SC" w:eastAsia="Noto Serif SC" w:hAnsi="Noto Serif SC" w:cs="Noto Serif"/>
+          <w:sz w:val="20"/>
+          <w:szCs w:val="20"/>
+          <w:lang w:eastAsia="zh-TW"/>
+        </w:rPr>
+        <w:t xml:space="preserve"> (Woodblocks), </w:t>
+      </w:r>
+      <w:r>
+        <w:rPr>
+          <w:rFonts w:ascii="Noto Serif SC" w:eastAsia="Noto Serif SC" w:hAnsi="Noto Serif SC" w:cs="Noto Serif" w:hint="eastAsia"/>
+          <w:sz w:val="20"/>
+          <w:szCs w:val="20"/>
+          <w:lang w:eastAsia="zh-TW"/>
+        </w:rPr>
+        <w:t>排鼓</w:t>
+      </w:r>
+      <w:r>
+        <w:rPr>
+          <w:rFonts w:ascii="Noto Serif SC" w:eastAsia="Noto Serif SC" w:hAnsi="Noto Serif SC" w:cs="Noto Serif"/>
+          <w:sz w:val="20"/>
+          <w:szCs w:val="20"/>
+          <w:lang w:eastAsia="zh-TW"/>
+        </w:rPr>
+        <w:t xml:space="preserve"> (</w:t>
+      </w:r>
+      <w:proofErr w:type="spellStart"/>
+      <w:r>
+        <w:rPr>
+          <w:rFonts w:ascii="Noto Serif SC" w:eastAsia="Noto Serif SC" w:hAnsi="Noto Serif SC" w:cs="Noto Serif"/>
+          <w:sz w:val="20"/>
+          <w:szCs w:val="20"/>
+          <w:lang w:eastAsia="zh-TW"/>
+        </w:rPr>
+        <w:t>Paigu</w:t>
+      </w:r>
+      <w:proofErr w:type="spellEnd"/>
+      <w:r>
+        <w:rPr>
+          <w:rFonts w:ascii="Noto Serif SC" w:eastAsia="Noto Serif SC" w:hAnsi="Noto Serif SC" w:cs="Noto Serif"/>
+          <w:sz w:val="20"/>
+          <w:szCs w:val="20"/>
+          <w:lang w:eastAsia="zh-TW"/>
+        </w:rPr>
+        <w:t xml:space="preserve">), </w:t>
+      </w:r>
+      <w:r>
+        <w:rPr>
+          <w:rFonts w:ascii="Noto Serif SC" w:eastAsia="Noto Serif SC" w:hAnsi="Noto Serif SC" w:cs="Noto Serif" w:hint="eastAsia"/>
+          <w:sz w:val="20"/>
+          <w:szCs w:val="20"/>
+          <w:lang w:eastAsia="zh-TW"/>
+        </w:rPr>
+        <w:t>拍板</w:t>
+      </w:r>
+      <w:r>
+        <w:rPr>
+          <w:rFonts w:ascii="Noto Serif SC" w:eastAsia="Noto Serif SC" w:hAnsi="Noto Serif SC" w:cs="Noto Serif"/>
+          <w:sz w:val="20"/>
+          <w:szCs w:val="20"/>
+          <w:lang w:eastAsia="zh-TW"/>
+        </w:rPr>
+        <w:t xml:space="preserve"> (Clapper)</w:t>
+      </w:r>
+    </w:p>
+    <w:p>
+      <w:pPr>
+        <w:rPr>
+          <w:rFonts w:ascii="Noto Serif SC" w:eastAsia="Noto Serif SC" w:hAnsi="Noto Serif SC" w:cs="Noto Serif"/>
+          <w:sz w:val="24"/>
+          <w:szCs w:val="24"/>
+          <w:lang w:val="en-US" w:eastAsia="zh-TW"/>
+        </w:rPr>
+      </w:pPr>
+      <w:r>
+        <w:rPr>
+          <w:rFonts w:ascii="Noto Serif SC" w:eastAsia="Noto Serif SC" w:hAnsi="Noto Serif SC" w:cs="Noto Serif" w:hint="eastAsia"/>
+          <w:sz w:val="24"/>
+          <w:szCs w:val="24"/>
+          <w:lang w:val="en-US" w:eastAsia="zh-TW"/>
+        </w:rPr>
+        <w:t>打擊樂</w:t>
+      </w:r>
+      <w:r>
+        <w:rPr>
+          <w:rFonts w:ascii="Noto Serif SC" w:eastAsia="Noto Serif SC" w:hAnsi="Noto Serif SC" w:cs="Noto Serif"/>
+          <w:sz w:val="24"/>
+          <w:szCs w:val="24"/>
+          <w:lang w:val="en-US" w:eastAsia="zh-TW"/>
+        </w:rPr>
+        <w:t xml:space="preserve"> III (Percussion III)</w:t>
+      </w:r>
+    </w:p>
+    <w:p>
+      <w:pPr>
+        <w:rPr>
+          <w:rFonts w:ascii="Noto Serif SC" w:eastAsia="Noto Serif SC" w:hAnsi="Noto Serif SC" w:cs="Noto Serif"/>
+          <w:sz w:val="20"/>
+          <w:szCs w:val="20"/>
+        </w:rPr>
+      </w:pPr>
+      <w:r>
+        <w:rPr>
+          <w:rFonts w:ascii="Noto Serif SC" w:eastAsia="Noto Serif SC" w:hAnsi="Noto Serif SC" w:cs="Noto Serif" w:hint="eastAsia"/>
+          <w:sz w:val="20"/>
+          <w:szCs w:val="20"/>
+          <w:lang w:eastAsia="zh-TW"/>
+        </w:rPr>
+        <w:t>大低鑼</w:t>
+      </w:r>
+      <w:r>
+        <w:rPr>
+          <w:rFonts w:ascii="Noto Serif SC" w:eastAsia="Noto Serif SC" w:hAnsi="Noto Serif SC" w:cs="Noto Serif"/>
+          <w:sz w:val="20"/>
+          <w:szCs w:val="20"/>
+          <w:lang w:eastAsia="zh-TW"/>
+        </w:rPr>
+        <w:t xml:space="preserve"> </w:t>
+      </w:r>
+      <w:r>
+        <w:rPr>
+          <w:rFonts w:ascii="Noto Serif SC" w:eastAsia="Noto Serif SC" w:hAnsi="Noto Serif SC" w:cs="Noto Serif"/>
+          <w:sz w:val="20"/>
+          <w:szCs w:val="20"/>
+          <w:lang w:eastAsia="zh-TW"/>
+        </w:rPr>
+        <w:t>(</w:t>
+      </w:r>
+      <w:r>
+        <w:rPr>
+          <w:rFonts w:ascii="Noto Serif SC" w:eastAsia="Noto Serif SC" w:hAnsi="Noto Serif SC" w:cs="Noto Serif"/>
+          <w:sz w:val="20"/>
+          <w:szCs w:val="20"/>
+          <w:lang w:eastAsia="zh-TW"/>
+        </w:rPr>
+        <w:t xml:space="preserve">Tam-tam – large), </w:t>
+      </w:r>
+      <w:r>
+        <w:rPr>
+          <w:rFonts w:ascii="Noto Serif SC" w:eastAsia="Noto Serif SC" w:hAnsi="Noto Serif SC" w:cs="Noto Serif" w:hint="eastAsia"/>
+          <w:sz w:val="20"/>
+          <w:szCs w:val="20"/>
+          <w:lang w:eastAsia="zh-TW"/>
+        </w:rPr>
+        <w:t>碰鈴</w:t>
+      </w:r>
+      <w:r>
+        <w:rPr>
+          <w:rFonts w:ascii="Noto Serif SC" w:eastAsia="Noto Serif SC" w:hAnsi="Noto Serif SC" w:cs="Noto Serif"/>
+          <w:sz w:val="20"/>
+          <w:szCs w:val="20"/>
+          <w:lang w:eastAsia="zh-TW"/>
+        </w:rPr>
+        <w:t xml:space="preserve"> (</w:t>
+      </w:r>
+      <w:proofErr w:type="spellStart"/>
+      <w:r>
+        <w:rPr>
+          <w:rFonts w:ascii="Noto Serif SC" w:eastAsia="Noto Serif SC" w:hAnsi="Noto Serif SC" w:cs="Noto Serif"/>
+          <w:sz w:val="20"/>
+          <w:szCs w:val="20"/>
+          <w:lang w:eastAsia="zh-TW"/>
+        </w:rPr>
+        <w:t>Pengling</w:t>
+      </w:r>
+      <w:proofErr w:type="spellEnd"/>
+      <w:r>
+        <w:rPr>
+          <w:rFonts w:ascii="Noto Serif SC" w:eastAsia="Noto Serif SC" w:hAnsi="Noto Serif SC" w:cs="Noto Serif"/>
+          <w:sz w:val="20"/>
+          <w:szCs w:val="20"/>
+          <w:lang w:eastAsia="zh-TW"/>
+        </w:rPr>
+        <w:t xml:space="preserve">), </w:t>
+      </w:r>
+      <w:r>
+        <w:rPr>
+          <w:rFonts w:ascii="Noto Serif SC" w:eastAsia="Noto Serif SC" w:hAnsi="Noto Serif SC" w:cs="Noto Serif" w:hint="eastAsia"/>
+          <w:sz w:val="20"/>
+          <w:szCs w:val="20"/>
+          <w:lang w:eastAsia="zh-TW"/>
+        </w:rPr>
+        <w:t>大鈸</w:t>
+      </w:r>
+      <w:r>
+        <w:rPr>
+          <w:rFonts w:ascii="Noto Serif SC" w:eastAsia="Noto Serif SC" w:hAnsi="Noto Serif SC" w:cs="Noto Serif"/>
+          <w:sz w:val="20"/>
+          <w:szCs w:val="20"/>
+          <w:lang w:eastAsia="zh-TW"/>
+        </w:rPr>
+        <w:t xml:space="preserve"> (Dabo)</w:t>
+      </w:r>
+    </w:p>
+    <w:p>
+      <w:pPr>
+        <w:rPr>
+          <w:rFonts w:ascii="Noto Serif SC" w:eastAsia="Noto Serif SC" w:hAnsi="Noto Serif SC" w:cs="Noto Serif"/>
+          <w:sz w:val="24"/>
+          <w:szCs w:val="24"/>
+          <w:lang w:val="en-US" w:eastAsia="zh-TW"/>
+        </w:rPr>
+      </w:pPr>
+      <w:r>
+        <w:rPr>
+          <w:rFonts w:ascii="Noto Serif SC" w:eastAsia="Noto Serif SC" w:hAnsi="Noto Serif SC" w:cs="Noto Serif" w:hint="eastAsia"/>
+          <w:sz w:val="24"/>
+          <w:szCs w:val="24"/>
+          <w:lang w:val="en-US" w:eastAsia="zh-TW"/>
+        </w:rPr>
+        <w:t>打擊樂</w:t>
+      </w:r>
+      <w:r>
+        <w:rPr>
+          <w:rFonts w:ascii="Noto Serif SC" w:eastAsia="Noto Serif SC" w:hAnsi="Noto Serif SC" w:cs="Noto Serif"/>
+          <w:sz w:val="24"/>
+          <w:szCs w:val="24"/>
+          <w:lang w:val="en-US" w:eastAsia="zh-TW"/>
+        </w:rPr>
+        <w:t xml:space="preserve"> IV (Percussion IV)</w:t>
+      </w:r>
+    </w:p>
+    <w:p>
+      <w:pPr>
+        <w:rPr>
+          <w:rFonts w:ascii="Noto Serif SC" w:eastAsia="Noto Serif SC" w:hAnsi="Noto Serif SC" w:cs="Noto Serif"/>
+          <w:sz w:val="20"/>
+          <w:szCs w:val="20"/>
+        </w:rPr>
+      </w:pPr>
+      <w:r>
+        <w:rPr>
+          <w:rFonts w:ascii="Noto Serif SC" w:eastAsia="Noto Serif SC" w:hAnsi="Noto Serif SC" w:cs="Noto Serif" w:hint="eastAsia"/>
+          <w:sz w:val="20"/>
+          <w:szCs w:val="20"/>
+          <w:lang w:eastAsia="zh-TW"/>
+        </w:rPr>
+        <w:t>磬</w:t>
+      </w:r>
+      <w:r>
+        <w:rPr>
+          <w:rFonts w:ascii="Noto Serif SC" w:eastAsia="Noto Serif SC" w:hAnsi="Noto Serif SC" w:cs="Noto Serif"/>
+          <w:sz w:val="20"/>
+          <w:szCs w:val="20"/>
+          <w:lang w:eastAsia="zh-TW"/>
+        </w:rPr>
+        <w:t xml:space="preserve"> (Temple Gong), </w:t>
+      </w:r>
+      <w:r>
+        <w:rPr>
+          <w:rFonts w:ascii="Noto Serif SC" w:eastAsia="Noto Serif SC" w:hAnsi="Noto Serif SC" w:cs="Noto Serif" w:hint="eastAsia"/>
+          <w:sz w:val="20"/>
+          <w:szCs w:val="20"/>
+          <w:lang w:eastAsia="zh-TW"/>
+        </w:rPr>
+        <w:t>木琴</w:t>
+      </w:r>
+      <w:r>
+        <w:rPr>
+          <w:rFonts w:ascii="Noto Serif SC" w:eastAsia="Noto Serif SC" w:hAnsi="Noto Serif SC" w:cs="Noto Serif"/>
+          <w:sz w:val="20"/>
+          <w:szCs w:val="20"/>
+          <w:lang w:eastAsia="zh-TW"/>
+        </w:rPr>
+        <w:t xml:space="preserve"> (Xylophone), </w:t>
+      </w:r>
+      <w:r>
+        <w:rPr>
+          <w:rFonts w:ascii="Noto Serif SC" w:eastAsia="Noto Serif SC" w:hAnsi="Noto Serif SC" w:cs="Noto Serif" w:hint="eastAsia"/>
+          <w:sz w:val="20"/>
+          <w:szCs w:val="20"/>
+          <w:lang w:eastAsia="zh-TW"/>
+        </w:rPr>
+        <w:t>大低鑼</w:t>
+      </w:r>
+      <w:r>
+        <w:rPr>
+          <w:rFonts w:ascii="Noto Serif SC" w:eastAsia="Noto Serif SC" w:hAnsi="Noto Serif SC" w:cs="Noto Serif"/>
+          <w:sz w:val="20"/>
+          <w:szCs w:val="20"/>
+          <w:lang w:eastAsia="zh-TW"/>
+        </w:rPr>
+        <w:t xml:space="preserve"> (Tam-tam – large), </w:t>
+      </w:r>
+      <w:r>
+        <w:rPr>
+          <w:rFonts w:ascii="Noto Serif SC" w:eastAsia="Noto Serif SC" w:hAnsi="Noto Serif SC" w:cs="Noto Serif" w:hint="eastAsia"/>
+          <w:sz w:val="20"/>
+          <w:szCs w:val="20"/>
+          <w:lang w:eastAsia="zh-TW"/>
+        </w:rPr>
+        <w:t>鋁板琴</w:t>
+      </w:r>
+      <w:r>
+        <w:rPr>
+          <w:rFonts w:ascii="Noto Serif SC" w:eastAsia="Noto Serif SC" w:hAnsi="Noto Serif SC" w:cs="Noto Serif"/>
+          <w:sz w:val="20"/>
+          <w:szCs w:val="20"/>
+          <w:lang w:eastAsia="zh-TW"/>
+        </w:rPr>
+        <w:t xml:space="preserve"> (Vibraphone), </w:t>
+      </w:r>
+      <w:r>
+        <w:rPr>
+          <w:rFonts w:ascii="Noto Serif SC" w:eastAsia="Noto Serif SC" w:hAnsi="Noto Serif SC" w:cs="Noto Serif" w:hint="eastAsia"/>
+          <w:sz w:val="20"/>
+          <w:szCs w:val="20"/>
+          <w:lang w:eastAsia="zh-TW"/>
+        </w:rPr>
+        <w:t>小鈸</w:t>
+      </w:r>
+      <w:r>
+        <w:rPr>
+          <w:rFonts w:ascii="Noto Serif SC" w:eastAsia="Noto Serif SC" w:hAnsi="Noto Serif SC" w:cs="Noto Serif"/>
+          <w:sz w:val="20"/>
+          <w:szCs w:val="20"/>
+          <w:lang w:eastAsia="zh-TW"/>
+        </w:rPr>
+        <w:t xml:space="preserve"> (Xiaobo)</w:t>
+      </w:r>
+    </w:p>
+    <w:p>
+      <w:pPr>
+        <w:rPr>
+          <w:rFonts w:ascii="Noto Serif SC" w:eastAsia="Noto Serif SC" w:hAnsi="Noto Serif SC" w:cs="Noto Serif"/>
+          <w:sz w:val="24"/>
+          <w:szCs w:val="24"/>
+          <w:lang w:val="en-US" w:eastAsia="zh-TW"/>
+        </w:rPr>
+      </w:pPr>
+      <w:r>
+        <w:rPr>
+          <w:rFonts w:ascii="Noto Serif SC" w:eastAsia="Noto Serif SC" w:hAnsi="Noto Serif SC" w:cs="Noto Serif" w:hint="eastAsia"/>
+          <w:sz w:val="24"/>
+          <w:szCs w:val="24"/>
+          <w:lang w:val="en-US" w:eastAsia="zh-TW"/>
+        </w:rPr>
+        <w:t>打擊樂</w:t>
+      </w:r>
+      <w:r>
+        <w:rPr>
+          <w:rFonts w:ascii="Noto Serif SC" w:eastAsia="Noto Serif SC" w:hAnsi="Noto Serif SC" w:cs="Noto Serif"/>
+          <w:sz w:val="24"/>
+          <w:szCs w:val="24"/>
+          <w:lang w:val="en-US" w:eastAsia="zh-TW"/>
+        </w:rPr>
+        <w:t xml:space="preserve"> V (Percussion V)</w:t>
+      </w:r>
+    </w:p>
+    <w:p>
+      <w:pPr>
+        <w:rPr>
+          <w:rFonts w:ascii="Noto Serif SC" w:eastAsia="Noto Serif SC" w:hAnsi="Noto Serif SC" w:cs="Noto Serif"/>
+          <w:sz w:val="20"/>
+          <w:szCs w:val="20"/>
+          <w:lang w:val="en-US"/>
+        </w:rPr>
+      </w:pPr>
+      <w:r>
+        <w:rPr>
+          <w:rFonts w:ascii="Noto Serif SC" w:eastAsia="Noto Serif SC" w:hAnsi="Noto Serif SC" w:cs="Noto Serif" w:hint="eastAsia"/>
+          <w:sz w:val="20"/>
+          <w:szCs w:val="20"/>
+          <w:lang w:eastAsia="zh-TW"/>
+        </w:rPr>
+        <w:t>大鈸</w:t>
+      </w:r>
+      <w:r>
+        <w:rPr>
+          <w:rFonts w:ascii="Noto Serif SC" w:eastAsia="Noto Serif SC" w:hAnsi="Noto Serif SC" w:cs="Noto Serif"/>
+          <w:sz w:val="20"/>
+          <w:szCs w:val="20"/>
+          <w:lang w:eastAsia="zh-TW"/>
+        </w:rPr>
+        <w:t xml:space="preserve"> (Dabo), </w:t>
+      </w:r>
+      <w:r>
+        <w:rPr>
+          <w:rFonts w:ascii="Noto Serif SC" w:eastAsia="Noto Serif SC" w:hAnsi="Noto Serif SC" w:cs="Noto Serif" w:hint="eastAsia"/>
+          <w:sz w:val="20"/>
+          <w:szCs w:val="20"/>
+          <w:lang w:eastAsia="zh-TW"/>
+        </w:rPr>
+        <w:t>鋼片琴</w:t>
+      </w:r>
+      <w:r>
+        <w:rPr>
+          <w:rFonts w:ascii="Noto Serif SC" w:eastAsia="Noto Serif SC" w:hAnsi="Noto Serif SC" w:cs="Noto Serif"/>
+          <w:sz w:val="20"/>
+          <w:szCs w:val="20"/>
+          <w:lang w:eastAsia="zh-TW"/>
+        </w:rPr>
+        <w:t xml:space="preserve"> (Glockenspiel), </w:t>
+      </w:r>
+      <w:r>
+        <w:rPr>
+          <w:rFonts w:ascii="Noto Serif SC" w:eastAsia="Noto Serif SC" w:hAnsi="Noto Serif SC" w:cs="Noto Serif" w:hint="eastAsia"/>
+          <w:sz w:val="20"/>
+          <w:szCs w:val="20"/>
+          <w:lang w:eastAsia="zh-TW"/>
+        </w:rPr>
+        <w:t>小鑼</w:t>
+      </w:r>
+      <w:r>
+        <w:rPr>
+          <w:rFonts w:ascii="Noto Serif SC" w:eastAsia="Noto Serif SC" w:hAnsi="Noto Serif SC" w:cs="Noto Serif"/>
+          <w:sz w:val="20"/>
+          <w:szCs w:val="20"/>
+          <w:lang w:eastAsia="zh-TW"/>
+        </w:rPr>
+        <w:t xml:space="preserve"> (</w:t>
+      </w:r>
+      <w:proofErr w:type="spellStart"/>
+      <w:r>
+        <w:rPr>
+          <w:rFonts w:ascii="Noto Serif SC" w:eastAsia="Noto Serif SC" w:hAnsi="Noto Serif SC" w:cs="Noto Serif"/>
+          <w:sz w:val="20"/>
+          <w:szCs w:val="20"/>
+          <w:lang w:eastAsia="zh-TW"/>
+        </w:rPr>
+        <w:t>Xiaoluo</w:t>
+      </w:r>
+      <w:proofErr w:type="spellEnd"/>
+      <w:r>
+        <w:rPr>
+          <w:rFonts w:ascii="Noto Serif SC" w:eastAsia="Noto Serif SC" w:hAnsi="Noto Serif SC" w:cs="Noto Serif"/>
+          <w:sz w:val="20"/>
+          <w:szCs w:val="20"/>
+          <w:lang w:eastAsia="zh-TW"/>
         </w:rPr>
         <w:t>)</w:t>
       </w:r>
     </w:p>
     <w:p>
       <w:pPr>
-        <w:jc w:val="right"/>
-        <w:rPr>
-          <w:rFonts w:ascii="Noto Serif SC" w:eastAsia="Noto Serif SC" w:hAnsi="Noto Serif SC" w:cs="Noto Serif"/>
-          <w:sz w:val="24"/>
-          <w:szCs w:val="24"/>
-          <w:lang w:val="en-GB"/>
-        </w:rPr>
-      </w:pPr>
-      <w:r>
-        <w:rPr>
-          <w:rFonts w:ascii="Noto Serif SC" w:eastAsia="Noto Serif SC" w:hAnsi="Noto Serif SC" w:cs="Noto Serif" w:hint="eastAsia"/>
-          <w:sz w:val="24"/>
-          <w:szCs w:val="24"/>
-          <w:lang w:val="en-GB" w:eastAsia="zh-TW"/>
-        </w:rPr>
-        <w:t>新笛</w:t>
-      </w:r>
-      <w:r>
-        <w:rPr>
-          <w:rFonts w:ascii="Noto Serif SC" w:eastAsia="Noto Serif SC" w:hAnsi="Noto Serif SC" w:cs="Noto Serif"/>
-          <w:sz w:val="24"/>
-          <w:szCs w:val="24"/>
-          <w:lang w:val="en-GB" w:eastAsia="zh-TW"/>
-        </w:rPr>
-        <w:t xml:space="preserve"> I (</w:t>
-      </w:r>
-      <w:proofErr w:type="spellStart"/>
-      <w:r>
-        <w:rPr>
-          <w:rFonts w:ascii="Noto Serif SC" w:eastAsia="Noto Serif SC" w:hAnsi="Noto Serif SC" w:cs="Noto Serif"/>
-          <w:sz w:val="24"/>
-          <w:szCs w:val="24"/>
-          <w:lang w:val="en-GB" w:eastAsia="zh-TW"/>
-        </w:rPr>
-        <w:t>Xindi</w:t>
-      </w:r>
-      <w:proofErr w:type="spellEnd"/>
-      <w:r>
-        <w:rPr>
-          <w:rFonts w:ascii="Noto Serif SC" w:eastAsia="Noto Serif SC" w:hAnsi="Noto Serif SC" w:cs="Noto Serif"/>
-          <w:sz w:val="24"/>
-          <w:szCs w:val="24"/>
-          <w:lang w:val="en-GB" w:eastAsia="zh-TW"/>
-        </w:rPr>
-        <w:t>)</w:t>
-      </w:r>
-    </w:p>
-    <w:p>
-      <w:pPr>
-        <w:jc w:val="right"/>
-        <w:rPr>
-          <w:rFonts w:ascii="Noto Serif SC" w:eastAsia="Noto Serif SC" w:hAnsi="Noto Serif SC" w:cs="Noto Serif"/>
-          <w:sz w:val="24"/>
-          <w:szCs w:val="24"/>
-          <w:lang w:val="en-US"/>
-        </w:rPr>
-      </w:pPr>
-    </w:p>
-    <w:p>
-      <w:pPr>
-        <w:jc w:val="right"/>
-        <w:rPr>
-          <w:rFonts w:ascii="Noto Serif SC" w:eastAsia="Noto Serif SC" w:hAnsi="Noto Serif SC" w:cs="Noto Serif"/>
-          <w:sz w:val="24"/>
-          <w:szCs w:val="24"/>
-          <w:lang w:val="en-GB"/>
-        </w:rPr>
-      </w:pPr>
-      <w:r>
-        <w:rPr>
-          <w:rFonts w:ascii="Noto Serif SC" w:eastAsia="Noto Serif SC" w:hAnsi="Noto Serif SC" w:cs="Noto Serif" w:hint="eastAsia"/>
-          <w:sz w:val="24"/>
-          <w:szCs w:val="24"/>
-          <w:lang w:val="en-GB" w:eastAsia="zh-TW"/>
-        </w:rPr>
-        <w:t>高音笙</w:t>
-      </w:r>
-      <w:r>
-        <w:rPr>
-          <w:rFonts w:ascii="Noto Serif SC" w:eastAsia="Noto Serif SC" w:hAnsi="Noto Serif SC" w:cs="Noto Serif"/>
-          <w:sz w:val="24"/>
-          <w:szCs w:val="24"/>
-          <w:lang w:val="en-GB" w:eastAsia="zh-TW"/>
-        </w:rPr>
-        <w:t xml:space="preserve"> (</w:t>
-      </w:r>
-      <w:proofErr w:type="spellStart"/>
-      <w:r>
-        <w:rPr>
-          <w:rFonts w:ascii="Noto Serif SC" w:eastAsia="Noto Serif SC" w:hAnsi="Noto Serif SC" w:cs="Noto Serif"/>
-          <w:sz w:val="24"/>
-          <w:szCs w:val="24"/>
-          <w:lang w:val="en-GB" w:eastAsia="zh-TW"/>
-        </w:rPr>
-        <w:t>Gaoyin</w:t>
-      </w:r>
-      <w:proofErr w:type="spellEnd"/>
-      <w:r>
-        <w:rPr>
-          <w:rFonts w:ascii="Noto Serif SC" w:eastAsia="Noto Serif SC" w:hAnsi="Noto Serif SC" w:cs="Noto Serif"/>
-          <w:sz w:val="24"/>
-          <w:szCs w:val="24"/>
-          <w:lang w:val="en-GB" w:eastAsia="zh-TW"/>
-        </w:rPr>
-        <w:t xml:space="preserve"> Sheng)</w:t>
-      </w:r>
-    </w:p>
-    <w:p>
-      <w:pPr>
-        <w:jc w:val="right"/>
-        <w:rPr>
-          <w:rFonts w:ascii="Noto Serif SC" w:eastAsia="Noto Serif SC" w:hAnsi="Noto Serif SC" w:cs="Noto Serif"/>
-          <w:sz w:val="24"/>
-          <w:szCs w:val="24"/>
-          <w:lang w:val="en-GB"/>
-        </w:rPr>
-      </w:pPr>
-      <w:r>
-        <w:rPr>
-          <w:rFonts w:ascii="Noto Serif SC" w:eastAsia="Noto Serif SC" w:hAnsi="Noto Serif SC" w:cs="Noto Serif" w:hint="eastAsia"/>
-          <w:sz w:val="24"/>
-          <w:szCs w:val="24"/>
-          <w:lang w:val="en-GB" w:eastAsia="zh-TW"/>
-        </w:rPr>
-        <w:t>中音笙</w:t>
-      </w:r>
-      <w:r>
-        <w:rPr>
-          <w:rFonts w:ascii="Noto Serif SC" w:eastAsia="Noto Serif SC" w:hAnsi="Noto Serif SC" w:cs="Noto Serif"/>
-          <w:sz w:val="24"/>
-          <w:szCs w:val="24"/>
-          <w:lang w:val="en-GB" w:eastAsia="zh-TW"/>
-        </w:rPr>
-        <w:t xml:space="preserve"> (</w:t>
-      </w:r>
-      <w:proofErr w:type="spellStart"/>
-      <w:r>
-        <w:rPr>
-          <w:rFonts w:ascii="Noto Serif SC" w:eastAsia="Noto Serif SC" w:hAnsi="Noto Serif SC" w:cs="Noto Serif"/>
-          <w:sz w:val="24"/>
-          <w:szCs w:val="24"/>
-          <w:lang w:val="en-GB" w:eastAsia="zh-TW"/>
-        </w:rPr>
-        <w:t>Zhongyin</w:t>
-      </w:r>
-      <w:proofErr w:type="spellEnd"/>
-      <w:r>
-        <w:rPr>
-          <w:rFonts w:ascii="Noto Serif SC" w:eastAsia="Noto Serif SC" w:hAnsi="Noto Serif SC" w:cs="Noto Serif"/>
-          <w:sz w:val="24"/>
-          <w:szCs w:val="24"/>
-          <w:lang w:val="en-GB" w:eastAsia="zh-TW"/>
-        </w:rPr>
-        <w:t xml:space="preserve"> Sheng)</w:t>
-      </w:r>
-    </w:p>
-    <w:p>
-      <w:pPr>
-        <w:jc w:val="right"/>
-        <w:rPr>
-          <w:rFonts w:ascii="Noto Serif SC" w:eastAsia="Noto Serif SC" w:hAnsi="Noto Serif SC" w:cs="Noto Serif"/>
-          <w:sz w:val="24"/>
-          <w:szCs w:val="24"/>
-          <w:lang w:val="en-GB"/>
-        </w:rPr>
-      </w:pPr>
-      <w:r>
-        <w:rPr>
-          <w:rFonts w:ascii="Noto Serif SC" w:eastAsia="Noto Serif SC" w:hAnsi="Noto Serif SC" w:cs="Noto Serif" w:hint="eastAsia"/>
-          <w:sz w:val="24"/>
-          <w:szCs w:val="24"/>
-          <w:lang w:val="en-GB" w:eastAsia="zh-TW"/>
-        </w:rPr>
-        <w:t>低音笙</w:t>
-      </w:r>
-      <w:r>
-        <w:rPr>
-          <w:rFonts w:ascii="Noto Serif SC" w:eastAsia="Noto Serif SC" w:hAnsi="Noto Serif SC" w:cs="Noto Serif"/>
-          <w:sz w:val="24"/>
-          <w:szCs w:val="24"/>
-          <w:lang w:val="en-GB" w:eastAsia="zh-TW"/>
-        </w:rPr>
-        <w:t xml:space="preserve"> (Diyin Sheng)</w:t>
-      </w:r>
-    </w:p>
-    <w:p>
-      <w:pPr>
-        <w:jc w:val="right"/>
-        <w:rPr>
-          <w:rFonts w:ascii="Noto Serif SC" w:eastAsia="Noto Serif SC" w:hAnsi="Noto Serif SC" w:cs="Noto Serif"/>
-          <w:sz w:val="24"/>
-          <w:szCs w:val="24"/>
-          <w:lang w:val="en-US"/>
-        </w:rPr>
-      </w:pPr>
-    </w:p>
-    <w:p>
-      <w:pPr>
-        <w:jc w:val="right"/>
-        <w:rPr>
-          <w:rFonts w:ascii="Noto Serif SC" w:eastAsia="Noto Serif SC" w:hAnsi="Noto Serif SC" w:cs="Noto Serif"/>
-          <w:sz w:val="24"/>
-          <w:szCs w:val="24"/>
-          <w:lang w:val="en-GB"/>
-        </w:rPr>
-      </w:pPr>
-      <w:r>
-        <w:rPr>
-          <w:rFonts w:ascii="Noto Serif SC" w:eastAsia="Noto Serif SC" w:hAnsi="Noto Serif SC" w:cs="Noto Serif" w:hint="eastAsia"/>
-          <w:sz w:val="24"/>
-          <w:szCs w:val="24"/>
-          <w:lang w:val="en-GB" w:eastAsia="zh-TW"/>
-        </w:rPr>
-        <w:t>高音嗩</w:t>
-      </w:r>
-      <w:r>
-        <w:rPr>
-          <w:rFonts w:ascii="Noto Serif SC" w:eastAsia="Noto Serif SC" w:hAnsi="Noto Serif SC" w:cs="Noto Serif" w:hint="eastAsia"/>
-          <w:sz w:val="24"/>
-          <w:szCs w:val="24"/>
-          <w:lang w:val="en-US" w:eastAsia="zh-TW"/>
-        </w:rPr>
-        <w:t>吶</w:t>
-      </w:r>
-      <w:r>
-        <w:rPr>
-          <w:rFonts w:ascii="Noto Serif SC" w:eastAsia="Noto Serif SC" w:hAnsi="Noto Serif SC" w:cs="Noto Serif"/>
-          <w:sz w:val="24"/>
-          <w:szCs w:val="24"/>
-          <w:lang w:val="en-GB" w:eastAsia="zh-TW"/>
-        </w:rPr>
-        <w:t xml:space="preserve"> (</w:t>
-      </w:r>
-      <w:proofErr w:type="spellStart"/>
-      <w:r>
-        <w:rPr>
-          <w:rFonts w:ascii="Noto Serif SC" w:eastAsia="Noto Serif SC" w:hAnsi="Noto Serif SC" w:cs="Noto Serif"/>
-          <w:sz w:val="24"/>
-          <w:szCs w:val="24"/>
-          <w:lang w:val="en-GB" w:eastAsia="zh-TW"/>
-        </w:rPr>
-        <w:t>Gaoyin</w:t>
-      </w:r>
-      <w:proofErr w:type="spellEnd"/>
-      <w:r>
-        <w:rPr>
-          <w:rFonts w:ascii="Noto Serif SC" w:eastAsia="Noto Serif SC" w:hAnsi="Noto Serif SC" w:cs="Noto Serif"/>
-          <w:sz w:val="24"/>
-          <w:szCs w:val="24"/>
-          <w:lang w:val="en-GB" w:eastAsia="zh-TW"/>
-        </w:rPr>
-        <w:t xml:space="preserve"> </w:t>
-      </w:r>
-      <w:proofErr w:type="spellStart"/>
-      <w:r>
-        <w:rPr>
-          <w:rFonts w:ascii="Noto Serif SC" w:eastAsia="Noto Serif SC" w:hAnsi="Noto Serif SC" w:cs="Noto Serif"/>
-          <w:sz w:val="24"/>
-          <w:szCs w:val="24"/>
-          <w:lang w:val="en-GB" w:eastAsia="zh-TW"/>
-        </w:rPr>
-        <w:t>Suona</w:t>
-      </w:r>
-      <w:proofErr w:type="spellEnd"/>
-      <w:r>
-        <w:rPr>
-          <w:rFonts w:ascii="Noto Serif SC" w:eastAsia="Noto Serif SC" w:hAnsi="Noto Serif SC" w:cs="Noto Serif"/>
-          <w:sz w:val="24"/>
-          <w:szCs w:val="24"/>
-          <w:lang w:val="en-GB" w:eastAsia="zh-TW"/>
-        </w:rPr>
-        <w:t>)</w:t>
-      </w:r>
-    </w:p>
-    <w:p>
-      <w:pPr>
-        <w:jc w:val="right"/>
-        <w:rPr>
-          <w:rFonts w:ascii="Noto Serif SC" w:eastAsia="Noto Serif SC" w:hAnsi="Noto Serif SC" w:cs="Noto Serif"/>
-          <w:sz w:val="24"/>
-          <w:szCs w:val="24"/>
-          <w:lang w:val="en-US"/>
-        </w:rPr>
-      </w:pPr>
-      <w:r>
-        <w:rPr>
-          <w:rFonts w:ascii="Noto Serif SC" w:eastAsia="Noto Serif SC" w:hAnsi="Noto Serif SC" w:cs="Noto Serif" w:hint="eastAsia"/>
-          <w:sz w:val="24"/>
-          <w:szCs w:val="24"/>
-          <w:lang w:val="en-US" w:eastAsia="zh-TW"/>
-        </w:rPr>
-        <w:t>加鍵中音嗩吶</w:t>
-      </w:r>
-      <w:r>
-        <w:rPr>
-          <w:rFonts w:ascii="Noto Serif SC" w:eastAsia="Noto Serif SC" w:hAnsi="Noto Serif SC" w:cs="Noto Serif"/>
-          <w:sz w:val="24"/>
-          <w:szCs w:val="24"/>
-          <w:lang w:val="en-US" w:eastAsia="zh-TW"/>
-        </w:rPr>
-        <w:t xml:space="preserve"> (</w:t>
-      </w:r>
-      <w:proofErr w:type="spellStart"/>
-      <w:r>
-        <w:rPr>
-          <w:rFonts w:ascii="Noto Serif SC" w:eastAsia="Noto Serif SC" w:hAnsi="Noto Serif SC" w:cs="Noto Serif"/>
-          <w:sz w:val="24"/>
-          <w:szCs w:val="24"/>
-          <w:lang w:val="en-US" w:eastAsia="zh-TW"/>
-        </w:rPr>
-        <w:t>Jiajian</w:t>
-      </w:r>
-      <w:proofErr w:type="spellEnd"/>
-      <w:r>
-        <w:rPr>
-          <w:rFonts w:ascii="Noto Serif SC" w:eastAsia="Noto Serif SC" w:hAnsi="Noto Serif SC" w:cs="Noto Serif"/>
-          <w:sz w:val="24"/>
-          <w:szCs w:val="24"/>
-          <w:lang w:val="en-US" w:eastAsia="zh-TW"/>
-        </w:rPr>
-        <w:t xml:space="preserve"> </w:t>
-      </w:r>
-      <w:proofErr w:type="spellStart"/>
-      <w:r>
-        <w:rPr>
-          <w:rFonts w:ascii="Noto Serif SC" w:eastAsia="Noto Serif SC" w:hAnsi="Noto Serif SC" w:cs="Noto Serif"/>
-          <w:sz w:val="24"/>
-          <w:szCs w:val="24"/>
-          <w:lang w:val="en-US" w:eastAsia="zh-TW"/>
-        </w:rPr>
-        <w:t>Zhongyin</w:t>
-      </w:r>
-      <w:proofErr w:type="spellEnd"/>
-      <w:r>
-        <w:rPr>
-          <w:rFonts w:ascii="Noto Serif SC" w:eastAsia="Noto Serif SC" w:hAnsi="Noto Serif SC" w:cs="Noto Serif"/>
-          <w:sz w:val="24"/>
-          <w:szCs w:val="24"/>
-          <w:lang w:val="en-US" w:eastAsia="zh-TW"/>
-        </w:rPr>
-        <w:t xml:space="preserve"> </w:t>
-      </w:r>
-      <w:proofErr w:type="spellStart"/>
-      <w:r>
-        <w:rPr>
-          <w:rFonts w:ascii="Noto Serif SC" w:eastAsia="Noto Serif SC" w:hAnsi="Noto Serif SC" w:cs="Noto Serif"/>
-          <w:sz w:val="24"/>
-          <w:szCs w:val="24"/>
-          <w:lang w:val="en-US" w:eastAsia="zh-TW"/>
-        </w:rPr>
-        <w:t>Suona</w:t>
-      </w:r>
-      <w:proofErr w:type="spellEnd"/>
-      <w:r>
-        <w:rPr>
-          <w:rFonts w:ascii="Noto Serif SC" w:eastAsia="Noto Serif SC" w:hAnsi="Noto Serif SC" w:cs="Noto Serif"/>
-          <w:sz w:val="24"/>
-          <w:szCs w:val="24"/>
-          <w:lang w:val="en-US" w:eastAsia="zh-TW"/>
-        </w:rPr>
-        <w:t>)</w:t>
-      </w:r>
-    </w:p>
-    <w:p>
-      <w:pPr>
-        <w:jc w:val="right"/>
-        <w:rPr>
-          <w:rFonts w:ascii="Noto Serif SC" w:eastAsia="Noto Serif SC" w:hAnsi="Noto Serif SC" w:cs="Noto Serif"/>
-          <w:sz w:val="24"/>
-          <w:szCs w:val="24"/>
-          <w:lang w:val="en-US"/>
-        </w:rPr>
-      </w:pPr>
-      <w:r>
-        <w:rPr>
-          <w:rFonts w:ascii="Noto Serif SC" w:eastAsia="Noto Serif SC" w:hAnsi="Noto Serif SC" w:cs="Noto Serif" w:hint="eastAsia"/>
-          <w:sz w:val="24"/>
-          <w:szCs w:val="24"/>
-          <w:lang w:val="en-US" w:eastAsia="zh-TW"/>
-        </w:rPr>
-        <w:t>加鍵次中嗩吶</w:t>
-      </w:r>
-      <w:r>
-        <w:rPr>
-          <w:rFonts w:ascii="Noto Serif SC" w:eastAsia="Noto Serif SC" w:hAnsi="Noto Serif SC" w:cs="Noto Serif"/>
-          <w:sz w:val="24"/>
-          <w:szCs w:val="24"/>
-          <w:lang w:val="en-US" w:eastAsia="zh-TW"/>
-        </w:rPr>
-        <w:t xml:space="preserve"> (</w:t>
-      </w:r>
-      <w:proofErr w:type="spellStart"/>
-      <w:r>
-        <w:rPr>
-          <w:rFonts w:ascii="Noto Serif SC" w:eastAsia="Noto Serif SC" w:hAnsi="Noto Serif SC" w:cs="Noto Serif"/>
-          <w:sz w:val="24"/>
-          <w:szCs w:val="24"/>
-          <w:lang w:val="en-US" w:eastAsia="zh-TW"/>
-        </w:rPr>
-        <w:t>Jiajian</w:t>
-      </w:r>
-      <w:proofErr w:type="spellEnd"/>
-      <w:r>
-        <w:rPr>
-          <w:rFonts w:ascii="Noto Serif SC" w:eastAsia="Noto Serif SC" w:hAnsi="Noto Serif SC" w:cs="Noto Serif"/>
-          <w:sz w:val="24"/>
-          <w:szCs w:val="24"/>
-          <w:lang w:val="en-US" w:eastAsia="zh-TW"/>
-        </w:rPr>
-        <w:t xml:space="preserve"> </w:t>
-      </w:r>
-      <w:proofErr w:type="spellStart"/>
-      <w:r>
-        <w:rPr>
-          <w:rFonts w:ascii="Noto Serif SC" w:eastAsia="Noto Serif SC" w:hAnsi="Noto Serif SC" w:cs="Noto Serif"/>
-          <w:sz w:val="24"/>
-          <w:szCs w:val="24"/>
-          <w:lang w:eastAsia="zh-TW"/>
-        </w:rPr>
-        <w:t>Cizhongyin</w:t>
-      </w:r>
-      <w:proofErr w:type="spellEnd"/>
-      <w:r>
-        <w:rPr>
-          <w:rFonts w:ascii="Noto Serif SC" w:eastAsia="Noto Serif SC" w:hAnsi="Noto Serif SC" w:cs="Noto Serif"/>
-          <w:sz w:val="24"/>
-          <w:szCs w:val="24"/>
-          <w:lang w:eastAsia="zh-TW"/>
-        </w:rPr>
-        <w:t xml:space="preserve"> </w:t>
-      </w:r>
-      <w:proofErr w:type="spellStart"/>
-      <w:r>
-        <w:rPr>
-          <w:rFonts w:ascii="Noto Serif SC" w:eastAsia="Noto Serif SC" w:hAnsi="Noto Serif SC" w:cs="Noto Serif"/>
-          <w:sz w:val="24"/>
-          <w:szCs w:val="24"/>
-          <w:lang w:val="en-US" w:eastAsia="zh-TW"/>
-        </w:rPr>
-        <w:t>Suona</w:t>
-      </w:r>
-      <w:proofErr w:type="spellEnd"/>
-      <w:r>
-        <w:rPr>
-          <w:rFonts w:ascii="Noto Serif SC" w:eastAsia="Noto Serif SC" w:hAnsi="Noto Serif SC" w:cs="Noto Serif"/>
-          <w:sz w:val="24"/>
-          <w:szCs w:val="24"/>
-          <w:lang w:val="en-US" w:eastAsia="zh-TW"/>
-        </w:rPr>
-        <w:t>)</w:t>
-      </w:r>
-    </w:p>
-    <w:p>
-      <w:pPr>
-        <w:jc w:val="right"/>
-        <w:rPr>
-          <w:rFonts w:ascii="Noto Serif SC" w:eastAsia="Noto Serif SC" w:hAnsi="Noto Serif SC" w:cs="Noto Serif"/>
-          <w:sz w:val="24"/>
-          <w:szCs w:val="24"/>
-          <w:lang w:val="en-US"/>
-        </w:rPr>
-      </w:pPr>
-      <w:r>
-        <w:rPr>
-          <w:rFonts w:ascii="Noto Serif SC" w:eastAsia="Noto Serif SC" w:hAnsi="Noto Serif SC" w:cs="Noto Serif" w:hint="eastAsia"/>
-          <w:sz w:val="24"/>
-          <w:szCs w:val="24"/>
-          <w:lang w:eastAsia="zh-TW"/>
-        </w:rPr>
-        <w:t>低音嗩吶</w:t>
-      </w:r>
-      <w:r>
-        <w:rPr>
-          <w:rFonts w:ascii="Noto Serif SC" w:eastAsia="Noto Serif SC" w:hAnsi="Noto Serif SC" w:cs="Noto Serif"/>
-          <w:sz w:val="24"/>
-          <w:szCs w:val="24"/>
-          <w:lang w:eastAsia="zh-TW"/>
-        </w:rPr>
-        <w:t xml:space="preserve"> </w:t>
-      </w:r>
-      <w:r>
-        <w:rPr>
-          <w:rFonts w:ascii="Noto Serif SC" w:eastAsia="Noto Serif SC" w:hAnsi="Noto Serif SC" w:cs="Noto Serif"/>
-          <w:sz w:val="24"/>
-          <w:szCs w:val="24"/>
-          <w:lang w:val="en-US" w:eastAsia="zh-TW"/>
-        </w:rPr>
-        <w:t>(</w:t>
-      </w:r>
-      <w:proofErr w:type="spellStart"/>
-      <w:r>
-        <w:rPr>
-          <w:rFonts w:ascii="Noto Serif SC" w:eastAsia="Noto Serif SC" w:hAnsi="Noto Serif SC" w:cs="Noto Serif"/>
-          <w:sz w:val="24"/>
-          <w:szCs w:val="24"/>
-          <w:lang w:eastAsia="zh-TW"/>
-        </w:rPr>
-        <w:t>Diyin</w:t>
-      </w:r>
-      <w:proofErr w:type="spellEnd"/>
-      <w:r>
-        <w:rPr>
-          <w:rFonts w:ascii="Noto Serif SC" w:eastAsia="Noto Serif SC" w:hAnsi="Noto Serif SC" w:cs="Noto Serif"/>
-          <w:sz w:val="24"/>
-          <w:szCs w:val="24"/>
-          <w:lang w:eastAsia="zh-TW"/>
-        </w:rPr>
-        <w:t xml:space="preserve"> </w:t>
-      </w:r>
-      <w:proofErr w:type="spellStart"/>
-      <w:r>
-        <w:rPr>
-          <w:rFonts w:ascii="Noto Serif SC" w:eastAsia="Noto Serif SC" w:hAnsi="Noto Serif SC" w:cs="Noto Serif"/>
-          <w:sz w:val="24"/>
-          <w:szCs w:val="24"/>
-          <w:lang w:eastAsia="zh-TW"/>
-        </w:rPr>
-        <w:t>Suona</w:t>
-      </w:r>
-      <w:proofErr w:type="spellEnd"/>
-      <w:r>
-        <w:rPr>
-          <w:rFonts w:ascii="Noto Serif SC" w:eastAsia="Noto Serif SC" w:hAnsi="Noto Serif SC" w:cs="Noto Serif"/>
-          <w:sz w:val="24"/>
-          <w:szCs w:val="24"/>
-          <w:lang w:val="en-US" w:eastAsia="zh-TW"/>
-        </w:rPr>
-        <w:t>)</w:t>
-      </w:r>
-    </w:p>
-    <w:p>
-      <w:pPr>
-        <w:jc w:val="right"/>
-        <w:rPr>
-          <w:rFonts w:ascii="Noto Serif SC" w:eastAsia="Noto Serif SC" w:hAnsi="Noto Serif SC" w:cs="Noto Serif"/>
-          <w:sz w:val="24"/>
-          <w:szCs w:val="24"/>
-          <w:lang w:val="en-US"/>
-        </w:rPr>
-      </w:pPr>
-    </w:p>
-    <w:p>
-      <w:pPr>
-        <w:jc w:val="right"/>
-        <w:rPr>
-          <w:rFonts w:ascii="Noto Serif SC" w:eastAsia="Noto Serif SC" w:hAnsi="Noto Serif SC" w:cs="Noto Serif"/>
-          <w:sz w:val="24"/>
-          <w:szCs w:val="24"/>
-          <w:lang w:val="en-US"/>
-        </w:rPr>
-      </w:pPr>
-      <w:r>
-        <w:rPr>
-          <w:rFonts w:ascii="Noto Serif SC" w:eastAsia="Noto Serif SC" w:hAnsi="Noto Serif SC" w:cs="Noto Serif" w:hint="eastAsia"/>
-          <w:sz w:val="24"/>
-          <w:szCs w:val="24"/>
-          <w:lang w:val="en-US" w:eastAsia="zh-TW"/>
-        </w:rPr>
-        <w:t>管</w:t>
-      </w:r>
-      <w:r>
-        <w:rPr>
-          <w:rFonts w:ascii="Noto Serif SC" w:eastAsia="Noto Serif SC" w:hAnsi="Noto Serif SC" w:cs="Noto Serif"/>
-          <w:sz w:val="24"/>
-          <w:szCs w:val="24"/>
-          <w:lang w:val="en-US" w:eastAsia="zh-TW"/>
-        </w:rPr>
-        <w:t xml:space="preserve"> (Guan)</w:t>
-      </w:r>
-    </w:p>
-    <w:p>
-      <w:pPr>
-        <w:jc w:val="right"/>
-        <w:rPr>
-          <w:rFonts w:ascii="Noto Serif SC" w:eastAsia="Noto Serif SC" w:hAnsi="Noto Serif SC" w:cs="Noto Serif"/>
-          <w:sz w:val="24"/>
-          <w:szCs w:val="24"/>
-          <w:lang w:val="en-US"/>
-        </w:rPr>
-      </w:pPr>
-    </w:p>
-    <w:p>
-      <w:pPr>
-        <w:jc w:val="right"/>
-        <w:rPr>
-          <w:rFonts w:ascii="Noto Serif SC" w:eastAsia="Noto Serif SC" w:hAnsi="Noto Serif SC" w:cs="Noto Serif"/>
-          <w:sz w:val="24"/>
-          <w:szCs w:val="24"/>
-          <w:lang w:val="en-US"/>
-        </w:rPr>
-      </w:pPr>
-      <w:r>
-        <w:rPr>
-          <w:rFonts w:ascii="Noto Serif SC" w:eastAsia="Noto Serif SC" w:hAnsi="Noto Serif SC" w:cs="Noto Serif" w:hint="eastAsia"/>
-          <w:sz w:val="24"/>
-          <w:szCs w:val="24"/>
-          <w:lang w:val="en-US" w:eastAsia="zh-TW"/>
-        </w:rPr>
-        <w:t>揚琴</w:t>
-      </w:r>
-      <w:r>
-        <w:rPr>
-          <w:rFonts w:ascii="Noto Serif SC" w:eastAsia="Noto Serif SC" w:hAnsi="Noto Serif SC" w:cs="Noto Serif"/>
-          <w:sz w:val="24"/>
-          <w:szCs w:val="24"/>
-          <w:lang w:val="en-US" w:eastAsia="zh-TW"/>
-        </w:rPr>
-        <w:t xml:space="preserve"> (Yangqin)</w:t>
-      </w:r>
-    </w:p>
-    <w:p>
-      <w:pPr>
-        <w:jc w:val="right"/>
-        <w:rPr>
-          <w:rFonts w:ascii="Noto Serif SC" w:eastAsia="Noto Serif SC" w:hAnsi="Noto Serif SC" w:cs="Noto Serif"/>
-          <w:sz w:val="24"/>
-          <w:szCs w:val="24"/>
-          <w:lang w:val="en-US"/>
-        </w:rPr>
-      </w:pPr>
-      <w:r>
-        <w:rPr>
-          <w:rFonts w:ascii="Noto Serif SC" w:eastAsia="Noto Serif SC" w:hAnsi="Noto Serif SC" w:cs="Noto Serif" w:hint="eastAsia"/>
-          <w:sz w:val="24"/>
-          <w:szCs w:val="24"/>
-          <w:lang w:val="en-US" w:eastAsia="zh-TW"/>
-        </w:rPr>
-        <w:t>柳琴</w:t>
-      </w:r>
-      <w:r>
-        <w:rPr>
-          <w:rFonts w:ascii="Noto Serif SC" w:eastAsia="Noto Serif SC" w:hAnsi="Noto Serif SC" w:cs="Noto Serif"/>
-          <w:sz w:val="24"/>
-          <w:szCs w:val="24"/>
-          <w:lang w:val="en-US" w:eastAsia="zh-TW"/>
-        </w:rPr>
-        <w:t xml:space="preserve"> (</w:t>
-      </w:r>
-      <w:proofErr w:type="spellStart"/>
-      <w:r>
-        <w:rPr>
-          <w:rFonts w:ascii="Noto Serif SC" w:eastAsia="Noto Serif SC" w:hAnsi="Noto Serif SC" w:cs="Noto Serif"/>
-          <w:sz w:val="24"/>
-          <w:szCs w:val="24"/>
-          <w:lang w:val="en-US" w:eastAsia="zh-TW"/>
-        </w:rPr>
-        <w:t>Liuqin</w:t>
-      </w:r>
-      <w:proofErr w:type="spellEnd"/>
-      <w:r>
-        <w:rPr>
-          <w:rFonts w:ascii="Noto Serif SC" w:eastAsia="Noto Serif SC" w:hAnsi="Noto Serif SC" w:cs="Noto Serif"/>
-          <w:sz w:val="24"/>
-          <w:szCs w:val="24"/>
-          <w:lang w:val="en-US" w:eastAsia="zh-TW"/>
-        </w:rPr>
-        <w:t>)</w:t>
-      </w:r>
-    </w:p>
-    <w:p>
-      <w:pPr>
-        <w:jc w:val="right"/>
-        <w:rPr>
-          <w:rFonts w:ascii="Noto Serif SC" w:eastAsia="Noto Serif SC" w:hAnsi="Noto Serif SC" w:cs="Noto Serif"/>
-          <w:sz w:val="24"/>
-          <w:szCs w:val="24"/>
-          <w:lang w:val="en-US"/>
-        </w:rPr>
-      </w:pPr>
-      <w:r>
-        <w:rPr>
-          <w:rFonts w:ascii="Noto Serif SC" w:eastAsia="Noto Serif SC" w:hAnsi="Noto Serif SC" w:cs="Noto Serif" w:hint="eastAsia"/>
-          <w:sz w:val="24"/>
-          <w:szCs w:val="24"/>
-          <w:lang w:val="en-US" w:eastAsia="zh-TW"/>
-        </w:rPr>
-        <w:t>琵琶</w:t>
-      </w:r>
-      <w:r>
-        <w:rPr>
-          <w:rFonts w:ascii="Noto Serif SC" w:eastAsia="Noto Serif SC" w:hAnsi="Noto Serif SC" w:cs="Noto Serif"/>
-          <w:sz w:val="24"/>
-          <w:szCs w:val="24"/>
-          <w:lang w:val="en-US" w:eastAsia="zh-TW"/>
-        </w:rPr>
-        <w:t xml:space="preserve"> I-IV (Pipa I-IV)</w:t>
-      </w:r>
-    </w:p>
-    <w:p>
-      <w:pPr>
-        <w:jc w:val="right"/>
-        <w:rPr>
-          <w:rFonts w:ascii="Noto Serif SC" w:eastAsia="Noto Serif SC" w:hAnsi="Noto Serif SC" w:cs="Noto Serif"/>
-          <w:sz w:val="24"/>
-          <w:szCs w:val="24"/>
-          <w:lang w:val="en-US"/>
-        </w:rPr>
-      </w:pPr>
-      <w:r>
-        <w:rPr>
-          <w:rFonts w:ascii="Noto Serif SC" w:eastAsia="Noto Serif SC" w:hAnsi="Noto Serif SC" w:cs="Noto Serif" w:hint="eastAsia"/>
-          <w:sz w:val="24"/>
-          <w:szCs w:val="24"/>
-          <w:lang w:val="en-US" w:eastAsia="zh-TW"/>
-        </w:rPr>
-        <w:t>中阮</w:t>
-      </w:r>
-      <w:r>
-        <w:rPr>
-          <w:rFonts w:ascii="Noto Serif SC" w:eastAsia="Noto Serif SC" w:hAnsi="Noto Serif SC" w:cs="Noto Serif"/>
-          <w:sz w:val="24"/>
-          <w:szCs w:val="24"/>
-          <w:lang w:val="en-US" w:eastAsia="zh-TW"/>
-        </w:rPr>
-        <w:t xml:space="preserve"> (Zhongruan)</w:t>
-      </w:r>
-    </w:p>
-    <w:p>
-      <w:pPr>
-        <w:jc w:val="right"/>
-        <w:rPr>
-          <w:rFonts w:ascii="Noto Serif SC" w:eastAsia="Noto Serif SC" w:hAnsi="Noto Serif SC" w:cs="Noto Serif"/>
-          <w:sz w:val="24"/>
-          <w:szCs w:val="24"/>
-          <w:lang w:val="en-US"/>
-        </w:rPr>
-      </w:pPr>
-      <w:r>
-        <w:rPr>
-          <w:rFonts w:ascii="Noto Serif SC" w:eastAsia="Noto Serif SC" w:hAnsi="Noto Serif SC" w:cs="Noto Serif" w:hint="eastAsia"/>
-          <w:sz w:val="24"/>
-          <w:szCs w:val="24"/>
-          <w:lang w:eastAsia="zh-TW"/>
-        </w:rPr>
-        <w:t>三弦</w:t>
-      </w:r>
-      <w:r>
-        <w:rPr>
-          <w:rFonts w:ascii="Noto Serif SC" w:eastAsia="Noto Serif SC" w:hAnsi="Noto Serif SC" w:cs="Noto Serif"/>
-          <w:sz w:val="24"/>
-          <w:szCs w:val="24"/>
-          <w:lang w:val="en-US" w:eastAsia="zh-TW"/>
-        </w:rPr>
-        <w:t xml:space="preserve"> (Sanxian)</w:t>
-      </w:r>
-    </w:p>
-    <w:p>
-      <w:pPr>
-        <w:jc w:val="right"/>
-        <w:rPr>
-          <w:rFonts w:ascii="Noto Serif SC" w:eastAsia="Noto Serif SC" w:hAnsi="Noto Serif SC" w:cs="Noto Serif"/>
-          <w:sz w:val="24"/>
-          <w:szCs w:val="24"/>
-          <w:lang w:val="en-US"/>
-        </w:rPr>
-      </w:pPr>
-      <w:r>
-        <w:rPr>
-          <w:rFonts w:ascii="Noto Serif SC" w:eastAsia="Noto Serif SC" w:hAnsi="Noto Serif SC" w:cs="Noto Serif" w:hint="eastAsia"/>
-          <w:sz w:val="24"/>
-          <w:szCs w:val="24"/>
-          <w:lang w:val="en-US" w:eastAsia="zh-TW"/>
-        </w:rPr>
-        <w:t>大阮</w:t>
-      </w:r>
-      <w:r>
-        <w:rPr>
-          <w:rFonts w:ascii="Noto Serif SC" w:eastAsia="Noto Serif SC" w:hAnsi="Noto Serif SC" w:cs="Noto Serif"/>
-          <w:sz w:val="24"/>
-          <w:szCs w:val="24"/>
-          <w:lang w:val="en-US" w:eastAsia="zh-TW"/>
-        </w:rPr>
-        <w:t xml:space="preserve"> (Daruan)</w:t>
-      </w:r>
-    </w:p>
-    <w:p>
-      <w:pPr>
-        <w:jc w:val="right"/>
-        <w:rPr>
-          <w:rFonts w:ascii="Noto Serif SC" w:eastAsia="Noto Serif SC" w:hAnsi="Noto Serif SC" w:cs="Noto Serif"/>
-          <w:sz w:val="24"/>
-          <w:szCs w:val="24"/>
-          <w:lang w:val="en-US"/>
-        </w:rPr>
-      </w:pPr>
-    </w:p>
-    <w:p>
-      <w:pPr>
-        <w:jc w:val="right"/>
-        <w:rPr>
-          <w:rFonts w:ascii="Noto Serif SC" w:eastAsia="Noto Serif SC" w:hAnsi="Noto Serif SC" w:cs="Noto Serif"/>
-          <w:sz w:val="24"/>
-          <w:szCs w:val="24"/>
-          <w:lang w:val="en-US"/>
-        </w:rPr>
-      </w:pPr>
-      <w:r>
-        <w:rPr>
-          <w:rFonts w:ascii="Noto Serif SC" w:eastAsia="Noto Serif SC" w:hAnsi="Noto Serif SC" w:cs="Noto Serif" w:hint="eastAsia"/>
-          <w:sz w:val="24"/>
-          <w:szCs w:val="24"/>
-          <w:lang w:eastAsia="zh-TW"/>
-        </w:rPr>
-        <w:t>古箏</w:t>
-      </w:r>
-      <w:r>
-        <w:rPr>
-          <w:rFonts w:ascii="Noto Serif SC" w:eastAsia="Noto Serif SC" w:hAnsi="Noto Serif SC" w:cs="Noto Serif"/>
-          <w:sz w:val="24"/>
-          <w:szCs w:val="24"/>
-          <w:lang w:val="en-US" w:eastAsia="zh-TW"/>
-        </w:rPr>
-        <w:t xml:space="preserve"> (Guzheng)</w:t>
-      </w:r>
-    </w:p>
-    <w:p>
-      <w:pPr>
-        <w:jc w:val="right"/>
-        <w:rPr>
-          <w:rFonts w:ascii="Noto Serif SC" w:eastAsia="Noto Serif SC" w:hAnsi="Noto Serif SC" w:cs="Noto Serif"/>
-          <w:sz w:val="24"/>
-          <w:szCs w:val="24"/>
-          <w:lang w:val="en-US"/>
-        </w:rPr>
-      </w:pPr>
-    </w:p>
-    <w:p>
-      <w:pPr>
-        <w:jc w:val="right"/>
-        <w:rPr>
-          <w:rFonts w:ascii="Noto Serif SC" w:eastAsia="Noto Serif SC" w:hAnsi="Noto Serif SC" w:cs="Noto Serif"/>
-          <w:sz w:val="24"/>
-          <w:szCs w:val="24"/>
-          <w:lang w:val="en-US"/>
-        </w:rPr>
-      </w:pPr>
-      <w:r>
-        <w:rPr>
-          <w:rFonts w:ascii="Noto Serif SC" w:eastAsia="Noto Serif SC" w:hAnsi="Noto Serif SC" w:cs="Noto Serif" w:hint="eastAsia"/>
-          <w:sz w:val="24"/>
-          <w:szCs w:val="24"/>
-          <w:lang w:eastAsia="zh-TW"/>
-        </w:rPr>
-        <w:t>定音鼓</w:t>
-      </w:r>
-      <w:r>
-        <w:rPr>
-          <w:rFonts w:ascii="Noto Serif SC" w:eastAsia="Noto Serif SC" w:hAnsi="Noto Serif SC" w:cs="Noto Serif"/>
-          <w:sz w:val="24"/>
-          <w:szCs w:val="24"/>
-          <w:lang w:val="en-US" w:eastAsia="zh-TW"/>
-        </w:rPr>
-        <w:t xml:space="preserve"> (Timpani)</w:t>
-      </w:r>
-    </w:p>
-    <w:p>
-      <w:pPr>
-        <w:jc w:val="right"/>
-        <w:rPr>
-          <w:rFonts w:ascii="Noto Serif SC" w:eastAsia="Noto Serif SC" w:hAnsi="Noto Serif SC" w:cs="Noto Serif"/>
-          <w:sz w:val="24"/>
-          <w:szCs w:val="24"/>
-          <w:lang w:val="en-US" w:eastAsia="zh-TW"/>
-        </w:rPr>
-      </w:pPr>
-      <w:r>
-        <w:rPr>
-          <w:rFonts w:ascii="Noto Serif SC" w:eastAsia="Noto Serif SC" w:hAnsi="Noto Serif SC" w:cs="Noto Serif" w:hint="eastAsia"/>
-          <w:sz w:val="24"/>
-          <w:szCs w:val="24"/>
-          <w:lang w:val="en-US" w:eastAsia="zh-TW"/>
-        </w:rPr>
-        <w:t>打擊樂</w:t>
-      </w:r>
-      <w:r>
-        <w:rPr>
-          <w:rFonts w:ascii="Noto Serif SC" w:eastAsia="Noto Serif SC" w:hAnsi="Noto Serif SC" w:cs="Noto Serif"/>
-          <w:sz w:val="24"/>
-          <w:szCs w:val="24"/>
-          <w:lang w:val="en-US" w:eastAsia="zh-TW"/>
-        </w:rPr>
-        <w:t xml:space="preserve"> I (Percussion I)</w:t>
-      </w:r>
-    </w:p>
-    <w:p>
-      <w:pPr>
-        <w:jc w:val="right"/>
-        <w:rPr>
-          <w:rFonts w:ascii="Noto Serif SC" w:eastAsia="Noto Serif SC" w:hAnsi="Noto Serif SC" w:cs="Noto Serif"/>
-          <w:sz w:val="20"/>
-          <w:szCs w:val="20"/>
-          <w:lang w:val="en-US"/>
-        </w:rPr>
-      </w:pPr>
-      <w:r>
-        <w:rPr>
-          <w:rFonts w:ascii="Noto Serif SC" w:eastAsia="Noto Serif SC" w:hAnsi="Noto Serif SC" w:cs="Noto Serif" w:hint="eastAsia"/>
-          <w:sz w:val="20"/>
-          <w:szCs w:val="20"/>
-          <w:lang w:eastAsia="zh-TW"/>
-        </w:rPr>
-        <w:t>大鼓</w:t>
-      </w:r>
-      <w:r>
-        <w:rPr>
-          <w:rFonts w:ascii="Noto Serif SC" w:eastAsia="Noto Serif SC" w:hAnsi="Noto Serif SC" w:cs="Noto Serif"/>
-          <w:sz w:val="20"/>
-          <w:szCs w:val="20"/>
-          <w:lang w:eastAsia="zh-TW"/>
-        </w:rPr>
-        <w:t xml:space="preserve"> (</w:t>
-      </w:r>
-      <w:proofErr w:type="spellStart"/>
-      <w:r>
-        <w:rPr>
-          <w:rFonts w:ascii="Noto Serif SC" w:eastAsia="Noto Serif SC" w:hAnsi="Noto Serif SC" w:cs="Noto Serif"/>
-          <w:sz w:val="20"/>
-          <w:szCs w:val="20"/>
-          <w:lang w:eastAsia="zh-TW"/>
-        </w:rPr>
-        <w:t>Dagu</w:t>
-      </w:r>
-      <w:proofErr w:type="spellEnd"/>
-      <w:r>
-        <w:rPr>
-          <w:rFonts w:ascii="Noto Serif SC" w:eastAsia="Noto Serif SC" w:hAnsi="Noto Serif SC" w:cs="Noto Serif"/>
-          <w:sz w:val="20"/>
-          <w:szCs w:val="20"/>
-          <w:lang w:eastAsia="zh-TW"/>
-        </w:rPr>
-        <w:t xml:space="preserve">), </w:t>
-      </w:r>
-      <w:r>
-        <w:rPr>
-          <w:rFonts w:ascii="Noto Serif SC" w:eastAsia="Noto Serif SC" w:hAnsi="Noto Serif SC" w:cs="Noto Serif" w:hint="eastAsia"/>
-          <w:sz w:val="20"/>
-          <w:szCs w:val="20"/>
-          <w:lang w:eastAsia="zh-TW"/>
-        </w:rPr>
-        <w:t>小鼓</w:t>
-      </w:r>
-      <w:r>
-        <w:rPr>
-          <w:rFonts w:ascii="Noto Serif SC" w:eastAsia="Noto Serif SC" w:hAnsi="Noto Serif SC" w:cs="Noto Serif"/>
-          <w:sz w:val="20"/>
-          <w:szCs w:val="20"/>
-          <w:lang w:eastAsia="zh-TW"/>
-        </w:rPr>
-        <w:t xml:space="preserve"> (</w:t>
-      </w:r>
-      <w:proofErr w:type="spellStart"/>
-      <w:r>
-        <w:rPr>
-          <w:rFonts w:ascii="Noto Serif SC" w:eastAsia="Noto Serif SC" w:hAnsi="Noto Serif SC" w:cs="Noto Serif"/>
-          <w:sz w:val="20"/>
-          <w:szCs w:val="20"/>
-          <w:lang w:eastAsia="zh-TW"/>
-        </w:rPr>
-        <w:t>Xiaogu</w:t>
-      </w:r>
-      <w:proofErr w:type="spellEnd"/>
-      <w:r>
-        <w:rPr>
-          <w:rFonts w:ascii="Noto Serif SC" w:eastAsia="Noto Serif SC" w:hAnsi="Noto Serif SC" w:cs="Noto Serif"/>
-          <w:sz w:val="20"/>
-          <w:szCs w:val="20"/>
-          <w:lang w:eastAsia="zh-TW"/>
-        </w:rPr>
-        <w:t xml:space="preserve">), </w:t>
-      </w:r>
-      <w:r>
-        <w:rPr>
-          <w:rFonts w:ascii="Noto Serif SC" w:eastAsia="Noto Serif SC" w:hAnsi="Noto Serif SC" w:cs="Noto Serif" w:hint="eastAsia"/>
-          <w:sz w:val="20"/>
-          <w:szCs w:val="20"/>
-          <w:lang w:eastAsia="zh-TW"/>
-        </w:rPr>
-        <w:t>排鼓</w:t>
-      </w:r>
-      <w:r>
-        <w:rPr>
-          <w:rFonts w:ascii="Noto Serif SC" w:eastAsia="Noto Serif SC" w:hAnsi="Noto Serif SC" w:cs="Noto Serif"/>
-          <w:sz w:val="20"/>
-          <w:szCs w:val="20"/>
-          <w:lang w:eastAsia="zh-TW"/>
-        </w:rPr>
-        <w:t xml:space="preserve"> (</w:t>
-      </w:r>
-      <w:proofErr w:type="spellStart"/>
-      <w:r>
-        <w:rPr>
-          <w:rFonts w:ascii="Noto Serif SC" w:eastAsia="Noto Serif SC" w:hAnsi="Noto Serif SC" w:cs="Noto Serif"/>
-          <w:sz w:val="20"/>
-          <w:szCs w:val="20"/>
-          <w:lang w:eastAsia="zh-TW"/>
-        </w:rPr>
-        <w:t>Paigu</w:t>
-      </w:r>
-      <w:proofErr w:type="spellEnd"/>
-      <w:r>
-        <w:rPr>
-          <w:rFonts w:ascii="Noto Serif SC" w:eastAsia="Noto Serif SC" w:hAnsi="Noto Serif SC" w:cs="Noto Serif"/>
-          <w:sz w:val="20"/>
-          <w:szCs w:val="20"/>
-          <w:lang w:eastAsia="zh-TW"/>
-        </w:rPr>
-        <w:t>)</w:t>
-      </w:r>
-    </w:p>
-    <w:p>
-      <w:pPr>
-        <w:jc w:val="right"/>
-        <w:rPr>
-          <w:rFonts w:ascii="Noto Serif SC" w:eastAsia="Noto Serif SC" w:hAnsi="Noto Serif SC" w:cs="Noto Serif"/>
-          <w:sz w:val="24"/>
-          <w:szCs w:val="24"/>
-          <w:lang w:val="en-US" w:eastAsia="zh-TW"/>
-        </w:rPr>
-      </w:pPr>
-      <w:r>
-        <w:rPr>
-          <w:rFonts w:ascii="Noto Serif SC" w:eastAsia="Noto Serif SC" w:hAnsi="Noto Serif SC" w:cs="Noto Serif" w:hint="eastAsia"/>
-          <w:sz w:val="24"/>
-          <w:szCs w:val="24"/>
-          <w:lang w:val="en-US" w:eastAsia="zh-TW"/>
-        </w:rPr>
-        <w:t>打擊樂</w:t>
-      </w:r>
-      <w:r>
-        <w:rPr>
-          <w:rFonts w:ascii="Noto Serif SC" w:eastAsia="Noto Serif SC" w:hAnsi="Noto Serif SC" w:cs="Noto Serif"/>
-          <w:sz w:val="24"/>
-          <w:szCs w:val="24"/>
-          <w:lang w:val="en-US" w:eastAsia="zh-TW"/>
-        </w:rPr>
-        <w:t xml:space="preserve"> II (Percussion II)</w:t>
-      </w:r>
-    </w:p>
-    <w:p>
-      <w:pPr>
-        <w:jc w:val="right"/>
-        <w:rPr>
-          <w:rFonts w:ascii="Noto Serif SC" w:eastAsia="Noto Serif SC" w:hAnsi="Noto Serif SC" w:cs="Noto Serif"/>
-          <w:sz w:val="20"/>
-          <w:szCs w:val="20"/>
-          <w:lang w:val="en-US"/>
-        </w:rPr>
-      </w:pPr>
-      <w:r>
-        <w:rPr>
-          <w:rFonts w:ascii="Noto Serif SC" w:eastAsia="Noto Serif SC" w:hAnsi="Noto Serif SC" w:cs="Noto Serif" w:hint="eastAsia"/>
-          <w:sz w:val="20"/>
-          <w:szCs w:val="20"/>
-          <w:lang w:eastAsia="zh-TW"/>
-        </w:rPr>
-        <w:t>南梆子</w:t>
-      </w:r>
-      <w:r>
-        <w:rPr>
-          <w:rFonts w:ascii="Noto Serif SC" w:eastAsia="Noto Serif SC" w:hAnsi="Noto Serif SC" w:cs="Noto Serif"/>
-          <w:sz w:val="20"/>
-          <w:szCs w:val="20"/>
-          <w:lang w:eastAsia="zh-TW"/>
-        </w:rPr>
-        <w:t xml:space="preserve"> (</w:t>
-      </w:r>
-      <w:proofErr w:type="spellStart"/>
-      <w:r>
-        <w:rPr>
-          <w:rFonts w:ascii="Noto Serif SC" w:eastAsia="Noto Serif SC" w:hAnsi="Noto Serif SC" w:cs="Noto Serif"/>
-          <w:sz w:val="20"/>
-          <w:szCs w:val="20"/>
-          <w:lang w:eastAsia="zh-TW"/>
-        </w:rPr>
-        <w:t>Nanbangzi</w:t>
-      </w:r>
-      <w:proofErr w:type="spellEnd"/>
-      <w:r>
-        <w:rPr>
-          <w:rFonts w:ascii="Noto Serif SC" w:eastAsia="Noto Serif SC" w:hAnsi="Noto Serif SC" w:cs="Noto Serif"/>
-          <w:sz w:val="20"/>
-          <w:szCs w:val="20"/>
-          <w:lang w:eastAsia="zh-TW"/>
-        </w:rPr>
-        <w:t xml:space="preserve">), </w:t>
-      </w:r>
-      <w:r>
-        <w:rPr>
-          <w:rFonts w:ascii="Noto Serif SC" w:eastAsia="Noto Serif SC" w:hAnsi="Noto Serif SC" w:cs="Noto Serif" w:hint="eastAsia"/>
-          <w:sz w:val="20"/>
-          <w:szCs w:val="20"/>
-          <w:lang w:eastAsia="zh-TW"/>
-        </w:rPr>
-        <w:t>木魚</w:t>
-      </w:r>
-      <w:r>
-        <w:rPr>
-          <w:rFonts w:ascii="Noto Serif SC" w:eastAsia="Noto Serif SC" w:hAnsi="Noto Serif SC" w:cs="Noto Serif"/>
-          <w:sz w:val="20"/>
-          <w:szCs w:val="20"/>
-          <w:lang w:eastAsia="zh-TW"/>
-        </w:rPr>
-        <w:t xml:space="preserve"> (Woodblocks), </w:t>
-      </w:r>
-      <w:r>
-        <w:rPr>
-          <w:rFonts w:ascii="Noto Serif SC" w:eastAsia="Noto Serif SC" w:hAnsi="Noto Serif SC" w:cs="Noto Serif" w:hint="eastAsia"/>
-          <w:sz w:val="20"/>
-          <w:szCs w:val="20"/>
-          <w:lang w:eastAsia="zh-TW"/>
-        </w:rPr>
-        <w:t>排鼓</w:t>
-      </w:r>
-      <w:r>
-        <w:rPr>
-          <w:rFonts w:ascii="Noto Serif SC" w:eastAsia="Noto Serif SC" w:hAnsi="Noto Serif SC" w:cs="Noto Serif"/>
-          <w:sz w:val="20"/>
-          <w:szCs w:val="20"/>
-          <w:lang w:eastAsia="zh-TW"/>
-        </w:rPr>
-        <w:t xml:space="preserve"> (</w:t>
-      </w:r>
-      <w:proofErr w:type="spellStart"/>
-      <w:r>
-        <w:rPr>
-          <w:rFonts w:ascii="Noto Serif SC" w:eastAsia="Noto Serif SC" w:hAnsi="Noto Serif SC" w:cs="Noto Serif"/>
-          <w:sz w:val="20"/>
-          <w:szCs w:val="20"/>
-          <w:lang w:eastAsia="zh-TW"/>
-        </w:rPr>
-        <w:t>Paigu</w:t>
-      </w:r>
-      <w:proofErr w:type="spellEnd"/>
-      <w:r>
-        <w:rPr>
-          <w:rFonts w:ascii="Noto Serif SC" w:eastAsia="Noto Serif SC" w:hAnsi="Noto Serif SC" w:cs="Noto Serif"/>
-          <w:sz w:val="20"/>
-          <w:szCs w:val="20"/>
-          <w:lang w:eastAsia="zh-TW"/>
-        </w:rPr>
-        <w:t xml:space="preserve">), </w:t>
-      </w:r>
-      <w:r>
-        <w:rPr>
-          <w:rFonts w:ascii="Noto Serif SC" w:eastAsia="Noto Serif SC" w:hAnsi="Noto Serif SC" w:cs="Noto Serif" w:hint="eastAsia"/>
-          <w:sz w:val="20"/>
-          <w:szCs w:val="20"/>
-          <w:lang w:eastAsia="zh-TW"/>
-        </w:rPr>
-        <w:t>拍板</w:t>
-      </w:r>
-      <w:r>
-        <w:rPr>
-          <w:rFonts w:ascii="Noto Serif SC" w:eastAsia="Noto Serif SC" w:hAnsi="Noto Serif SC" w:cs="Noto Serif"/>
-          <w:sz w:val="20"/>
-          <w:szCs w:val="20"/>
-          <w:lang w:eastAsia="zh-TW"/>
-        </w:rPr>
-        <w:t xml:space="preserve"> (Clapper)</w:t>
-      </w:r>
-    </w:p>
-    <w:p>
-      <w:pPr>
-        <w:jc w:val="right"/>
-        <w:rPr>
-          <w:rFonts w:ascii="Noto Serif SC" w:eastAsia="Noto Serif SC" w:hAnsi="Noto Serif SC" w:cs="Noto Serif"/>
-          <w:sz w:val="24"/>
-          <w:szCs w:val="24"/>
-          <w:lang w:val="en-US" w:eastAsia="zh-TW"/>
-        </w:rPr>
-      </w:pPr>
-      <w:r>
-        <w:rPr>
-          <w:rFonts w:ascii="Noto Serif SC" w:eastAsia="Noto Serif SC" w:hAnsi="Noto Serif SC" w:cs="Noto Serif" w:hint="eastAsia"/>
-          <w:sz w:val="24"/>
-          <w:szCs w:val="24"/>
-          <w:lang w:val="en-US" w:eastAsia="zh-TW"/>
-        </w:rPr>
-        <w:t>打擊樂</w:t>
-      </w:r>
-      <w:r>
-        <w:rPr>
-          <w:rFonts w:ascii="Noto Serif SC" w:eastAsia="Noto Serif SC" w:hAnsi="Noto Serif SC" w:cs="Noto Serif"/>
-          <w:sz w:val="24"/>
-          <w:szCs w:val="24"/>
-          <w:lang w:val="en-US" w:eastAsia="zh-TW"/>
-        </w:rPr>
-        <w:t xml:space="preserve"> III (Percussion III)</w:t>
-      </w:r>
-    </w:p>
-    <w:p>
-      <w:pPr>
-        <w:jc w:val="right"/>
-        <w:rPr>
-          <w:rFonts w:ascii="Noto Serif SC" w:eastAsia="Noto Serif SC" w:hAnsi="Noto Serif SC" w:cs="Noto Serif"/>
-          <w:sz w:val="20"/>
-          <w:szCs w:val="20"/>
-        </w:rPr>
-      </w:pPr>
-      <w:r>
-        <w:rPr>
-          <w:rFonts w:ascii="Noto Serif SC" w:eastAsia="Noto Serif SC" w:hAnsi="Noto Serif SC" w:cs="Noto Serif" w:hint="eastAsia"/>
-          <w:sz w:val="20"/>
-          <w:szCs w:val="20"/>
-          <w:lang w:eastAsia="zh-TW"/>
-        </w:rPr>
-        <w:t>大低鑼</w:t>
-      </w:r>
-      <w:r>
-        <w:rPr>
-          <w:rFonts w:ascii="Noto Serif SC" w:eastAsia="Noto Serif SC" w:hAnsi="Noto Serif SC" w:cs="Noto Serif"/>
-          <w:sz w:val="20"/>
-          <w:szCs w:val="20"/>
-          <w:lang w:eastAsia="zh-TW"/>
-        </w:rPr>
-        <w:t xml:space="preserve"> </w:t>
-      </w:r>
-      <w:r>
-        <w:rPr>
-          <w:rFonts w:ascii="Noto Serif SC" w:eastAsia="Noto Serif SC" w:hAnsi="Noto Serif SC" w:cs="Noto Serif"/>
-          <w:sz w:val="20"/>
-          <w:szCs w:val="20"/>
-          <w:lang w:eastAsia="zh-TW"/>
-        </w:rPr>
-        <w:t>(</w:t>
-      </w:r>
-      <w:r>
-        <w:rPr>
-          <w:rFonts w:ascii="Noto Serif SC" w:eastAsia="Noto Serif SC" w:hAnsi="Noto Serif SC" w:cs="Noto Serif"/>
-          <w:sz w:val="20"/>
-          <w:szCs w:val="20"/>
-          <w:lang w:eastAsia="zh-TW"/>
-        </w:rPr>
-        <w:t xml:space="preserve">Tam-tam – large), </w:t>
-      </w:r>
-      <w:r>
-        <w:rPr>
-          <w:rFonts w:ascii="Noto Serif SC" w:eastAsia="Noto Serif SC" w:hAnsi="Noto Serif SC" w:cs="Noto Serif" w:hint="eastAsia"/>
-          <w:sz w:val="20"/>
-          <w:szCs w:val="20"/>
-          <w:lang w:eastAsia="zh-TW"/>
-        </w:rPr>
-        <w:t>碰鈴</w:t>
-      </w:r>
-      <w:r>
-        <w:rPr>
-          <w:rFonts w:ascii="Noto Serif SC" w:eastAsia="Noto Serif SC" w:hAnsi="Noto Serif SC" w:cs="Noto Serif"/>
-          <w:sz w:val="20"/>
-          <w:szCs w:val="20"/>
-          <w:lang w:eastAsia="zh-TW"/>
-        </w:rPr>
-        <w:t xml:space="preserve"> (</w:t>
-      </w:r>
-      <w:proofErr w:type="spellStart"/>
-      <w:r>
-        <w:rPr>
-          <w:rFonts w:ascii="Noto Serif SC" w:eastAsia="Noto Serif SC" w:hAnsi="Noto Serif SC" w:cs="Noto Serif"/>
-          <w:sz w:val="20"/>
-          <w:szCs w:val="20"/>
-          <w:lang w:eastAsia="zh-TW"/>
-        </w:rPr>
-        <w:t>Pengling</w:t>
-      </w:r>
-      <w:proofErr w:type="spellEnd"/>
-      <w:r>
-        <w:rPr>
-          <w:rFonts w:ascii="Noto Serif SC" w:eastAsia="Noto Serif SC" w:hAnsi="Noto Serif SC" w:cs="Noto Serif"/>
-          <w:sz w:val="20"/>
-          <w:szCs w:val="20"/>
-          <w:lang w:eastAsia="zh-TW"/>
-        </w:rPr>
-        <w:t xml:space="preserve">), </w:t>
-      </w:r>
-      <w:r>
-        <w:rPr>
-          <w:rFonts w:ascii="Noto Serif SC" w:eastAsia="Noto Serif SC" w:hAnsi="Noto Serif SC" w:cs="Noto Serif" w:hint="eastAsia"/>
-          <w:sz w:val="20"/>
-          <w:szCs w:val="20"/>
-          <w:lang w:eastAsia="zh-TW"/>
-        </w:rPr>
-        <w:t>大鈸</w:t>
-      </w:r>
-      <w:r>
-        <w:rPr>
-          <w:rFonts w:ascii="Noto Serif SC" w:eastAsia="Noto Serif SC" w:hAnsi="Noto Serif SC" w:cs="Noto Serif"/>
-          <w:sz w:val="20"/>
-          <w:szCs w:val="20"/>
-          <w:lang w:eastAsia="zh-TW"/>
-        </w:rPr>
-        <w:t xml:space="preserve"> (Dabo)</w:t>
-      </w:r>
-    </w:p>
-    <w:p>
-      <w:pPr>
-        <w:jc w:val="right"/>
-        <w:rPr>
-          <w:rFonts w:ascii="Noto Serif SC" w:eastAsia="Noto Serif SC" w:hAnsi="Noto Serif SC" w:cs="Noto Serif"/>
-          <w:sz w:val="24"/>
-          <w:szCs w:val="24"/>
-          <w:lang w:val="en-US" w:eastAsia="zh-TW"/>
-        </w:rPr>
-      </w:pPr>
-      <w:r>
-        <w:rPr>
-          <w:rFonts w:ascii="Noto Serif SC" w:eastAsia="Noto Serif SC" w:hAnsi="Noto Serif SC" w:cs="Noto Serif" w:hint="eastAsia"/>
-          <w:sz w:val="24"/>
-          <w:szCs w:val="24"/>
-          <w:lang w:val="en-US" w:eastAsia="zh-TW"/>
-        </w:rPr>
-        <w:t>打擊樂</w:t>
-      </w:r>
-      <w:r>
-        <w:rPr>
-          <w:rFonts w:ascii="Noto Serif SC" w:eastAsia="Noto Serif SC" w:hAnsi="Noto Serif SC" w:cs="Noto Serif"/>
-          <w:sz w:val="24"/>
-          <w:szCs w:val="24"/>
-          <w:lang w:val="en-US" w:eastAsia="zh-TW"/>
-        </w:rPr>
-        <w:t xml:space="preserve"> IV (Percussion IV)</w:t>
-      </w:r>
-    </w:p>
-    <w:p>
-      <w:pPr>
-        <w:jc w:val="right"/>
-        <w:rPr>
-          <w:rFonts w:ascii="Noto Serif SC" w:eastAsia="Noto Serif SC" w:hAnsi="Noto Serif SC" w:cs="Noto Serif"/>
-          <w:sz w:val="20"/>
-          <w:szCs w:val="20"/>
-        </w:rPr>
-      </w:pPr>
-      <w:r>
-        <w:rPr>
-          <w:rFonts w:ascii="Noto Serif SC" w:eastAsia="Noto Serif SC" w:hAnsi="Noto Serif SC" w:cs="Noto Serif" w:hint="eastAsia"/>
-          <w:sz w:val="20"/>
-          <w:szCs w:val="20"/>
-          <w:lang w:eastAsia="zh-TW"/>
-        </w:rPr>
-        <w:t>磬</w:t>
-      </w:r>
-      <w:r>
-        <w:rPr>
-          <w:rFonts w:ascii="Noto Serif SC" w:eastAsia="Noto Serif SC" w:hAnsi="Noto Serif SC" w:cs="Noto Serif"/>
-          <w:sz w:val="20"/>
-          <w:szCs w:val="20"/>
-          <w:lang w:eastAsia="zh-TW"/>
-        </w:rPr>
-        <w:t xml:space="preserve"> (Temple Gong), </w:t>
-      </w:r>
-      <w:r>
-        <w:rPr>
-          <w:rFonts w:ascii="Noto Serif SC" w:eastAsia="Noto Serif SC" w:hAnsi="Noto Serif SC" w:cs="Noto Serif" w:hint="eastAsia"/>
-          <w:sz w:val="20"/>
-          <w:szCs w:val="20"/>
-          <w:lang w:eastAsia="zh-TW"/>
-        </w:rPr>
-        <w:t>木琴</w:t>
-      </w:r>
-      <w:r>
-        <w:rPr>
-          <w:rFonts w:ascii="Noto Serif SC" w:eastAsia="Noto Serif SC" w:hAnsi="Noto Serif SC" w:cs="Noto Serif"/>
-          <w:sz w:val="20"/>
-          <w:szCs w:val="20"/>
-          <w:lang w:eastAsia="zh-TW"/>
-        </w:rPr>
-        <w:t xml:space="preserve"> (Xylophone), </w:t>
-      </w:r>
-      <w:r>
-        <w:rPr>
-          <w:rFonts w:ascii="Noto Serif SC" w:eastAsia="Noto Serif SC" w:hAnsi="Noto Serif SC" w:cs="Noto Serif" w:hint="eastAsia"/>
-          <w:sz w:val="20"/>
-          <w:szCs w:val="20"/>
-          <w:lang w:eastAsia="zh-TW"/>
-        </w:rPr>
-        <w:t>大低鑼</w:t>
-      </w:r>
-      <w:r>
-        <w:rPr>
-          <w:rFonts w:ascii="Noto Serif SC" w:eastAsia="Noto Serif SC" w:hAnsi="Noto Serif SC" w:cs="Noto Serif"/>
-          <w:sz w:val="20"/>
-          <w:szCs w:val="20"/>
-          <w:lang w:eastAsia="zh-TW"/>
-        </w:rPr>
-        <w:t xml:space="preserve"> (Tam-tam – large), </w:t>
-      </w:r>
-      <w:r>
-        <w:rPr>
-          <w:rFonts w:ascii="Noto Serif SC" w:eastAsia="Noto Serif SC" w:hAnsi="Noto Serif SC" w:cs="Noto Serif" w:hint="eastAsia"/>
-          <w:sz w:val="20"/>
-          <w:szCs w:val="20"/>
-          <w:lang w:eastAsia="zh-TW"/>
-        </w:rPr>
-        <w:t>鋁板琴</w:t>
-      </w:r>
-      <w:r>
-        <w:rPr>
-          <w:rFonts w:ascii="Noto Serif SC" w:eastAsia="Noto Serif SC" w:hAnsi="Noto Serif SC" w:cs="Noto Serif"/>
-          <w:sz w:val="20"/>
-          <w:szCs w:val="20"/>
-          <w:lang w:eastAsia="zh-TW"/>
-        </w:rPr>
-        <w:t xml:space="preserve"> (Vibraphone), </w:t>
-      </w:r>
-      <w:r>
-        <w:rPr>
-          <w:rFonts w:ascii="Noto Serif SC" w:eastAsia="Noto Serif SC" w:hAnsi="Noto Serif SC" w:cs="Noto Serif" w:hint="eastAsia"/>
-          <w:sz w:val="20"/>
-          <w:szCs w:val="20"/>
-          <w:lang w:eastAsia="zh-TW"/>
-        </w:rPr>
-        <w:t>小鈸</w:t>
-      </w:r>
-      <w:r>
-        <w:rPr>
-          <w:rFonts w:ascii="Noto Serif SC" w:eastAsia="Noto Serif SC" w:hAnsi="Noto Serif SC" w:cs="Noto Serif"/>
-          <w:sz w:val="20"/>
-          <w:szCs w:val="20"/>
-          <w:lang w:eastAsia="zh-TW"/>
-        </w:rPr>
-        <w:t xml:space="preserve"> (Xiaobo)</w:t>
-      </w:r>
-    </w:p>
-    <w:p>
-      <w:pPr>
-        <w:jc w:val="right"/>
-        <w:rPr>
-          <w:rFonts w:ascii="Noto Serif SC" w:eastAsia="Noto Serif SC" w:hAnsi="Noto Serif SC" w:cs="Noto Serif"/>
-          <w:sz w:val="24"/>
-          <w:szCs w:val="24"/>
-          <w:lang w:val="en-US" w:eastAsia="zh-TW"/>
-        </w:rPr>
-      </w:pPr>
-      <w:r>
-        <w:rPr>
-          <w:rFonts w:ascii="Noto Serif SC" w:eastAsia="Noto Serif SC" w:hAnsi="Noto Serif SC" w:cs="Noto Serif" w:hint="eastAsia"/>
-          <w:sz w:val="24"/>
-          <w:szCs w:val="24"/>
-          <w:lang w:val="en-US" w:eastAsia="zh-TW"/>
-        </w:rPr>
-        <w:t>打擊樂</w:t>
-      </w:r>
-      <w:r>
-        <w:rPr>
-          <w:rFonts w:ascii="Noto Serif SC" w:eastAsia="Noto Serif SC" w:hAnsi="Noto Serif SC" w:cs="Noto Serif"/>
-          <w:sz w:val="24"/>
-          <w:szCs w:val="24"/>
-          <w:lang w:val="en-US" w:eastAsia="zh-TW"/>
-        </w:rPr>
-        <w:t xml:space="preserve"> V (Percussion V)</w:t>
-      </w:r>
-    </w:p>
-    <w:p>
-      <w:pPr>
-        <w:jc w:val="right"/>
-        <w:rPr>
-          <w:rFonts w:ascii="Noto Serif SC" w:eastAsia="Noto Serif SC" w:hAnsi="Noto Serif SC" w:cs="Noto Serif"/>
-          <w:sz w:val="20"/>
-          <w:szCs w:val="20"/>
-          <w:lang w:val="en-US"/>
-        </w:rPr>
-      </w:pPr>
-      <w:r>
-        <w:rPr>
-          <w:rFonts w:ascii="Noto Serif SC" w:eastAsia="Noto Serif SC" w:hAnsi="Noto Serif SC" w:cs="Noto Serif" w:hint="eastAsia"/>
-          <w:sz w:val="20"/>
-          <w:szCs w:val="20"/>
-          <w:lang w:eastAsia="zh-TW"/>
-        </w:rPr>
-        <w:t>大鈸</w:t>
-      </w:r>
-      <w:r>
-        <w:rPr>
-          <w:rFonts w:ascii="Noto Serif SC" w:eastAsia="Noto Serif SC" w:hAnsi="Noto Serif SC" w:cs="Noto Serif"/>
-          <w:sz w:val="20"/>
-          <w:szCs w:val="20"/>
-          <w:lang w:eastAsia="zh-TW"/>
-        </w:rPr>
-        <w:t xml:space="preserve"> (Dabo), </w:t>
-      </w:r>
-      <w:r>
-        <w:rPr>
-          <w:rFonts w:ascii="Noto Serif SC" w:eastAsia="Noto Serif SC" w:hAnsi="Noto Serif SC" w:cs="Noto Serif" w:hint="eastAsia"/>
-          <w:sz w:val="20"/>
-          <w:szCs w:val="20"/>
-          <w:lang w:eastAsia="zh-TW"/>
-        </w:rPr>
-        <w:t>鋼片琴</w:t>
-      </w:r>
-      <w:r>
-        <w:rPr>
-          <w:rFonts w:ascii="Noto Serif SC" w:eastAsia="Noto Serif SC" w:hAnsi="Noto Serif SC" w:cs="Noto Serif"/>
-          <w:sz w:val="20"/>
-          <w:szCs w:val="20"/>
-          <w:lang w:eastAsia="zh-TW"/>
-        </w:rPr>
-        <w:t xml:space="preserve"> (Glockenspiel), </w:t>
-      </w:r>
-      <w:r>
-        <w:rPr>
-          <w:rFonts w:ascii="Noto Serif SC" w:eastAsia="Noto Serif SC" w:hAnsi="Noto Serif SC" w:cs="Noto Serif" w:hint="eastAsia"/>
-          <w:sz w:val="20"/>
-          <w:szCs w:val="20"/>
-          <w:lang w:eastAsia="zh-TW"/>
-        </w:rPr>
-        <w:t>小鑼</w:t>
-      </w:r>
-      <w:r>
-        <w:rPr>
-          <w:rFonts w:ascii="Noto Serif SC" w:eastAsia="Noto Serif SC" w:hAnsi="Noto Serif SC" w:cs="Noto Serif"/>
-          <w:sz w:val="20"/>
-          <w:szCs w:val="20"/>
-          <w:lang w:eastAsia="zh-TW"/>
-        </w:rPr>
-        <w:t xml:space="preserve"> (</w:t>
-      </w:r>
-      <w:proofErr w:type="spellStart"/>
-      <w:r>
-        <w:rPr>
-          <w:rFonts w:ascii="Noto Serif SC" w:eastAsia="Noto Serif SC" w:hAnsi="Noto Serif SC" w:cs="Noto Serif"/>
-          <w:sz w:val="20"/>
-          <w:szCs w:val="20"/>
-          <w:lang w:eastAsia="zh-TW"/>
-        </w:rPr>
-        <w:t>Xiaoluo</w:t>
-      </w:r>
-      <w:proofErr w:type="spellEnd"/>
-      <w:r>
-        <w:rPr>
-          <w:rFonts w:ascii="Noto Serif SC" w:eastAsia="Noto Serif SC" w:hAnsi="Noto Serif SC" w:cs="Noto Serif"/>
-          <w:sz w:val="20"/>
-          <w:szCs w:val="20"/>
-          <w:lang w:eastAsia="zh-TW"/>
-        </w:rPr>
-        <w:t>)</w:t>
-      </w:r>
-    </w:p>
-    <w:p>
-      <w:pPr>
-        <w:jc w:val="right"/>
-        <w:rPr>
-          <w:rFonts w:ascii="Noto Serif SC" w:eastAsia="Noto Serif SC" w:hAnsi="Noto Serif SC" w:cs="Noto Serif"/>
-          <w:sz w:val="24"/>
-          <w:szCs w:val="24"/>
-          <w:lang w:val="en-US"/>
-        </w:rPr>
-      </w:pPr>
-    </w:p>
-    <w:p>
-      <w:pPr>
-        <w:jc w:val="right"/>
+        <w:rPr>
+          <w:rFonts w:ascii="Noto Serif SC" w:eastAsia="Noto Serif SC" w:hAnsi="Noto Serif SC" w:cs="Noto Serif"/>
+          <w:sz w:val="24"/>
+          <w:szCs w:val="24"/>
+          <w:lang w:val="en-US"/>
+        </w:rPr>
+      </w:pPr>
+    </w:p>
+    <w:p>
+      <w:pPr>
         <w:rPr>
           <w:rFonts w:ascii="Noto Serif SC" w:eastAsia="Noto Serif SC" w:hAnsi="Noto Serif SC" w:cs="Noto Serif"/>
           <w:sz w:val="24"/>
@@ -5564,12 +5818,11 @@
           <w:szCs w:val="24"/>
           <w:lang w:val="en-US" w:eastAsia="zh-TW"/>
         </w:rPr>
-        <w:t xml:space="preserve"> (Gaohu)</w:t>
-      </w:r>
-    </w:p>
-    <w:p>
-      <w:pPr>
-        <w:jc w:val="right"/>
+        <w:t xml:space="preserve"> Gaohu</w:t>
+      </w:r>
+    </w:p>
+    <w:p>
+      <w:pPr>
         <w:rPr>
           <w:rFonts w:ascii="Noto Serif SC" w:eastAsia="Noto Serif SC" w:hAnsi="Noto Serif SC" w:cs="Noto Serif"/>
           <w:sz w:val="24"/>
@@ -5593,12 +5846,11 @@
           <w:szCs w:val="24"/>
           <w:lang w:val="en-US" w:eastAsia="zh-TW"/>
         </w:rPr>
-        <w:t xml:space="preserve"> (Erhu)</w:t>
-      </w:r>
-    </w:p>
-    <w:p>
-      <w:pPr>
-        <w:jc w:val="right"/>
+        <w:t xml:space="preserve"> Erhu</w:t>
+      </w:r>
+    </w:p>
+    <w:p>
+      <w:pPr>
         <w:rPr>
           <w:rFonts w:ascii="Noto Serif SC" w:eastAsia="Noto Serif SC" w:hAnsi="Noto Serif SC" w:cs="Noto Serif"/>
           <w:sz w:val="24"/>
@@ -5622,12 +5874,11 @@
           <w:szCs w:val="24"/>
           <w:lang w:val="en-US" w:eastAsia="zh-TW"/>
         </w:rPr>
-        <w:t xml:space="preserve"> (Zhonghu)</w:t>
-      </w:r>
-    </w:p>
-    <w:p>
-      <w:pPr>
-        <w:jc w:val="right"/>
+        <w:t xml:space="preserve"> Zhonghu</w:t>
+      </w:r>
+    </w:p>
+    <w:p>
+      <w:pPr>
         <w:rPr>
           <w:rFonts w:ascii="Noto Serif SC" w:eastAsia="Noto Serif SC" w:hAnsi="Noto Serif SC" w:cs="Noto Serif"/>
           <w:sz w:val="24"/>
@@ -5651,12 +5902,11 @@
           <w:szCs w:val="24"/>
           <w:lang w:val="en-US" w:eastAsia="zh-TW"/>
         </w:rPr>
-        <w:t xml:space="preserve"> (Violoncello)</w:t>
-      </w:r>
-    </w:p>
-    <w:p>
-      <w:pPr>
-        <w:jc w:val="right"/>
+        <w:t xml:space="preserve"> Violoncello</w:t>
+      </w:r>
+    </w:p>
+    <w:p>
+      <w:pPr>
         <w:rPr>
           <w:rFonts w:ascii="Noto Serif SC" w:eastAsia="Noto Serif SC" w:hAnsi="Noto Serif SC" w:cs="Noto Serif"/>
           <w:sz w:val="24"/>
@@ -5680,7 +5930,7 @@
           <w:szCs w:val="24"/>
           <w:lang w:val="en-US" w:eastAsia="zh-TW"/>
         </w:rPr>
-        <w:t xml:space="preserve"> (Contrabass)</w:t>
+        <w:t xml:space="preserve"> Contrabass</w:t>
       </w:r>
     </w:p>
     <w:p>

--- a/Front Matter/Template/2_Front-Matter.docx
+++ b/Front Matter/Template/2_Front-Matter.docx
@@ -1630,7 +1630,7 @@
         </w:rPr>
         <w:lastRenderedPageBreak/>
         <w:drawing>
-          <wp:anchor distT="0" distB="0" distL="114300" distR="114300" simplePos="0" relativeHeight="251658240" behindDoc="0" locked="0" layoutInCell="1" allowOverlap="1" wp14:anchorId="1BC6A986" wp14:editId="59E9FF15">
+          <wp:anchor distT="0" distB="0" distL="114300" distR="114300" simplePos="0" relativeHeight="251658240" behindDoc="0" locked="0" layoutInCell="1" allowOverlap="1" wp14:anchorId="1BC6A986" wp14:editId="0BAFB9B1">
             <wp:simplePos x="0" y="0"/>
             <wp:positionH relativeFrom="margin">
               <wp:posOffset>83516</wp:posOffset>
@@ -1639,7 +1639,7 @@
               <wp:posOffset>875030</wp:posOffset>
             </wp:positionV>
             <wp:extent cx="3035935" cy="3703955"/>
-            <wp:effectExtent l="0" t="0" r="0" b="4445"/>
+            <wp:effectExtent l="12700" t="12700" r="12065" b="17145"/>
             <wp:wrapSquare wrapText="bothSides"/>
             <wp:docPr id="210906165" name="Picture 1"/>
             <wp:cNvGraphicFramePr>
@@ -1674,7 +1674,9 @@
                       <a:avLst/>
                     </a:prstGeom>
                     <a:ln>
-                      <a:noFill/>
+                      <a:solidFill>
+                        <a:schemeClr val="tx1"/>
+                      </a:solidFill>
                     </a:ln>
                     <a:extLst>
                       <a:ext uri="{53640926-AAD7-44D8-BBD7-CCE9431645EC}">
@@ -4005,6 +4007,7 @@
     </w:p>
     <w:p>
       <w:pPr>
+        <w:spacing w:after="120"/>
         <w:rPr>
           <w:rFonts w:ascii="Noto Serif SC" w:eastAsia="Noto Serif SC" w:hAnsi="Noto Serif SC" w:cs="Noto Serif"/>
           <w:sz w:val="24"/>
@@ -4066,16 +4069,6 @@
           <w:rFonts w:ascii="Noto Serif SC" w:eastAsia="Noto Serif SC" w:hAnsi="Noto Serif SC" w:cs="Noto Serif"/>
           <w:sz w:val="24"/>
           <w:szCs w:val="24"/>
-          <w:lang w:val="en-US"/>
-        </w:rPr>
-      </w:pPr>
-    </w:p>
-    <w:p>
-      <w:pPr>
-        <w:rPr>
-          <w:rFonts w:ascii="Noto Serif SC" w:eastAsia="Noto Serif SC" w:hAnsi="Noto Serif SC" w:cs="Noto Serif"/>
-          <w:sz w:val="24"/>
-          <w:szCs w:val="24"/>
           <w:lang w:val="en-GB"/>
         </w:rPr>
       </w:pPr>
@@ -4106,6 +4099,15 @@
         </w:rPr>
         <w:t xml:space="preserve"> </w:t>
       </w:r>
+      <w:r>
+        <w:rPr>
+          <w:rFonts w:ascii="Noto Serif SC" w:eastAsia="Noto Serif SC" w:hAnsi="Noto Serif SC" w:cs="Noto Serif"/>
+          <w:sz w:val="24"/>
+          <w:szCs w:val="24"/>
+          <w:lang w:val="en-GB" w:eastAsia="zh-TW"/>
+        </w:rPr>
+        <w:t xml:space="preserve">1 </w:t>
+      </w:r>
       <w:proofErr w:type="spellStart"/>
       <w:r>
         <w:rPr>
@@ -4163,6 +4165,15 @@
         </w:rPr>
         <w:t xml:space="preserve"> </w:t>
       </w:r>
+      <w:r>
+        <w:rPr>
+          <w:rFonts w:ascii="Noto Serif SC" w:eastAsia="Noto Serif SC" w:hAnsi="Noto Serif SC" w:cs="Noto Serif"/>
+          <w:sz w:val="24"/>
+          <w:szCs w:val="24"/>
+          <w:lang w:val="en-GB" w:eastAsia="zh-TW"/>
+        </w:rPr>
+        <w:t xml:space="preserve">1 </w:t>
+      </w:r>
       <w:proofErr w:type="spellStart"/>
       <w:r>
         <w:rPr>
@@ -4186,6 +4197,7 @@
     </w:p>
     <w:p>
       <w:pPr>
+        <w:spacing w:after="120"/>
         <w:rPr>
           <w:rFonts w:ascii="Noto Serif SC" w:eastAsia="Noto Serif SC" w:hAnsi="Noto Serif SC" w:cs="Noto Serif"/>
           <w:sz w:val="24"/>
@@ -4256,16 +4268,6 @@
           <w:rFonts w:ascii="Noto Serif SC" w:eastAsia="Noto Serif SC" w:hAnsi="Noto Serif SC" w:cs="Noto Serif"/>
           <w:sz w:val="24"/>
           <w:szCs w:val="24"/>
-          <w:lang w:val="en-US"/>
-        </w:rPr>
-      </w:pPr>
-    </w:p>
-    <w:p>
-      <w:pPr>
-        <w:rPr>
-          <w:rFonts w:ascii="Noto Serif SC" w:eastAsia="Noto Serif SC" w:hAnsi="Noto Serif SC" w:cs="Noto Serif"/>
-          <w:sz w:val="24"/>
-          <w:szCs w:val="24"/>
           <w:lang w:val="en-GB"/>
         </w:rPr>
       </w:pPr>
@@ -4431,15 +4433,6 @@
         <w:t>Suona</w:t>
       </w:r>
       <w:proofErr w:type="spellEnd"/>
-      <w:r>
-        <w:rPr>
-          <w:rFonts w:ascii="Noto Serif SC" w:eastAsia="Noto Serif SC" w:hAnsi="Noto Serif SC" w:cs="Noto Serif"/>
-          <w:sz w:val="24"/>
-          <w:szCs w:val="24"/>
-          <w:lang w:val="en-US" w:eastAsia="zh-TW"/>
-        </w:rPr>
-        <w:t>)</w:t>
-      </w:r>
     </w:p>
     <w:p>
       <w:pPr>
@@ -4526,15 +4519,6 @@
         <w:t>Suona</w:t>
       </w:r>
       <w:proofErr w:type="spellEnd"/>
-      <w:r>
-        <w:rPr>
-          <w:rFonts w:ascii="Noto Serif SC" w:eastAsia="Noto Serif SC" w:hAnsi="Noto Serif SC" w:cs="Noto Serif"/>
-          <w:sz w:val="24"/>
-          <w:szCs w:val="24"/>
-          <w:lang w:val="en-US" w:eastAsia="zh-TW"/>
-        </w:rPr>
-        <w:t>)</w:t>
-      </w:r>
     </w:p>
     <w:p>
       <w:pPr>
@@ -4730,6 +4714,15 @@
           <w:szCs w:val="24"/>
           <w:lang w:val="en-US" w:eastAsia="zh-TW"/>
         </w:rPr>
+        <w:t xml:space="preserve"> </w:t>
+      </w:r>
+      <w:r>
+        <w:rPr>
+          <w:rFonts w:ascii="Noto Serif SC" w:eastAsia="Noto Serif SC" w:hAnsi="Noto Serif SC" w:cs="Noto Serif"/>
+          <w:sz w:val="24"/>
+          <w:szCs w:val="24"/>
+          <w:lang w:val="en-US" w:eastAsia="zh-TW"/>
+        </w:rPr>
         <w:t>Yangqin</w:t>
       </w:r>
     </w:p>
@@ -5019,16 +5012,6 @@
           <w:lang w:val="en-US"/>
         </w:rPr>
       </w:pPr>
-    </w:p>
-    <w:p>
-      <w:pPr>
-        <w:rPr>
-          <w:rFonts w:ascii="Noto Serif SC" w:eastAsia="Noto Serif SC" w:hAnsi="Noto Serif SC" w:cs="Noto Serif"/>
-          <w:sz w:val="24"/>
-          <w:szCs w:val="24"/>
-          <w:lang w:val="en-US"/>
-        </w:rPr>
-      </w:pPr>
       <w:r>
         <w:rPr>
           <w:rFonts w:ascii="Noto Serif SC" w:eastAsia="Noto Serif SC" w:hAnsi="Noto Serif SC" w:cs="Noto Serif"/>
@@ -5096,6 +5079,15 @@
       </w:pPr>
       <w:r>
         <w:rPr>
+          <w:rFonts w:ascii="Noto Serif SC" w:eastAsia="Noto Serif SC" w:hAnsi="Noto Serif SC" w:cs="Noto Serif"/>
+          <w:sz w:val="24"/>
+          <w:szCs w:val="24"/>
+          <w:lang w:val="en-US" w:eastAsia="zh-TW"/>
+        </w:rPr>
+        <w:t>1</w:t>
+      </w:r>
+      <w:r>
+        <w:rPr>
           <w:rFonts w:ascii="Noto Serif SC" w:eastAsia="Noto Serif SC" w:hAnsi="Noto Serif SC" w:cs="Noto Serif" w:hint="eastAsia"/>
           <w:sz w:val="24"/>
           <w:szCs w:val="24"/>
@@ -5110,46 +5102,87 @@
           <w:szCs w:val="24"/>
           <w:lang w:val="en-US" w:eastAsia="zh-TW"/>
         </w:rPr>
-        <w:t xml:space="preserve"> (Timpani)</w:t>
-      </w:r>
-    </w:p>
-    <w:p>
-      <w:pPr>
-        <w:rPr>
-          <w:rFonts w:ascii="Noto Serif SC" w:eastAsia="Noto Serif SC" w:hAnsi="Noto Serif SC" w:cs="Noto Serif"/>
-          <w:sz w:val="24"/>
-          <w:szCs w:val="24"/>
-          <w:lang w:val="en-US" w:eastAsia="zh-TW"/>
-        </w:rPr>
-      </w:pPr>
-      <w:r>
-        <w:rPr>
-          <w:rFonts w:ascii="Noto Serif SC" w:eastAsia="Noto Serif SC" w:hAnsi="Noto Serif SC" w:cs="Noto Serif" w:hint="eastAsia"/>
-          <w:sz w:val="24"/>
-          <w:szCs w:val="24"/>
-          <w:lang w:val="en-US" w:eastAsia="zh-TW"/>
-        </w:rPr>
-        <w:t>打擊樂</w:t>
-      </w:r>
-      <w:r>
-        <w:rPr>
-          <w:rFonts w:ascii="Noto Serif SC" w:eastAsia="Noto Serif SC" w:hAnsi="Noto Serif SC" w:cs="Noto Serif"/>
-          <w:sz w:val="24"/>
-          <w:szCs w:val="24"/>
-          <w:lang w:val="en-US" w:eastAsia="zh-TW"/>
-        </w:rPr>
-        <w:t xml:space="preserve"> I (Percussion I)</w:t>
-      </w:r>
-    </w:p>
-    <w:p>
-      <w:pPr>
-        <w:rPr>
-          <w:rFonts w:ascii="Noto Serif SC" w:eastAsia="Noto Serif SC" w:hAnsi="Noto Serif SC" w:cs="Noto Serif"/>
-          <w:sz w:val="20"/>
-          <w:szCs w:val="20"/>
-          <w:lang w:val="en-US"/>
-        </w:rPr>
-      </w:pPr>
+        <w:t xml:space="preserve"> </w:t>
+      </w:r>
+      <w:r>
+        <w:rPr>
+          <w:rFonts w:ascii="Noto Serif SC" w:eastAsia="Noto Serif SC" w:hAnsi="Noto Serif SC" w:cs="Noto Serif"/>
+          <w:sz w:val="24"/>
+          <w:szCs w:val="24"/>
+          <w:lang w:val="en-US" w:eastAsia="zh-TW"/>
+        </w:rPr>
+        <w:t xml:space="preserve">1 </w:t>
+      </w:r>
+      <w:r>
+        <w:rPr>
+          <w:rFonts w:ascii="Noto Serif SC" w:eastAsia="Noto Serif SC" w:hAnsi="Noto Serif SC" w:cs="Noto Serif"/>
+          <w:sz w:val="24"/>
+          <w:szCs w:val="24"/>
+          <w:lang w:val="en-US" w:eastAsia="zh-TW"/>
+        </w:rPr>
+        <w:t>Timpani</w:t>
+      </w:r>
+    </w:p>
+    <w:p>
+      <w:pPr>
+        <w:rPr>
+          <w:rFonts w:ascii="Noto Serif SC" w:eastAsia="Noto Serif SC" w:hAnsi="Noto Serif SC" w:cs="Noto Serif"/>
+          <w:sz w:val="24"/>
+          <w:szCs w:val="24"/>
+          <w:lang w:val="en-US"/>
+        </w:rPr>
+      </w:pPr>
+      <w:r>
+        <w:rPr>
+          <w:rFonts w:ascii="Noto Serif SC" w:eastAsia="Noto Serif SC" w:hAnsi="Noto Serif SC" w:cs="Noto Serif"/>
+          <w:sz w:val="24"/>
+          <w:szCs w:val="24"/>
+        </w:rPr>
+        <w:t>5</w:t>
+      </w:r>
+      <w:r>
+        <w:rPr>
+          <w:rFonts w:ascii="Noto Serif SC" w:eastAsia="Noto Serif SC" w:hAnsi="Noto Serif SC" w:cs="Noto Serif" w:hint="eastAsia"/>
+          <w:sz w:val="24"/>
+          <w:szCs w:val="24"/>
+        </w:rPr>
+        <w:t xml:space="preserve"> 打击乐 </w:t>
+      </w:r>
+      <w:r>
+        <w:rPr>
+          <w:rFonts w:ascii="Noto Serif SC" w:eastAsia="Noto Serif SC" w:hAnsi="Noto Serif SC" w:cs="Noto Serif"/>
+          <w:sz w:val="24"/>
+          <w:szCs w:val="24"/>
+        </w:rPr>
+        <w:t>5</w:t>
+      </w:r>
+      <w:r>
+        <w:rPr>
+          <w:rFonts w:ascii="Noto Serif SC" w:eastAsia="Noto Serif SC" w:hAnsi="Noto Serif SC" w:cs="Noto Serif"/>
+          <w:sz w:val="24"/>
+          <w:szCs w:val="24"/>
+        </w:rPr>
+        <w:t xml:space="preserve"> Percussion</w:t>
+      </w:r>
+    </w:p>
+    <w:p>
+      <w:pPr>
+        <w:rPr>
+          <w:rFonts w:ascii="Noto Serif SC" w:eastAsia="Noto Serif SC" w:hAnsi="Noto Serif SC" w:cs="Noto Serif"/>
+          <w:sz w:val="20"/>
+          <w:szCs w:val="20"/>
+          <w:lang w:val="en-US"/>
+        </w:rPr>
+      </w:pPr>
+      <w:r>
+        <w:rPr>
+          <w:rFonts w:ascii="Noto Serif SC" w:eastAsia="Noto Serif SC" w:hAnsi="Noto Serif SC" w:cs="Noto Serif"/>
+          <w:sz w:val="20"/>
+          <w:szCs w:val="20"/>
+          <w:lang w:val="en-US" w:eastAsia="zh-TW"/>
+        </w:rPr>
+        <w:t xml:space="preserve">I: </w:t>
+      </w:r>
       <w:r>
         <w:rPr>
           <w:rFonts w:ascii="Noto Serif SC" w:eastAsia="Noto Serif SC" w:hAnsi="Noto Serif SC" w:cs="Noto Serif" w:hint="eastAsia"/>
@@ -5166,7 +5199,7 @@
           <w:szCs w:val="20"/>
           <w:lang w:eastAsia="zh-TW"/>
         </w:rPr>
-        <w:t xml:space="preserve"> (</w:t>
+        <w:t xml:space="preserve"> </w:t>
       </w:r>
       <w:proofErr w:type="spellStart"/>
       <w:r>
@@ -5186,7 +5219,7 @@
           <w:szCs w:val="20"/>
           <w:lang w:eastAsia="zh-TW"/>
         </w:rPr>
-        <w:t xml:space="preserve">), </w:t>
+        <w:t xml:space="preserve">, </w:t>
       </w:r>
       <w:r>
         <w:rPr>
@@ -5204,7 +5237,7 @@
           <w:szCs w:val="20"/>
           <w:lang w:eastAsia="zh-TW"/>
         </w:rPr>
-        <w:t xml:space="preserve"> (</w:t>
+        <w:t xml:space="preserve"> </w:t>
       </w:r>
       <w:proofErr w:type="spellStart"/>
       <w:r>
@@ -5224,7 +5257,7 @@
           <w:szCs w:val="20"/>
           <w:lang w:eastAsia="zh-TW"/>
         </w:rPr>
-        <w:t xml:space="preserve">), </w:t>
+        <w:t xml:space="preserve">, </w:t>
       </w:r>
       <w:r>
         <w:rPr>
@@ -5242,7 +5275,7 @@
           <w:szCs w:val="20"/>
           <w:lang w:eastAsia="zh-TW"/>
         </w:rPr>
-        <w:t xml:space="preserve"> (</w:t>
+        <w:t xml:space="preserve"> </w:t>
       </w:r>
       <w:proofErr w:type="spellStart"/>
       <w:r>
@@ -5255,53 +5288,25 @@
         <w:t>Paigu</w:t>
       </w:r>
       <w:proofErr w:type="spellEnd"/>
-      <w:r>
-        <w:rPr>
-          <w:rFonts w:ascii="Noto Serif SC" w:eastAsia="Noto Serif SC" w:hAnsi="Noto Serif SC" w:cs="Noto Serif"/>
-          <w:sz w:val="20"/>
-          <w:szCs w:val="20"/>
-          <w:lang w:eastAsia="zh-TW"/>
-        </w:rPr>
-        <w:t>)</w:t>
-      </w:r>
-    </w:p>
-    <w:p>
-      <w:pPr>
-        <w:rPr>
-          <w:rFonts w:ascii="Noto Serif SC" w:eastAsia="Noto Serif SC" w:hAnsi="Noto Serif SC" w:cs="Noto Serif"/>
-          <w:sz w:val="24"/>
-          <w:szCs w:val="24"/>
-          <w:lang w:val="en-US" w:eastAsia="zh-TW"/>
-        </w:rPr>
-      </w:pPr>
-      <w:r>
-        <w:rPr>
-          <w:rFonts w:ascii="Noto Serif SC" w:eastAsia="Noto Serif SC" w:hAnsi="Noto Serif SC" w:cs="Noto Serif" w:hint="eastAsia"/>
-          <w:sz w:val="24"/>
-          <w:szCs w:val="24"/>
-          <w:lang w:val="en-US" w:eastAsia="zh-TW"/>
-        </w:rPr>
-        <w:t>打擊樂</w:t>
-      </w:r>
-      <w:r>
-        <w:rPr>
-          <w:rFonts w:ascii="Noto Serif SC" w:eastAsia="Noto Serif SC" w:hAnsi="Noto Serif SC" w:cs="Noto Serif"/>
-          <w:sz w:val="24"/>
-          <w:szCs w:val="24"/>
-          <w:lang w:val="en-US" w:eastAsia="zh-TW"/>
-        </w:rPr>
-        <w:t xml:space="preserve"> II (Percussion II)</w:t>
-      </w:r>
-    </w:p>
-    <w:p>
-      <w:pPr>
-        <w:rPr>
-          <w:rFonts w:ascii="Noto Serif SC" w:eastAsia="Noto Serif SC" w:hAnsi="Noto Serif SC" w:cs="Noto Serif"/>
-          <w:sz w:val="20"/>
-          <w:szCs w:val="20"/>
-          <w:lang w:val="en-US"/>
-        </w:rPr>
-      </w:pPr>
+    </w:p>
+    <w:p>
+      <w:pPr>
+        <w:rPr>
+          <w:rFonts w:ascii="Noto Serif SC" w:eastAsia="Noto Serif SC" w:hAnsi="Noto Serif SC" w:cs="Noto Serif"/>
+          <w:sz w:val="20"/>
+          <w:szCs w:val="20"/>
+          <w:lang w:val="en-US"/>
+        </w:rPr>
+      </w:pPr>
+      <w:r>
+        <w:rPr>
+          <w:rFonts w:ascii="Noto Serif SC" w:eastAsia="Noto Serif SC" w:hAnsi="Noto Serif SC" w:cs="Noto Serif"/>
+          <w:sz w:val="20"/>
+          <w:szCs w:val="20"/>
+          <w:lang w:val="en-US" w:eastAsia="zh-TW"/>
+        </w:rPr>
+        <w:t xml:space="preserve">II: </w:t>
+      </w:r>
       <w:r>
         <w:rPr>
           <w:rFonts w:ascii="Noto Serif SC" w:eastAsia="Noto Serif SC" w:hAnsi="Noto Serif SC" w:cs="Noto Serif" w:hint="eastAsia"/>
@@ -5318,7 +5323,7 @@
           <w:szCs w:val="20"/>
           <w:lang w:eastAsia="zh-TW"/>
         </w:rPr>
-        <w:t xml:space="preserve"> (</w:t>
+        <w:t xml:space="preserve"> </w:t>
       </w:r>
       <w:proofErr w:type="spellStart"/>
       <w:r>
@@ -5338,7 +5343,7 @@
           <w:szCs w:val="20"/>
           <w:lang w:eastAsia="zh-TW"/>
         </w:rPr>
-        <w:t xml:space="preserve">), </w:t>
+        <w:t xml:space="preserve">, </w:t>
       </w:r>
       <w:r>
         <w:rPr>
@@ -5356,7 +5361,7 @@
           <w:szCs w:val="20"/>
           <w:lang w:eastAsia="zh-TW"/>
         </w:rPr>
-        <w:t xml:space="preserve"> (Woodblocks), </w:t>
+        <w:t xml:space="preserve"> Woodblocks, </w:t>
       </w:r>
       <w:r>
         <w:rPr>
@@ -5374,7 +5379,7 @@
           <w:szCs w:val="20"/>
           <w:lang w:eastAsia="zh-TW"/>
         </w:rPr>
-        <w:t xml:space="preserve"> (</w:t>
+        <w:t xml:space="preserve"> </w:t>
       </w:r>
       <w:proofErr w:type="spellStart"/>
       <w:r>
@@ -5394,7 +5399,7 @@
           <w:szCs w:val="20"/>
           <w:lang w:eastAsia="zh-TW"/>
         </w:rPr>
-        <w:t xml:space="preserve">), </w:t>
+        <w:t xml:space="preserve">, </w:t>
       </w:r>
       <w:r>
         <w:rPr>
@@ -5412,45 +5417,26 @@
           <w:szCs w:val="20"/>
           <w:lang w:eastAsia="zh-TW"/>
         </w:rPr>
-        <w:t xml:space="preserve"> (Clapper)</w:t>
-      </w:r>
-    </w:p>
-    <w:p>
-      <w:pPr>
-        <w:rPr>
-          <w:rFonts w:ascii="Noto Serif SC" w:eastAsia="Noto Serif SC" w:hAnsi="Noto Serif SC" w:cs="Noto Serif"/>
-          <w:sz w:val="24"/>
-          <w:szCs w:val="24"/>
-          <w:lang w:val="en-US" w:eastAsia="zh-TW"/>
-        </w:rPr>
-      </w:pPr>
-      <w:r>
-        <w:rPr>
-          <w:rFonts w:ascii="Noto Serif SC" w:eastAsia="Noto Serif SC" w:hAnsi="Noto Serif SC" w:cs="Noto Serif" w:hint="eastAsia"/>
-          <w:sz w:val="24"/>
-          <w:szCs w:val="24"/>
-          <w:lang w:val="en-US" w:eastAsia="zh-TW"/>
-        </w:rPr>
-        <w:t>打擊樂</w:t>
-      </w:r>
-      <w:r>
-        <w:rPr>
-          <w:rFonts w:ascii="Noto Serif SC" w:eastAsia="Noto Serif SC" w:hAnsi="Noto Serif SC" w:cs="Noto Serif"/>
-          <w:sz w:val="24"/>
-          <w:szCs w:val="24"/>
-          <w:lang w:val="en-US" w:eastAsia="zh-TW"/>
-        </w:rPr>
-        <w:t xml:space="preserve"> III (Percussion III)</w:t>
-      </w:r>
-    </w:p>
-    <w:p>
-      <w:pPr>
-        <w:rPr>
-          <w:rFonts w:ascii="Noto Serif SC" w:eastAsia="Noto Serif SC" w:hAnsi="Noto Serif SC" w:cs="Noto Serif"/>
-          <w:sz w:val="20"/>
-          <w:szCs w:val="20"/>
-        </w:rPr>
-      </w:pPr>
+        <w:t xml:space="preserve"> Clapper</w:t>
+      </w:r>
+    </w:p>
+    <w:p>
+      <w:pPr>
+        <w:rPr>
+          <w:rFonts w:ascii="Noto Serif SC" w:eastAsia="Noto Serif SC" w:hAnsi="Noto Serif SC" w:cs="Noto Serif"/>
+          <w:sz w:val="20"/>
+          <w:szCs w:val="20"/>
+        </w:rPr>
+      </w:pPr>
+      <w:r>
+        <w:rPr>
+          <w:rFonts w:ascii="Noto Serif SC" w:eastAsia="Noto Serif SC" w:hAnsi="Noto Serif SC" w:cs="Noto Serif"/>
+          <w:sz w:val="20"/>
+          <w:szCs w:val="20"/>
+          <w:lang w:val="en-US" w:eastAsia="zh-TW"/>
+        </w:rPr>
+        <w:t xml:space="preserve">III: </w:t>
+      </w:r>
       <w:r>
         <w:rPr>
           <w:rFonts w:ascii="Noto Serif SC" w:eastAsia="Noto Serif SC" w:hAnsi="Noto Serif SC" w:cs="Noto Serif" w:hint="eastAsia"/>
@@ -5476,16 +5462,34 @@
           <w:szCs w:val="20"/>
           <w:lang w:eastAsia="zh-TW"/>
         </w:rPr>
-        <w:t>(</w:t>
-      </w:r>
-      <w:r>
-        <w:rPr>
-          <w:rFonts w:ascii="Noto Serif SC" w:eastAsia="Noto Serif SC" w:hAnsi="Noto Serif SC" w:cs="Noto Serif"/>
-          <w:sz w:val="20"/>
-          <w:szCs w:val="20"/>
-          <w:lang w:eastAsia="zh-TW"/>
-        </w:rPr>
-        <w:t xml:space="preserve">Tam-tam – large), </w:t>
+        <w:t xml:space="preserve">Large </w:t>
+      </w:r>
+      <w:r>
+        <w:rPr>
+          <w:rFonts w:ascii="Noto Serif SC" w:eastAsia="Noto Serif SC" w:hAnsi="Noto Serif SC" w:cs="Noto Serif"/>
+          <w:sz w:val="20"/>
+          <w:szCs w:val="20"/>
+          <w:lang w:eastAsia="zh-TW"/>
+        </w:rPr>
+        <w:t>Tam-ta</w:t>
+      </w:r>
+      <w:r>
+        <w:rPr>
+          <w:rFonts w:ascii="Noto Serif SC" w:eastAsia="Noto Serif SC" w:hAnsi="Noto Serif SC" w:cs="Noto Serif"/>
+          <w:sz w:val="20"/>
+          <w:szCs w:val="20"/>
+          <w:lang w:eastAsia="zh-TW"/>
+        </w:rPr>
+        <w:t>m</w:t>
+      </w:r>
+      <w:r>
+        <w:rPr>
+          <w:rFonts w:ascii="Noto Serif SC" w:eastAsia="Noto Serif SC" w:hAnsi="Noto Serif SC" w:cs="Noto Serif"/>
+          <w:sz w:val="20"/>
+          <w:szCs w:val="20"/>
+          <w:lang w:eastAsia="zh-TW"/>
+        </w:rPr>
+        <w:t xml:space="preserve">, </w:t>
       </w:r>
       <w:r>
         <w:rPr>
@@ -5503,7 +5507,7 @@
           <w:szCs w:val="20"/>
           <w:lang w:eastAsia="zh-TW"/>
         </w:rPr>
-        <w:t xml:space="preserve"> (</w:t>
+        <w:t xml:space="preserve"> </w:t>
       </w:r>
       <w:proofErr w:type="spellStart"/>
       <w:r>
@@ -5523,7 +5527,7 @@
           <w:szCs w:val="20"/>
           <w:lang w:eastAsia="zh-TW"/>
         </w:rPr>
-        <w:t xml:space="preserve">), </w:t>
+        <w:t xml:space="preserve">, </w:t>
       </w:r>
       <w:r>
         <w:rPr>
@@ -5541,45 +5545,26 @@
           <w:szCs w:val="20"/>
           <w:lang w:eastAsia="zh-TW"/>
         </w:rPr>
-        <w:t xml:space="preserve"> (Dabo)</w:t>
-      </w:r>
-    </w:p>
-    <w:p>
-      <w:pPr>
-        <w:rPr>
-          <w:rFonts w:ascii="Noto Serif SC" w:eastAsia="Noto Serif SC" w:hAnsi="Noto Serif SC" w:cs="Noto Serif"/>
-          <w:sz w:val="24"/>
-          <w:szCs w:val="24"/>
-          <w:lang w:val="en-US" w:eastAsia="zh-TW"/>
-        </w:rPr>
-      </w:pPr>
-      <w:r>
-        <w:rPr>
-          <w:rFonts w:ascii="Noto Serif SC" w:eastAsia="Noto Serif SC" w:hAnsi="Noto Serif SC" w:cs="Noto Serif" w:hint="eastAsia"/>
-          <w:sz w:val="24"/>
-          <w:szCs w:val="24"/>
-          <w:lang w:val="en-US" w:eastAsia="zh-TW"/>
-        </w:rPr>
-        <w:t>打擊樂</w:t>
-      </w:r>
-      <w:r>
-        <w:rPr>
-          <w:rFonts w:ascii="Noto Serif SC" w:eastAsia="Noto Serif SC" w:hAnsi="Noto Serif SC" w:cs="Noto Serif"/>
-          <w:sz w:val="24"/>
-          <w:szCs w:val="24"/>
-          <w:lang w:val="en-US" w:eastAsia="zh-TW"/>
-        </w:rPr>
-        <w:t xml:space="preserve"> IV (Percussion IV)</w:t>
-      </w:r>
-    </w:p>
-    <w:p>
-      <w:pPr>
-        <w:rPr>
-          <w:rFonts w:ascii="Noto Serif SC" w:eastAsia="Noto Serif SC" w:hAnsi="Noto Serif SC" w:cs="Noto Serif"/>
-          <w:sz w:val="20"/>
-          <w:szCs w:val="20"/>
-        </w:rPr>
-      </w:pPr>
+        <w:t xml:space="preserve"> Dabo</w:t>
+      </w:r>
+    </w:p>
+    <w:p>
+      <w:pPr>
+        <w:rPr>
+          <w:rFonts w:ascii="Noto Serif SC" w:eastAsia="Noto Serif SC" w:hAnsi="Noto Serif SC" w:cs="Noto Serif"/>
+          <w:sz w:val="20"/>
+          <w:szCs w:val="20"/>
+        </w:rPr>
+      </w:pPr>
+      <w:r>
+        <w:rPr>
+          <w:rFonts w:ascii="Noto Serif SC" w:eastAsia="Noto Serif SC" w:hAnsi="Noto Serif SC" w:cs="Noto Serif"/>
+          <w:sz w:val="20"/>
+          <w:szCs w:val="20"/>
+          <w:lang w:val="en-US" w:eastAsia="zh-TW"/>
+        </w:rPr>
+        <w:t xml:space="preserve">IV: </w:t>
+      </w:r>
       <w:r>
         <w:rPr>
           <w:rFonts w:ascii="Noto Serif SC" w:eastAsia="Noto Serif SC" w:hAnsi="Noto Serif SC" w:cs="Noto Serif" w:hint="eastAsia"/>
@@ -5596,7 +5581,7 @@
           <w:szCs w:val="20"/>
           <w:lang w:eastAsia="zh-TW"/>
         </w:rPr>
-        <w:t xml:space="preserve"> (Temple Gong), </w:t>
+        <w:t xml:space="preserve"> Temple Gong, </w:t>
       </w:r>
       <w:r>
         <w:rPr>
@@ -5614,7 +5599,7 @@
           <w:szCs w:val="20"/>
           <w:lang w:eastAsia="zh-TW"/>
         </w:rPr>
-        <w:t xml:space="preserve"> (Xylophone), </w:t>
+        <w:t xml:space="preserve"> Xylophone, </w:t>
       </w:r>
       <w:r>
         <w:rPr>
@@ -5632,7 +5617,16 @@
           <w:szCs w:val="20"/>
           <w:lang w:eastAsia="zh-TW"/>
         </w:rPr>
-        <w:t xml:space="preserve"> (Tam-tam – large), </w:t>
+        <w:t xml:space="preserve"> </w:t>
+      </w:r>
+      <w:r>
+        <w:rPr>
+          <w:rFonts w:ascii="Noto Serif SC" w:eastAsia="Noto Serif SC" w:hAnsi="Noto Serif SC" w:cs="Noto Serif"/>
+          <w:sz w:val="20"/>
+          <w:szCs w:val="20"/>
+          <w:lang w:eastAsia="zh-TW"/>
+        </w:rPr>
+        <w:t xml:space="preserve">Large Tam-tam, </w:t>
       </w:r>
       <w:r>
         <w:rPr>
@@ -5650,7 +5644,7 @@
           <w:szCs w:val="20"/>
           <w:lang w:eastAsia="zh-TW"/>
         </w:rPr>
-        <w:t xml:space="preserve"> (Vibraphone), </w:t>
+        <w:t xml:space="preserve"> Vibraphone, </w:t>
       </w:r>
       <w:r>
         <w:rPr>
@@ -5668,46 +5662,27 @@
           <w:szCs w:val="20"/>
           <w:lang w:eastAsia="zh-TW"/>
         </w:rPr>
-        <w:t xml:space="preserve"> (Xiaobo)</w:t>
-      </w:r>
-    </w:p>
-    <w:p>
-      <w:pPr>
-        <w:rPr>
-          <w:rFonts w:ascii="Noto Serif SC" w:eastAsia="Noto Serif SC" w:hAnsi="Noto Serif SC" w:cs="Noto Serif"/>
-          <w:sz w:val="24"/>
-          <w:szCs w:val="24"/>
-          <w:lang w:val="en-US" w:eastAsia="zh-TW"/>
-        </w:rPr>
-      </w:pPr>
-      <w:r>
-        <w:rPr>
-          <w:rFonts w:ascii="Noto Serif SC" w:eastAsia="Noto Serif SC" w:hAnsi="Noto Serif SC" w:cs="Noto Serif" w:hint="eastAsia"/>
-          <w:sz w:val="24"/>
-          <w:szCs w:val="24"/>
-          <w:lang w:val="en-US" w:eastAsia="zh-TW"/>
-        </w:rPr>
-        <w:t>打擊樂</w:t>
-      </w:r>
-      <w:r>
-        <w:rPr>
-          <w:rFonts w:ascii="Noto Serif SC" w:eastAsia="Noto Serif SC" w:hAnsi="Noto Serif SC" w:cs="Noto Serif"/>
-          <w:sz w:val="24"/>
-          <w:szCs w:val="24"/>
-          <w:lang w:val="en-US" w:eastAsia="zh-TW"/>
-        </w:rPr>
-        <w:t xml:space="preserve"> V (Percussion V)</w:t>
-      </w:r>
-    </w:p>
-    <w:p>
-      <w:pPr>
-        <w:rPr>
-          <w:rFonts w:ascii="Noto Serif SC" w:eastAsia="Noto Serif SC" w:hAnsi="Noto Serif SC" w:cs="Noto Serif"/>
-          <w:sz w:val="20"/>
-          <w:szCs w:val="20"/>
-          <w:lang w:val="en-US"/>
-        </w:rPr>
-      </w:pPr>
+        <w:t xml:space="preserve"> Xiaobo</w:t>
+      </w:r>
+    </w:p>
+    <w:p>
+      <w:pPr>
+        <w:rPr>
+          <w:rFonts w:ascii="Noto Serif SC" w:eastAsia="Noto Serif SC" w:hAnsi="Noto Serif SC" w:cs="Noto Serif"/>
+          <w:sz w:val="20"/>
+          <w:szCs w:val="20"/>
+          <w:lang w:val="en-US"/>
+        </w:rPr>
+      </w:pPr>
+      <w:r>
+        <w:rPr>
+          <w:rFonts w:ascii="Noto Serif SC" w:eastAsia="Noto Serif SC" w:hAnsi="Noto Serif SC" w:cs="Noto Serif"/>
+          <w:sz w:val="20"/>
+          <w:szCs w:val="20"/>
+          <w:lang w:val="en-US" w:eastAsia="zh-TW"/>
+        </w:rPr>
+        <w:t xml:space="preserve">V: </w:t>
+      </w:r>
       <w:r>
         <w:rPr>
           <w:rFonts w:ascii="Noto Serif SC" w:eastAsia="Noto Serif SC" w:hAnsi="Noto Serif SC" w:cs="Noto Serif" w:hint="eastAsia"/>
@@ -5724,7 +5699,7 @@
           <w:szCs w:val="20"/>
           <w:lang w:eastAsia="zh-TW"/>
         </w:rPr>
-        <w:t xml:space="preserve"> (Dabo), </w:t>
+        <w:t xml:space="preserve"> Dabo, </w:t>
       </w:r>
       <w:r>
         <w:rPr>
@@ -5742,7 +5717,7 @@
           <w:szCs w:val="20"/>
           <w:lang w:eastAsia="zh-TW"/>
         </w:rPr>
-        <w:t xml:space="preserve"> (Glockenspiel), </w:t>
+        <w:t xml:space="preserve"> Glockenspiel, </w:t>
       </w:r>
       <w:r>
         <w:rPr>
@@ -5760,7 +5735,7 @@
           <w:szCs w:val="20"/>
           <w:lang w:eastAsia="zh-TW"/>
         </w:rPr>
-        <w:t xml:space="preserve"> (</w:t>
+        <w:t xml:space="preserve"> </w:t>
       </w:r>
       <w:proofErr w:type="spellStart"/>
       <w:r>
@@ -5773,15 +5748,6 @@
         <w:t>Xiaoluo</w:t>
       </w:r>
       <w:proofErr w:type="spellEnd"/>
-      <w:r>
-        <w:rPr>
-          <w:rFonts w:ascii="Noto Serif SC" w:eastAsia="Noto Serif SC" w:hAnsi="Noto Serif SC" w:cs="Noto Serif"/>
-          <w:sz w:val="20"/>
-          <w:szCs w:val="20"/>
-          <w:lang w:eastAsia="zh-TW"/>
-        </w:rPr>
-        <w:t>)</w:t>
-      </w:r>
     </w:p>
     <w:p>
       <w:pPr>
@@ -5827,7 +5793,7 @@
           <w:rFonts w:ascii="Noto Serif SC" w:eastAsia="Noto Serif SC" w:hAnsi="Noto Serif SC" w:cs="Noto Serif"/>
           <w:sz w:val="24"/>
           <w:szCs w:val="24"/>
-          <w:lang w:val="en-US"/>
+          <w:lang w:val="en-US" w:eastAsia="zh-TW"/>
         </w:rPr>
       </w:pPr>
       <w:r>
@@ -5847,6 +5813,61 @@
           <w:lang w:val="en-US" w:eastAsia="zh-TW"/>
         </w:rPr>
         <w:t xml:space="preserve"> Erhu</w:t>
+      </w:r>
+      <w:r>
+        <w:rPr>
+          <w:rFonts w:ascii="Noto Serif SC" w:eastAsia="Noto Serif SC" w:hAnsi="Noto Serif SC" w:cs="Noto Serif"/>
+          <w:sz w:val="24"/>
+          <w:szCs w:val="24"/>
+          <w:lang w:val="en-US" w:eastAsia="zh-TW"/>
+        </w:rPr>
+        <w:t xml:space="preserve"> I</w:t>
+      </w:r>
+    </w:p>
+    <w:p>
+      <w:pPr>
+        <w:rPr>
+          <w:rFonts w:ascii="Noto Serif SC" w:eastAsia="Noto Serif SC" w:hAnsi="Noto Serif SC" w:cs="Noto Serif"/>
+          <w:sz w:val="24"/>
+          <w:szCs w:val="24"/>
+          <w:lang w:val="en-US"/>
+        </w:rPr>
+      </w:pPr>
+      <w:r>
+        <w:rPr>
+          <w:rFonts w:ascii="Noto Serif SC" w:eastAsia="Noto Serif SC" w:hAnsi="Noto Serif SC" w:cs="Noto Serif" w:hint="eastAsia"/>
+          <w:sz w:val="24"/>
+          <w:szCs w:val="24"/>
+          <w:lang w:val="en-US" w:eastAsia="zh-TW"/>
+        </w:rPr>
+        <w:t>二胡</w:t>
+      </w:r>
+      <w:r>
+        <w:rPr>
+          <w:rFonts w:ascii="Noto Serif SC" w:eastAsia="Noto Serif SC" w:hAnsi="Noto Serif SC" w:cs="Noto Serif"/>
+          <w:sz w:val="24"/>
+          <w:szCs w:val="24"/>
+          <w:lang w:val="en-US" w:eastAsia="zh-TW"/>
+        </w:rPr>
+        <w:t xml:space="preserve"> Erhu</w:t>
+      </w:r>
+      <w:r>
+        <w:rPr>
+          <w:rFonts w:ascii="Noto Serif SC" w:eastAsia="Noto Serif SC" w:hAnsi="Noto Serif SC" w:cs="Noto Serif"/>
+          <w:sz w:val="24"/>
+          <w:szCs w:val="24"/>
+          <w:lang w:val="en-US" w:eastAsia="zh-TW"/>
+        </w:rPr>
+        <w:t xml:space="preserve"> I</w:t>
+      </w:r>
+      <w:r>
+        <w:rPr>
+          <w:rFonts w:ascii="Noto Serif SC" w:eastAsia="Noto Serif SC" w:hAnsi="Noto Serif SC" w:cs="Noto Serif"/>
+          <w:sz w:val="24"/>
+          <w:szCs w:val="24"/>
+          <w:lang w:val="en-US"/>
+        </w:rPr>
+        <w:t>I</w:t>
       </w:r>
     </w:p>
     <w:p>

--- a/Front Matter/Template/2_Front-Matter.docx
+++ b/Front Matter/Template/2_Front-Matter.docx
@@ -5167,6 +5167,7 @@
     </w:p>
     <w:p>
       <w:pPr>
+        <w:ind w:left="288"/>
         <w:rPr>
           <w:rFonts w:ascii="Noto Serif SC" w:eastAsia="Noto Serif SC" w:hAnsi="Noto Serif SC" w:cs="Noto Serif"/>
           <w:sz w:val="20"/>
@@ -5291,6 +5292,7 @@
     </w:p>
     <w:p>
       <w:pPr>
+        <w:ind w:left="288"/>
         <w:rPr>
           <w:rFonts w:ascii="Noto Serif SC" w:eastAsia="Noto Serif SC" w:hAnsi="Noto Serif SC" w:cs="Noto Serif"/>
           <w:sz w:val="20"/>
@@ -5422,6 +5424,7 @@
     </w:p>
     <w:p>
       <w:pPr>
+        <w:ind w:left="288"/>
         <w:rPr>
           <w:rFonts w:ascii="Noto Serif SC" w:eastAsia="Noto Serif SC" w:hAnsi="Noto Serif SC" w:cs="Noto Serif"/>
           <w:sz w:val="20"/>
@@ -5550,6 +5553,7 @@
     </w:p>
     <w:p>
       <w:pPr>
+        <w:ind w:left="288"/>
         <w:rPr>
           <w:rFonts w:ascii="Noto Serif SC" w:eastAsia="Noto Serif SC" w:hAnsi="Noto Serif SC" w:cs="Noto Serif"/>
           <w:sz w:val="20"/>
@@ -5667,6 +5671,7 @@
     </w:p>
     <w:p>
       <w:pPr>
+        <w:ind w:left="288"/>
         <w:rPr>
           <w:rFonts w:ascii="Noto Serif SC" w:eastAsia="Noto Serif SC" w:hAnsi="Noto Serif SC" w:cs="Noto Serif"/>
           <w:sz w:val="20"/>

--- a/Front Matter/Template/2_Front-Matter.docx
+++ b/Front Matter/Template/2_Front-Matter.docx
@@ -1525,15 +1525,15 @@
           <w:rFonts w:ascii="Noto Serif SC" w:eastAsia="Noto Serif SC" w:hAnsi="Noto Serif SC" w:cs="Noto Serif"/>
           <w:sz w:val="20"/>
           <w:szCs w:val="20"/>
-          <w:lang w:val="en-US"/>
-        </w:rPr>
-      </w:pPr>
-      <w:r>
-        <w:rPr>
-          <w:rFonts w:ascii="Noto Serif SC" w:eastAsia="Noto Serif SC" w:hAnsi="Noto Serif SC" w:cs="Noto Serif"/>
-          <w:sz w:val="20"/>
-          <w:szCs w:val="20"/>
-          <w:lang w:val="en-US"/>
+          <w:lang w:val="en-US" w:eastAsia="zh-TW"/>
+        </w:rPr>
+      </w:pPr>
+      <w:r>
+        <w:rPr>
+          <w:rFonts w:ascii="Noto Serif SC" w:eastAsia="Noto Serif SC" w:hAnsi="Noto Serif SC" w:cs="Noto Serif"/>
+          <w:sz w:val="20"/>
+          <w:szCs w:val="20"/>
+          <w:lang w:val="en-US" w:eastAsia="zh-TW"/>
         </w:rPr>
         <w:t>电话</w:t>
       </w:r>
@@ -1542,7 +1542,7 @@
           <w:rFonts w:ascii="Noto Serif SC" w:eastAsia="Noto Serif SC" w:hAnsi="Noto Serif SC" w:cs="Noto Serif"/>
           <w:sz w:val="20"/>
           <w:szCs w:val="20"/>
-          <w:lang w:val="en-US"/>
+          <w:lang w:val="en-US" w:eastAsia="zh-TW"/>
         </w:rPr>
         <w:t xml:space="preserve"> </w:t>
       </w:r>
@@ -1551,7 +1551,7 @@
           <w:rFonts w:ascii="Noto Serif SC" w:eastAsia="Noto Serif SC" w:hAnsi="Noto Serif SC" w:cs="Noto Serif"/>
           <w:sz w:val="20"/>
           <w:szCs w:val="20"/>
-          <w:lang w:val="en-US"/>
+          <w:lang w:val="en-US" w:eastAsia="zh-TW"/>
         </w:rPr>
         <w:t>Telephone: (65) 6557 4026</w:t>
       </w:r>
@@ -1577,7 +1577,7 @@
           <w:rFonts w:ascii="Noto Serif SC" w:eastAsia="Noto Serif SC" w:hAnsi="Noto Serif SC" w:cs="Noto Serif"/>
           <w:sz w:val="20"/>
           <w:szCs w:val="20"/>
-          <w:lang w:val="en-US"/>
+          <w:lang w:val="en-US" w:eastAsia="zh-TW"/>
         </w:rPr>
         <w:t>传真</w:t>
       </w:r>
@@ -1586,7 +1586,7 @@
           <w:rFonts w:ascii="Noto Serif SC" w:eastAsia="Noto Serif SC" w:hAnsi="Noto Serif SC" w:cs="Noto Serif"/>
           <w:sz w:val="20"/>
           <w:szCs w:val="20"/>
-          <w:lang w:val="en-US"/>
+          <w:lang w:val="en-US" w:eastAsia="zh-TW"/>
         </w:rPr>
         <w:t xml:space="preserve"> </w:t>
       </w:r>
@@ -1595,7 +1595,7 @@
           <w:rFonts w:ascii="Noto Serif SC" w:eastAsia="Noto Serif SC" w:hAnsi="Noto Serif SC" w:cs="Noto Serif"/>
           <w:sz w:val="20"/>
           <w:szCs w:val="20"/>
-          <w:lang w:val="en-US"/>
+          <w:lang w:val="en-US" w:eastAsia="zh-TW"/>
         </w:rPr>
         <w:t>Fax: (65) 6557 2756</w:t>
       </w:r>
@@ -2130,19 +2130,8 @@
           <w:szCs w:val="24"/>
           <w:lang w:eastAsia="zh-TW"/>
         </w:rPr>
-        <w:t xml:space="preserve">Ensemble El Perro </w:t>
-      </w:r>
-      <w:proofErr w:type="spellStart"/>
-      <w:r>
-        <w:rPr>
-          <w:rFonts w:ascii="Noto Serif SC" w:eastAsia="Noto Serif SC" w:hAnsi="Noto Serif SC"/>
-          <w:sz w:val="24"/>
-          <w:szCs w:val="24"/>
-          <w:lang w:eastAsia="zh-TW"/>
-        </w:rPr>
-        <w:t>Andaluz</w:t>
-      </w:r>
-      <w:proofErr w:type="spellEnd"/>
+        <w:t>Ensemble El Perro Andaluz</w:t>
+      </w:r>
       <w:r>
         <w:rPr>
           <w:rFonts w:ascii="Noto Serif SC" w:eastAsia="Noto Serif SC" w:hAnsi="Noto Serif SC" w:hint="eastAsia"/>
@@ -2527,23 +2516,7 @@
           <w:rFonts w:ascii="Noto Serif SC" w:eastAsia="Noto Serif SC" w:hAnsi="Noto Serif SC"/>
           <w:lang w:eastAsia="zh-TW"/>
         </w:rPr>
-        <w:t xml:space="preserve">”, “Salvatore </w:t>
-      </w:r>
-      <w:proofErr w:type="spellStart"/>
-      <w:r>
-        <w:rPr>
-          <w:rFonts w:ascii="Noto Serif SC" w:eastAsia="Noto Serif SC" w:hAnsi="Noto Serif SC"/>
-          <w:lang w:eastAsia="zh-TW"/>
-        </w:rPr>
-        <w:t>Martirano</w:t>
-      </w:r>
-      <w:proofErr w:type="spellEnd"/>
-      <w:r>
-        <w:rPr>
-          <w:rFonts w:ascii="Noto Serif SC" w:eastAsia="Noto Serif SC" w:hAnsi="Noto Serif SC"/>
-          <w:lang w:eastAsia="zh-TW"/>
-        </w:rPr>
-        <w:t xml:space="preserve"> Memorial Composition Award”, “Taiwan Music Center International Composition Prize”, “Robert Avalon International Prize”, “Singapore International Composition Competition for Chinese Orchestra”, “Haifa International Composition Prize”, First International EPICMUSIC Composition Prize, Italy, International Biennial composition competition, the Debussy Trio Music Foundation, Molinari Quartet’s Third International Composition Competition, the St. Paul Chamber Orchestra Emerging, the ALEA III composition Competition, the fourth NACUSA Texas Composition Competition, the International Music Prize for Excellence </w:t>
+        <w:t xml:space="preserve">”, “Salvatore Martirano Memorial Composition Award”, “Taiwan Music Center International Composition Prize”, “Robert Avalon International Prize”, “Singapore International Composition Competition for Chinese Orchestra”, “Haifa International Composition Prize”, First International EPICMUSIC Composition Prize, Italy, International Biennial composition competition, the Debussy Trio Music Foundation, Molinari Quartet’s Third International Composition Competition, the St. Paul Chamber Orchestra Emerging, the ALEA III composition Competition, the fourth NACUSA Texas Composition Competition, the International Music Prize for Excellence </w:t>
       </w:r>
       <w:r>
         <w:rPr>
@@ -2835,18 +2808,18 @@
     </w:p>
     <w:p>
       <w:pPr>
-        <w:spacing w:after="240"/>
+        <w:spacing w:line="360" w:lineRule="exact"/>
         <w:jc w:val="both"/>
         <w:rPr>
-          <w:rFonts w:ascii="Noto Serif SC" w:eastAsia="Noto Serif SC" w:hAnsi="Noto Serif SC" w:cs="Noto Serif"/>
-          <w:sz w:val="24"/>
-          <w:szCs w:val="24"/>
-          <w:lang w:val="en-GB" w:eastAsia="zh-TW"/>
-        </w:rPr>
-      </w:pPr>
-      <w:r>
-        <w:rPr>
-          <w:rFonts w:ascii="Noto Serif SC" w:eastAsia="Noto Serif SC" w:hAnsi="Noto Serif SC" w:cs="Noto Serif"/>
+          <w:rFonts w:ascii="Noto Serif" w:eastAsia="Noto Serif SC" w:hAnsi="Noto Serif" w:cs="Noto Serif"/>
+          <w:sz w:val="24"/>
+          <w:szCs w:val="24"/>
+          <w:lang w:val="en-GB" w:eastAsia="zh-TW"/>
+        </w:rPr>
+      </w:pPr>
+      <w:r>
+        <w:rPr>
+          <w:rFonts w:ascii="Noto Serif" w:eastAsia="Noto Serif SC" w:hAnsi="Noto Serif" w:cs="Noto Serif"/>
           <w:i/>
           <w:iCs/>
           <w:sz w:val="24"/>
@@ -2857,7 +2830,7 @@
       </w:r>
       <w:r>
         <w:rPr>
-          <w:rFonts w:ascii="Noto Serif SC" w:eastAsia="Noto Serif SC" w:hAnsi="Noto Serif SC" w:cs="Noto Serif"/>
+          <w:rFonts w:ascii="Noto Serif" w:eastAsia="Noto Serif SC" w:hAnsi="Noto Serif" w:cs="Noto Serif"/>
           <w:sz w:val="24"/>
           <w:szCs w:val="24"/>
           <w:lang w:eastAsia="zh-TW"/>
@@ -2866,7 +2839,7 @@
       </w:r>
       <w:r>
         <w:rPr>
-          <w:rFonts w:ascii="Noto Serif SC" w:eastAsia="Noto Serif SC" w:hAnsi="Noto Serif SC" w:cs="Noto Serif"/>
+          <w:rFonts w:ascii="Noto Serif" w:eastAsia="Noto Serif SC" w:hAnsi="Noto Serif" w:cs="Noto Serif"/>
           <w:sz w:val="24"/>
           <w:szCs w:val="24"/>
           <w:lang w:eastAsia="zh-TW"/>
@@ -2875,7 +2848,7 @@
       </w:r>
       <w:r>
         <w:rPr>
-          <w:rFonts w:ascii="Noto Serif SC" w:eastAsia="Noto Serif SC" w:hAnsi="Noto Serif SC" w:cs="Noto Serif" w:hint="eastAsia"/>
+          <w:rFonts w:ascii="Noto Serif" w:eastAsia="Noto Serif SC" w:hAnsi="Noto Serif" w:cs="Noto Serif"/>
           <w:noProof/>
           <w:sz w:val="24"/>
           <w:szCs w:val="24"/>
@@ -2885,7 +2858,7 @@
       </w:r>
       <w:r>
         <w:rPr>
-          <w:rFonts w:ascii="Noto Serif SC" w:eastAsia="Noto Serif SC" w:hAnsi="Noto Serif SC" w:cs="Noto Serif"/>
+          <w:rFonts w:ascii="Noto Serif" w:eastAsia="Noto Serif SC" w:hAnsi="Noto Serif" w:cs="Noto Serif"/>
           <w:sz w:val="24"/>
           <w:szCs w:val="24"/>
           <w:lang w:eastAsia="zh-TW"/>
@@ -2894,7 +2867,7 @@
       </w:r>
       <w:r>
         <w:rPr>
-          <w:rFonts w:ascii="Noto Serif SC" w:eastAsia="Noto Serif SC" w:hAnsi="Noto Serif SC" w:cs="Noto Serif"/>
+          <w:rFonts w:ascii="Noto Serif" w:eastAsia="Noto Serif SC" w:hAnsi="Noto Serif" w:cs="Noto Serif"/>
           <w:sz w:val="24"/>
           <w:szCs w:val="24"/>
           <w:lang w:eastAsia="zh-TW"/>
@@ -2904,7 +2877,7 @@
       <w:proofErr w:type="spellStart"/>
       <w:r>
         <w:rPr>
-          <w:rFonts w:ascii="Noto Serif SC" w:eastAsia="Noto Serif SC" w:hAnsi="Noto Serif SC" w:cs="Noto Serif"/>
+          <w:rFonts w:ascii="Noto Serif" w:eastAsia="Noto Serif SC" w:hAnsi="Noto Serif" w:cs="Noto Serif"/>
           <w:i/>
           <w:iCs/>
           <w:sz w:val="24"/>
@@ -2916,7 +2889,7 @@
       <w:proofErr w:type="spellEnd"/>
       <w:r>
         <w:rPr>
-          <w:rFonts w:ascii="Noto Serif SC" w:eastAsia="Noto Serif SC" w:hAnsi="Noto Serif SC" w:cs="Noto Serif"/>
+          <w:rFonts w:ascii="Noto Serif" w:eastAsia="Noto Serif SC" w:hAnsi="Noto Serif" w:cs="Noto Serif"/>
           <w:i/>
           <w:iCs/>
           <w:sz w:val="24"/>
@@ -2927,16 +2900,34 @@
       </w:r>
       <w:r>
         <w:rPr>
-          <w:rFonts w:ascii="Noto Serif SC" w:eastAsia="Noto Serif SC" w:hAnsi="Noto Serif SC" w:cs="Noto Serif"/>
-          <w:sz w:val="24"/>
-          <w:szCs w:val="24"/>
-          <w:lang w:eastAsia="zh-TW"/>
-        </w:rPr>
-        <w:t xml:space="preserve"> (高甲戲)</w:t>
-      </w:r>
-      <w:r>
-        <w:rPr>
-          <w:rFonts w:ascii="Noto Serif SC" w:eastAsia="Noto Serif SC" w:hAnsi="Noto Serif SC" w:cs="Noto Serif"/>
+          <w:rFonts w:ascii="Noto Serif" w:eastAsia="Noto Serif SC" w:hAnsi="Noto Serif" w:cs="Noto Serif"/>
+          <w:sz w:val="24"/>
+          <w:szCs w:val="24"/>
+          <w:lang w:eastAsia="zh-TW"/>
+        </w:rPr>
+        <w:t xml:space="preserve"> (</w:t>
+      </w:r>
+      <w:r>
+        <w:rPr>
+          <w:rFonts w:ascii="Noto Serif" w:eastAsia="Noto Serif SC" w:hAnsi="Noto Serif" w:cs="Noto Serif"/>
+          <w:sz w:val="24"/>
+          <w:szCs w:val="24"/>
+          <w:lang w:eastAsia="zh-TW"/>
+        </w:rPr>
+        <w:t>高甲戲</w:t>
+      </w:r>
+      <w:r>
+        <w:rPr>
+          <w:rFonts w:ascii="Noto Serif" w:eastAsia="Noto Serif SC" w:hAnsi="Noto Serif" w:cs="Noto Serif"/>
+          <w:sz w:val="24"/>
+          <w:szCs w:val="24"/>
+          <w:lang w:eastAsia="zh-TW"/>
+        </w:rPr>
+        <w:t>)</w:t>
+      </w:r>
+      <w:r>
+        <w:rPr>
+          <w:rFonts w:ascii="Noto Serif" w:eastAsia="Noto Serif SC" w:hAnsi="Noto Serif" w:cs="Noto Serif"/>
           <w:sz w:val="24"/>
           <w:szCs w:val="24"/>
           <w:lang w:eastAsia="zh-TW"/>
@@ -2945,7 +2936,7 @@
       </w:r>
       <w:r>
         <w:rPr>
-          <w:rFonts w:ascii="Noto Serif SC" w:eastAsia="Noto Serif SC" w:hAnsi="Noto Serif SC" w:cs="Noto Serif"/>
+          <w:rFonts w:ascii="Noto Serif" w:eastAsia="Noto Serif SC" w:hAnsi="Noto Serif" w:cs="Noto Serif"/>
           <w:sz w:val="24"/>
           <w:szCs w:val="24"/>
           <w:lang w:eastAsia="zh-TW"/>
@@ -2954,7 +2945,7 @@
       </w:r>
       <w:r>
         <w:rPr>
-          <w:rFonts w:ascii="Noto Serif SC" w:eastAsia="Noto Serif SC" w:hAnsi="Noto Serif SC" w:cs="Noto Serif"/>
+          <w:rFonts w:ascii="Noto Serif" w:eastAsia="Noto Serif SC" w:hAnsi="Noto Serif" w:cs="Noto Serif"/>
           <w:sz w:val="24"/>
           <w:szCs w:val="24"/>
           <w:lang w:eastAsia="zh-TW"/>
@@ -2963,7 +2954,7 @@
       </w:r>
       <w:r>
         <w:rPr>
-          <w:rFonts w:ascii="Noto Serif SC" w:eastAsia="Noto Serif SC" w:hAnsi="Noto Serif SC" w:cs="Noto Serif"/>
+          <w:rFonts w:ascii="Noto Serif" w:eastAsia="Noto Serif SC" w:hAnsi="Noto Serif" w:cs="Noto Serif"/>
           <w:sz w:val="24"/>
           <w:szCs w:val="24"/>
           <w:lang w:eastAsia="zh-TW"/>
@@ -2972,25 +2963,34 @@
       </w:r>
       <w:r>
         <w:rPr>
-          <w:rFonts w:ascii="Noto Serif SC" w:eastAsia="Noto Serif SC" w:hAnsi="Noto Serif SC" w:cs="Noto Serif"/>
-          <w:sz w:val="24"/>
-          <w:szCs w:val="24"/>
-          <w:lang w:eastAsia="zh-TW"/>
-        </w:rPr>
-        <w:t xml:space="preserve">to </w:t>
-      </w:r>
-      <w:r>
-        <w:rPr>
-          <w:rFonts w:ascii="Noto Serif SC" w:eastAsia="Noto Serif SC" w:hAnsi="Noto Serif SC" w:cs="Noto Serif"/>
-          <w:sz w:val="24"/>
-          <w:szCs w:val="24"/>
-          <w:lang w:eastAsia="zh-TW"/>
-        </w:rPr>
-        <w:t xml:space="preserve">“Nine Actors’ Opera”, in which </w:t>
-      </w:r>
-      <w:r>
-        <w:rPr>
-          <w:rFonts w:ascii="Noto Serif SC" w:eastAsia="Noto Serif SC" w:hAnsi="Noto Serif SC" w:cs="Noto Serif"/>
+          <w:rFonts w:ascii="Noto Serif" w:eastAsia="Noto Serif SC" w:hAnsi="Noto Serif" w:cs="Noto Serif"/>
+          <w:sz w:val="24"/>
+          <w:szCs w:val="24"/>
+          <w:lang w:eastAsia="zh-TW"/>
+        </w:rPr>
+        <w:t>to</w:t>
+      </w:r>
+      <w:r>
+        <w:rPr>
+          <w:rFonts w:ascii="Noto Serif" w:eastAsia="Noto Serif SC" w:hAnsi="Noto Serif" w:cs="Noto Serif"/>
+          <w:sz w:val="24"/>
+          <w:szCs w:val="24"/>
+          <w:lang w:eastAsia="zh-TW"/>
+        </w:rPr>
+        <w:t xml:space="preserve"> “</w:t>
+      </w:r>
+      <w:r>
+        <w:rPr>
+          <w:rFonts w:ascii="Noto Serif" w:eastAsia="Noto Serif SC" w:hAnsi="Noto Serif" w:cs="Noto Serif"/>
+          <w:sz w:val="24"/>
+          <w:szCs w:val="24"/>
+          <w:lang w:eastAsia="zh-TW"/>
+        </w:rPr>
+        <w:t xml:space="preserve">Nine Actors’ Opera”, in which </w:t>
+      </w:r>
+      <w:r>
+        <w:rPr>
+          <w:rFonts w:ascii="Noto Serif" w:eastAsia="Noto Serif SC" w:hAnsi="Noto Serif" w:cs="Noto Serif"/>
           <w:sz w:val="24"/>
           <w:szCs w:val="24"/>
           <w:lang w:eastAsia="zh-TW"/>
@@ -2999,7 +2999,7 @@
       </w:r>
       <w:r>
         <w:rPr>
-          <w:rFonts w:ascii="Noto Serif SC" w:eastAsia="Noto Serif SC" w:hAnsi="Noto Serif SC" w:cs="Noto Serif"/>
+          <w:rFonts w:ascii="Noto Serif" w:eastAsia="Noto Serif SC" w:hAnsi="Noto Serif" w:cs="Noto Serif"/>
           <w:sz w:val="24"/>
           <w:szCs w:val="24"/>
           <w:lang w:eastAsia="zh-TW"/>
@@ -3008,7 +3008,7 @@
       </w:r>
       <w:r>
         <w:rPr>
-          <w:rFonts w:ascii="Noto Serif SC" w:eastAsia="Noto Serif SC" w:hAnsi="Noto Serif SC" w:cs="Noto Serif"/>
+          <w:rFonts w:ascii="Noto Serif" w:eastAsia="Noto Serif SC" w:hAnsi="Noto Serif" w:cs="Noto Serif"/>
           <w:noProof/>
           <w:sz w:val="24"/>
           <w:szCs w:val="24"/>
@@ -3018,7 +3018,7 @@
       </w:r>
       <w:r>
         <w:rPr>
-          <w:rFonts w:ascii="Noto Serif SC" w:eastAsia="Noto Serif SC" w:hAnsi="Noto Serif SC" w:cs="Noto Serif"/>
+          <w:rFonts w:ascii="Noto Serif" w:eastAsia="Noto Serif SC" w:hAnsi="Noto Serif" w:cs="Noto Serif"/>
           <w:sz w:val="24"/>
           <w:szCs w:val="24"/>
           <w:lang w:eastAsia="zh-TW"/>
@@ -3027,7 +3027,7 @@
       </w:r>
       <w:r>
         <w:rPr>
-          <w:rFonts w:ascii="Noto Serif SC" w:eastAsia="Noto Serif SC" w:hAnsi="Noto Serif SC" w:cs="Noto Serif"/>
+          <w:rFonts w:ascii="Noto Serif" w:eastAsia="Noto Serif SC" w:hAnsi="Noto Serif" w:cs="Noto Serif"/>
           <w:sz w:val="24"/>
           <w:szCs w:val="24"/>
           <w:lang w:eastAsia="zh-TW"/>
@@ -3036,7 +3036,7 @@
       </w:r>
       <w:r>
         <w:rPr>
-          <w:rFonts w:ascii="Noto Serif SC" w:eastAsia="Noto Serif SC" w:hAnsi="Noto Serif SC" w:cs="Noto Serif"/>
+          <w:rFonts w:ascii="Noto Serif" w:eastAsia="Noto Serif SC" w:hAnsi="Noto Serif" w:cs="Noto Serif"/>
           <w:sz w:val="24"/>
           <w:szCs w:val="24"/>
           <w:lang w:val="en-GB" w:eastAsia="zh-TW"/>
@@ -3045,7 +3045,7 @@
       </w:r>
       <w:r>
         <w:rPr>
-          <w:rFonts w:ascii="Noto Serif SC" w:eastAsia="Noto Serif SC" w:hAnsi="Noto Serif SC" w:cs="Noto Serif"/>
+          <w:rFonts w:ascii="Noto Serif" w:eastAsia="Noto Serif SC" w:hAnsi="Noto Serif" w:cs="Noto Serif"/>
           <w:sz w:val="24"/>
           <w:szCs w:val="24"/>
           <w:lang w:val="en-GB" w:eastAsia="zh-TW"/>
@@ -3054,7 +3054,7 @@
       </w:r>
       <w:r>
         <w:rPr>
-          <w:rFonts w:ascii="Noto Serif SC" w:eastAsia="Noto Serif SC" w:hAnsi="Noto Serif SC" w:cs="Noto Serif"/>
+          <w:rFonts w:ascii="Noto Serif" w:eastAsia="Noto Serif SC" w:hAnsi="Noto Serif" w:cs="Noto Serif"/>
           <w:sz w:val="24"/>
           <w:szCs w:val="24"/>
           <w:lang w:val="en-GB" w:eastAsia="zh-TW"/>
@@ -3063,7 +3063,7 @@
       </w:r>
       <w:r>
         <w:rPr>
-          <w:rFonts w:ascii="Noto Serif SC" w:eastAsia="Noto Serif SC" w:hAnsi="Noto Serif SC" w:cs="Noto Serif"/>
+          <w:rFonts w:ascii="Noto Serif" w:eastAsia="Noto Serif SC" w:hAnsi="Noto Serif" w:cs="Noto Serif"/>
           <w:sz w:val="24"/>
           <w:szCs w:val="24"/>
           <w:lang w:val="en-GB" w:eastAsia="zh-TW"/>
@@ -3072,7 +3072,7 @@
       </w:r>
       <w:r>
         <w:rPr>
-          <w:rFonts w:ascii="Noto Serif SC" w:eastAsia="Noto Serif SC" w:hAnsi="Noto Serif SC" w:cs="Noto Serif"/>
+          <w:rFonts w:ascii="Noto Serif" w:eastAsia="Noto Serif SC" w:hAnsi="Noto Serif" w:cs="Noto Serif"/>
           <w:sz w:val="24"/>
           <w:szCs w:val="24"/>
           <w:lang w:val="en-GB" w:eastAsia="zh-TW"/>
@@ -3081,7 +3081,7 @@
       </w:r>
       <w:r>
         <w:rPr>
-          <w:rFonts w:ascii="Noto Serif SC" w:eastAsia="Noto Serif SC" w:hAnsi="Noto Serif SC" w:cs="Noto Serif"/>
+          <w:rFonts w:ascii="Noto Serif" w:eastAsia="Noto Serif SC" w:hAnsi="Noto Serif" w:cs="Noto Serif"/>
           <w:sz w:val="24"/>
           <w:szCs w:val="24"/>
           <w:lang w:val="en-GB" w:eastAsia="zh-TW"/>
@@ -3090,7 +3090,7 @@
       </w:r>
       <w:r>
         <w:rPr>
-          <w:rFonts w:ascii="Noto Serif SC" w:eastAsia="Noto Serif SC" w:hAnsi="Noto Serif SC" w:cs="Noto Serif"/>
+          <w:rFonts w:ascii="Noto Serif" w:eastAsia="Noto Serif SC" w:hAnsi="Noto Serif" w:cs="Noto Serif"/>
           <w:sz w:val="24"/>
           <w:szCs w:val="24"/>
           <w:lang w:val="en-GB" w:eastAsia="zh-TW"/>
@@ -3099,7 +3099,7 @@
       </w:r>
       <w:r>
         <w:rPr>
-          <w:rFonts w:ascii="Noto Serif SC" w:eastAsia="Noto Serif SC" w:hAnsi="Noto Serif SC" w:cs="Noto Serif"/>
+          <w:rFonts w:ascii="Noto Serif" w:eastAsia="Noto Serif SC" w:hAnsi="Noto Serif" w:cs="Noto Serif"/>
           <w:sz w:val="24"/>
           <w:szCs w:val="24"/>
           <w:lang w:val="en-GB" w:eastAsia="zh-TW"/>
@@ -3108,7 +3108,7 @@
       </w:r>
       <w:r>
         <w:rPr>
-          <w:rFonts w:ascii="Noto Serif SC" w:eastAsia="Noto Serif SC" w:hAnsi="Noto Serif SC" w:cs="Noto Serif"/>
+          <w:rFonts w:ascii="Noto Serif" w:eastAsia="Noto Serif SC" w:hAnsi="Noto Serif" w:cs="Noto Serif"/>
           <w:sz w:val="24"/>
           <w:szCs w:val="24"/>
           <w:lang w:val="en-GB" w:eastAsia="zh-TW"/>
@@ -3117,7 +3117,7 @@
       </w:r>
       <w:r>
         <w:rPr>
-          <w:rFonts w:ascii="Noto Serif SC" w:eastAsia="Noto Serif SC" w:hAnsi="Noto Serif SC" w:cs="Noto Serif"/>
+          <w:rFonts w:ascii="Noto Serif" w:eastAsia="Noto Serif SC" w:hAnsi="Noto Serif" w:cs="Noto Serif"/>
           <w:sz w:val="24"/>
           <w:szCs w:val="24"/>
           <w:lang w:val="en-GB" w:eastAsia="zh-TW"/>
@@ -3126,7 +3126,7 @@
       </w:r>
       <w:r>
         <w:rPr>
-          <w:rFonts w:ascii="Noto Serif SC" w:eastAsia="Noto Serif SC" w:hAnsi="Noto Serif SC" w:cs="Noto Serif"/>
+          <w:rFonts w:ascii="Noto Serif" w:eastAsia="Noto Serif SC" w:hAnsi="Noto Serif" w:cs="Noto Serif"/>
           <w:sz w:val="24"/>
           <w:szCs w:val="24"/>
           <w:lang w:val="en-GB" w:eastAsia="zh-TW"/>
@@ -3135,7 +3135,7 @@
       </w:r>
       <w:r>
         <w:rPr>
-          <w:rFonts w:ascii="Noto Serif SC" w:eastAsia="Noto Serif SC" w:hAnsi="Noto Serif SC" w:cs="Noto Serif"/>
+          <w:rFonts w:ascii="Noto Serif" w:eastAsia="Noto Serif SC" w:hAnsi="Noto Serif" w:cs="Noto Serif"/>
           <w:sz w:val="24"/>
           <w:szCs w:val="24"/>
           <w:lang w:val="en-GB" w:eastAsia="zh-TW"/>
@@ -3144,7 +3144,7 @@
       </w:r>
       <w:r>
         <w:rPr>
-          <w:rFonts w:ascii="Noto Serif SC" w:eastAsia="Noto Serif SC" w:hAnsi="Noto Serif SC" w:cs="Noto Serif"/>
+          <w:rFonts w:ascii="Noto Serif" w:eastAsia="Noto Serif SC" w:hAnsi="Noto Serif" w:cs="Noto Serif"/>
           <w:sz w:val="24"/>
           <w:szCs w:val="24"/>
           <w:lang w:val="en-GB" w:eastAsia="zh-TW"/>
@@ -3153,7 +3153,7 @@
       </w:r>
       <w:r>
         <w:rPr>
-          <w:rFonts w:ascii="Noto Serif SC" w:eastAsia="Noto Serif SC" w:hAnsi="Noto Serif SC" w:cs="Noto Serif"/>
+          <w:rFonts w:ascii="Noto Serif" w:eastAsia="Noto Serif SC" w:hAnsi="Noto Serif" w:cs="Noto Serif"/>
           <w:sz w:val="24"/>
           <w:szCs w:val="24"/>
           <w:lang w:val="en-GB" w:eastAsia="zh-TW"/>
@@ -3162,7 +3162,7 @@
       </w:r>
       <w:r>
         <w:rPr>
-          <w:rFonts w:ascii="Noto Serif SC" w:eastAsia="Noto Serif SC" w:hAnsi="Noto Serif SC" w:cs="Noto Serif"/>
+          <w:rFonts w:ascii="Noto Serif" w:eastAsia="Noto Serif SC" w:hAnsi="Noto Serif" w:cs="Noto Serif"/>
           <w:sz w:val="24"/>
           <w:szCs w:val="24"/>
           <w:lang w:val="en-GB" w:eastAsia="zh-TW"/>
@@ -3171,7 +3171,7 @@
       </w:r>
       <w:r>
         <w:rPr>
-          <w:rFonts w:ascii="Noto Serif SC" w:eastAsia="Noto Serif SC" w:hAnsi="Noto Serif SC" w:cs="Noto Serif"/>
+          <w:rFonts w:ascii="Noto Serif" w:eastAsia="Noto Serif SC" w:hAnsi="Noto Serif" w:cs="Noto Serif"/>
           <w:sz w:val="24"/>
           <w:szCs w:val="24"/>
           <w:lang w:val="en-GB" w:eastAsia="zh-TW"/>
@@ -3181,7 +3181,7 @@
       <w:proofErr w:type="spellStart"/>
       <w:r>
         <w:rPr>
-          <w:rFonts w:ascii="Noto Serif SC" w:eastAsia="Noto Serif SC" w:hAnsi="Noto Serif SC" w:cs="Noto Serif"/>
+          <w:rFonts w:ascii="Noto Serif" w:eastAsia="Noto Serif SC" w:hAnsi="Noto Serif" w:cs="Noto Serif"/>
           <w:sz w:val="24"/>
           <w:szCs w:val="24"/>
           <w:lang w:val="en-GB" w:eastAsia="zh-TW"/>
@@ -3191,7 +3191,7 @@
       <w:proofErr w:type="spellEnd"/>
       <w:r>
         <w:rPr>
-          <w:rFonts w:ascii="Noto Serif SC" w:eastAsia="Noto Serif SC" w:hAnsi="Noto Serif SC" w:cs="Noto Serif"/>
+          <w:rFonts w:ascii="Noto Serif" w:eastAsia="Noto Serif SC" w:hAnsi="Noto Serif" w:cs="Noto Serif"/>
           <w:sz w:val="24"/>
           <w:szCs w:val="24"/>
           <w:lang w:val="en-GB" w:eastAsia="zh-TW"/>
@@ -3200,7 +3200,7 @@
       </w:r>
       <w:r>
         <w:rPr>
-          <w:rFonts w:ascii="Noto Serif SC" w:eastAsia="Noto Serif SC" w:hAnsi="Noto Serif SC" w:cs="Noto Serif"/>
+          <w:rFonts w:ascii="Noto Serif" w:eastAsia="Noto Serif SC" w:hAnsi="Noto Serif" w:cs="Noto Serif"/>
           <w:sz w:val="24"/>
           <w:szCs w:val="24"/>
           <w:lang w:val="en-GB" w:eastAsia="zh-TW"/>
@@ -3209,7 +3209,7 @@
       </w:r>
       <w:r>
         <w:rPr>
-          <w:rFonts w:ascii="Noto Serif SC" w:eastAsia="Noto Serif SC" w:hAnsi="Noto Serif SC" w:cs="Noto Serif"/>
+          <w:rFonts w:ascii="Noto Serif" w:eastAsia="Noto Serif SC" w:hAnsi="Noto Serif" w:cs="Noto Serif"/>
           <w:sz w:val="24"/>
           <w:szCs w:val="24"/>
           <w:lang w:val="en-GB" w:eastAsia="zh-TW"/>
@@ -3218,7 +3218,7 @@
       </w:r>
       <w:r>
         <w:rPr>
-          <w:rFonts w:ascii="Noto Serif SC" w:eastAsia="Noto Serif SC" w:hAnsi="Noto Serif SC" w:cs="Noto Serif"/>
+          <w:rFonts w:ascii="Noto Serif" w:eastAsia="Noto Serif SC" w:hAnsi="Noto Serif" w:cs="Noto Serif"/>
           <w:sz w:val="24"/>
           <w:szCs w:val="24"/>
           <w:lang w:val="en-GB" w:eastAsia="zh-TW"/>
@@ -3227,7 +3227,7 @@
       </w:r>
       <w:r>
         <w:rPr>
-          <w:rFonts w:ascii="Noto Serif SC" w:eastAsia="Noto Serif SC" w:hAnsi="Noto Serif SC" w:cs="Noto Serif"/>
+          <w:rFonts w:ascii="Noto Serif" w:eastAsia="Noto Serif SC" w:hAnsi="Noto Serif" w:cs="Noto Serif"/>
           <w:sz w:val="24"/>
           <w:szCs w:val="24"/>
           <w:lang w:val="en-GB" w:eastAsia="zh-TW"/>
@@ -3236,7 +3236,7 @@
       </w:r>
       <w:r>
         <w:rPr>
-          <w:rFonts w:ascii="Noto Serif SC" w:eastAsia="Noto Serif SC" w:hAnsi="Noto Serif SC" w:cs="Noto Serif"/>
+          <w:rFonts w:ascii="Noto Serif" w:eastAsia="Noto Serif SC" w:hAnsi="Noto Serif" w:cs="Noto Serif"/>
           <w:sz w:val="24"/>
           <w:szCs w:val="24"/>
           <w:lang w:val="en-GB" w:eastAsia="zh-TW"/>
@@ -3245,7 +3245,7 @@
       </w:r>
       <w:r>
         <w:rPr>
-          <w:rFonts w:ascii="Noto Serif SC" w:eastAsia="Noto Serif SC" w:hAnsi="Noto Serif SC" w:cs="Noto Serif"/>
+          <w:rFonts w:ascii="Noto Serif" w:eastAsia="Noto Serif SC" w:hAnsi="Noto Serif" w:cs="Noto Serif"/>
           <w:sz w:val="24"/>
           <w:szCs w:val="24"/>
           <w:lang w:val="en-GB" w:eastAsia="zh-TW"/>
@@ -3254,7 +3254,7 @@
       </w:r>
       <w:r>
         <w:rPr>
-          <w:rFonts w:ascii="Noto Serif SC" w:eastAsia="Noto Serif SC" w:hAnsi="Noto Serif SC" w:cs="Noto Serif"/>
+          <w:rFonts w:ascii="Noto Serif" w:eastAsia="Noto Serif SC" w:hAnsi="Noto Serif" w:cs="Noto Serif"/>
           <w:sz w:val="24"/>
           <w:szCs w:val="24"/>
           <w:lang w:val="en-GB" w:eastAsia="zh-TW"/>
@@ -3263,7 +3263,7 @@
       </w:r>
       <w:r>
         <w:rPr>
-          <w:rFonts w:ascii="Noto Serif SC" w:eastAsia="Noto Serif SC" w:hAnsi="Noto Serif SC" w:cs="Noto Serif"/>
+          <w:rFonts w:ascii="Noto Serif" w:eastAsia="Noto Serif SC" w:hAnsi="Noto Serif" w:cs="Noto Serif"/>
           <w:sz w:val="24"/>
           <w:szCs w:val="24"/>
           <w:lang w:val="en-GB" w:eastAsia="zh-TW"/>
@@ -3272,7 +3272,7 @@
       </w:r>
       <w:r>
         <w:rPr>
-          <w:rFonts w:ascii="Noto Serif SC" w:eastAsia="Noto Serif SC" w:hAnsi="Noto Serif SC" w:cs="Noto Serif"/>
+          <w:rFonts w:ascii="Noto Serif" w:eastAsia="Noto Serif SC" w:hAnsi="Noto Serif" w:cs="Noto Serif"/>
           <w:sz w:val="24"/>
           <w:szCs w:val="24"/>
           <w:lang w:val="en-GB" w:eastAsia="zh-TW"/>
@@ -3281,7 +3281,7 @@
       </w:r>
       <w:r>
         <w:rPr>
-          <w:rFonts w:ascii="Noto Serif SC" w:eastAsia="Noto Serif SC" w:hAnsi="Noto Serif SC" w:cs="Noto Serif"/>
+          <w:rFonts w:ascii="Noto Serif" w:eastAsia="Noto Serif SC" w:hAnsi="Noto Serif" w:cs="Noto Serif"/>
           <w:sz w:val="24"/>
           <w:szCs w:val="24"/>
           <w:lang w:val="en-GB" w:eastAsia="zh-TW"/>
@@ -3290,7 +3290,7 @@
       </w:r>
       <w:r>
         <w:rPr>
-          <w:rFonts w:ascii="Noto Serif SC" w:eastAsia="Noto Serif SC" w:hAnsi="Noto Serif SC" w:cs="Noto Serif"/>
+          <w:rFonts w:ascii="Noto Serif" w:eastAsia="Noto Serif SC" w:hAnsi="Noto Serif" w:cs="Noto Serif"/>
           <w:sz w:val="24"/>
           <w:szCs w:val="24"/>
           <w:lang w:val="en-GB" w:eastAsia="zh-TW"/>
@@ -3299,7 +3299,7 @@
       </w:r>
       <w:r>
         <w:rPr>
-          <w:rFonts w:ascii="Noto Serif SC" w:eastAsia="Noto Serif SC" w:hAnsi="Noto Serif SC" w:cs="Noto Serif"/>
+          <w:rFonts w:ascii="Noto Serif" w:eastAsia="Noto Serif SC" w:hAnsi="Noto Serif" w:cs="Noto Serif"/>
           <w:sz w:val="24"/>
           <w:szCs w:val="24"/>
           <w:lang w:val="en-GB" w:eastAsia="zh-TW"/>
@@ -3309,18 +3309,30 @@
     </w:p>
     <w:p>
       <w:pPr>
-        <w:spacing w:after="240"/>
+        <w:spacing w:line="360" w:lineRule="exact"/>
         <w:jc w:val="both"/>
         <w:rPr>
-          <w:rFonts w:ascii="Noto Serif SC" w:eastAsia="Noto Serif SC" w:hAnsi="Noto Serif SC" w:cs="Noto Serif"/>
-          <w:sz w:val="24"/>
-          <w:szCs w:val="24"/>
-          <w:lang w:val="en-GB" w:eastAsia="zh-TW"/>
-        </w:rPr>
-      </w:pPr>
-      <w:r>
-        <w:rPr>
-          <w:rFonts w:ascii="Noto Serif SC" w:eastAsia="Noto Serif SC" w:hAnsi="Noto Serif SC" w:cs="Noto Serif"/>
+          <w:rFonts w:ascii="Noto Serif" w:eastAsia="Noto Serif SC" w:hAnsi="Noto Serif" w:cs="Noto Serif"/>
+          <w:sz w:val="24"/>
+          <w:szCs w:val="24"/>
+          <w:lang w:val="en-GB" w:eastAsia="zh-TW"/>
+        </w:rPr>
+      </w:pPr>
+    </w:p>
+    <w:p>
+      <w:pPr>
+        <w:spacing w:line="360" w:lineRule="exact"/>
+        <w:jc w:val="both"/>
+        <w:rPr>
+          <w:rFonts w:ascii="Noto Serif" w:eastAsia="Noto Serif SC" w:hAnsi="Noto Serif" w:cs="Noto Serif"/>
+          <w:sz w:val="24"/>
+          <w:szCs w:val="24"/>
+          <w:lang w:eastAsia="zh-TW"/>
+        </w:rPr>
+      </w:pPr>
+      <w:r>
+        <w:rPr>
+          <w:rFonts w:ascii="Noto Serif" w:eastAsia="Noto Serif SC" w:hAnsi="Noto Serif" w:cs="Noto Serif"/>
           <w:sz w:val="24"/>
           <w:szCs w:val="24"/>
           <w:lang w:val="en-GB" w:eastAsia="zh-TW"/>
@@ -3329,7 +3341,7 @@
       </w:r>
       <w:r>
         <w:rPr>
-          <w:rFonts w:ascii="Noto Serif SC" w:eastAsia="Noto Serif SC" w:hAnsi="Noto Serif SC" w:cs="Noto Serif"/>
+          <w:rFonts w:ascii="Noto Serif" w:eastAsia="Noto Serif SC" w:hAnsi="Noto Serif" w:cs="Noto Serif"/>
           <w:sz w:val="24"/>
           <w:szCs w:val="24"/>
           <w:lang w:val="en-GB" w:eastAsia="zh-TW"/>
@@ -3338,7 +3350,7 @@
       </w:r>
       <w:r>
         <w:rPr>
-          <w:rFonts w:ascii="Noto Serif SC" w:eastAsia="Noto Serif SC" w:hAnsi="Noto Serif SC" w:cs="Noto Serif"/>
+          <w:rFonts w:ascii="Noto Serif" w:eastAsia="Noto Serif SC" w:hAnsi="Noto Serif" w:cs="Noto Serif"/>
           <w:sz w:val="24"/>
           <w:szCs w:val="24"/>
           <w:lang w:val="en-GB" w:eastAsia="zh-TW"/>
@@ -3347,7 +3359,7 @@
       </w:r>
       <w:r>
         <w:rPr>
-          <w:rFonts w:ascii="Noto Serif SC" w:eastAsia="Noto Serif SC" w:hAnsi="Noto Serif SC" w:cs="Noto Serif"/>
+          <w:rFonts w:ascii="Noto Serif" w:eastAsia="Noto Serif SC" w:hAnsi="Noto Serif" w:cs="Noto Serif"/>
           <w:sz w:val="24"/>
           <w:szCs w:val="24"/>
           <w:lang w:val="en-GB" w:eastAsia="zh-TW"/>
@@ -3356,7 +3368,7 @@
       </w:r>
       <w:r>
         <w:rPr>
-          <w:rFonts w:ascii="Noto Serif SC" w:eastAsia="Noto Serif SC" w:hAnsi="Noto Serif SC" w:cs="Noto Serif"/>
+          <w:rFonts w:ascii="Noto Serif" w:eastAsia="Noto Serif SC" w:hAnsi="Noto Serif" w:cs="Noto Serif"/>
           <w:i/>
           <w:iCs/>
           <w:sz w:val="24"/>
@@ -3367,7 +3379,7 @@
       </w:r>
       <w:r>
         <w:rPr>
-          <w:rFonts w:ascii="Noto Serif SC" w:eastAsia="Noto Serif SC" w:hAnsi="Noto Serif SC" w:cs="Noto Serif"/>
+          <w:rFonts w:ascii="Noto Serif" w:eastAsia="Noto Serif SC" w:hAnsi="Noto Serif" w:cs="Noto Serif"/>
           <w:sz w:val="24"/>
           <w:szCs w:val="24"/>
           <w:lang w:eastAsia="zh-TW"/>
@@ -3376,7 +3388,7 @@
       </w:r>
       <w:r>
         <w:rPr>
-          <w:rFonts w:ascii="Noto Serif SC" w:eastAsia="Noto Serif SC" w:hAnsi="Noto Serif SC" w:cs="Noto Serif" w:hint="eastAsia"/>
+          <w:rFonts w:ascii="Noto Serif" w:eastAsia="Noto Serif SC" w:hAnsi="Noto Serif" w:cs="Noto Serif"/>
           <w:noProof/>
           <w:sz w:val="24"/>
           <w:szCs w:val="24"/>
@@ -3386,7 +3398,7 @@
       </w:r>
       <w:r>
         <w:rPr>
-          <w:rFonts w:ascii="Noto Serif SC" w:eastAsia="Noto Serif SC" w:hAnsi="Noto Serif SC" w:cs="Noto Serif"/>
+          <w:rFonts w:ascii="Noto Serif" w:eastAsia="Noto Serif SC" w:hAnsi="Noto Serif" w:cs="Noto Serif"/>
           <w:sz w:val="24"/>
           <w:szCs w:val="24"/>
           <w:lang w:eastAsia="zh-TW"/>
@@ -3395,7 +3407,7 @@
       </w:r>
       <w:r>
         <w:rPr>
-          <w:rFonts w:ascii="Noto Serif SC" w:eastAsia="Noto Serif SC" w:hAnsi="Noto Serif SC" w:cs="Noto Serif"/>
+          <w:rFonts w:ascii="Noto Serif" w:eastAsia="Noto Serif SC" w:hAnsi="Noto Serif" w:cs="Noto Serif"/>
           <w:i/>
           <w:iCs/>
           <w:sz w:val="24"/>
@@ -3406,7 +3418,7 @@
       </w:r>
       <w:r>
         <w:rPr>
-          <w:rFonts w:ascii="Noto Serif SC" w:eastAsia="Noto Serif SC" w:hAnsi="Noto Serif SC" w:cs="Noto Serif"/>
+          <w:rFonts w:ascii="Noto Serif" w:eastAsia="Noto Serif SC" w:hAnsi="Noto Serif" w:cs="Noto Serif"/>
           <w:sz w:val="24"/>
           <w:szCs w:val="24"/>
           <w:lang w:eastAsia="zh-TW"/>
@@ -3415,7 +3427,7 @@
       </w:r>
       <w:r>
         <w:rPr>
-          <w:rFonts w:ascii="Noto Serif SC" w:eastAsia="Noto Serif SC" w:hAnsi="Noto Serif SC" w:cs="Noto Serif" w:hint="eastAsia"/>
+          <w:rFonts w:ascii="Noto Serif" w:eastAsia="Noto Serif SC" w:hAnsi="Noto Serif" w:cs="Noto Serif"/>
           <w:noProof/>
           <w:sz w:val="24"/>
           <w:szCs w:val="24"/>
@@ -3425,7 +3437,7 @@
       </w:r>
       <w:r>
         <w:rPr>
-          <w:rFonts w:ascii="Noto Serif SC" w:eastAsia="Noto Serif SC" w:hAnsi="Noto Serif SC" w:cs="Noto Serif"/>
+          <w:rFonts w:ascii="Noto Serif" w:eastAsia="Noto Serif SC" w:hAnsi="Noto Serif" w:cs="Noto Serif"/>
           <w:sz w:val="24"/>
           <w:szCs w:val="24"/>
           <w:lang w:eastAsia="zh-TW"/>
@@ -3434,7 +3446,7 @@
       </w:r>
       <w:r>
         <w:rPr>
-          <w:rFonts w:ascii="Noto Serif SC" w:eastAsia="Noto Serif SC" w:hAnsi="Noto Serif SC" w:cs="Noto Serif"/>
+          <w:rFonts w:ascii="Noto Serif" w:eastAsia="Noto Serif SC" w:hAnsi="Noto Serif" w:cs="Noto Serif"/>
           <w:i/>
           <w:iCs/>
           <w:sz w:val="24"/>
@@ -3445,7 +3457,7 @@
       </w:r>
       <w:r>
         <w:rPr>
-          <w:rFonts w:ascii="Noto Serif SC" w:eastAsia="Noto Serif SC" w:hAnsi="Noto Serif SC" w:cs="Noto Serif"/>
+          <w:rFonts w:ascii="Noto Serif" w:eastAsia="Noto Serif SC" w:hAnsi="Noto Serif" w:cs="Noto Serif"/>
           <w:sz w:val="24"/>
           <w:szCs w:val="24"/>
           <w:lang w:eastAsia="zh-TW"/>
@@ -3454,7 +3466,7 @@
       </w:r>
       <w:r>
         <w:rPr>
-          <w:rFonts w:ascii="Noto Serif SC" w:eastAsia="Noto Serif SC" w:hAnsi="Noto Serif SC" w:cs="Noto Serif" w:hint="eastAsia"/>
+          <w:rFonts w:ascii="Noto Serif" w:eastAsia="Noto Serif SC" w:hAnsi="Noto Serif" w:cs="Noto Serif"/>
           <w:noProof/>
           <w:sz w:val="24"/>
           <w:szCs w:val="24"/>
@@ -3464,7 +3476,7 @@
       </w:r>
       <w:r>
         <w:rPr>
-          <w:rFonts w:ascii="Noto Serif SC" w:eastAsia="Noto Serif SC" w:hAnsi="Noto Serif SC" w:cs="Noto Serif"/>
+          <w:rFonts w:ascii="Noto Serif" w:eastAsia="Noto Serif SC" w:hAnsi="Noto Serif" w:cs="Noto Serif"/>
           <w:sz w:val="24"/>
           <w:szCs w:val="24"/>
           <w:lang w:eastAsia="zh-TW"/>
@@ -3473,7 +3485,7 @@
       </w:r>
       <w:r>
         <w:rPr>
-          <w:rFonts w:ascii="Noto Serif SC" w:eastAsia="Noto Serif SC" w:hAnsi="Noto Serif SC" w:cs="Noto Serif"/>
+          <w:rFonts w:ascii="Noto Serif" w:eastAsia="Noto Serif SC" w:hAnsi="Noto Serif" w:cs="Noto Serif"/>
           <w:i/>
           <w:iCs/>
           <w:sz w:val="24"/>
@@ -3484,7 +3496,7 @@
       </w:r>
       <w:r>
         <w:rPr>
-          <w:rFonts w:ascii="Noto Serif SC" w:eastAsia="Noto Serif SC" w:hAnsi="Noto Serif SC" w:cs="Noto Serif"/>
+          <w:rFonts w:ascii="Noto Serif" w:eastAsia="Noto Serif SC" w:hAnsi="Noto Serif" w:cs="Noto Serif"/>
           <w:sz w:val="24"/>
           <w:szCs w:val="24"/>
           <w:lang w:eastAsia="zh-TW"/>
@@ -3493,7 +3505,7 @@
       </w:r>
       <w:r>
         <w:rPr>
-          <w:rFonts w:ascii="Noto Serif SC" w:eastAsia="Noto Serif SC" w:hAnsi="Noto Serif SC" w:cs="Noto Serif" w:hint="eastAsia"/>
+          <w:rFonts w:ascii="Noto Serif" w:eastAsia="Noto Serif SC" w:hAnsi="Noto Serif" w:cs="Noto Serif"/>
           <w:noProof/>
           <w:sz w:val="24"/>
           <w:szCs w:val="24"/>
@@ -3503,7 +3515,7 @@
       </w:r>
       <w:r>
         <w:rPr>
-          <w:rFonts w:ascii="Noto Serif SC" w:eastAsia="Noto Serif SC" w:hAnsi="Noto Serif SC" w:cs="Noto Serif"/>
+          <w:rFonts w:ascii="Noto Serif" w:eastAsia="Noto Serif SC" w:hAnsi="Noto Serif" w:cs="Noto Serif"/>
           <w:sz w:val="24"/>
           <w:szCs w:val="24"/>
           <w:lang w:eastAsia="zh-TW"/>
@@ -3512,7 +3524,7 @@
       </w:r>
       <w:r>
         <w:rPr>
-          <w:rFonts w:ascii="Noto Serif SC" w:eastAsia="Noto Serif SC" w:hAnsi="Noto Serif SC" w:cs="Noto Serif"/>
+          <w:rFonts w:ascii="Noto Serif" w:eastAsia="Noto Serif SC" w:hAnsi="Noto Serif" w:cs="Noto Serif"/>
           <w:sz w:val="24"/>
           <w:szCs w:val="24"/>
           <w:lang w:val="en-GB" w:eastAsia="zh-TW"/>
@@ -3521,7 +3533,7 @@
       </w:r>
       <w:r>
         <w:rPr>
-          <w:rFonts w:ascii="Noto Serif SC" w:eastAsia="Noto Serif SC" w:hAnsi="Noto Serif SC" w:cs="Noto Serif"/>
+          <w:rFonts w:ascii="Noto Serif" w:eastAsia="Noto Serif SC" w:hAnsi="Noto Serif" w:cs="Noto Serif"/>
           <w:sz w:val="24"/>
           <w:szCs w:val="24"/>
           <w:lang w:val="en-GB" w:eastAsia="zh-TW"/>
@@ -3530,7 +3542,7 @@
       </w:r>
       <w:r>
         <w:rPr>
-          <w:rFonts w:ascii="Noto Serif SC" w:eastAsia="Noto Serif SC" w:hAnsi="Noto Serif SC" w:cs="Noto Serif"/>
+          <w:rFonts w:ascii="Noto Serif" w:eastAsia="Noto Serif SC" w:hAnsi="Noto Serif" w:cs="Noto Serif"/>
           <w:i/>
           <w:iCs/>
           <w:sz w:val="24"/>
@@ -3541,7 +3553,7 @@
       </w:r>
       <w:r>
         <w:rPr>
-          <w:rFonts w:ascii="Noto Serif SC" w:eastAsia="Noto Serif SC" w:hAnsi="Noto Serif SC" w:cs="Noto Serif"/>
+          <w:rFonts w:ascii="Noto Serif" w:eastAsia="Noto Serif SC" w:hAnsi="Noto Serif" w:cs="Noto Serif"/>
           <w:sz w:val="24"/>
           <w:szCs w:val="24"/>
           <w:lang w:eastAsia="zh-TW"/>
@@ -3550,7 +3562,7 @@
       </w:r>
       <w:r>
         <w:rPr>
-          <w:rFonts w:ascii="Noto Serif SC" w:eastAsia="Noto Serif SC" w:hAnsi="Noto Serif SC" w:cs="Noto Serif" w:hint="eastAsia"/>
+          <w:rFonts w:ascii="Noto Serif" w:eastAsia="Noto Serif SC" w:hAnsi="Noto Serif" w:cs="Noto Serif"/>
           <w:noProof/>
           <w:sz w:val="24"/>
           <w:szCs w:val="24"/>
@@ -3560,7 +3572,7 @@
       </w:r>
       <w:r>
         <w:rPr>
-          <w:rFonts w:ascii="Noto Serif SC" w:eastAsia="Noto Serif SC" w:hAnsi="Noto Serif SC" w:cs="Noto Serif"/>
+          <w:rFonts w:ascii="Noto Serif" w:eastAsia="Noto Serif SC" w:hAnsi="Noto Serif" w:cs="Noto Serif"/>
           <w:sz w:val="24"/>
           <w:szCs w:val="24"/>
           <w:lang w:eastAsia="zh-TW"/>
@@ -3569,7 +3581,7 @@
       </w:r>
       <w:r>
         <w:rPr>
-          <w:rFonts w:ascii="Noto Serif SC" w:eastAsia="Noto Serif SC" w:hAnsi="Noto Serif SC" w:cs="Noto Serif"/>
+          <w:rFonts w:ascii="Noto Serif" w:eastAsia="Noto Serif SC" w:hAnsi="Noto Serif" w:cs="Noto Serif"/>
           <w:i/>
           <w:iCs/>
           <w:sz w:val="24"/>
@@ -3580,7 +3592,7 @@
       </w:r>
       <w:r>
         <w:rPr>
-          <w:rFonts w:ascii="Noto Serif SC" w:eastAsia="Noto Serif SC" w:hAnsi="Noto Serif SC" w:cs="Noto Serif"/>
+          <w:rFonts w:ascii="Noto Serif" w:eastAsia="Noto Serif SC" w:hAnsi="Noto Serif" w:cs="Noto Serif"/>
           <w:sz w:val="24"/>
           <w:szCs w:val="24"/>
           <w:lang w:eastAsia="zh-TW"/>
@@ -3589,7 +3601,7 @@
       </w:r>
       <w:r>
         <w:rPr>
-          <w:rFonts w:ascii="Noto Serif SC" w:eastAsia="Noto Serif SC" w:hAnsi="Noto Serif SC" w:cs="Noto Serif" w:hint="eastAsia"/>
+          <w:rFonts w:ascii="Noto Serif" w:eastAsia="Noto Serif SC" w:hAnsi="Noto Serif" w:cs="Noto Serif"/>
           <w:noProof/>
           <w:sz w:val="24"/>
           <w:szCs w:val="24"/>
@@ -3599,7 +3611,7 @@
       </w:r>
       <w:r>
         <w:rPr>
-          <w:rFonts w:ascii="Noto Serif SC" w:eastAsia="Noto Serif SC" w:hAnsi="Noto Serif SC" w:cs="Noto Serif"/>
+          <w:rFonts w:ascii="Noto Serif" w:eastAsia="Noto Serif SC" w:hAnsi="Noto Serif" w:cs="Noto Serif"/>
           <w:sz w:val="24"/>
           <w:szCs w:val="24"/>
           <w:lang w:eastAsia="zh-TW"/>
@@ -3608,7 +3620,7 @@
       </w:r>
       <w:r>
         <w:rPr>
-          <w:rFonts w:ascii="Noto Serif SC" w:eastAsia="Noto Serif SC" w:hAnsi="Noto Serif SC" w:cs="Noto Serif"/>
+          <w:rFonts w:ascii="Noto Serif" w:eastAsia="Noto Serif SC" w:hAnsi="Noto Serif" w:cs="Noto Serif"/>
           <w:i/>
           <w:iCs/>
           <w:sz w:val="24"/>
@@ -3619,7 +3631,7 @@
       </w:r>
       <w:r>
         <w:rPr>
-          <w:rFonts w:ascii="Noto Serif SC" w:eastAsia="Noto Serif SC" w:hAnsi="Noto Serif SC" w:cs="Noto Serif"/>
+          <w:rFonts w:ascii="Noto Serif" w:eastAsia="Noto Serif SC" w:hAnsi="Noto Serif" w:cs="Noto Serif"/>
           <w:sz w:val="24"/>
           <w:szCs w:val="24"/>
           <w:lang w:eastAsia="zh-TW"/>
@@ -3628,7 +3640,7 @@
       </w:r>
       <w:r>
         <w:rPr>
-          <w:rFonts w:ascii="Noto Serif SC" w:eastAsia="Noto Serif SC" w:hAnsi="Noto Serif SC" w:cs="Noto Serif" w:hint="eastAsia"/>
+          <w:rFonts w:ascii="Noto Serif" w:eastAsia="Noto Serif SC" w:hAnsi="Noto Serif" w:cs="Noto Serif"/>
           <w:noProof/>
           <w:sz w:val="24"/>
           <w:szCs w:val="24"/>
@@ -3638,7 +3650,7 @@
       </w:r>
       <w:r>
         <w:rPr>
-          <w:rFonts w:ascii="Noto Serif SC" w:eastAsia="Noto Serif SC" w:hAnsi="Noto Serif SC" w:cs="Noto Serif"/>
+          <w:rFonts w:ascii="Noto Serif" w:eastAsia="Noto Serif SC" w:hAnsi="Noto Serif" w:cs="Noto Serif"/>
           <w:sz w:val="24"/>
           <w:szCs w:val="24"/>
           <w:lang w:eastAsia="zh-TW"/>
@@ -3648,9 +3660,22 @@
     </w:p>
     <w:p>
       <w:pPr>
+        <w:spacing w:line="360" w:lineRule="exact"/>
         <w:jc w:val="both"/>
         <w:rPr>
-          <w:rFonts w:ascii="Noto Serif SC" w:eastAsia="Noto Serif SC" w:hAnsi="Noto Serif SC" w:cs="Noto Serif"/>
+          <w:rFonts w:ascii="Noto Serif" w:eastAsia="Noto Serif SC" w:hAnsi="Noto Serif" w:cs="Noto Serif"/>
+          <w:sz w:val="24"/>
+          <w:szCs w:val="24"/>
+          <w:lang w:val="en-GB" w:eastAsia="zh-TW"/>
+        </w:rPr>
+      </w:pPr>
+    </w:p>
+    <w:p>
+      <w:pPr>
+        <w:spacing w:line="360" w:lineRule="exact"/>
+        <w:jc w:val="both"/>
+        <w:rPr>
+          <w:rFonts w:ascii="Noto Serif" w:eastAsia="Noto Serif SC" w:hAnsi="Noto Serif" w:cs="Noto Serif"/>
           <w:sz w:val="24"/>
           <w:szCs w:val="24"/>
           <w:lang w:val="en-GB"/>
@@ -3658,7 +3683,7 @@
       </w:pPr>
       <w:r>
         <w:rPr>
-          <w:rFonts w:ascii="Noto Serif SC" w:eastAsia="Noto Serif SC" w:hAnsi="Noto Serif SC" w:cs="Noto Serif"/>
+          <w:rFonts w:ascii="Noto Serif" w:eastAsia="Noto Serif SC" w:hAnsi="Noto Serif" w:cs="Noto Serif"/>
           <w:sz w:val="24"/>
           <w:szCs w:val="24"/>
           <w:lang w:val="en-GB" w:eastAsia="zh-TW"/>
@@ -3667,7 +3692,7 @@
       </w:r>
       <w:r>
         <w:rPr>
-          <w:rFonts w:ascii="Noto Serif SC" w:eastAsia="Noto Serif SC" w:hAnsi="Noto Serif SC" w:cs="Noto Serif"/>
+          <w:rFonts w:ascii="Noto Serif" w:eastAsia="Noto Serif SC" w:hAnsi="Noto Serif" w:cs="Noto Serif"/>
           <w:i/>
           <w:iCs/>
           <w:sz w:val="24"/>
@@ -3678,7 +3703,7 @@
       </w:r>
       <w:r>
         <w:rPr>
-          <w:rFonts w:ascii="Noto Serif SC" w:eastAsia="Noto Serif SC" w:hAnsi="Noto Serif SC" w:cs="Noto Serif"/>
+          <w:rFonts w:ascii="Noto Serif" w:eastAsia="Noto Serif SC" w:hAnsi="Noto Serif" w:cs="Noto Serif"/>
           <w:sz w:val="24"/>
           <w:szCs w:val="24"/>
           <w:lang w:val="en-GB" w:eastAsia="zh-TW"/>
@@ -3687,7 +3712,7 @@
       </w:r>
       <w:r>
         <w:rPr>
-          <w:rFonts w:ascii="Noto Serif SC" w:eastAsia="Noto Serif SC" w:hAnsi="Noto Serif SC" w:cs="Noto Serif"/>
+          <w:rFonts w:ascii="Noto Serif" w:eastAsia="Noto Serif SC" w:hAnsi="Noto Serif" w:cs="Noto Serif"/>
           <w:sz w:val="24"/>
           <w:szCs w:val="24"/>
           <w:lang w:val="en-GB" w:eastAsia="zh-TW"/>
@@ -3696,7 +3721,7 @@
       </w:r>
       <w:r>
         <w:rPr>
-          <w:rFonts w:ascii="Noto Serif SC" w:eastAsia="Noto Serif SC" w:hAnsi="Noto Serif SC" w:cs="Noto Serif"/>
+          <w:rFonts w:ascii="Noto Serif" w:eastAsia="Noto Serif SC" w:hAnsi="Noto Serif" w:cs="Noto Serif"/>
           <w:sz w:val="24"/>
           <w:szCs w:val="24"/>
           <w:lang w:val="en-GB" w:eastAsia="zh-TW"/>
@@ -3705,7 +3730,7 @@
       </w:r>
       <w:r>
         <w:rPr>
-          <w:rFonts w:ascii="Noto Serif SC" w:eastAsia="Noto Serif SC" w:hAnsi="Noto Serif SC" w:cs="Noto Serif"/>
+          <w:rFonts w:ascii="Noto Serif" w:eastAsia="Noto Serif SC" w:hAnsi="Noto Serif" w:cs="Noto Serif"/>
           <w:sz w:val="24"/>
           <w:szCs w:val="24"/>
           <w:lang w:val="en-GB" w:eastAsia="zh-TW"/>
@@ -3714,7 +3739,7 @@
       </w:r>
       <w:r>
         <w:rPr>
-          <w:rFonts w:ascii="Noto Serif SC" w:eastAsia="Noto Serif SC" w:hAnsi="Noto Serif SC" w:cs="Noto Serif"/>
+          <w:rFonts w:ascii="Noto Serif" w:eastAsia="Noto Serif SC" w:hAnsi="Noto Serif" w:cs="Noto Serif"/>
           <w:sz w:val="24"/>
           <w:szCs w:val="24"/>
           <w:lang w:val="en-GB" w:eastAsia="zh-TW"/>
@@ -3723,7 +3748,7 @@
       </w:r>
       <w:r>
         <w:rPr>
-          <w:rFonts w:ascii="Noto Serif SC" w:eastAsia="Noto Serif SC" w:hAnsi="Noto Serif SC" w:cs="Noto Serif"/>
+          <w:rFonts w:ascii="Noto Serif" w:eastAsia="Noto Serif SC" w:hAnsi="Noto Serif" w:cs="Noto Serif"/>
           <w:sz w:val="24"/>
           <w:szCs w:val="24"/>
           <w:lang w:val="en-GB" w:eastAsia="zh-TW"/>
@@ -3732,7 +3757,7 @@
       </w:r>
       <w:r>
         <w:rPr>
-          <w:rFonts w:ascii="Noto Serif SC" w:eastAsia="Noto Serif SC" w:hAnsi="Noto Serif SC" w:cs="Noto Serif"/>
+          <w:rFonts w:ascii="Noto Serif" w:eastAsia="Noto Serif SC" w:hAnsi="Noto Serif" w:cs="Noto Serif"/>
           <w:sz w:val="24"/>
           <w:szCs w:val="24"/>
           <w:lang w:val="en-GB" w:eastAsia="zh-TW"/>
@@ -3741,7 +3766,7 @@
       </w:r>
       <w:r>
         <w:rPr>
-          <w:rFonts w:ascii="Noto Serif SC" w:eastAsia="Noto Serif SC" w:hAnsi="Noto Serif SC" w:cs="Noto Serif"/>
+          <w:rFonts w:ascii="Noto Serif" w:eastAsia="Noto Serif SC" w:hAnsi="Noto Serif" w:cs="Noto Serif"/>
           <w:sz w:val="24"/>
           <w:szCs w:val="24"/>
           <w:lang w:val="en-GB" w:eastAsia="zh-TW"/>
@@ -3750,7 +3775,7 @@
       </w:r>
       <w:r>
         <w:rPr>
-          <w:rFonts w:ascii="Noto Serif SC" w:eastAsia="Noto Serif SC" w:hAnsi="Noto Serif SC" w:cs="Noto Serif"/>
+          <w:rFonts w:ascii="Noto Serif" w:eastAsia="Noto Serif SC" w:hAnsi="Noto Serif" w:cs="Noto Serif"/>
           <w:sz w:val="24"/>
           <w:szCs w:val="24"/>
           <w:lang w:val="en-GB" w:eastAsia="zh-TW"/>
@@ -3759,7 +3784,7 @@
       </w:r>
       <w:r>
         <w:rPr>
-          <w:rFonts w:ascii="Noto Serif SC" w:eastAsia="Noto Serif SC" w:hAnsi="Noto Serif SC" w:cs="Noto Serif"/>
+          <w:rFonts w:ascii="Noto Serif" w:eastAsia="Noto Serif SC" w:hAnsi="Noto Serif" w:cs="Noto Serif"/>
           <w:sz w:val="24"/>
           <w:szCs w:val="24"/>
           <w:lang w:val="en-GB" w:eastAsia="zh-TW"/>
@@ -3768,7 +3793,7 @@
       </w:r>
       <w:r>
         <w:rPr>
-          <w:rFonts w:ascii="Noto Serif SC" w:eastAsia="Noto Serif SC" w:hAnsi="Noto Serif SC" w:cs="Noto Serif"/>
+          <w:rFonts w:ascii="Noto Serif" w:eastAsia="Noto Serif SC" w:hAnsi="Noto Serif" w:cs="Noto Serif"/>
           <w:sz w:val="24"/>
           <w:szCs w:val="24"/>
           <w:lang w:val="en-GB" w:eastAsia="zh-TW"/>
@@ -3777,7 +3802,7 @@
       </w:r>
       <w:r>
         <w:rPr>
-          <w:rFonts w:ascii="Noto Serif SC" w:eastAsia="Noto Serif SC" w:hAnsi="Noto Serif SC" w:cs="Noto Serif"/>
+          <w:rFonts w:ascii="Noto Serif" w:eastAsia="Noto Serif SC" w:hAnsi="Noto Serif" w:cs="Noto Serif"/>
           <w:sz w:val="24"/>
           <w:szCs w:val="24"/>
           <w:lang w:val="en-GB" w:eastAsia="zh-TW"/>
@@ -3786,7 +3811,7 @@
       </w:r>
       <w:r>
         <w:rPr>
-          <w:rFonts w:ascii="Noto Serif SC" w:eastAsia="Noto Serif SC" w:hAnsi="Noto Serif SC" w:cs="Noto Serif"/>
+          <w:rFonts w:ascii="Noto Serif" w:eastAsia="Noto Serif SC" w:hAnsi="Noto Serif" w:cs="Noto Serif"/>
           <w:sz w:val="24"/>
           <w:szCs w:val="24"/>
           <w:lang w:val="en-GB" w:eastAsia="zh-TW"/>
@@ -3795,7 +3820,7 @@
       </w:r>
       <w:r>
         <w:rPr>
-          <w:rFonts w:ascii="Noto Serif SC" w:eastAsia="Noto Serif SC" w:hAnsi="Noto Serif SC" w:cs="Noto Serif"/>
+          <w:rFonts w:ascii="Noto Serif" w:eastAsia="Noto Serif SC" w:hAnsi="Noto Serif" w:cs="Noto Serif"/>
           <w:sz w:val="24"/>
           <w:szCs w:val="24"/>
           <w:lang w:val="en-GB" w:eastAsia="zh-TW"/>
@@ -3804,7 +3829,7 @@
       </w:r>
       <w:r>
         <w:rPr>
-          <w:rFonts w:ascii="Noto Serif SC" w:eastAsia="Noto Serif SC" w:hAnsi="Noto Serif SC" w:cs="Noto Serif"/>
+          <w:rFonts w:ascii="Noto Serif" w:eastAsia="Noto Serif SC" w:hAnsi="Noto Serif" w:cs="Noto Serif"/>
           <w:sz w:val="24"/>
           <w:szCs w:val="24"/>
           <w:lang w:val="en-GB" w:eastAsia="zh-TW"/>
@@ -3813,7 +3838,7 @@
       </w:r>
       <w:r>
         <w:rPr>
-          <w:rFonts w:ascii="Noto Serif SC" w:eastAsia="Noto Serif SC" w:hAnsi="Noto Serif SC" w:cs="Noto Serif"/>
+          <w:rFonts w:ascii="Noto Serif" w:eastAsia="Noto Serif SC" w:hAnsi="Noto Serif" w:cs="Noto Serif"/>
           <w:sz w:val="24"/>
           <w:szCs w:val="24"/>
           <w:lang w:val="en-GB"/>
@@ -3822,7 +3847,7 @@
       </w:r>
       <w:r>
         <w:rPr>
-          <w:rFonts w:ascii="Noto Serif SC" w:eastAsia="Noto Serif SC" w:hAnsi="Noto Serif SC" w:cs="Noto Serif"/>
+          <w:rFonts w:ascii="Noto Serif" w:eastAsia="Noto Serif SC" w:hAnsi="Noto Serif" w:cs="Noto Serif"/>
           <w:sz w:val="24"/>
           <w:szCs w:val="24"/>
           <w:lang w:val="en-GB"/>
@@ -3831,7 +3856,7 @@
       </w:r>
       <w:r>
         <w:rPr>
-          <w:rFonts w:ascii="Noto Serif SC" w:eastAsia="Noto Serif SC" w:hAnsi="Noto Serif SC" w:cs="Noto Serif"/>
+          <w:rFonts w:ascii="Noto Serif" w:eastAsia="Noto Serif SC" w:hAnsi="Noto Serif" w:cs="Noto Serif"/>
           <w:sz w:val="24"/>
           <w:szCs w:val="24"/>
           <w:lang w:val="en-GB"/>
@@ -4241,6 +4266,70 @@
         </w:rPr>
         <w:t xml:space="preserve">1 </w:t>
       </w:r>
+      <w:r>
+        <w:rPr>
+          <w:rFonts w:ascii="Noto Serif SC" w:eastAsia="Noto Serif SC" w:hAnsi="Noto Serif SC" w:cs="Noto Serif"/>
+          <w:sz w:val="24"/>
+          <w:szCs w:val="24"/>
+          <w:lang w:val="en-GB" w:eastAsia="zh-TW"/>
+        </w:rPr>
+        <w:t>Diyin Sheng</w:t>
+      </w:r>
+    </w:p>
+    <w:p>
+      <w:pPr>
+        <w:rPr>
+          <w:rFonts w:ascii="Noto Serif SC" w:eastAsia="Noto Serif SC" w:hAnsi="Noto Serif SC" w:cs="Noto Serif"/>
+          <w:sz w:val="24"/>
+          <w:szCs w:val="24"/>
+          <w:lang w:val="en-GB"/>
+        </w:rPr>
+      </w:pPr>
+      <w:r>
+        <w:rPr>
+          <w:rFonts w:ascii="Noto Serif SC" w:eastAsia="Noto Serif SC" w:hAnsi="Noto Serif SC" w:cs="Noto Serif"/>
+          <w:sz w:val="24"/>
+          <w:szCs w:val="24"/>
+          <w:lang w:val="en-GB" w:eastAsia="zh-TW"/>
+        </w:rPr>
+        <w:t>1</w:t>
+      </w:r>
+      <w:r>
+        <w:rPr>
+          <w:rFonts w:ascii="Noto Serif SC" w:eastAsia="Noto Serif SC" w:hAnsi="Noto Serif SC" w:cs="Noto Serif" w:hint="eastAsia"/>
+          <w:sz w:val="24"/>
+          <w:szCs w:val="24"/>
+          <w:lang w:val="en-GB" w:eastAsia="zh-TW"/>
+        </w:rPr>
+        <w:t>高音嗩</w:t>
+      </w:r>
+      <w:r>
+        <w:rPr>
+          <w:rFonts w:ascii="Noto Serif SC" w:eastAsia="Noto Serif SC" w:hAnsi="Noto Serif SC" w:cs="Noto Serif" w:hint="eastAsia"/>
+          <w:sz w:val="24"/>
+          <w:szCs w:val="24"/>
+          <w:lang w:val="en-US" w:eastAsia="zh-TW"/>
+        </w:rPr>
+        <w:t>吶</w:t>
+      </w:r>
+      <w:r>
+        <w:rPr>
+          <w:rFonts w:ascii="Noto Serif SC" w:eastAsia="Noto Serif SC" w:hAnsi="Noto Serif SC" w:cs="Noto Serif"/>
+          <w:sz w:val="24"/>
+          <w:szCs w:val="24"/>
+          <w:lang w:val="en-GB" w:eastAsia="zh-TW"/>
+        </w:rPr>
+        <w:t xml:space="preserve"> </w:t>
+      </w:r>
+      <w:r>
+        <w:rPr>
+          <w:rFonts w:ascii="Noto Serif SC" w:eastAsia="Noto Serif SC" w:hAnsi="Noto Serif SC" w:cs="Noto Serif"/>
+          <w:sz w:val="24"/>
+          <w:szCs w:val="24"/>
+          <w:lang w:val="en-GB" w:eastAsia="zh-TW"/>
+        </w:rPr>
+        <w:t xml:space="preserve">1 </w:t>
+      </w:r>
       <w:proofErr w:type="spellStart"/>
       <w:r>
         <w:rPr>
@@ -4249,7 +4338,7 @@
           <w:szCs w:val="24"/>
           <w:lang w:val="en-GB" w:eastAsia="zh-TW"/>
         </w:rPr>
-        <w:t>Diyin</w:t>
+        <w:t>Gaoyin</w:t>
       </w:r>
       <w:proofErr w:type="spellEnd"/>
       <w:r>
@@ -4259,24 +4348,35 @@
           <w:szCs w:val="24"/>
           <w:lang w:val="en-GB" w:eastAsia="zh-TW"/>
         </w:rPr>
-        <w:t xml:space="preserve"> Sheng</w:t>
-      </w:r>
-    </w:p>
-    <w:p>
-      <w:pPr>
-        <w:rPr>
-          <w:rFonts w:ascii="Noto Serif SC" w:eastAsia="Noto Serif SC" w:hAnsi="Noto Serif SC" w:cs="Noto Serif"/>
-          <w:sz w:val="24"/>
-          <w:szCs w:val="24"/>
-          <w:lang w:val="en-GB"/>
-        </w:rPr>
-      </w:pPr>
-      <w:r>
-        <w:rPr>
-          <w:rFonts w:ascii="Noto Serif SC" w:eastAsia="Noto Serif SC" w:hAnsi="Noto Serif SC" w:cs="Noto Serif"/>
-          <w:sz w:val="24"/>
-          <w:szCs w:val="24"/>
-          <w:lang w:val="en-GB" w:eastAsia="zh-TW"/>
+        <w:t xml:space="preserve"> </w:t>
+      </w:r>
+      <w:proofErr w:type="spellStart"/>
+      <w:r>
+        <w:rPr>
+          <w:rFonts w:ascii="Noto Serif SC" w:eastAsia="Noto Serif SC" w:hAnsi="Noto Serif SC" w:cs="Noto Serif"/>
+          <w:sz w:val="24"/>
+          <w:szCs w:val="24"/>
+          <w:lang w:val="en-GB" w:eastAsia="zh-TW"/>
+        </w:rPr>
+        <w:t>Suona</w:t>
+      </w:r>
+      <w:proofErr w:type="spellEnd"/>
+    </w:p>
+    <w:p>
+      <w:pPr>
+        <w:rPr>
+          <w:rFonts w:ascii="Noto Serif SC" w:eastAsia="Noto Serif SC" w:hAnsi="Noto Serif SC" w:cs="Noto Serif"/>
+          <w:sz w:val="24"/>
+          <w:szCs w:val="24"/>
+          <w:lang w:val="en-US"/>
+        </w:rPr>
+      </w:pPr>
+      <w:r>
+        <w:rPr>
+          <w:rFonts w:ascii="Noto Serif SC" w:eastAsia="Noto Serif SC" w:hAnsi="Noto Serif SC" w:cs="Noto Serif"/>
+          <w:sz w:val="24"/>
+          <w:szCs w:val="24"/>
+          <w:lang w:val="en-US" w:eastAsia="zh-TW"/>
         </w:rPr>
         <w:t>1</w:t>
       </w:r>
@@ -4285,9 +4385,86 @@
           <w:rFonts w:ascii="Noto Serif SC" w:eastAsia="Noto Serif SC" w:hAnsi="Noto Serif SC" w:cs="Noto Serif" w:hint="eastAsia"/>
           <w:sz w:val="24"/>
           <w:szCs w:val="24"/>
-          <w:lang w:val="en-GB" w:eastAsia="zh-TW"/>
-        </w:rPr>
-        <w:t>高音嗩</w:t>
+          <w:lang w:val="en-US" w:eastAsia="zh-TW"/>
+        </w:rPr>
+        <w:t>加鍵中音嗩吶</w:t>
+      </w:r>
+      <w:r>
+        <w:rPr>
+          <w:rFonts w:ascii="Noto Serif SC" w:eastAsia="Noto Serif SC" w:hAnsi="Noto Serif SC" w:cs="Noto Serif"/>
+          <w:sz w:val="24"/>
+          <w:szCs w:val="24"/>
+          <w:lang w:val="en-US" w:eastAsia="zh-TW"/>
+        </w:rPr>
+        <w:t xml:space="preserve"> </w:t>
+      </w:r>
+      <w:r>
+        <w:rPr>
+          <w:rFonts w:ascii="Noto Serif SC" w:eastAsia="Noto Serif SC" w:hAnsi="Noto Serif SC" w:cs="Noto Serif"/>
+          <w:sz w:val="24"/>
+          <w:szCs w:val="24"/>
+          <w:lang w:val="en-US" w:eastAsia="zh-TW"/>
+        </w:rPr>
+        <w:t>1 Keyed</w:t>
+      </w:r>
+      <w:r>
+        <w:rPr>
+          <w:rFonts w:ascii="Noto Serif SC" w:eastAsia="Noto Serif SC" w:hAnsi="Noto Serif SC" w:cs="Noto Serif"/>
+          <w:sz w:val="24"/>
+          <w:szCs w:val="24"/>
+          <w:lang w:val="en-US" w:eastAsia="zh-TW"/>
+        </w:rPr>
+        <w:t xml:space="preserve"> </w:t>
+      </w:r>
+      <w:proofErr w:type="spellStart"/>
+      <w:r>
+        <w:rPr>
+          <w:rFonts w:ascii="Noto Serif SC" w:eastAsia="Noto Serif SC" w:hAnsi="Noto Serif SC" w:cs="Noto Serif"/>
+          <w:sz w:val="24"/>
+          <w:szCs w:val="24"/>
+          <w:lang w:val="en-US" w:eastAsia="zh-TW"/>
+        </w:rPr>
+        <w:t>Zhongyin</w:t>
+      </w:r>
+      <w:proofErr w:type="spellEnd"/>
+      <w:r>
+        <w:rPr>
+          <w:rFonts w:ascii="Noto Serif SC" w:eastAsia="Noto Serif SC" w:hAnsi="Noto Serif SC" w:cs="Noto Serif"/>
+          <w:sz w:val="24"/>
+          <w:szCs w:val="24"/>
+          <w:lang w:val="en-US" w:eastAsia="zh-TW"/>
+        </w:rPr>
+        <w:t xml:space="preserve"> </w:t>
+      </w:r>
+      <w:proofErr w:type="spellStart"/>
+      <w:r>
+        <w:rPr>
+          <w:rFonts w:ascii="Noto Serif SC" w:eastAsia="Noto Serif SC" w:hAnsi="Noto Serif SC" w:cs="Noto Serif"/>
+          <w:sz w:val="24"/>
+          <w:szCs w:val="24"/>
+          <w:lang w:val="en-US" w:eastAsia="zh-TW"/>
+        </w:rPr>
+        <w:t>Suona</w:t>
+      </w:r>
+      <w:proofErr w:type="spellEnd"/>
+    </w:p>
+    <w:p>
+      <w:pPr>
+        <w:rPr>
+          <w:rFonts w:ascii="Noto Serif SC" w:eastAsia="Noto Serif SC" w:hAnsi="Noto Serif SC" w:cs="Noto Serif"/>
+          <w:sz w:val="24"/>
+          <w:szCs w:val="24"/>
+          <w:lang w:val="en-US"/>
+        </w:rPr>
+      </w:pPr>
+      <w:r>
+        <w:rPr>
+          <w:rFonts w:ascii="Noto Serif SC" w:eastAsia="Noto Serif SC" w:hAnsi="Noto Serif SC" w:cs="Noto Serif"/>
+          <w:sz w:val="24"/>
+          <w:szCs w:val="24"/>
+          <w:lang w:val="en-US" w:eastAsia="zh-TW"/>
+        </w:rPr>
+        <w:t>1</w:t>
       </w:r>
       <w:r>
         <w:rPr>
@@ -4296,14 +4473,14 @@
           <w:szCs w:val="24"/>
           <w:lang w:val="en-US" w:eastAsia="zh-TW"/>
         </w:rPr>
-        <w:t>吶</w:t>
-      </w:r>
-      <w:r>
-        <w:rPr>
-          <w:rFonts w:ascii="Noto Serif SC" w:eastAsia="Noto Serif SC" w:hAnsi="Noto Serif SC" w:cs="Noto Serif"/>
-          <w:sz w:val="24"/>
-          <w:szCs w:val="24"/>
-          <w:lang w:val="en-GB" w:eastAsia="zh-TW"/>
+        <w:t>加鍵次中嗩吶</w:t>
+      </w:r>
+      <w:r>
+        <w:rPr>
+          <w:rFonts w:ascii="Noto Serif SC" w:eastAsia="Noto Serif SC" w:hAnsi="Noto Serif SC" w:cs="Noto Serif"/>
+          <w:sz w:val="24"/>
+          <w:szCs w:val="24"/>
+          <w:lang w:val="en-US" w:eastAsia="zh-TW"/>
         </w:rPr>
         <w:t xml:space="preserve"> </w:t>
       </w:r>
@@ -4312,39 +4489,300 @@
           <w:rFonts w:ascii="Noto Serif SC" w:eastAsia="Noto Serif SC" w:hAnsi="Noto Serif SC" w:cs="Noto Serif"/>
           <w:sz w:val="24"/>
           <w:szCs w:val="24"/>
-          <w:lang w:val="en-GB" w:eastAsia="zh-TW"/>
+          <w:lang w:val="en-US" w:eastAsia="zh-TW"/>
+        </w:rPr>
+        <w:t>1 Keyed</w:t>
+      </w:r>
+      <w:r>
+        <w:rPr>
+          <w:rFonts w:ascii="Noto Serif SC" w:eastAsia="Noto Serif SC" w:hAnsi="Noto Serif SC" w:cs="Noto Serif"/>
+          <w:sz w:val="24"/>
+          <w:szCs w:val="24"/>
+          <w:lang w:val="en-US" w:eastAsia="zh-TW"/>
+        </w:rPr>
+        <w:t xml:space="preserve"> </w:t>
+      </w:r>
+      <w:proofErr w:type="spellStart"/>
+      <w:r>
+        <w:rPr>
+          <w:rFonts w:ascii="Noto Serif SC" w:eastAsia="Noto Serif SC" w:hAnsi="Noto Serif SC" w:cs="Noto Serif"/>
+          <w:sz w:val="24"/>
+          <w:szCs w:val="24"/>
+          <w:lang w:eastAsia="zh-TW"/>
+        </w:rPr>
+        <w:t>Cizhongyin</w:t>
+      </w:r>
+      <w:proofErr w:type="spellEnd"/>
+      <w:r>
+        <w:rPr>
+          <w:rFonts w:ascii="Noto Serif SC" w:eastAsia="Noto Serif SC" w:hAnsi="Noto Serif SC" w:cs="Noto Serif"/>
+          <w:sz w:val="24"/>
+          <w:szCs w:val="24"/>
+          <w:lang w:eastAsia="zh-TW"/>
+        </w:rPr>
+        <w:t xml:space="preserve"> </w:t>
+      </w:r>
+      <w:proofErr w:type="spellStart"/>
+      <w:r>
+        <w:rPr>
+          <w:rFonts w:ascii="Noto Serif SC" w:eastAsia="Noto Serif SC" w:hAnsi="Noto Serif SC" w:cs="Noto Serif"/>
+          <w:sz w:val="24"/>
+          <w:szCs w:val="24"/>
+          <w:lang w:val="en-US" w:eastAsia="zh-TW"/>
+        </w:rPr>
+        <w:t>Suona</w:t>
+      </w:r>
+      <w:proofErr w:type="spellEnd"/>
+    </w:p>
+    <w:p>
+      <w:pPr>
+        <w:rPr>
+          <w:rFonts w:ascii="Noto Serif SC" w:eastAsia="Noto Serif SC" w:hAnsi="Noto Serif SC" w:cs="Noto Serif"/>
+          <w:sz w:val="24"/>
+          <w:szCs w:val="24"/>
+          <w:lang w:val="en-US"/>
+        </w:rPr>
+      </w:pPr>
+      <w:r>
+        <w:rPr>
+          <w:rFonts w:ascii="Noto Serif SC" w:eastAsia="Noto Serif SC" w:hAnsi="Noto Serif SC" w:cs="Noto Serif"/>
+          <w:sz w:val="24"/>
+          <w:szCs w:val="24"/>
+          <w:lang w:val="en-US" w:eastAsia="zh-TW"/>
+        </w:rPr>
+        <w:t>1</w:t>
+      </w:r>
+      <w:r>
+        <w:rPr>
+          <w:rFonts w:ascii="Noto Serif SC" w:eastAsia="Noto Serif SC" w:hAnsi="Noto Serif SC" w:cs="Noto Serif" w:hint="eastAsia"/>
+          <w:sz w:val="24"/>
+          <w:szCs w:val="24"/>
+          <w:lang w:eastAsia="zh-TW"/>
+        </w:rPr>
+        <w:t>低音嗩吶</w:t>
+      </w:r>
+      <w:r>
+        <w:rPr>
+          <w:rFonts w:ascii="Noto Serif SC" w:eastAsia="Noto Serif SC" w:hAnsi="Noto Serif SC" w:cs="Noto Serif"/>
+          <w:sz w:val="24"/>
+          <w:szCs w:val="24"/>
+          <w:lang w:eastAsia="zh-TW"/>
+        </w:rPr>
+        <w:t xml:space="preserve"> </w:t>
+      </w:r>
+      <w:r>
+        <w:rPr>
+          <w:rFonts w:ascii="Noto Serif SC" w:eastAsia="Noto Serif SC" w:hAnsi="Noto Serif SC" w:cs="Noto Serif"/>
+          <w:sz w:val="24"/>
+          <w:szCs w:val="24"/>
+          <w:lang w:val="en-US" w:eastAsia="zh-TW"/>
         </w:rPr>
         <w:t xml:space="preserve">1 </w:t>
       </w:r>
+      <w:r>
+        <w:rPr>
+          <w:rFonts w:ascii="Noto Serif SC" w:eastAsia="Noto Serif SC" w:hAnsi="Noto Serif SC" w:cs="Noto Serif"/>
+          <w:sz w:val="24"/>
+          <w:szCs w:val="24"/>
+          <w:lang w:eastAsia="zh-TW"/>
+        </w:rPr>
+        <w:t xml:space="preserve">Diyin </w:t>
+      </w:r>
       <w:proofErr w:type="spellStart"/>
       <w:r>
         <w:rPr>
           <w:rFonts w:ascii="Noto Serif SC" w:eastAsia="Noto Serif SC" w:hAnsi="Noto Serif SC" w:cs="Noto Serif"/>
           <w:sz w:val="24"/>
           <w:szCs w:val="24"/>
-          <w:lang w:val="en-GB" w:eastAsia="zh-TW"/>
-        </w:rPr>
-        <w:t>Gaoyin</w:t>
+          <w:lang w:eastAsia="zh-TW"/>
+        </w:rPr>
+        <w:t>Suona</w:t>
       </w:r>
       <w:proofErr w:type="spellEnd"/>
-      <w:r>
-        <w:rPr>
-          <w:rFonts w:ascii="Noto Serif SC" w:eastAsia="Noto Serif SC" w:hAnsi="Noto Serif SC" w:cs="Noto Serif"/>
-          <w:sz w:val="24"/>
-          <w:szCs w:val="24"/>
-          <w:lang w:val="en-GB" w:eastAsia="zh-TW"/>
+    </w:p>
+    <w:p>
+      <w:pPr>
+        <w:rPr>
+          <w:rFonts w:ascii="Noto Serif SC" w:eastAsia="Noto Serif SC" w:hAnsi="Noto Serif SC" w:cs="Noto Serif"/>
+          <w:sz w:val="24"/>
+          <w:szCs w:val="24"/>
+          <w:lang w:val="en-US"/>
+        </w:rPr>
+      </w:pPr>
+      <w:r>
+        <w:rPr>
+          <w:rFonts w:ascii="Noto Serif SC" w:eastAsia="Noto Serif SC" w:hAnsi="Noto Serif SC" w:cs="Noto Serif"/>
+          <w:sz w:val="24"/>
+          <w:szCs w:val="24"/>
+          <w:lang w:val="en-US" w:eastAsia="zh-TW"/>
+        </w:rPr>
+        <w:t>1</w:t>
+      </w:r>
+      <w:r>
+        <w:rPr>
+          <w:rFonts w:ascii="Noto Serif SC" w:eastAsia="Noto Serif SC" w:hAnsi="Noto Serif SC" w:cs="Noto Serif" w:hint="eastAsia"/>
+          <w:sz w:val="24"/>
+          <w:szCs w:val="24"/>
+          <w:lang w:val="en-US" w:eastAsia="zh-TW"/>
+        </w:rPr>
+        <w:t>管</w:t>
+      </w:r>
+      <w:r>
+        <w:rPr>
+          <w:rFonts w:ascii="Noto Serif SC" w:eastAsia="Noto Serif SC" w:hAnsi="Noto Serif SC" w:cs="Noto Serif"/>
+          <w:sz w:val="24"/>
+          <w:szCs w:val="24"/>
+          <w:lang w:val="en-US" w:eastAsia="zh-TW"/>
         </w:rPr>
         <w:t xml:space="preserve"> </w:t>
       </w:r>
+      <w:r>
+        <w:rPr>
+          <w:rFonts w:ascii="Noto Serif SC" w:eastAsia="Noto Serif SC" w:hAnsi="Noto Serif SC" w:cs="Noto Serif"/>
+          <w:sz w:val="24"/>
+          <w:szCs w:val="24"/>
+          <w:lang w:val="en-US" w:eastAsia="zh-TW"/>
+        </w:rPr>
+        <w:t xml:space="preserve">1 </w:t>
+      </w:r>
+      <w:r>
+        <w:rPr>
+          <w:rFonts w:ascii="Noto Serif SC" w:eastAsia="Noto Serif SC" w:hAnsi="Noto Serif SC" w:cs="Noto Serif"/>
+          <w:sz w:val="24"/>
+          <w:szCs w:val="24"/>
+          <w:lang w:val="en-US" w:eastAsia="zh-TW"/>
+        </w:rPr>
+        <w:t>Guan</w:t>
+      </w:r>
+    </w:p>
+    <w:p>
+      <w:pPr>
+        <w:rPr>
+          <w:rFonts w:ascii="Noto Serif SC" w:eastAsia="Noto Serif SC" w:hAnsi="Noto Serif SC" w:cs="Noto Serif"/>
+          <w:sz w:val="24"/>
+          <w:szCs w:val="24"/>
+          <w:lang w:val="en-US"/>
+        </w:rPr>
+      </w:pPr>
+    </w:p>
+    <w:p>
+      <w:pPr>
+        <w:rPr>
+          <w:rFonts w:ascii="Noto Serif SC" w:eastAsia="Noto Serif SC" w:hAnsi="Noto Serif SC" w:cs="Noto Serif"/>
+          <w:sz w:val="24"/>
+          <w:szCs w:val="24"/>
+          <w:lang w:val="en-US"/>
+        </w:rPr>
+      </w:pPr>
+      <w:r>
+        <w:rPr>
+          <w:rFonts w:ascii="Noto Serif SC" w:eastAsia="Noto Serif SC" w:hAnsi="Noto Serif SC" w:cs="Noto Serif"/>
+          <w:sz w:val="24"/>
+          <w:szCs w:val="24"/>
+          <w:lang w:val="en-US" w:eastAsia="zh-TW"/>
+        </w:rPr>
+        <w:t>1</w:t>
+      </w:r>
+      <w:r>
+        <w:rPr>
+          <w:rFonts w:ascii="Noto Serif SC" w:eastAsia="Noto Serif SC" w:hAnsi="Noto Serif SC" w:cs="Noto Serif" w:hint="eastAsia"/>
+          <w:sz w:val="24"/>
+          <w:szCs w:val="24"/>
+          <w:lang w:val="en-US" w:eastAsia="zh-TW"/>
+        </w:rPr>
+        <w:t>揚琴</w:t>
+      </w:r>
+      <w:r>
+        <w:rPr>
+          <w:rFonts w:ascii="Noto Serif SC" w:eastAsia="Noto Serif SC" w:hAnsi="Noto Serif SC" w:cs="Noto Serif"/>
+          <w:sz w:val="24"/>
+          <w:szCs w:val="24"/>
+          <w:lang w:val="en-US" w:eastAsia="zh-TW"/>
+        </w:rPr>
+        <w:t xml:space="preserve"> </w:t>
+      </w:r>
+      <w:r>
+        <w:rPr>
+          <w:rFonts w:ascii="Noto Serif SC" w:eastAsia="Noto Serif SC" w:hAnsi="Noto Serif SC" w:cs="Noto Serif"/>
+          <w:sz w:val="24"/>
+          <w:szCs w:val="24"/>
+          <w:lang w:val="en-US" w:eastAsia="zh-TW"/>
+        </w:rPr>
+        <w:t>1</w:t>
+      </w:r>
+      <w:r>
+        <w:rPr>
+          <w:rFonts w:ascii="Noto Serif SC" w:eastAsia="Noto Serif SC" w:hAnsi="Noto Serif SC" w:cs="Noto Serif"/>
+          <w:sz w:val="24"/>
+          <w:szCs w:val="24"/>
+          <w:lang w:val="en-US" w:eastAsia="zh-TW"/>
+        </w:rPr>
+        <w:t xml:space="preserve"> </w:t>
+      </w:r>
+      <w:r>
+        <w:rPr>
+          <w:rFonts w:ascii="Noto Serif SC" w:eastAsia="Noto Serif SC" w:hAnsi="Noto Serif SC" w:cs="Noto Serif"/>
+          <w:sz w:val="24"/>
+          <w:szCs w:val="24"/>
+          <w:lang w:val="en-US" w:eastAsia="zh-TW"/>
+        </w:rPr>
+        <w:t>Yangqin</w:t>
+      </w:r>
+    </w:p>
+    <w:p>
+      <w:pPr>
+        <w:rPr>
+          <w:rFonts w:ascii="Noto Serif SC" w:eastAsia="Noto Serif SC" w:hAnsi="Noto Serif SC" w:cs="Noto Serif"/>
+          <w:sz w:val="24"/>
+          <w:szCs w:val="24"/>
+          <w:lang w:val="en-US"/>
+        </w:rPr>
+      </w:pPr>
+      <w:r>
+        <w:rPr>
+          <w:rFonts w:ascii="Noto Serif SC" w:eastAsia="Noto Serif SC" w:hAnsi="Noto Serif SC" w:cs="Noto Serif"/>
+          <w:sz w:val="24"/>
+          <w:szCs w:val="24"/>
+          <w:lang w:val="en-US" w:eastAsia="zh-TW"/>
+        </w:rPr>
+        <w:t>1</w:t>
+      </w:r>
+      <w:r>
+        <w:rPr>
+          <w:rFonts w:ascii="Noto Serif SC" w:eastAsia="Noto Serif SC" w:hAnsi="Noto Serif SC" w:cs="Noto Serif" w:hint="eastAsia"/>
+          <w:sz w:val="24"/>
+          <w:szCs w:val="24"/>
+          <w:lang w:val="en-US" w:eastAsia="zh-TW"/>
+        </w:rPr>
+        <w:t>柳琴</w:t>
+      </w:r>
+      <w:r>
+        <w:rPr>
+          <w:rFonts w:ascii="Noto Serif SC" w:eastAsia="Noto Serif SC" w:hAnsi="Noto Serif SC" w:cs="Noto Serif"/>
+          <w:sz w:val="24"/>
+          <w:szCs w:val="24"/>
+          <w:lang w:val="en-US" w:eastAsia="zh-TW"/>
+        </w:rPr>
+        <w:t xml:space="preserve"> </w:t>
+      </w:r>
+      <w:r>
+        <w:rPr>
+          <w:rFonts w:ascii="Noto Serif SC" w:eastAsia="Noto Serif SC" w:hAnsi="Noto Serif SC" w:cs="Noto Serif"/>
+          <w:sz w:val="24"/>
+          <w:szCs w:val="24"/>
+          <w:lang w:val="en-US" w:eastAsia="zh-TW"/>
+        </w:rPr>
+        <w:t xml:space="preserve">1 </w:t>
+      </w:r>
       <w:proofErr w:type="spellStart"/>
       <w:r>
         <w:rPr>
           <w:rFonts w:ascii="Noto Serif SC" w:eastAsia="Noto Serif SC" w:hAnsi="Noto Serif SC" w:cs="Noto Serif"/>
           <w:sz w:val="24"/>
           <w:szCs w:val="24"/>
-          <w:lang w:val="en-GB" w:eastAsia="zh-TW"/>
-        </w:rPr>
-        <w:t>Suona</w:t>
+          <w:lang w:val="en-US" w:eastAsia="zh-TW"/>
+        </w:rPr>
+        <w:t>Liuqin</w:t>
       </w:r>
       <w:proofErr w:type="spellEnd"/>
     </w:p>
@@ -4364,6 +4802,61 @@
           <w:szCs w:val="24"/>
           <w:lang w:val="en-US" w:eastAsia="zh-TW"/>
         </w:rPr>
+        <w:t>4</w:t>
+      </w:r>
+      <w:r>
+        <w:rPr>
+          <w:rFonts w:ascii="Noto Serif SC" w:eastAsia="Noto Serif SC" w:hAnsi="Noto Serif SC" w:cs="Noto Serif" w:hint="eastAsia"/>
+          <w:sz w:val="24"/>
+          <w:szCs w:val="24"/>
+          <w:lang w:val="en-US" w:eastAsia="zh-TW"/>
+        </w:rPr>
+        <w:t>琵琶</w:t>
+      </w:r>
+      <w:r>
+        <w:rPr>
+          <w:rFonts w:ascii="Noto Serif SC" w:eastAsia="Noto Serif SC" w:hAnsi="Noto Serif SC" w:cs="Noto Serif"/>
+          <w:sz w:val="24"/>
+          <w:szCs w:val="24"/>
+          <w:lang w:val="en-US" w:eastAsia="zh-TW"/>
+        </w:rPr>
+        <w:t xml:space="preserve"> </w:t>
+      </w:r>
+      <w:r>
+        <w:rPr>
+          <w:rFonts w:ascii="Noto Serif SC" w:eastAsia="Noto Serif SC" w:hAnsi="Noto Serif SC" w:cs="Noto Serif"/>
+          <w:sz w:val="24"/>
+          <w:szCs w:val="24"/>
+          <w:lang w:val="en-US" w:eastAsia="zh-TW"/>
+        </w:rPr>
+        <w:t xml:space="preserve">4 </w:t>
+      </w:r>
+      <w:r>
+        <w:rPr>
+          <w:rFonts w:ascii="Noto Serif SC" w:eastAsia="Noto Serif SC" w:hAnsi="Noto Serif SC" w:cs="Noto Serif"/>
+          <w:sz w:val="24"/>
+          <w:szCs w:val="24"/>
+          <w:lang w:val="en-US" w:eastAsia="zh-TW"/>
+        </w:rPr>
+        <w:t>Pipa</w:t>
+      </w:r>
+    </w:p>
+    <w:p>
+      <w:pPr>
+        <w:rPr>
+          <w:rFonts w:ascii="Noto Serif SC" w:eastAsia="Noto Serif SC" w:hAnsi="Noto Serif SC" w:cs="Noto Serif"/>
+          <w:sz w:val="24"/>
+          <w:szCs w:val="24"/>
+          <w:lang w:val="en-US"/>
+        </w:rPr>
+      </w:pPr>
+      <w:r>
+        <w:rPr>
+          <w:rFonts w:ascii="Noto Serif SC" w:eastAsia="Noto Serif SC" w:hAnsi="Noto Serif SC" w:cs="Noto Serif"/>
+          <w:sz w:val="24"/>
+          <w:szCs w:val="24"/>
+          <w:lang w:val="en-US" w:eastAsia="zh-TW"/>
+        </w:rPr>
         <w:t>1</w:t>
       </w:r>
       <w:r>
@@ -4373,7 +4866,7 @@
           <w:szCs w:val="24"/>
           <w:lang w:val="en-US" w:eastAsia="zh-TW"/>
         </w:rPr>
-        <w:t>加鍵中音嗩吶</w:t>
+        <w:t>中阮</w:t>
       </w:r>
       <w:r>
         <w:rPr>
@@ -4391,7 +4884,44 @@
           <w:szCs w:val="24"/>
           <w:lang w:val="en-US" w:eastAsia="zh-TW"/>
         </w:rPr>
-        <w:t>1 Keyed</w:t>
+        <w:t xml:space="preserve">1 </w:t>
+      </w:r>
+      <w:r>
+        <w:rPr>
+          <w:rFonts w:ascii="Noto Serif SC" w:eastAsia="Noto Serif SC" w:hAnsi="Noto Serif SC" w:cs="Noto Serif"/>
+          <w:sz w:val="24"/>
+          <w:szCs w:val="24"/>
+          <w:lang w:val="en-US" w:eastAsia="zh-TW"/>
+        </w:rPr>
+        <w:t>Zhongruan</w:t>
+      </w:r>
+    </w:p>
+    <w:p>
+      <w:pPr>
+        <w:rPr>
+          <w:rFonts w:ascii="Noto Serif SC" w:eastAsia="Noto Serif SC" w:hAnsi="Noto Serif SC" w:cs="Noto Serif"/>
+          <w:sz w:val="24"/>
+          <w:szCs w:val="24"/>
+          <w:lang w:val="en-US"/>
+        </w:rPr>
+      </w:pPr>
+      <w:r>
+        <w:rPr>
+          <w:rFonts w:ascii="Noto Serif SC" w:eastAsia="Noto Serif SC" w:hAnsi="Noto Serif SC" w:cs="Noto Serif"/>
+          <w:sz w:val="24"/>
+          <w:szCs w:val="24"/>
+          <w:lang w:val="en-US" w:eastAsia="zh-TW"/>
+        </w:rPr>
+        <w:t xml:space="preserve">1 </w:t>
+      </w:r>
+      <w:r>
+        <w:rPr>
+          <w:rFonts w:ascii="Noto Serif SC" w:eastAsia="Noto Serif SC" w:hAnsi="Noto Serif SC" w:cs="Noto Serif" w:hint="eastAsia"/>
+          <w:sz w:val="24"/>
+          <w:szCs w:val="24"/>
+          <w:lang w:eastAsia="zh-TW"/>
+        </w:rPr>
+        <w:t>三弦</w:t>
       </w:r>
       <w:r>
         <w:rPr>
@@ -4402,23 +4932,332 @@
         </w:rPr>
         <w:t xml:space="preserve"> </w:t>
       </w:r>
+      <w:r>
+        <w:rPr>
+          <w:rFonts w:ascii="Noto Serif SC" w:eastAsia="Noto Serif SC" w:hAnsi="Noto Serif SC" w:cs="Noto Serif"/>
+          <w:sz w:val="24"/>
+          <w:szCs w:val="24"/>
+          <w:lang w:val="en-US" w:eastAsia="zh-TW"/>
+        </w:rPr>
+        <w:t>1 S</w:t>
+      </w:r>
+      <w:r>
+        <w:rPr>
+          <w:rFonts w:ascii="Noto Serif SC" w:eastAsia="Noto Serif SC" w:hAnsi="Noto Serif SC" w:cs="Noto Serif"/>
+          <w:sz w:val="24"/>
+          <w:szCs w:val="24"/>
+          <w:lang w:val="en-US" w:eastAsia="zh-TW"/>
+        </w:rPr>
+        <w:t>anxian</w:t>
+      </w:r>
+    </w:p>
+    <w:p>
+      <w:pPr>
+        <w:rPr>
+          <w:rFonts w:ascii="Noto Serif SC" w:eastAsia="Noto Serif SC" w:hAnsi="Noto Serif SC" w:cs="Noto Serif"/>
+          <w:sz w:val="24"/>
+          <w:szCs w:val="24"/>
+          <w:lang w:val="en-US"/>
+        </w:rPr>
+      </w:pPr>
+      <w:r>
+        <w:rPr>
+          <w:rFonts w:ascii="Noto Serif SC" w:eastAsia="Noto Serif SC" w:hAnsi="Noto Serif SC" w:cs="Noto Serif"/>
+          <w:sz w:val="24"/>
+          <w:szCs w:val="24"/>
+          <w:lang w:val="en-US" w:eastAsia="zh-TW"/>
+        </w:rPr>
+        <w:t xml:space="preserve">1  </w:t>
+      </w:r>
+      <w:r>
+        <w:rPr>
+          <w:rFonts w:ascii="Noto Serif SC" w:eastAsia="Noto Serif SC" w:hAnsi="Noto Serif SC" w:cs="Noto Serif" w:hint="eastAsia"/>
+          <w:sz w:val="24"/>
+          <w:szCs w:val="24"/>
+          <w:lang w:val="en-US" w:eastAsia="zh-TW"/>
+        </w:rPr>
+        <w:t>大阮</w:t>
+      </w:r>
+      <w:r>
+        <w:rPr>
+          <w:rFonts w:ascii="Noto Serif SC" w:eastAsia="Noto Serif SC" w:hAnsi="Noto Serif SC" w:cs="Noto Serif"/>
+          <w:sz w:val="24"/>
+          <w:szCs w:val="24"/>
+          <w:lang w:val="en-US" w:eastAsia="zh-TW"/>
+        </w:rPr>
+        <w:t xml:space="preserve"> </w:t>
+      </w:r>
+      <w:r>
+        <w:rPr>
+          <w:rFonts w:ascii="Noto Serif SC" w:eastAsia="Noto Serif SC" w:hAnsi="Noto Serif SC" w:cs="Noto Serif"/>
+          <w:sz w:val="24"/>
+          <w:szCs w:val="24"/>
+          <w:lang w:val="en-US" w:eastAsia="zh-TW"/>
+        </w:rPr>
+        <w:t xml:space="preserve">1 </w:t>
+      </w:r>
+      <w:r>
+        <w:rPr>
+          <w:rFonts w:ascii="Noto Serif SC" w:eastAsia="Noto Serif SC" w:hAnsi="Noto Serif SC" w:cs="Noto Serif"/>
+          <w:sz w:val="24"/>
+          <w:szCs w:val="24"/>
+          <w:lang w:val="en-US" w:eastAsia="zh-TW"/>
+        </w:rPr>
+        <w:t>Daruan</w:t>
+      </w:r>
+    </w:p>
+    <w:p>
+      <w:pPr>
+        <w:rPr>
+          <w:rFonts w:ascii="Noto Serif SC" w:eastAsia="Noto Serif SC" w:hAnsi="Noto Serif SC" w:cs="Noto Serif"/>
+          <w:sz w:val="24"/>
+          <w:szCs w:val="24"/>
+          <w:lang w:val="en-US"/>
+        </w:rPr>
+      </w:pPr>
+      <w:r>
+        <w:rPr>
+          <w:rFonts w:ascii="Noto Serif SC" w:eastAsia="Noto Serif SC" w:hAnsi="Noto Serif SC" w:cs="Noto Serif"/>
+          <w:sz w:val="24"/>
+          <w:szCs w:val="24"/>
+          <w:lang w:val="en-US" w:eastAsia="zh-TW"/>
+        </w:rPr>
+        <w:t xml:space="preserve">1 </w:t>
+      </w:r>
+      <w:r>
+        <w:rPr>
+          <w:rFonts w:ascii="Noto Serif SC" w:eastAsia="Noto Serif SC" w:hAnsi="Noto Serif SC" w:cs="Noto Serif" w:hint="eastAsia"/>
+          <w:sz w:val="24"/>
+          <w:szCs w:val="24"/>
+          <w:lang w:eastAsia="zh-TW"/>
+        </w:rPr>
+        <w:t>古箏</w:t>
+      </w:r>
+      <w:r>
+        <w:rPr>
+          <w:rFonts w:ascii="Noto Serif SC" w:eastAsia="Noto Serif SC" w:hAnsi="Noto Serif SC" w:cs="Noto Serif"/>
+          <w:sz w:val="24"/>
+          <w:szCs w:val="24"/>
+          <w:lang w:val="en-US" w:eastAsia="zh-TW"/>
+        </w:rPr>
+        <w:t xml:space="preserve"> </w:t>
+      </w:r>
+      <w:r>
+        <w:rPr>
+          <w:rFonts w:ascii="Noto Serif SC" w:eastAsia="Noto Serif SC" w:hAnsi="Noto Serif SC" w:cs="Noto Serif"/>
+          <w:sz w:val="24"/>
+          <w:szCs w:val="24"/>
+          <w:lang w:val="en-US" w:eastAsia="zh-TW"/>
+        </w:rPr>
+        <w:t xml:space="preserve">1 </w:t>
+      </w:r>
+      <w:r>
+        <w:rPr>
+          <w:rFonts w:ascii="Noto Serif SC" w:eastAsia="Noto Serif SC" w:hAnsi="Noto Serif SC" w:cs="Noto Serif"/>
+          <w:sz w:val="24"/>
+          <w:szCs w:val="24"/>
+          <w:lang w:val="en-US" w:eastAsia="zh-TW"/>
+        </w:rPr>
+        <w:t>Guzheng</w:t>
+      </w:r>
+    </w:p>
+    <w:p>
+      <w:pPr>
+        <w:rPr>
+          <w:rFonts w:ascii="Noto Serif SC" w:eastAsia="Noto Serif SC" w:hAnsi="Noto Serif SC" w:cs="Noto Serif"/>
+          <w:sz w:val="24"/>
+          <w:szCs w:val="24"/>
+          <w:lang w:val="en-US"/>
+        </w:rPr>
+      </w:pPr>
+    </w:p>
+    <w:p>
+      <w:pPr>
+        <w:rPr>
+          <w:rFonts w:ascii="Noto Serif SC" w:eastAsia="Noto Serif SC" w:hAnsi="Noto Serif SC" w:cs="Noto Serif"/>
+          <w:sz w:val="24"/>
+          <w:szCs w:val="24"/>
+          <w:lang w:val="en-US"/>
+        </w:rPr>
+      </w:pPr>
+      <w:r>
+        <w:rPr>
+          <w:rFonts w:ascii="Noto Serif SC" w:eastAsia="Noto Serif SC" w:hAnsi="Noto Serif SC" w:cs="Noto Serif"/>
+          <w:sz w:val="24"/>
+          <w:szCs w:val="24"/>
+          <w:lang w:val="en-US" w:eastAsia="zh-TW"/>
+        </w:rPr>
+        <w:t>1</w:t>
+      </w:r>
+      <w:r>
+        <w:rPr>
+          <w:rFonts w:ascii="Noto Serif SC" w:eastAsia="Noto Serif SC" w:hAnsi="Noto Serif SC" w:cs="Noto Serif" w:hint="eastAsia"/>
+          <w:sz w:val="24"/>
+          <w:szCs w:val="24"/>
+          <w:lang w:eastAsia="zh-TW"/>
+        </w:rPr>
+        <w:t>定音鼓</w:t>
+      </w:r>
+      <w:r>
+        <w:rPr>
+          <w:rFonts w:ascii="Noto Serif SC" w:eastAsia="Noto Serif SC" w:hAnsi="Noto Serif SC" w:cs="Noto Serif"/>
+          <w:sz w:val="24"/>
+          <w:szCs w:val="24"/>
+          <w:lang w:val="en-US" w:eastAsia="zh-TW"/>
+        </w:rPr>
+        <w:t xml:space="preserve"> </w:t>
+      </w:r>
+      <w:r>
+        <w:rPr>
+          <w:rFonts w:ascii="Noto Serif SC" w:eastAsia="Noto Serif SC" w:hAnsi="Noto Serif SC" w:cs="Noto Serif"/>
+          <w:sz w:val="24"/>
+          <w:szCs w:val="24"/>
+          <w:lang w:val="en-US" w:eastAsia="zh-TW"/>
+        </w:rPr>
+        <w:t xml:space="preserve">1 </w:t>
+      </w:r>
+      <w:r>
+        <w:rPr>
+          <w:rFonts w:ascii="Noto Serif SC" w:eastAsia="Noto Serif SC" w:hAnsi="Noto Serif SC" w:cs="Noto Serif"/>
+          <w:sz w:val="24"/>
+          <w:szCs w:val="24"/>
+          <w:lang w:val="en-US" w:eastAsia="zh-TW"/>
+        </w:rPr>
+        <w:t>Timpani</w:t>
+      </w:r>
+    </w:p>
+    <w:p>
+      <w:pPr>
+        <w:rPr>
+          <w:rFonts w:ascii="Noto Serif SC" w:eastAsia="Noto Serif SC" w:hAnsi="Noto Serif SC" w:cs="Noto Serif"/>
+          <w:sz w:val="24"/>
+          <w:szCs w:val="24"/>
+          <w:lang w:val="en-US"/>
+        </w:rPr>
+      </w:pPr>
+      <w:r>
+        <w:rPr>
+          <w:rFonts w:ascii="Noto Serif SC" w:eastAsia="Noto Serif SC" w:hAnsi="Noto Serif SC" w:cs="Noto Serif"/>
+          <w:sz w:val="24"/>
+          <w:szCs w:val="24"/>
+        </w:rPr>
+        <w:t>5</w:t>
+      </w:r>
+      <w:r>
+        <w:rPr>
+          <w:rFonts w:ascii="Noto Serif SC" w:eastAsia="Noto Serif SC" w:hAnsi="Noto Serif SC" w:cs="Noto Serif" w:hint="eastAsia"/>
+          <w:sz w:val="24"/>
+          <w:szCs w:val="24"/>
+        </w:rPr>
+        <w:t xml:space="preserve"> 打击乐 </w:t>
+      </w:r>
+      <w:r>
+        <w:rPr>
+          <w:rFonts w:ascii="Noto Serif SC" w:eastAsia="Noto Serif SC" w:hAnsi="Noto Serif SC" w:cs="Noto Serif"/>
+          <w:sz w:val="24"/>
+          <w:szCs w:val="24"/>
+        </w:rPr>
+        <w:t>5</w:t>
+      </w:r>
+      <w:r>
+        <w:rPr>
+          <w:rFonts w:ascii="Noto Serif SC" w:eastAsia="Noto Serif SC" w:hAnsi="Noto Serif SC" w:cs="Noto Serif"/>
+          <w:sz w:val="24"/>
+          <w:szCs w:val="24"/>
+        </w:rPr>
+        <w:t xml:space="preserve"> Percussion</w:t>
+      </w:r>
+    </w:p>
+    <w:p>
+      <w:pPr>
+        <w:ind w:left="720" w:hanging="436"/>
+        <w:rPr>
+          <w:rFonts w:ascii="Noto Serif SC" w:eastAsia="Noto Serif SC" w:hAnsi="Noto Serif SC" w:cs="Noto Serif"/>
+          <w:sz w:val="20"/>
+          <w:szCs w:val="20"/>
+          <w:lang w:val="en-US"/>
+        </w:rPr>
+      </w:pPr>
+      <w:r>
+        <w:rPr>
+          <w:rFonts w:ascii="Noto Serif SC" w:eastAsia="Noto Serif SC" w:hAnsi="Noto Serif SC" w:cs="Noto Serif"/>
+          <w:sz w:val="20"/>
+          <w:szCs w:val="20"/>
+          <w:lang w:val="en-US" w:eastAsia="zh-TW"/>
+        </w:rPr>
+        <w:t xml:space="preserve">I: </w:t>
+      </w:r>
+      <w:r>
+        <w:rPr>
+          <w:rFonts w:ascii="Noto Serif SC" w:eastAsia="Noto Serif SC" w:hAnsi="Noto Serif SC" w:cs="Noto Serif" w:hint="eastAsia"/>
+          <w:sz w:val="20"/>
+          <w:szCs w:val="20"/>
+          <w:lang w:eastAsia="zh-TW"/>
+        </w:rPr>
+        <w:t>大鼓</w:t>
+      </w:r>
+      <w:r>
+        <w:rPr>
+          <w:rFonts w:ascii="Noto Serif SC" w:eastAsia="Noto Serif SC" w:hAnsi="Noto Serif SC" w:cs="Noto Serif"/>
+          <w:sz w:val="20"/>
+          <w:szCs w:val="20"/>
+          <w:lang w:eastAsia="zh-TW"/>
+        </w:rPr>
+        <w:t xml:space="preserve"> Dagu, </w:t>
+      </w:r>
+      <w:r>
+        <w:rPr>
+          <w:rFonts w:ascii="Noto Serif SC" w:eastAsia="Noto Serif SC" w:hAnsi="Noto Serif SC" w:cs="Noto Serif" w:hint="eastAsia"/>
+          <w:sz w:val="20"/>
+          <w:szCs w:val="20"/>
+          <w:lang w:eastAsia="zh-TW"/>
+        </w:rPr>
+        <w:t>小鼓</w:t>
+      </w:r>
+      <w:r>
+        <w:rPr>
+          <w:rFonts w:ascii="Noto Serif SC" w:eastAsia="Noto Serif SC" w:hAnsi="Noto Serif SC" w:cs="Noto Serif"/>
+          <w:sz w:val="20"/>
+          <w:szCs w:val="20"/>
+          <w:lang w:eastAsia="zh-TW"/>
+        </w:rPr>
+        <w:t xml:space="preserve"> </w:t>
+      </w:r>
       <w:proofErr w:type="spellStart"/>
       <w:r>
         <w:rPr>
           <w:rFonts w:ascii="Noto Serif SC" w:eastAsia="Noto Serif SC" w:hAnsi="Noto Serif SC" w:cs="Noto Serif"/>
-          <w:sz w:val="24"/>
-          <w:szCs w:val="24"/>
-          <w:lang w:val="en-US" w:eastAsia="zh-TW"/>
-        </w:rPr>
-        <w:t>Zhongyin</w:t>
+          <w:sz w:val="20"/>
+          <w:szCs w:val="20"/>
+          <w:lang w:eastAsia="zh-TW"/>
+        </w:rPr>
+        <w:t>Xiaogu</w:t>
       </w:r>
       <w:proofErr w:type="spellEnd"/>
       <w:r>
         <w:rPr>
           <w:rFonts w:ascii="Noto Serif SC" w:eastAsia="Noto Serif SC" w:hAnsi="Noto Serif SC" w:cs="Noto Serif"/>
-          <w:sz w:val="24"/>
-          <w:szCs w:val="24"/>
-          <w:lang w:val="en-US" w:eastAsia="zh-TW"/>
+          <w:sz w:val="20"/>
+          <w:szCs w:val="20"/>
+          <w:lang w:eastAsia="zh-TW"/>
+        </w:rPr>
+        <w:t xml:space="preserve">, </w:t>
+      </w:r>
+      <w:r>
+        <w:rPr>
+          <w:rFonts w:ascii="Noto Serif SC" w:eastAsia="Noto Serif SC" w:hAnsi="Noto Serif SC" w:cs="Noto Serif" w:hint="eastAsia"/>
+          <w:sz w:val="20"/>
+          <w:szCs w:val="20"/>
+          <w:lang w:eastAsia="zh-TW"/>
+        </w:rPr>
+        <w:t>排鼓</w:t>
+      </w:r>
+      <w:r>
+        <w:rPr>
+          <w:rFonts w:ascii="Noto Serif SC" w:eastAsia="Noto Serif SC" w:hAnsi="Noto Serif SC" w:cs="Noto Serif"/>
+          <w:sz w:val="20"/>
+          <w:szCs w:val="20"/>
+          <w:lang w:eastAsia="zh-TW"/>
         </w:rPr>
         <w:t xml:space="preserve"> </w:t>
       </w:r>
@@ -4426,65 +5265,104 @@
       <w:r>
         <w:rPr>
           <w:rFonts w:ascii="Noto Serif SC" w:eastAsia="Noto Serif SC" w:hAnsi="Noto Serif SC" w:cs="Noto Serif"/>
-          <w:sz w:val="24"/>
-          <w:szCs w:val="24"/>
-          <w:lang w:val="en-US" w:eastAsia="zh-TW"/>
-        </w:rPr>
-        <w:t>Suona</w:t>
+          <w:sz w:val="20"/>
+          <w:szCs w:val="20"/>
+          <w:lang w:eastAsia="zh-TW"/>
+        </w:rPr>
+        <w:t>Paigu</w:t>
       </w:r>
       <w:proofErr w:type="spellEnd"/>
     </w:p>
     <w:p>
       <w:pPr>
-        <w:rPr>
-          <w:rFonts w:ascii="Noto Serif SC" w:eastAsia="Noto Serif SC" w:hAnsi="Noto Serif SC" w:cs="Noto Serif"/>
-          <w:sz w:val="24"/>
-          <w:szCs w:val="24"/>
+        <w:ind w:left="720" w:hanging="436"/>
+        <w:rPr>
+          <w:rFonts w:ascii="Noto Serif SC" w:eastAsia="Noto Serif SC" w:hAnsi="Noto Serif SC" w:cs="Noto Serif"/>
+          <w:sz w:val="20"/>
+          <w:szCs w:val="20"/>
           <w:lang w:val="en-US"/>
         </w:rPr>
       </w:pPr>
       <w:r>
         <w:rPr>
           <w:rFonts w:ascii="Noto Serif SC" w:eastAsia="Noto Serif SC" w:hAnsi="Noto Serif SC" w:cs="Noto Serif"/>
-          <w:sz w:val="24"/>
-          <w:szCs w:val="24"/>
-          <w:lang w:val="en-US" w:eastAsia="zh-TW"/>
-        </w:rPr>
-        <w:t>1</w:t>
+          <w:sz w:val="20"/>
+          <w:szCs w:val="20"/>
+          <w:lang w:val="en-US" w:eastAsia="zh-TW"/>
+        </w:rPr>
+        <w:t xml:space="preserve">II: </w:t>
       </w:r>
       <w:r>
         <w:rPr>
           <w:rFonts w:ascii="Noto Serif SC" w:eastAsia="Noto Serif SC" w:hAnsi="Noto Serif SC" w:cs="Noto Serif" w:hint="eastAsia"/>
-          <w:sz w:val="24"/>
-          <w:szCs w:val="24"/>
-          <w:lang w:val="en-US" w:eastAsia="zh-TW"/>
-        </w:rPr>
-        <w:t>加鍵次中嗩吶</w:t>
-      </w:r>
-      <w:r>
-        <w:rPr>
-          <w:rFonts w:ascii="Noto Serif SC" w:eastAsia="Noto Serif SC" w:hAnsi="Noto Serif SC" w:cs="Noto Serif"/>
-          <w:sz w:val="24"/>
-          <w:szCs w:val="24"/>
-          <w:lang w:val="en-US" w:eastAsia="zh-TW"/>
+          <w:sz w:val="20"/>
+          <w:szCs w:val="20"/>
+          <w:lang w:eastAsia="zh-TW"/>
+        </w:rPr>
+        <w:t>南梆子</w:t>
+      </w:r>
+      <w:r>
+        <w:rPr>
+          <w:rFonts w:ascii="Noto Serif SC" w:eastAsia="Noto Serif SC" w:hAnsi="Noto Serif SC" w:cs="Noto Serif"/>
+          <w:sz w:val="20"/>
+          <w:szCs w:val="20"/>
+          <w:lang w:eastAsia="zh-TW"/>
         </w:rPr>
         <w:t xml:space="preserve"> </w:t>
       </w:r>
-      <w:r>
-        <w:rPr>
-          <w:rFonts w:ascii="Noto Serif SC" w:eastAsia="Noto Serif SC" w:hAnsi="Noto Serif SC" w:cs="Noto Serif"/>
-          <w:sz w:val="24"/>
-          <w:szCs w:val="24"/>
-          <w:lang w:val="en-US" w:eastAsia="zh-TW"/>
-        </w:rPr>
-        <w:t>1 Keyed</w:t>
-      </w:r>
-      <w:r>
-        <w:rPr>
-          <w:rFonts w:ascii="Noto Serif SC" w:eastAsia="Noto Serif SC" w:hAnsi="Noto Serif SC" w:cs="Noto Serif"/>
-          <w:sz w:val="24"/>
-          <w:szCs w:val="24"/>
-          <w:lang w:val="en-US" w:eastAsia="zh-TW"/>
+      <w:proofErr w:type="spellStart"/>
+      <w:r>
+        <w:rPr>
+          <w:rFonts w:ascii="Noto Serif SC" w:eastAsia="Noto Serif SC" w:hAnsi="Noto Serif SC" w:cs="Noto Serif"/>
+          <w:sz w:val="20"/>
+          <w:szCs w:val="20"/>
+          <w:lang w:eastAsia="zh-TW"/>
+        </w:rPr>
+        <w:t>Nanbangzi</w:t>
+      </w:r>
+      <w:proofErr w:type="spellEnd"/>
+      <w:r>
+        <w:rPr>
+          <w:rFonts w:ascii="Noto Serif SC" w:eastAsia="Noto Serif SC" w:hAnsi="Noto Serif SC" w:cs="Noto Serif"/>
+          <w:sz w:val="20"/>
+          <w:szCs w:val="20"/>
+          <w:lang w:eastAsia="zh-TW"/>
+        </w:rPr>
+        <w:t xml:space="preserve">, </w:t>
+      </w:r>
+      <w:r>
+        <w:rPr>
+          <w:rFonts w:ascii="Noto Serif SC" w:eastAsia="Noto Serif SC" w:hAnsi="Noto Serif SC" w:cs="Noto Serif" w:hint="eastAsia"/>
+          <w:sz w:val="20"/>
+          <w:szCs w:val="20"/>
+          <w:lang w:eastAsia="zh-TW"/>
+        </w:rPr>
+        <w:t>木魚</w:t>
+      </w:r>
+      <w:r>
+        <w:rPr>
+          <w:rFonts w:ascii="Noto Serif SC" w:eastAsia="Noto Serif SC" w:hAnsi="Noto Serif SC" w:cs="Noto Serif"/>
+          <w:sz w:val="20"/>
+          <w:szCs w:val="20"/>
+          <w:lang w:eastAsia="zh-TW"/>
+        </w:rPr>
+        <w:t xml:space="preserve"> Woodblocks, </w:t>
+      </w:r>
+      <w:r>
+        <w:rPr>
+          <w:rFonts w:ascii="Noto Serif SC" w:eastAsia="Noto Serif SC" w:hAnsi="Noto Serif SC" w:cs="Noto Serif" w:hint="eastAsia"/>
+          <w:sz w:val="20"/>
+          <w:szCs w:val="20"/>
+          <w:lang w:eastAsia="zh-TW"/>
+        </w:rPr>
+        <w:t>排鼓</w:t>
+      </w:r>
+      <w:r>
+        <w:rPr>
+          <w:rFonts w:ascii="Noto Serif SC" w:eastAsia="Noto Serif SC" w:hAnsi="Noto Serif SC" w:cs="Noto Serif"/>
+          <w:sz w:val="20"/>
+          <w:szCs w:val="20"/>
+          <w:lang w:eastAsia="zh-TW"/>
         </w:rPr>
         <w:t xml:space="preserve"> </w:t>
       </w:r>
@@ -4492,110 +5370,372 @@
       <w:r>
         <w:rPr>
           <w:rFonts w:ascii="Noto Serif SC" w:eastAsia="Noto Serif SC" w:hAnsi="Noto Serif SC" w:cs="Noto Serif"/>
-          <w:sz w:val="24"/>
-          <w:szCs w:val="24"/>
-          <w:lang w:eastAsia="zh-TW"/>
-        </w:rPr>
-        <w:t>Cizhongyin</w:t>
+          <w:sz w:val="20"/>
+          <w:szCs w:val="20"/>
+          <w:lang w:eastAsia="zh-TW"/>
+        </w:rPr>
+        <w:t>Paigu</w:t>
       </w:r>
       <w:proofErr w:type="spellEnd"/>
       <w:r>
         <w:rPr>
           <w:rFonts w:ascii="Noto Serif SC" w:eastAsia="Noto Serif SC" w:hAnsi="Noto Serif SC" w:cs="Noto Serif"/>
-          <w:sz w:val="24"/>
-          <w:szCs w:val="24"/>
+          <w:sz w:val="20"/>
+          <w:szCs w:val="20"/>
+          <w:lang w:eastAsia="zh-TW"/>
+        </w:rPr>
+        <w:t xml:space="preserve">, </w:t>
+      </w:r>
+      <w:r>
+        <w:rPr>
+          <w:rFonts w:ascii="Noto Serif SC" w:eastAsia="Noto Serif SC" w:hAnsi="Noto Serif SC" w:cs="Noto Serif" w:hint="eastAsia"/>
+          <w:sz w:val="20"/>
+          <w:szCs w:val="20"/>
+          <w:lang w:eastAsia="zh-TW"/>
+        </w:rPr>
+        <w:t>拍板</w:t>
+      </w:r>
+      <w:r>
+        <w:rPr>
+          <w:rFonts w:ascii="Noto Serif SC" w:eastAsia="Noto Serif SC" w:hAnsi="Noto Serif SC" w:cs="Noto Serif"/>
+          <w:sz w:val="20"/>
+          <w:szCs w:val="20"/>
+          <w:lang w:eastAsia="zh-TW"/>
+        </w:rPr>
+        <w:t xml:space="preserve"> Clapper</w:t>
+      </w:r>
+    </w:p>
+    <w:p>
+      <w:pPr>
+        <w:ind w:left="720" w:hanging="436"/>
+        <w:rPr>
+          <w:rFonts w:ascii="Noto Serif SC" w:eastAsia="Noto Serif SC" w:hAnsi="Noto Serif SC" w:cs="Noto Serif"/>
+          <w:sz w:val="20"/>
+          <w:szCs w:val="20"/>
+        </w:rPr>
+      </w:pPr>
+      <w:r>
+        <w:rPr>
+          <w:rFonts w:ascii="Noto Serif SC" w:eastAsia="Noto Serif SC" w:hAnsi="Noto Serif SC" w:cs="Noto Serif"/>
+          <w:sz w:val="20"/>
+          <w:szCs w:val="20"/>
+          <w:lang w:val="en-US" w:eastAsia="zh-TW"/>
+        </w:rPr>
+        <w:t xml:space="preserve">III: </w:t>
+      </w:r>
+      <w:r>
+        <w:rPr>
+          <w:rFonts w:ascii="Noto Serif SC" w:eastAsia="Noto Serif SC" w:hAnsi="Noto Serif SC" w:cs="Noto Serif" w:hint="eastAsia"/>
+          <w:sz w:val="20"/>
+          <w:szCs w:val="20"/>
+          <w:lang w:eastAsia="zh-TW"/>
+        </w:rPr>
+        <w:t>大低鑼</w:t>
+      </w:r>
+      <w:r>
+        <w:rPr>
+          <w:rFonts w:ascii="Noto Serif SC" w:eastAsia="Noto Serif SC" w:hAnsi="Noto Serif SC" w:cs="Noto Serif"/>
+          <w:sz w:val="20"/>
+          <w:szCs w:val="20"/>
           <w:lang w:eastAsia="zh-TW"/>
         </w:rPr>
         <w:t xml:space="preserve"> </w:t>
       </w:r>
+      <w:r>
+        <w:rPr>
+          <w:rFonts w:ascii="Noto Serif SC" w:eastAsia="Noto Serif SC" w:hAnsi="Noto Serif SC" w:cs="Noto Serif"/>
+          <w:sz w:val="20"/>
+          <w:szCs w:val="20"/>
+          <w:lang w:eastAsia="zh-TW"/>
+        </w:rPr>
+        <w:t xml:space="preserve">Large </w:t>
+      </w:r>
+      <w:r>
+        <w:rPr>
+          <w:rFonts w:ascii="Noto Serif SC" w:eastAsia="Noto Serif SC" w:hAnsi="Noto Serif SC" w:cs="Noto Serif"/>
+          <w:sz w:val="20"/>
+          <w:szCs w:val="20"/>
+          <w:lang w:eastAsia="zh-TW"/>
+        </w:rPr>
+        <w:t>Tam-ta</w:t>
+      </w:r>
+      <w:r>
+        <w:rPr>
+          <w:rFonts w:ascii="Noto Serif SC" w:eastAsia="Noto Serif SC" w:hAnsi="Noto Serif SC" w:cs="Noto Serif"/>
+          <w:sz w:val="20"/>
+          <w:szCs w:val="20"/>
+          <w:lang w:eastAsia="zh-TW"/>
+        </w:rPr>
+        <w:t>m</w:t>
+      </w:r>
+      <w:r>
+        <w:rPr>
+          <w:rFonts w:ascii="Noto Serif SC" w:eastAsia="Noto Serif SC" w:hAnsi="Noto Serif SC" w:cs="Noto Serif"/>
+          <w:sz w:val="20"/>
+          <w:szCs w:val="20"/>
+          <w:lang w:eastAsia="zh-TW"/>
+        </w:rPr>
+        <w:t xml:space="preserve">, </w:t>
+      </w:r>
+      <w:r>
+        <w:rPr>
+          <w:rFonts w:ascii="Noto Serif SC" w:eastAsia="Noto Serif SC" w:hAnsi="Noto Serif SC" w:cs="Noto Serif" w:hint="eastAsia"/>
+          <w:sz w:val="20"/>
+          <w:szCs w:val="20"/>
+          <w:lang w:eastAsia="zh-TW"/>
+        </w:rPr>
+        <w:t>碰鈴</w:t>
+      </w:r>
+      <w:r>
+        <w:rPr>
+          <w:rFonts w:ascii="Noto Serif SC" w:eastAsia="Noto Serif SC" w:hAnsi="Noto Serif SC" w:cs="Noto Serif"/>
+          <w:sz w:val="20"/>
+          <w:szCs w:val="20"/>
+          <w:lang w:eastAsia="zh-TW"/>
+        </w:rPr>
+        <w:t xml:space="preserve"> </w:t>
+      </w:r>
       <w:proofErr w:type="spellStart"/>
       <w:r>
         <w:rPr>
           <w:rFonts w:ascii="Noto Serif SC" w:eastAsia="Noto Serif SC" w:hAnsi="Noto Serif SC" w:cs="Noto Serif"/>
-          <w:sz w:val="24"/>
-          <w:szCs w:val="24"/>
-          <w:lang w:val="en-US" w:eastAsia="zh-TW"/>
-        </w:rPr>
-        <w:t>Suona</w:t>
+          <w:sz w:val="20"/>
+          <w:szCs w:val="20"/>
+          <w:lang w:eastAsia="zh-TW"/>
+        </w:rPr>
+        <w:t>Pengling</w:t>
       </w:r>
       <w:proofErr w:type="spellEnd"/>
-    </w:p>
-    <w:p>
-      <w:pPr>
-        <w:rPr>
-          <w:rFonts w:ascii="Noto Serif SC" w:eastAsia="Noto Serif SC" w:hAnsi="Noto Serif SC" w:cs="Noto Serif"/>
-          <w:sz w:val="24"/>
-          <w:szCs w:val="24"/>
+      <w:r>
+        <w:rPr>
+          <w:rFonts w:ascii="Noto Serif SC" w:eastAsia="Noto Serif SC" w:hAnsi="Noto Serif SC" w:cs="Noto Serif"/>
+          <w:sz w:val="20"/>
+          <w:szCs w:val="20"/>
+          <w:lang w:eastAsia="zh-TW"/>
+        </w:rPr>
+        <w:t xml:space="preserve">, </w:t>
+      </w:r>
+      <w:r>
+        <w:rPr>
+          <w:rFonts w:ascii="Noto Serif SC" w:eastAsia="Noto Serif SC" w:hAnsi="Noto Serif SC" w:cs="Noto Serif" w:hint="eastAsia"/>
+          <w:sz w:val="20"/>
+          <w:szCs w:val="20"/>
+          <w:lang w:eastAsia="zh-TW"/>
+        </w:rPr>
+        <w:t>大鈸</w:t>
+      </w:r>
+      <w:r>
+        <w:rPr>
+          <w:rFonts w:ascii="Noto Serif SC" w:eastAsia="Noto Serif SC" w:hAnsi="Noto Serif SC" w:cs="Noto Serif"/>
+          <w:sz w:val="20"/>
+          <w:szCs w:val="20"/>
+          <w:lang w:eastAsia="zh-TW"/>
+        </w:rPr>
+        <w:t xml:space="preserve"> Dabo</w:t>
+      </w:r>
+    </w:p>
+    <w:p>
+      <w:pPr>
+        <w:ind w:left="720" w:hanging="436"/>
+        <w:rPr>
+          <w:rFonts w:ascii="Noto Serif SC" w:eastAsia="Noto Serif SC" w:hAnsi="Noto Serif SC" w:cs="Noto Serif"/>
+          <w:sz w:val="20"/>
+          <w:szCs w:val="20"/>
+        </w:rPr>
+      </w:pPr>
+      <w:r>
+        <w:rPr>
+          <w:rFonts w:ascii="Noto Serif SC" w:eastAsia="Noto Serif SC" w:hAnsi="Noto Serif SC" w:cs="Noto Serif"/>
+          <w:sz w:val="20"/>
+          <w:szCs w:val="20"/>
+          <w:lang w:val="en-US" w:eastAsia="zh-TW"/>
+        </w:rPr>
+        <w:t xml:space="preserve">IV: </w:t>
+      </w:r>
+      <w:r>
+        <w:rPr>
+          <w:rFonts w:ascii="Noto Serif SC" w:eastAsia="Noto Serif SC" w:hAnsi="Noto Serif SC" w:cs="Noto Serif" w:hint="eastAsia"/>
+          <w:sz w:val="20"/>
+          <w:szCs w:val="20"/>
+          <w:lang w:eastAsia="zh-TW"/>
+        </w:rPr>
+        <w:t>磬</w:t>
+      </w:r>
+      <w:r>
+        <w:rPr>
+          <w:rFonts w:ascii="Noto Serif SC" w:eastAsia="Noto Serif SC" w:hAnsi="Noto Serif SC" w:cs="Noto Serif"/>
+          <w:sz w:val="20"/>
+          <w:szCs w:val="20"/>
+          <w:lang w:eastAsia="zh-TW"/>
+        </w:rPr>
+        <w:t xml:space="preserve"> Temple Gong, </w:t>
+      </w:r>
+      <w:r>
+        <w:rPr>
+          <w:rFonts w:ascii="Noto Serif SC" w:eastAsia="Noto Serif SC" w:hAnsi="Noto Serif SC" w:cs="Noto Serif" w:hint="eastAsia"/>
+          <w:sz w:val="20"/>
+          <w:szCs w:val="20"/>
+          <w:lang w:eastAsia="zh-TW"/>
+        </w:rPr>
+        <w:t>木琴</w:t>
+      </w:r>
+      <w:r>
+        <w:rPr>
+          <w:rFonts w:ascii="Noto Serif SC" w:eastAsia="Noto Serif SC" w:hAnsi="Noto Serif SC" w:cs="Noto Serif"/>
+          <w:sz w:val="20"/>
+          <w:szCs w:val="20"/>
+          <w:lang w:eastAsia="zh-TW"/>
+        </w:rPr>
+        <w:t xml:space="preserve"> Xylophone, </w:t>
+      </w:r>
+      <w:r>
+        <w:rPr>
+          <w:rFonts w:ascii="Noto Serif SC" w:eastAsia="Noto Serif SC" w:hAnsi="Noto Serif SC" w:cs="Noto Serif" w:hint="eastAsia"/>
+          <w:sz w:val="20"/>
+          <w:szCs w:val="20"/>
+          <w:lang w:eastAsia="zh-TW"/>
+        </w:rPr>
+        <w:t>大低鑼</w:t>
+      </w:r>
+      <w:r>
+        <w:rPr>
+          <w:rFonts w:ascii="Noto Serif SC" w:eastAsia="Noto Serif SC" w:hAnsi="Noto Serif SC" w:cs="Noto Serif"/>
+          <w:sz w:val="20"/>
+          <w:szCs w:val="20"/>
+          <w:lang w:eastAsia="zh-TW"/>
+        </w:rPr>
+        <w:t xml:space="preserve"> </w:t>
+      </w:r>
+      <w:r>
+        <w:rPr>
+          <w:rFonts w:ascii="Noto Serif SC" w:eastAsia="Noto Serif SC" w:hAnsi="Noto Serif SC" w:cs="Noto Serif"/>
+          <w:sz w:val="20"/>
+          <w:szCs w:val="20"/>
+          <w:lang w:eastAsia="zh-TW"/>
+        </w:rPr>
+        <w:t xml:space="preserve">Large Tam-tam, </w:t>
+      </w:r>
+      <w:r>
+        <w:rPr>
+          <w:rFonts w:ascii="Noto Serif SC" w:eastAsia="Noto Serif SC" w:hAnsi="Noto Serif SC" w:cs="Noto Serif" w:hint="eastAsia"/>
+          <w:sz w:val="20"/>
+          <w:szCs w:val="20"/>
+          <w:lang w:eastAsia="zh-TW"/>
+        </w:rPr>
+        <w:t>鋁板琴</w:t>
+      </w:r>
+      <w:r>
+        <w:rPr>
+          <w:rFonts w:ascii="Noto Serif SC" w:eastAsia="Noto Serif SC" w:hAnsi="Noto Serif SC" w:cs="Noto Serif"/>
+          <w:sz w:val="20"/>
+          <w:szCs w:val="20"/>
+          <w:lang w:eastAsia="zh-TW"/>
+        </w:rPr>
+        <w:t xml:space="preserve"> Vibraphone, </w:t>
+      </w:r>
+      <w:r>
+        <w:rPr>
+          <w:rFonts w:ascii="Noto Serif SC" w:eastAsia="Noto Serif SC" w:hAnsi="Noto Serif SC" w:cs="Noto Serif" w:hint="eastAsia"/>
+          <w:sz w:val="20"/>
+          <w:szCs w:val="20"/>
+          <w:lang w:eastAsia="zh-TW"/>
+        </w:rPr>
+        <w:t>小鈸</w:t>
+      </w:r>
+      <w:r>
+        <w:rPr>
+          <w:rFonts w:ascii="Noto Serif SC" w:eastAsia="Noto Serif SC" w:hAnsi="Noto Serif SC" w:cs="Noto Serif"/>
+          <w:sz w:val="20"/>
+          <w:szCs w:val="20"/>
+          <w:lang w:eastAsia="zh-TW"/>
+        </w:rPr>
+        <w:t xml:space="preserve"> Xiaobo</w:t>
+      </w:r>
+    </w:p>
+    <w:p>
+      <w:pPr>
+        <w:ind w:left="720" w:hanging="436"/>
+        <w:rPr>
+          <w:rFonts w:ascii="Noto Serif SC" w:eastAsia="Noto Serif SC" w:hAnsi="Noto Serif SC" w:cs="Noto Serif"/>
+          <w:sz w:val="20"/>
+          <w:szCs w:val="20"/>
           <w:lang w:val="en-US"/>
         </w:rPr>
       </w:pPr>
       <w:r>
         <w:rPr>
           <w:rFonts w:ascii="Noto Serif SC" w:eastAsia="Noto Serif SC" w:hAnsi="Noto Serif SC" w:cs="Noto Serif"/>
-          <w:sz w:val="24"/>
-          <w:szCs w:val="24"/>
-          <w:lang w:val="en-US" w:eastAsia="zh-TW"/>
-        </w:rPr>
-        <w:t>1</w:t>
+          <w:sz w:val="20"/>
+          <w:szCs w:val="20"/>
+          <w:lang w:val="en-US" w:eastAsia="zh-TW"/>
+        </w:rPr>
+        <w:t xml:space="preserve">V: </w:t>
       </w:r>
       <w:r>
         <w:rPr>
           <w:rFonts w:ascii="Noto Serif SC" w:eastAsia="Noto Serif SC" w:hAnsi="Noto Serif SC" w:cs="Noto Serif" w:hint="eastAsia"/>
-          <w:sz w:val="24"/>
-          <w:szCs w:val="24"/>
-          <w:lang w:eastAsia="zh-TW"/>
-        </w:rPr>
-        <w:t>低音嗩吶</w:t>
-      </w:r>
-      <w:r>
-        <w:rPr>
-          <w:rFonts w:ascii="Noto Serif SC" w:eastAsia="Noto Serif SC" w:hAnsi="Noto Serif SC" w:cs="Noto Serif"/>
-          <w:sz w:val="24"/>
-          <w:szCs w:val="24"/>
+          <w:sz w:val="20"/>
+          <w:szCs w:val="20"/>
+          <w:lang w:eastAsia="zh-TW"/>
+        </w:rPr>
+        <w:t>大鈸</w:t>
+      </w:r>
+      <w:r>
+        <w:rPr>
+          <w:rFonts w:ascii="Noto Serif SC" w:eastAsia="Noto Serif SC" w:hAnsi="Noto Serif SC" w:cs="Noto Serif"/>
+          <w:sz w:val="20"/>
+          <w:szCs w:val="20"/>
+          <w:lang w:eastAsia="zh-TW"/>
+        </w:rPr>
+        <w:t xml:space="preserve"> Dabo, </w:t>
+      </w:r>
+      <w:r>
+        <w:rPr>
+          <w:rFonts w:ascii="Noto Serif SC" w:eastAsia="Noto Serif SC" w:hAnsi="Noto Serif SC" w:cs="Noto Serif" w:hint="eastAsia"/>
+          <w:sz w:val="20"/>
+          <w:szCs w:val="20"/>
+          <w:lang w:eastAsia="zh-TW"/>
+        </w:rPr>
+        <w:t>鋼片琴</w:t>
+      </w:r>
+      <w:r>
+        <w:rPr>
+          <w:rFonts w:ascii="Noto Serif SC" w:eastAsia="Noto Serif SC" w:hAnsi="Noto Serif SC" w:cs="Noto Serif"/>
+          <w:sz w:val="20"/>
+          <w:szCs w:val="20"/>
+          <w:lang w:eastAsia="zh-TW"/>
+        </w:rPr>
+        <w:t xml:space="preserve"> Glockenspiel, </w:t>
+      </w:r>
+      <w:r>
+        <w:rPr>
+          <w:rFonts w:ascii="Noto Serif SC" w:eastAsia="Noto Serif SC" w:hAnsi="Noto Serif SC" w:cs="Noto Serif" w:hint="eastAsia"/>
+          <w:sz w:val="20"/>
+          <w:szCs w:val="20"/>
+          <w:lang w:eastAsia="zh-TW"/>
+        </w:rPr>
+        <w:t>小鑼</w:t>
+      </w:r>
+      <w:r>
+        <w:rPr>
+          <w:rFonts w:ascii="Noto Serif SC" w:eastAsia="Noto Serif SC" w:hAnsi="Noto Serif SC" w:cs="Noto Serif"/>
+          <w:sz w:val="20"/>
+          <w:szCs w:val="20"/>
           <w:lang w:eastAsia="zh-TW"/>
         </w:rPr>
         <w:t xml:space="preserve"> </w:t>
       </w:r>
-      <w:r>
-        <w:rPr>
-          <w:rFonts w:ascii="Noto Serif SC" w:eastAsia="Noto Serif SC" w:hAnsi="Noto Serif SC" w:cs="Noto Serif"/>
-          <w:sz w:val="24"/>
-          <w:szCs w:val="24"/>
-          <w:lang w:val="en-US" w:eastAsia="zh-TW"/>
-        </w:rPr>
-        <w:t xml:space="preserve">1 </w:t>
-      </w:r>
       <w:proofErr w:type="spellStart"/>
       <w:r>
         <w:rPr>
           <w:rFonts w:ascii="Noto Serif SC" w:eastAsia="Noto Serif SC" w:hAnsi="Noto Serif SC" w:cs="Noto Serif"/>
-          <w:sz w:val="24"/>
-          <w:szCs w:val="24"/>
-          <w:lang w:eastAsia="zh-TW"/>
-        </w:rPr>
-        <w:t>Diyin</w:t>
+          <w:sz w:val="20"/>
+          <w:szCs w:val="20"/>
+          <w:lang w:eastAsia="zh-TW"/>
+        </w:rPr>
+        <w:t>Xiaoluo</w:t>
       </w:r>
       <w:proofErr w:type="spellEnd"/>
-      <w:r>
-        <w:rPr>
-          <w:rFonts w:ascii="Noto Serif SC" w:eastAsia="Noto Serif SC" w:hAnsi="Noto Serif SC" w:cs="Noto Serif"/>
-          <w:sz w:val="24"/>
-          <w:szCs w:val="24"/>
-          <w:lang w:eastAsia="zh-TW"/>
-        </w:rPr>
-        <w:t xml:space="preserve"> </w:t>
-      </w:r>
-      <w:proofErr w:type="spellStart"/>
-      <w:r>
-        <w:rPr>
-          <w:rFonts w:ascii="Noto Serif SC" w:eastAsia="Noto Serif SC" w:hAnsi="Noto Serif SC" w:cs="Noto Serif"/>
-          <w:sz w:val="24"/>
-          <w:szCs w:val="24"/>
-          <w:lang w:eastAsia="zh-TW"/>
-        </w:rPr>
-        <w:t>Suona</w:t>
-      </w:r>
-      <w:proofErr w:type="spellEnd"/>
     </w:p>
     <w:p>
       <w:pPr>
@@ -4606,15 +5746,16 @@
           <w:lang w:val="en-US"/>
         </w:rPr>
       </w:pPr>
-      <w:r>
-        <w:rPr>
-          <w:rFonts w:ascii="Noto Serif SC" w:eastAsia="Noto Serif SC" w:hAnsi="Noto Serif SC" w:cs="Noto Serif"/>
-          <w:sz w:val="24"/>
-          <w:szCs w:val="24"/>
-          <w:lang w:val="en-US" w:eastAsia="zh-TW"/>
-        </w:rPr>
-        <w:t>1</w:t>
-      </w:r>
+    </w:p>
+    <w:p>
+      <w:pPr>
+        <w:rPr>
+          <w:rFonts w:ascii="Noto Serif SC" w:eastAsia="Noto Serif SC" w:hAnsi="Noto Serif SC" w:cs="Noto Serif"/>
+          <w:sz w:val="24"/>
+          <w:szCs w:val="24"/>
+          <w:lang w:val="en-US"/>
+        </w:rPr>
+      </w:pPr>
       <w:r>
         <w:rPr>
           <w:rFonts w:ascii="Noto Serif SC" w:eastAsia="Noto Serif SC" w:hAnsi="Noto Serif SC" w:cs="Noto Serif" w:hint="eastAsia"/>
@@ -4622,34 +5763,53 @@
           <w:szCs w:val="24"/>
           <w:lang w:val="en-US" w:eastAsia="zh-TW"/>
         </w:rPr>
-        <w:t>管</w:t>
-      </w:r>
-      <w:r>
-        <w:rPr>
-          <w:rFonts w:ascii="Noto Serif SC" w:eastAsia="Noto Serif SC" w:hAnsi="Noto Serif SC" w:cs="Noto Serif"/>
-          <w:sz w:val="24"/>
-          <w:szCs w:val="24"/>
-          <w:lang w:val="en-US" w:eastAsia="zh-TW"/>
-        </w:rPr>
-        <w:t xml:space="preserve"> </w:t>
-      </w:r>
-      <w:r>
-        <w:rPr>
-          <w:rFonts w:ascii="Noto Serif SC" w:eastAsia="Noto Serif SC" w:hAnsi="Noto Serif SC" w:cs="Noto Serif"/>
-          <w:sz w:val="24"/>
-          <w:szCs w:val="24"/>
-          <w:lang w:val="en-US" w:eastAsia="zh-TW"/>
-        </w:rPr>
-        <w:t xml:space="preserve">1 </w:t>
-      </w:r>
-      <w:r>
-        <w:rPr>
-          <w:rFonts w:ascii="Noto Serif SC" w:eastAsia="Noto Serif SC" w:hAnsi="Noto Serif SC" w:cs="Noto Serif"/>
-          <w:sz w:val="24"/>
-          <w:szCs w:val="24"/>
-          <w:lang w:val="en-US" w:eastAsia="zh-TW"/>
-        </w:rPr>
-        <w:t>Guan</w:t>
+        <w:t>高胡</w:t>
+      </w:r>
+      <w:r>
+        <w:rPr>
+          <w:rFonts w:ascii="Noto Serif SC" w:eastAsia="Noto Serif SC" w:hAnsi="Noto Serif SC" w:cs="Noto Serif"/>
+          <w:sz w:val="24"/>
+          <w:szCs w:val="24"/>
+          <w:lang w:val="en-US" w:eastAsia="zh-TW"/>
+        </w:rPr>
+        <w:t xml:space="preserve"> Gaohu</w:t>
+      </w:r>
+    </w:p>
+    <w:p>
+      <w:pPr>
+        <w:rPr>
+          <w:rFonts w:ascii="Noto Serif SC" w:eastAsia="Noto Serif SC" w:hAnsi="Noto Serif SC" w:cs="Noto Serif"/>
+          <w:sz w:val="24"/>
+          <w:szCs w:val="24"/>
+          <w:lang w:val="en-US" w:eastAsia="zh-TW"/>
+        </w:rPr>
+      </w:pPr>
+      <w:r>
+        <w:rPr>
+          <w:rFonts w:ascii="Noto Serif SC" w:eastAsia="Noto Serif SC" w:hAnsi="Noto Serif SC" w:cs="Noto Serif" w:hint="eastAsia"/>
+          <w:sz w:val="24"/>
+          <w:szCs w:val="24"/>
+          <w:lang w:val="en-US" w:eastAsia="zh-TW"/>
+        </w:rPr>
+        <w:t>二胡</w:t>
+      </w:r>
+      <w:r>
+        <w:rPr>
+          <w:rFonts w:ascii="Noto Serif SC" w:eastAsia="Noto Serif SC" w:hAnsi="Noto Serif SC" w:cs="Noto Serif"/>
+          <w:sz w:val="24"/>
+          <w:szCs w:val="24"/>
+          <w:lang w:val="en-US" w:eastAsia="zh-TW"/>
+        </w:rPr>
+        <w:t xml:space="preserve"> Erhu</w:t>
+      </w:r>
+      <w:r>
+        <w:rPr>
+          <w:rFonts w:ascii="Noto Serif SC" w:eastAsia="Noto Serif SC" w:hAnsi="Noto Serif SC" w:cs="Noto Serif"/>
+          <w:sz w:val="24"/>
+          <w:szCs w:val="24"/>
+          <w:lang w:val="en-US" w:eastAsia="zh-TW"/>
+        </w:rPr>
+        <w:t xml:space="preserve"> I</w:t>
       </w:r>
     </w:p>
     <w:p>
@@ -4661,25 +5821,52 @@
           <w:lang w:val="en-US"/>
         </w:rPr>
       </w:pPr>
-    </w:p>
-    <w:p>
-      <w:pPr>
+      <w:r>
+        <w:rPr>
+          <w:rFonts w:ascii="Noto Serif SC" w:eastAsia="Noto Serif SC" w:hAnsi="Noto Serif SC" w:cs="Noto Serif" w:hint="eastAsia"/>
+          <w:sz w:val="24"/>
+          <w:szCs w:val="24"/>
+          <w:lang w:val="en-US" w:eastAsia="zh-TW"/>
+        </w:rPr>
+        <w:t>二胡</w:t>
+      </w:r>
+      <w:r>
+        <w:rPr>
+          <w:rFonts w:ascii="Noto Serif SC" w:eastAsia="Noto Serif SC" w:hAnsi="Noto Serif SC" w:cs="Noto Serif"/>
+          <w:sz w:val="24"/>
+          <w:szCs w:val="24"/>
+          <w:lang w:val="en-US" w:eastAsia="zh-TW"/>
+        </w:rPr>
+        <w:t xml:space="preserve"> Erhu</w:t>
+      </w:r>
+      <w:r>
+        <w:rPr>
+          <w:rFonts w:ascii="Noto Serif SC" w:eastAsia="Noto Serif SC" w:hAnsi="Noto Serif SC" w:cs="Noto Serif"/>
+          <w:sz w:val="24"/>
+          <w:szCs w:val="24"/>
+          <w:lang w:val="en-US" w:eastAsia="zh-TW"/>
+        </w:rPr>
+        <w:t xml:space="preserve"> I</w:t>
+      </w:r>
+      <w:r>
         <w:rPr>
           <w:rFonts w:ascii="Noto Serif SC" w:eastAsia="Noto Serif SC" w:hAnsi="Noto Serif SC" w:cs="Noto Serif"/>
           <w:sz w:val="24"/>
           <w:szCs w:val="24"/>
           <w:lang w:val="en-US"/>
         </w:rPr>
-      </w:pPr>
-      <w:r>
-        <w:rPr>
-          <w:rFonts w:ascii="Noto Serif SC" w:eastAsia="Noto Serif SC" w:hAnsi="Noto Serif SC" w:cs="Noto Serif"/>
-          <w:sz w:val="24"/>
-          <w:szCs w:val="24"/>
-          <w:lang w:val="en-US" w:eastAsia="zh-TW"/>
-        </w:rPr>
-        <w:t>1</w:t>
-      </w:r>
+        <w:t>I</w:t>
+      </w:r>
+    </w:p>
+    <w:p>
+      <w:pPr>
+        <w:rPr>
+          <w:rFonts w:ascii="Noto Serif SC" w:eastAsia="Noto Serif SC" w:hAnsi="Noto Serif SC" w:cs="Noto Serif"/>
+          <w:sz w:val="24"/>
+          <w:szCs w:val="24"/>
+          <w:lang w:val="en-US"/>
+        </w:rPr>
+      </w:pPr>
       <w:r>
         <w:rPr>
           <w:rFonts w:ascii="Noto Serif SC" w:eastAsia="Noto Serif SC" w:hAnsi="Noto Serif SC" w:cs="Noto Serif" w:hint="eastAsia"/>
@@ -4687,43 +5874,16 @@
           <w:szCs w:val="24"/>
           <w:lang w:val="en-US" w:eastAsia="zh-TW"/>
         </w:rPr>
-        <w:t>揚琴</w:t>
-      </w:r>
-      <w:r>
-        <w:rPr>
-          <w:rFonts w:ascii="Noto Serif SC" w:eastAsia="Noto Serif SC" w:hAnsi="Noto Serif SC" w:cs="Noto Serif"/>
-          <w:sz w:val="24"/>
-          <w:szCs w:val="24"/>
-          <w:lang w:val="en-US" w:eastAsia="zh-TW"/>
-        </w:rPr>
-        <w:t xml:space="preserve"> </w:t>
-      </w:r>
-      <w:r>
-        <w:rPr>
-          <w:rFonts w:ascii="Noto Serif SC" w:eastAsia="Noto Serif SC" w:hAnsi="Noto Serif SC" w:cs="Noto Serif"/>
-          <w:sz w:val="24"/>
-          <w:szCs w:val="24"/>
-          <w:lang w:val="en-US" w:eastAsia="zh-TW"/>
-        </w:rPr>
-        <w:t>1</w:t>
-      </w:r>
-      <w:r>
-        <w:rPr>
-          <w:rFonts w:ascii="Noto Serif SC" w:eastAsia="Noto Serif SC" w:hAnsi="Noto Serif SC" w:cs="Noto Serif"/>
-          <w:sz w:val="24"/>
-          <w:szCs w:val="24"/>
-          <w:lang w:val="en-US" w:eastAsia="zh-TW"/>
-        </w:rPr>
-        <w:t xml:space="preserve"> </w:t>
-      </w:r>
-      <w:r>
-        <w:rPr>
-          <w:rFonts w:ascii="Noto Serif SC" w:eastAsia="Noto Serif SC" w:hAnsi="Noto Serif SC" w:cs="Noto Serif"/>
-          <w:sz w:val="24"/>
-          <w:szCs w:val="24"/>
-          <w:lang w:val="en-US" w:eastAsia="zh-TW"/>
-        </w:rPr>
-        <w:t>Yangqin</w:t>
+        <w:t>中胡</w:t>
+      </w:r>
+      <w:r>
+        <w:rPr>
+          <w:rFonts w:ascii="Noto Serif SC" w:eastAsia="Noto Serif SC" w:hAnsi="Noto Serif SC" w:cs="Noto Serif"/>
+          <w:sz w:val="24"/>
+          <w:szCs w:val="24"/>
+          <w:lang w:val="en-US" w:eastAsia="zh-TW"/>
+        </w:rPr>
+        <w:t xml:space="preserve"> Zhonghu</w:t>
       </w:r>
     </w:p>
     <w:p>
@@ -4737,51 +5897,22 @@
       </w:pPr>
       <w:r>
         <w:rPr>
-          <w:rFonts w:ascii="Noto Serif SC" w:eastAsia="Noto Serif SC" w:hAnsi="Noto Serif SC" w:cs="Noto Serif"/>
-          <w:sz w:val="24"/>
-          <w:szCs w:val="24"/>
-          <w:lang w:val="en-US" w:eastAsia="zh-TW"/>
-        </w:rPr>
-        <w:t>1</w:t>
-      </w:r>
-      <w:r>
-        <w:rPr>
           <w:rFonts w:ascii="Noto Serif SC" w:eastAsia="Noto Serif SC" w:hAnsi="Noto Serif SC" w:cs="Noto Serif" w:hint="eastAsia"/>
           <w:sz w:val="24"/>
           <w:szCs w:val="24"/>
           <w:lang w:val="en-US" w:eastAsia="zh-TW"/>
         </w:rPr>
-        <w:t>柳琴</w:t>
-      </w:r>
-      <w:r>
-        <w:rPr>
-          <w:rFonts w:ascii="Noto Serif SC" w:eastAsia="Noto Serif SC" w:hAnsi="Noto Serif SC" w:cs="Noto Serif"/>
-          <w:sz w:val="24"/>
-          <w:szCs w:val="24"/>
-          <w:lang w:val="en-US" w:eastAsia="zh-TW"/>
-        </w:rPr>
-        <w:t xml:space="preserve"> </w:t>
-      </w:r>
-      <w:r>
-        <w:rPr>
-          <w:rFonts w:ascii="Noto Serif SC" w:eastAsia="Noto Serif SC" w:hAnsi="Noto Serif SC" w:cs="Noto Serif"/>
-          <w:sz w:val="24"/>
-          <w:szCs w:val="24"/>
-          <w:lang w:val="en-US" w:eastAsia="zh-TW"/>
-        </w:rPr>
-        <w:t xml:space="preserve">1 </w:t>
-      </w:r>
-      <w:proofErr w:type="spellStart"/>
-      <w:r>
-        <w:rPr>
-          <w:rFonts w:ascii="Noto Serif SC" w:eastAsia="Noto Serif SC" w:hAnsi="Noto Serif SC" w:cs="Noto Serif"/>
-          <w:sz w:val="24"/>
-          <w:szCs w:val="24"/>
-          <w:lang w:val="en-US" w:eastAsia="zh-TW"/>
-        </w:rPr>
-        <w:t>Liuqin</w:t>
-      </w:r>
-      <w:proofErr w:type="spellEnd"/>
+        <w:t>大提琴</w:t>
+      </w:r>
+      <w:r>
+        <w:rPr>
+          <w:rFonts w:ascii="Noto Serif SC" w:eastAsia="Noto Serif SC" w:hAnsi="Noto Serif SC" w:cs="Noto Serif"/>
+          <w:sz w:val="24"/>
+          <w:szCs w:val="24"/>
+          <w:lang w:val="en-US" w:eastAsia="zh-TW"/>
+        </w:rPr>
+        <w:t xml:space="preserve"> Violoncello</w:t>
+      </w:r>
     </w:p>
     <w:p>
       <w:pPr>
@@ -4794,1154 +5925,11 @@
       </w:pPr>
       <w:r>
         <w:rPr>
-          <w:rFonts w:ascii="Noto Serif SC" w:eastAsia="Noto Serif SC" w:hAnsi="Noto Serif SC" w:cs="Noto Serif"/>
-          <w:sz w:val="24"/>
-          <w:szCs w:val="24"/>
-          <w:lang w:val="en-US" w:eastAsia="zh-TW"/>
-        </w:rPr>
-        <w:t>4</w:t>
-      </w:r>
-      <w:r>
-        <w:rPr>
           <w:rFonts w:ascii="Noto Serif SC" w:eastAsia="Noto Serif SC" w:hAnsi="Noto Serif SC" w:cs="Noto Serif" w:hint="eastAsia"/>
           <w:sz w:val="24"/>
           <w:szCs w:val="24"/>
           <w:lang w:val="en-US" w:eastAsia="zh-TW"/>
         </w:rPr>
-        <w:t>琵琶</w:t>
-      </w:r>
-      <w:r>
-        <w:rPr>
-          <w:rFonts w:ascii="Noto Serif SC" w:eastAsia="Noto Serif SC" w:hAnsi="Noto Serif SC" w:cs="Noto Serif"/>
-          <w:sz w:val="24"/>
-          <w:szCs w:val="24"/>
-          <w:lang w:val="en-US" w:eastAsia="zh-TW"/>
-        </w:rPr>
-        <w:t xml:space="preserve"> </w:t>
-      </w:r>
-      <w:r>
-        <w:rPr>
-          <w:rFonts w:ascii="Noto Serif SC" w:eastAsia="Noto Serif SC" w:hAnsi="Noto Serif SC" w:cs="Noto Serif"/>
-          <w:sz w:val="24"/>
-          <w:szCs w:val="24"/>
-          <w:lang w:val="en-US" w:eastAsia="zh-TW"/>
-        </w:rPr>
-        <w:t xml:space="preserve">4 </w:t>
-      </w:r>
-      <w:r>
-        <w:rPr>
-          <w:rFonts w:ascii="Noto Serif SC" w:eastAsia="Noto Serif SC" w:hAnsi="Noto Serif SC" w:cs="Noto Serif"/>
-          <w:sz w:val="24"/>
-          <w:szCs w:val="24"/>
-          <w:lang w:val="en-US" w:eastAsia="zh-TW"/>
-        </w:rPr>
-        <w:t>Pipa</w:t>
-      </w:r>
-    </w:p>
-    <w:p>
-      <w:pPr>
-        <w:rPr>
-          <w:rFonts w:ascii="Noto Serif SC" w:eastAsia="Noto Serif SC" w:hAnsi="Noto Serif SC" w:cs="Noto Serif"/>
-          <w:sz w:val="24"/>
-          <w:szCs w:val="24"/>
-          <w:lang w:val="en-US"/>
-        </w:rPr>
-      </w:pPr>
-      <w:r>
-        <w:rPr>
-          <w:rFonts w:ascii="Noto Serif SC" w:eastAsia="Noto Serif SC" w:hAnsi="Noto Serif SC" w:cs="Noto Serif"/>
-          <w:sz w:val="24"/>
-          <w:szCs w:val="24"/>
-          <w:lang w:val="en-US" w:eastAsia="zh-TW"/>
-        </w:rPr>
-        <w:t>1</w:t>
-      </w:r>
-      <w:r>
-        <w:rPr>
-          <w:rFonts w:ascii="Noto Serif SC" w:eastAsia="Noto Serif SC" w:hAnsi="Noto Serif SC" w:cs="Noto Serif" w:hint="eastAsia"/>
-          <w:sz w:val="24"/>
-          <w:szCs w:val="24"/>
-          <w:lang w:val="en-US" w:eastAsia="zh-TW"/>
-        </w:rPr>
-        <w:t>中阮</w:t>
-      </w:r>
-      <w:r>
-        <w:rPr>
-          <w:rFonts w:ascii="Noto Serif SC" w:eastAsia="Noto Serif SC" w:hAnsi="Noto Serif SC" w:cs="Noto Serif"/>
-          <w:sz w:val="24"/>
-          <w:szCs w:val="24"/>
-          <w:lang w:val="en-US" w:eastAsia="zh-TW"/>
-        </w:rPr>
-        <w:t xml:space="preserve"> </w:t>
-      </w:r>
-      <w:r>
-        <w:rPr>
-          <w:rFonts w:ascii="Noto Serif SC" w:eastAsia="Noto Serif SC" w:hAnsi="Noto Serif SC" w:cs="Noto Serif"/>
-          <w:sz w:val="24"/>
-          <w:szCs w:val="24"/>
-          <w:lang w:val="en-US" w:eastAsia="zh-TW"/>
-        </w:rPr>
-        <w:t xml:space="preserve">1 </w:t>
-      </w:r>
-      <w:r>
-        <w:rPr>
-          <w:rFonts w:ascii="Noto Serif SC" w:eastAsia="Noto Serif SC" w:hAnsi="Noto Serif SC" w:cs="Noto Serif"/>
-          <w:sz w:val="24"/>
-          <w:szCs w:val="24"/>
-          <w:lang w:val="en-US" w:eastAsia="zh-TW"/>
-        </w:rPr>
-        <w:t>Zhongruan</w:t>
-      </w:r>
-    </w:p>
-    <w:p>
-      <w:pPr>
-        <w:rPr>
-          <w:rFonts w:ascii="Noto Serif SC" w:eastAsia="Noto Serif SC" w:hAnsi="Noto Serif SC" w:cs="Noto Serif"/>
-          <w:sz w:val="24"/>
-          <w:szCs w:val="24"/>
-          <w:lang w:val="en-US"/>
-        </w:rPr>
-      </w:pPr>
-      <w:r>
-        <w:rPr>
-          <w:rFonts w:ascii="Noto Serif SC" w:eastAsia="Noto Serif SC" w:hAnsi="Noto Serif SC" w:cs="Noto Serif"/>
-          <w:sz w:val="24"/>
-          <w:szCs w:val="24"/>
-          <w:lang w:val="en-US" w:eastAsia="zh-TW"/>
-        </w:rPr>
-        <w:t xml:space="preserve">1 </w:t>
-      </w:r>
-      <w:r>
-        <w:rPr>
-          <w:rFonts w:ascii="Noto Serif SC" w:eastAsia="Noto Serif SC" w:hAnsi="Noto Serif SC" w:cs="Noto Serif" w:hint="eastAsia"/>
-          <w:sz w:val="24"/>
-          <w:szCs w:val="24"/>
-          <w:lang w:eastAsia="zh-TW"/>
-        </w:rPr>
-        <w:t>三弦</w:t>
-      </w:r>
-      <w:r>
-        <w:rPr>
-          <w:rFonts w:ascii="Noto Serif SC" w:eastAsia="Noto Serif SC" w:hAnsi="Noto Serif SC" w:cs="Noto Serif"/>
-          <w:sz w:val="24"/>
-          <w:szCs w:val="24"/>
-          <w:lang w:val="en-US" w:eastAsia="zh-TW"/>
-        </w:rPr>
-        <w:t xml:space="preserve"> </w:t>
-      </w:r>
-      <w:r>
-        <w:rPr>
-          <w:rFonts w:ascii="Noto Serif SC" w:eastAsia="Noto Serif SC" w:hAnsi="Noto Serif SC" w:cs="Noto Serif"/>
-          <w:sz w:val="24"/>
-          <w:szCs w:val="24"/>
-          <w:lang w:val="en-US" w:eastAsia="zh-TW"/>
-        </w:rPr>
-        <w:t>1 S</w:t>
-      </w:r>
-      <w:r>
-        <w:rPr>
-          <w:rFonts w:ascii="Noto Serif SC" w:eastAsia="Noto Serif SC" w:hAnsi="Noto Serif SC" w:cs="Noto Serif"/>
-          <w:sz w:val="24"/>
-          <w:szCs w:val="24"/>
-          <w:lang w:val="en-US" w:eastAsia="zh-TW"/>
-        </w:rPr>
-        <w:t>anxian</w:t>
-      </w:r>
-    </w:p>
-    <w:p>
-      <w:pPr>
-        <w:rPr>
-          <w:rFonts w:ascii="Noto Serif SC" w:eastAsia="Noto Serif SC" w:hAnsi="Noto Serif SC" w:cs="Noto Serif"/>
-          <w:sz w:val="24"/>
-          <w:szCs w:val="24"/>
-          <w:lang w:val="en-US"/>
-        </w:rPr>
-      </w:pPr>
-      <w:r>
-        <w:rPr>
-          <w:rFonts w:ascii="Noto Serif SC" w:eastAsia="Noto Serif SC" w:hAnsi="Noto Serif SC" w:cs="Noto Serif"/>
-          <w:sz w:val="24"/>
-          <w:szCs w:val="24"/>
-          <w:lang w:val="en-US" w:eastAsia="zh-TW"/>
-        </w:rPr>
-        <w:t xml:space="preserve">1  </w:t>
-      </w:r>
-      <w:r>
-        <w:rPr>
-          <w:rFonts w:ascii="Noto Serif SC" w:eastAsia="Noto Serif SC" w:hAnsi="Noto Serif SC" w:cs="Noto Serif" w:hint="eastAsia"/>
-          <w:sz w:val="24"/>
-          <w:szCs w:val="24"/>
-          <w:lang w:val="en-US" w:eastAsia="zh-TW"/>
-        </w:rPr>
-        <w:t>大阮</w:t>
-      </w:r>
-      <w:r>
-        <w:rPr>
-          <w:rFonts w:ascii="Noto Serif SC" w:eastAsia="Noto Serif SC" w:hAnsi="Noto Serif SC" w:cs="Noto Serif"/>
-          <w:sz w:val="24"/>
-          <w:szCs w:val="24"/>
-          <w:lang w:val="en-US" w:eastAsia="zh-TW"/>
-        </w:rPr>
-        <w:t xml:space="preserve"> </w:t>
-      </w:r>
-      <w:r>
-        <w:rPr>
-          <w:rFonts w:ascii="Noto Serif SC" w:eastAsia="Noto Serif SC" w:hAnsi="Noto Serif SC" w:cs="Noto Serif"/>
-          <w:sz w:val="24"/>
-          <w:szCs w:val="24"/>
-          <w:lang w:val="en-US" w:eastAsia="zh-TW"/>
-        </w:rPr>
-        <w:t xml:space="preserve">1 </w:t>
-      </w:r>
-      <w:r>
-        <w:rPr>
-          <w:rFonts w:ascii="Noto Serif SC" w:eastAsia="Noto Serif SC" w:hAnsi="Noto Serif SC" w:cs="Noto Serif"/>
-          <w:sz w:val="24"/>
-          <w:szCs w:val="24"/>
-          <w:lang w:val="en-US" w:eastAsia="zh-TW"/>
-        </w:rPr>
-        <w:t>Daruan</w:t>
-      </w:r>
-    </w:p>
-    <w:p>
-      <w:pPr>
-        <w:rPr>
-          <w:rFonts w:ascii="Noto Serif SC" w:eastAsia="Noto Serif SC" w:hAnsi="Noto Serif SC" w:cs="Noto Serif"/>
-          <w:sz w:val="24"/>
-          <w:szCs w:val="24"/>
-          <w:lang w:val="en-US"/>
-        </w:rPr>
-      </w:pPr>
-      <w:r>
-        <w:rPr>
-          <w:rFonts w:ascii="Noto Serif SC" w:eastAsia="Noto Serif SC" w:hAnsi="Noto Serif SC" w:cs="Noto Serif"/>
-          <w:sz w:val="24"/>
-          <w:szCs w:val="24"/>
-          <w:lang w:val="en-US" w:eastAsia="zh-TW"/>
-        </w:rPr>
-        <w:t xml:space="preserve">1 </w:t>
-      </w:r>
-      <w:r>
-        <w:rPr>
-          <w:rFonts w:ascii="Noto Serif SC" w:eastAsia="Noto Serif SC" w:hAnsi="Noto Serif SC" w:cs="Noto Serif" w:hint="eastAsia"/>
-          <w:sz w:val="24"/>
-          <w:szCs w:val="24"/>
-          <w:lang w:eastAsia="zh-TW"/>
-        </w:rPr>
-        <w:t>古箏</w:t>
-      </w:r>
-      <w:r>
-        <w:rPr>
-          <w:rFonts w:ascii="Noto Serif SC" w:eastAsia="Noto Serif SC" w:hAnsi="Noto Serif SC" w:cs="Noto Serif"/>
-          <w:sz w:val="24"/>
-          <w:szCs w:val="24"/>
-          <w:lang w:val="en-US" w:eastAsia="zh-TW"/>
-        </w:rPr>
-        <w:t xml:space="preserve"> </w:t>
-      </w:r>
-      <w:r>
-        <w:rPr>
-          <w:rFonts w:ascii="Noto Serif SC" w:eastAsia="Noto Serif SC" w:hAnsi="Noto Serif SC" w:cs="Noto Serif"/>
-          <w:sz w:val="24"/>
-          <w:szCs w:val="24"/>
-          <w:lang w:val="en-US" w:eastAsia="zh-TW"/>
-        </w:rPr>
-        <w:t xml:space="preserve">1 </w:t>
-      </w:r>
-      <w:r>
-        <w:rPr>
-          <w:rFonts w:ascii="Noto Serif SC" w:eastAsia="Noto Serif SC" w:hAnsi="Noto Serif SC" w:cs="Noto Serif"/>
-          <w:sz w:val="24"/>
-          <w:szCs w:val="24"/>
-          <w:lang w:val="en-US" w:eastAsia="zh-TW"/>
-        </w:rPr>
-        <w:t>Guzheng</w:t>
-      </w:r>
-    </w:p>
-    <w:p>
-      <w:pPr>
-        <w:rPr>
-          <w:rFonts w:ascii="Noto Serif SC" w:eastAsia="Noto Serif SC" w:hAnsi="Noto Serif SC" w:cs="Noto Serif"/>
-          <w:sz w:val="24"/>
-          <w:szCs w:val="24"/>
-          <w:lang w:val="en-US"/>
-        </w:rPr>
-      </w:pPr>
-    </w:p>
-    <w:p>
-      <w:pPr>
-        <w:rPr>
-          <w:rFonts w:ascii="Noto Serif SC" w:eastAsia="Noto Serif SC" w:hAnsi="Noto Serif SC" w:cs="Noto Serif"/>
-          <w:sz w:val="24"/>
-          <w:szCs w:val="24"/>
-          <w:lang w:val="en-US"/>
-        </w:rPr>
-      </w:pPr>
-      <w:r>
-        <w:rPr>
-          <w:rFonts w:ascii="Noto Serif SC" w:eastAsia="Noto Serif SC" w:hAnsi="Noto Serif SC" w:cs="Noto Serif"/>
-          <w:sz w:val="24"/>
-          <w:szCs w:val="24"/>
-          <w:lang w:val="en-US" w:eastAsia="zh-TW"/>
-        </w:rPr>
-        <w:t>1</w:t>
-      </w:r>
-      <w:r>
-        <w:rPr>
-          <w:rFonts w:ascii="Noto Serif SC" w:eastAsia="Noto Serif SC" w:hAnsi="Noto Serif SC" w:cs="Noto Serif" w:hint="eastAsia"/>
-          <w:sz w:val="24"/>
-          <w:szCs w:val="24"/>
-          <w:lang w:eastAsia="zh-TW"/>
-        </w:rPr>
-        <w:t>定音鼓</w:t>
-      </w:r>
-      <w:r>
-        <w:rPr>
-          <w:rFonts w:ascii="Noto Serif SC" w:eastAsia="Noto Serif SC" w:hAnsi="Noto Serif SC" w:cs="Noto Serif"/>
-          <w:sz w:val="24"/>
-          <w:szCs w:val="24"/>
-          <w:lang w:val="en-US" w:eastAsia="zh-TW"/>
-        </w:rPr>
-        <w:t xml:space="preserve"> </w:t>
-      </w:r>
-      <w:r>
-        <w:rPr>
-          <w:rFonts w:ascii="Noto Serif SC" w:eastAsia="Noto Serif SC" w:hAnsi="Noto Serif SC" w:cs="Noto Serif"/>
-          <w:sz w:val="24"/>
-          <w:szCs w:val="24"/>
-          <w:lang w:val="en-US" w:eastAsia="zh-TW"/>
-        </w:rPr>
-        <w:t xml:space="preserve">1 </w:t>
-      </w:r>
-      <w:r>
-        <w:rPr>
-          <w:rFonts w:ascii="Noto Serif SC" w:eastAsia="Noto Serif SC" w:hAnsi="Noto Serif SC" w:cs="Noto Serif"/>
-          <w:sz w:val="24"/>
-          <w:szCs w:val="24"/>
-          <w:lang w:val="en-US" w:eastAsia="zh-TW"/>
-        </w:rPr>
-        <w:t>Timpani</w:t>
-      </w:r>
-    </w:p>
-    <w:p>
-      <w:pPr>
-        <w:rPr>
-          <w:rFonts w:ascii="Noto Serif SC" w:eastAsia="Noto Serif SC" w:hAnsi="Noto Serif SC" w:cs="Noto Serif"/>
-          <w:sz w:val="24"/>
-          <w:szCs w:val="24"/>
-          <w:lang w:val="en-US"/>
-        </w:rPr>
-      </w:pPr>
-      <w:r>
-        <w:rPr>
-          <w:rFonts w:ascii="Noto Serif SC" w:eastAsia="Noto Serif SC" w:hAnsi="Noto Serif SC" w:cs="Noto Serif"/>
-          <w:sz w:val="24"/>
-          <w:szCs w:val="24"/>
-        </w:rPr>
-        <w:t>5</w:t>
-      </w:r>
-      <w:r>
-        <w:rPr>
-          <w:rFonts w:ascii="Noto Serif SC" w:eastAsia="Noto Serif SC" w:hAnsi="Noto Serif SC" w:cs="Noto Serif" w:hint="eastAsia"/>
-          <w:sz w:val="24"/>
-          <w:szCs w:val="24"/>
-        </w:rPr>
-        <w:t xml:space="preserve"> 打击乐 </w:t>
-      </w:r>
-      <w:r>
-        <w:rPr>
-          <w:rFonts w:ascii="Noto Serif SC" w:eastAsia="Noto Serif SC" w:hAnsi="Noto Serif SC" w:cs="Noto Serif"/>
-          <w:sz w:val="24"/>
-          <w:szCs w:val="24"/>
-        </w:rPr>
-        <w:t>5</w:t>
-      </w:r>
-      <w:r>
-        <w:rPr>
-          <w:rFonts w:ascii="Noto Serif SC" w:eastAsia="Noto Serif SC" w:hAnsi="Noto Serif SC" w:cs="Noto Serif"/>
-          <w:sz w:val="24"/>
-          <w:szCs w:val="24"/>
-        </w:rPr>
-        <w:t xml:space="preserve"> Percussion</w:t>
-      </w:r>
-    </w:p>
-    <w:p>
-      <w:pPr>
-        <w:rPr>
-          <w:rFonts w:ascii="Noto Serif SC" w:eastAsia="Noto Serif SC" w:hAnsi="Noto Serif SC" w:cs="Noto Serif"/>
-          <w:sz w:val="20"/>
-          <w:szCs w:val="20"/>
-          <w:lang w:val="en-US"/>
-        </w:rPr>
-      </w:pPr>
-      <w:r>
-        <w:rPr>
-          <w:rFonts w:ascii="Noto Serif SC" w:eastAsia="Noto Serif SC" w:hAnsi="Noto Serif SC" w:cs="Noto Serif"/>
-          <w:sz w:val="20"/>
-          <w:szCs w:val="20"/>
-          <w:lang w:val="en-US" w:eastAsia="zh-TW"/>
-        </w:rPr>
-        <w:t xml:space="preserve">I: </w:t>
-      </w:r>
-      <w:r>
-        <w:rPr>
-          <w:rFonts w:ascii="Noto Serif SC" w:eastAsia="Noto Serif SC" w:hAnsi="Noto Serif SC" w:cs="Noto Serif" w:hint="eastAsia"/>
-          <w:sz w:val="20"/>
-          <w:szCs w:val="20"/>
-          <w:lang w:eastAsia="zh-TW"/>
-        </w:rPr>
-        <w:t>大鼓</w:t>
-      </w:r>
-      <w:r>
-        <w:rPr>
-          <w:rFonts w:ascii="Noto Serif SC" w:eastAsia="Noto Serif SC" w:hAnsi="Noto Serif SC" w:cs="Noto Serif"/>
-          <w:sz w:val="20"/>
-          <w:szCs w:val="20"/>
-          <w:lang w:eastAsia="zh-TW"/>
-        </w:rPr>
-        <w:t xml:space="preserve"> </w:t>
-      </w:r>
-      <w:proofErr w:type="spellStart"/>
-      <w:r>
-        <w:rPr>
-          <w:rFonts w:ascii="Noto Serif SC" w:eastAsia="Noto Serif SC" w:hAnsi="Noto Serif SC" w:cs="Noto Serif"/>
-          <w:sz w:val="20"/>
-          <w:szCs w:val="20"/>
-          <w:lang w:eastAsia="zh-TW"/>
-        </w:rPr>
-        <w:t>Dagu</w:t>
-      </w:r>
-      <w:proofErr w:type="spellEnd"/>
-      <w:r>
-        <w:rPr>
-          <w:rFonts w:ascii="Noto Serif SC" w:eastAsia="Noto Serif SC" w:hAnsi="Noto Serif SC" w:cs="Noto Serif"/>
-          <w:sz w:val="20"/>
-          <w:szCs w:val="20"/>
-          <w:lang w:eastAsia="zh-TW"/>
-        </w:rPr>
-        <w:t xml:space="preserve">, </w:t>
-      </w:r>
-      <w:r>
-        <w:rPr>
-          <w:rFonts w:ascii="Noto Serif SC" w:eastAsia="Noto Serif SC" w:hAnsi="Noto Serif SC" w:cs="Noto Serif" w:hint="eastAsia"/>
-          <w:sz w:val="20"/>
-          <w:szCs w:val="20"/>
-          <w:lang w:eastAsia="zh-TW"/>
-        </w:rPr>
-        <w:t>小鼓</w:t>
-      </w:r>
-      <w:r>
-        <w:rPr>
-          <w:rFonts w:ascii="Noto Serif SC" w:eastAsia="Noto Serif SC" w:hAnsi="Noto Serif SC" w:cs="Noto Serif"/>
-          <w:sz w:val="20"/>
-          <w:szCs w:val="20"/>
-          <w:lang w:eastAsia="zh-TW"/>
-        </w:rPr>
-        <w:t xml:space="preserve"> </w:t>
-      </w:r>
-      <w:proofErr w:type="spellStart"/>
-      <w:r>
-        <w:rPr>
-          <w:rFonts w:ascii="Noto Serif SC" w:eastAsia="Noto Serif SC" w:hAnsi="Noto Serif SC" w:cs="Noto Serif"/>
-          <w:sz w:val="20"/>
-          <w:szCs w:val="20"/>
-          <w:lang w:eastAsia="zh-TW"/>
-        </w:rPr>
-        <w:t>Xiaogu</w:t>
-      </w:r>
-      <w:proofErr w:type="spellEnd"/>
-      <w:r>
-        <w:rPr>
-          <w:rFonts w:ascii="Noto Serif SC" w:eastAsia="Noto Serif SC" w:hAnsi="Noto Serif SC" w:cs="Noto Serif"/>
-          <w:sz w:val="20"/>
-          <w:szCs w:val="20"/>
-          <w:lang w:eastAsia="zh-TW"/>
-        </w:rPr>
-        <w:t xml:space="preserve">, </w:t>
-      </w:r>
-      <w:r>
-        <w:rPr>
-          <w:rFonts w:ascii="Noto Serif SC" w:eastAsia="Noto Serif SC" w:hAnsi="Noto Serif SC" w:cs="Noto Serif" w:hint="eastAsia"/>
-          <w:sz w:val="20"/>
-          <w:szCs w:val="20"/>
-          <w:lang w:eastAsia="zh-TW"/>
-        </w:rPr>
-        <w:t>排鼓</w:t>
-      </w:r>
-      <w:r>
-        <w:rPr>
-          <w:rFonts w:ascii="Noto Serif SC" w:eastAsia="Noto Serif SC" w:hAnsi="Noto Serif SC" w:cs="Noto Serif"/>
-          <w:sz w:val="20"/>
-          <w:szCs w:val="20"/>
-          <w:lang w:eastAsia="zh-TW"/>
-        </w:rPr>
-        <w:t xml:space="preserve"> </w:t>
-      </w:r>
-      <w:proofErr w:type="spellStart"/>
-      <w:r>
-        <w:rPr>
-          <w:rFonts w:ascii="Noto Serif SC" w:eastAsia="Noto Serif SC" w:hAnsi="Noto Serif SC" w:cs="Noto Serif"/>
-          <w:sz w:val="20"/>
-          <w:szCs w:val="20"/>
-          <w:lang w:eastAsia="zh-TW"/>
-        </w:rPr>
-        <w:t>Paigu</w:t>
-      </w:r>
-      <w:proofErr w:type="spellEnd"/>
-    </w:p>
-    <w:p>
-      <w:pPr>
-        <w:rPr>
-          <w:rFonts w:ascii="Noto Serif SC" w:eastAsia="Noto Serif SC" w:hAnsi="Noto Serif SC" w:cs="Noto Serif"/>
-          <w:sz w:val="20"/>
-          <w:szCs w:val="20"/>
-          <w:lang w:val="en-US"/>
-        </w:rPr>
-      </w:pPr>
-      <w:r>
-        <w:rPr>
-          <w:rFonts w:ascii="Noto Serif SC" w:eastAsia="Noto Serif SC" w:hAnsi="Noto Serif SC" w:cs="Noto Serif"/>
-          <w:sz w:val="20"/>
-          <w:szCs w:val="20"/>
-          <w:lang w:val="en-US" w:eastAsia="zh-TW"/>
-        </w:rPr>
-        <w:t xml:space="preserve">II: </w:t>
-      </w:r>
-      <w:r>
-        <w:rPr>
-          <w:rFonts w:ascii="Noto Serif SC" w:eastAsia="Noto Serif SC" w:hAnsi="Noto Serif SC" w:cs="Noto Serif" w:hint="eastAsia"/>
-          <w:sz w:val="20"/>
-          <w:szCs w:val="20"/>
-          <w:lang w:eastAsia="zh-TW"/>
-        </w:rPr>
-        <w:t>南梆子</w:t>
-      </w:r>
-      <w:r>
-        <w:rPr>
-          <w:rFonts w:ascii="Noto Serif SC" w:eastAsia="Noto Serif SC" w:hAnsi="Noto Serif SC" w:cs="Noto Serif"/>
-          <w:sz w:val="20"/>
-          <w:szCs w:val="20"/>
-          <w:lang w:eastAsia="zh-TW"/>
-        </w:rPr>
-        <w:t xml:space="preserve"> </w:t>
-      </w:r>
-      <w:proofErr w:type="spellStart"/>
-      <w:r>
-        <w:rPr>
-          <w:rFonts w:ascii="Noto Serif SC" w:eastAsia="Noto Serif SC" w:hAnsi="Noto Serif SC" w:cs="Noto Serif"/>
-          <w:sz w:val="20"/>
-          <w:szCs w:val="20"/>
-          <w:lang w:eastAsia="zh-TW"/>
-        </w:rPr>
-        <w:t>Nanbangzi</w:t>
-      </w:r>
-      <w:proofErr w:type="spellEnd"/>
-      <w:r>
-        <w:rPr>
-          <w:rFonts w:ascii="Noto Serif SC" w:eastAsia="Noto Serif SC" w:hAnsi="Noto Serif SC" w:cs="Noto Serif"/>
-          <w:sz w:val="20"/>
-          <w:szCs w:val="20"/>
-          <w:lang w:eastAsia="zh-TW"/>
-        </w:rPr>
-        <w:t xml:space="preserve">, </w:t>
-      </w:r>
-      <w:r>
-        <w:rPr>
-          <w:rFonts w:ascii="Noto Serif SC" w:eastAsia="Noto Serif SC" w:hAnsi="Noto Serif SC" w:cs="Noto Serif" w:hint="eastAsia"/>
-          <w:sz w:val="20"/>
-          <w:szCs w:val="20"/>
-          <w:lang w:eastAsia="zh-TW"/>
-        </w:rPr>
-        <w:t>木魚</w:t>
-      </w:r>
-      <w:r>
-        <w:rPr>
-          <w:rFonts w:ascii="Noto Serif SC" w:eastAsia="Noto Serif SC" w:hAnsi="Noto Serif SC" w:cs="Noto Serif"/>
-          <w:sz w:val="20"/>
-          <w:szCs w:val="20"/>
-          <w:lang w:eastAsia="zh-TW"/>
-        </w:rPr>
-        <w:t xml:space="preserve"> Woodblocks, </w:t>
-      </w:r>
-      <w:r>
-        <w:rPr>
-          <w:rFonts w:ascii="Noto Serif SC" w:eastAsia="Noto Serif SC" w:hAnsi="Noto Serif SC" w:cs="Noto Serif" w:hint="eastAsia"/>
-          <w:sz w:val="20"/>
-          <w:szCs w:val="20"/>
-          <w:lang w:eastAsia="zh-TW"/>
-        </w:rPr>
-        <w:t>排鼓</w:t>
-      </w:r>
-      <w:r>
-        <w:rPr>
-          <w:rFonts w:ascii="Noto Serif SC" w:eastAsia="Noto Serif SC" w:hAnsi="Noto Serif SC" w:cs="Noto Serif"/>
-          <w:sz w:val="20"/>
-          <w:szCs w:val="20"/>
-          <w:lang w:eastAsia="zh-TW"/>
-        </w:rPr>
-        <w:t xml:space="preserve"> </w:t>
-      </w:r>
-      <w:proofErr w:type="spellStart"/>
-      <w:r>
-        <w:rPr>
-          <w:rFonts w:ascii="Noto Serif SC" w:eastAsia="Noto Serif SC" w:hAnsi="Noto Serif SC" w:cs="Noto Serif"/>
-          <w:sz w:val="20"/>
-          <w:szCs w:val="20"/>
-          <w:lang w:eastAsia="zh-TW"/>
-        </w:rPr>
-        <w:t>Paigu</w:t>
-      </w:r>
-      <w:proofErr w:type="spellEnd"/>
-      <w:r>
-        <w:rPr>
-          <w:rFonts w:ascii="Noto Serif SC" w:eastAsia="Noto Serif SC" w:hAnsi="Noto Serif SC" w:cs="Noto Serif"/>
-          <w:sz w:val="20"/>
-          <w:szCs w:val="20"/>
-          <w:lang w:eastAsia="zh-TW"/>
-        </w:rPr>
-        <w:t xml:space="preserve">, </w:t>
-      </w:r>
-      <w:r>
-        <w:rPr>
-          <w:rFonts w:ascii="Noto Serif SC" w:eastAsia="Noto Serif SC" w:hAnsi="Noto Serif SC" w:cs="Noto Serif" w:hint="eastAsia"/>
-          <w:sz w:val="20"/>
-          <w:szCs w:val="20"/>
-          <w:lang w:eastAsia="zh-TW"/>
-        </w:rPr>
-        <w:t>拍板</w:t>
-      </w:r>
-      <w:r>
-        <w:rPr>
-          <w:rFonts w:ascii="Noto Serif SC" w:eastAsia="Noto Serif SC" w:hAnsi="Noto Serif SC" w:cs="Noto Serif"/>
-          <w:sz w:val="20"/>
-          <w:szCs w:val="20"/>
-          <w:lang w:eastAsia="zh-TW"/>
-        </w:rPr>
-        <w:t xml:space="preserve"> Clapper</w:t>
-      </w:r>
-    </w:p>
-    <w:p>
-      <w:pPr>
-        <w:rPr>
-          <w:rFonts w:ascii="Noto Serif SC" w:eastAsia="Noto Serif SC" w:hAnsi="Noto Serif SC" w:cs="Noto Serif"/>
-          <w:sz w:val="20"/>
-          <w:szCs w:val="20"/>
-        </w:rPr>
-      </w:pPr>
-      <w:r>
-        <w:rPr>
-          <w:rFonts w:ascii="Noto Serif SC" w:eastAsia="Noto Serif SC" w:hAnsi="Noto Serif SC" w:cs="Noto Serif"/>
-          <w:sz w:val="20"/>
-          <w:szCs w:val="20"/>
-          <w:lang w:val="en-US" w:eastAsia="zh-TW"/>
-        </w:rPr>
-        <w:t xml:space="preserve">III: </w:t>
-      </w:r>
-      <w:r>
-        <w:rPr>
-          <w:rFonts w:ascii="Noto Serif SC" w:eastAsia="Noto Serif SC" w:hAnsi="Noto Serif SC" w:cs="Noto Serif" w:hint="eastAsia"/>
-          <w:sz w:val="20"/>
-          <w:szCs w:val="20"/>
-          <w:lang w:eastAsia="zh-TW"/>
-        </w:rPr>
-        <w:t>大低鑼</w:t>
-      </w:r>
-      <w:r>
-        <w:rPr>
-          <w:rFonts w:ascii="Noto Serif SC" w:eastAsia="Noto Serif SC" w:hAnsi="Noto Serif SC" w:cs="Noto Serif"/>
-          <w:sz w:val="20"/>
-          <w:szCs w:val="20"/>
-          <w:lang w:eastAsia="zh-TW"/>
-        </w:rPr>
-        <w:t xml:space="preserve"> </w:t>
-      </w:r>
-      <w:r>
-        <w:rPr>
-          <w:rFonts w:ascii="Noto Serif SC" w:eastAsia="Noto Serif SC" w:hAnsi="Noto Serif SC" w:cs="Noto Serif"/>
-          <w:sz w:val="20"/>
-          <w:szCs w:val="20"/>
-          <w:lang w:eastAsia="zh-TW"/>
-        </w:rPr>
-        <w:t xml:space="preserve">Large </w:t>
-      </w:r>
-      <w:r>
-        <w:rPr>
-          <w:rFonts w:ascii="Noto Serif SC" w:eastAsia="Noto Serif SC" w:hAnsi="Noto Serif SC" w:cs="Noto Serif"/>
-          <w:sz w:val="20"/>
-          <w:szCs w:val="20"/>
-          <w:lang w:eastAsia="zh-TW"/>
-        </w:rPr>
-        <w:t>Tam-ta</w:t>
-      </w:r>
-      <w:r>
-        <w:rPr>
-          <w:rFonts w:ascii="Noto Serif SC" w:eastAsia="Noto Serif SC" w:hAnsi="Noto Serif SC" w:cs="Noto Serif"/>
-          <w:sz w:val="20"/>
-          <w:szCs w:val="20"/>
-          <w:lang w:eastAsia="zh-TW"/>
-        </w:rPr>
-        <w:t>m</w:t>
-      </w:r>
-      <w:r>
-        <w:rPr>
-          <w:rFonts w:ascii="Noto Serif SC" w:eastAsia="Noto Serif SC" w:hAnsi="Noto Serif SC" w:cs="Noto Serif"/>
-          <w:sz w:val="20"/>
-          <w:szCs w:val="20"/>
-          <w:lang w:eastAsia="zh-TW"/>
-        </w:rPr>
-        <w:t xml:space="preserve">, </w:t>
-      </w:r>
-      <w:r>
-        <w:rPr>
-          <w:rFonts w:ascii="Noto Serif SC" w:eastAsia="Noto Serif SC" w:hAnsi="Noto Serif SC" w:cs="Noto Serif" w:hint="eastAsia"/>
-          <w:sz w:val="20"/>
-          <w:szCs w:val="20"/>
-          <w:lang w:eastAsia="zh-TW"/>
-        </w:rPr>
-        <w:t>碰鈴</w:t>
-      </w:r>
-      <w:r>
-        <w:rPr>
-          <w:rFonts w:ascii="Noto Serif SC" w:eastAsia="Noto Serif SC" w:hAnsi="Noto Serif SC" w:cs="Noto Serif"/>
-          <w:sz w:val="20"/>
-          <w:szCs w:val="20"/>
-          <w:lang w:eastAsia="zh-TW"/>
-        </w:rPr>
-        <w:t xml:space="preserve"> </w:t>
-      </w:r>
-      <w:proofErr w:type="spellStart"/>
-      <w:r>
-        <w:rPr>
-          <w:rFonts w:ascii="Noto Serif SC" w:eastAsia="Noto Serif SC" w:hAnsi="Noto Serif SC" w:cs="Noto Serif"/>
-          <w:sz w:val="20"/>
-          <w:szCs w:val="20"/>
-          <w:lang w:eastAsia="zh-TW"/>
-        </w:rPr>
-        <w:t>Pengling</w:t>
-      </w:r>
-      <w:proofErr w:type="spellEnd"/>
-      <w:r>
-        <w:rPr>
-          <w:rFonts w:ascii="Noto Serif SC" w:eastAsia="Noto Serif SC" w:hAnsi="Noto Serif SC" w:cs="Noto Serif"/>
-          <w:sz w:val="20"/>
-          <w:szCs w:val="20"/>
-          <w:lang w:eastAsia="zh-TW"/>
-        </w:rPr>
-        <w:t xml:space="preserve">, </w:t>
-      </w:r>
-      <w:r>
-        <w:rPr>
-          <w:rFonts w:ascii="Noto Serif SC" w:eastAsia="Noto Serif SC" w:hAnsi="Noto Serif SC" w:cs="Noto Serif" w:hint="eastAsia"/>
-          <w:sz w:val="20"/>
-          <w:szCs w:val="20"/>
-          <w:lang w:eastAsia="zh-TW"/>
-        </w:rPr>
-        <w:t>大鈸</w:t>
-      </w:r>
-      <w:r>
-        <w:rPr>
-          <w:rFonts w:ascii="Noto Serif SC" w:eastAsia="Noto Serif SC" w:hAnsi="Noto Serif SC" w:cs="Noto Serif"/>
-          <w:sz w:val="20"/>
-          <w:szCs w:val="20"/>
-          <w:lang w:eastAsia="zh-TW"/>
-        </w:rPr>
-        <w:t xml:space="preserve"> Dabo</w:t>
-      </w:r>
-    </w:p>
-    <w:p>
-      <w:pPr>
-        <w:rPr>
-          <w:rFonts w:ascii="Noto Serif SC" w:eastAsia="Noto Serif SC" w:hAnsi="Noto Serif SC" w:cs="Noto Serif"/>
-          <w:sz w:val="20"/>
-          <w:szCs w:val="20"/>
-        </w:rPr>
-      </w:pPr>
-      <w:r>
-        <w:rPr>
-          <w:rFonts w:ascii="Noto Serif SC" w:eastAsia="Noto Serif SC" w:hAnsi="Noto Serif SC" w:cs="Noto Serif"/>
-          <w:sz w:val="20"/>
-          <w:szCs w:val="20"/>
-          <w:lang w:val="en-US" w:eastAsia="zh-TW"/>
-        </w:rPr>
-        <w:t xml:space="preserve">IV: </w:t>
-      </w:r>
-      <w:r>
-        <w:rPr>
-          <w:rFonts w:ascii="Noto Serif SC" w:eastAsia="Noto Serif SC" w:hAnsi="Noto Serif SC" w:cs="Noto Serif" w:hint="eastAsia"/>
-          <w:sz w:val="20"/>
-          <w:szCs w:val="20"/>
-          <w:lang w:eastAsia="zh-TW"/>
-        </w:rPr>
-        <w:t>磬</w:t>
-      </w:r>
-      <w:r>
-        <w:rPr>
-          <w:rFonts w:ascii="Noto Serif SC" w:eastAsia="Noto Serif SC" w:hAnsi="Noto Serif SC" w:cs="Noto Serif"/>
-          <w:sz w:val="20"/>
-          <w:szCs w:val="20"/>
-          <w:lang w:eastAsia="zh-TW"/>
-        </w:rPr>
-        <w:t xml:space="preserve"> Temple Gong, </w:t>
-      </w:r>
-      <w:r>
-        <w:rPr>
-          <w:rFonts w:ascii="Noto Serif SC" w:eastAsia="Noto Serif SC" w:hAnsi="Noto Serif SC" w:cs="Noto Serif" w:hint="eastAsia"/>
-          <w:sz w:val="20"/>
-          <w:szCs w:val="20"/>
-          <w:lang w:eastAsia="zh-TW"/>
-        </w:rPr>
-        <w:t>木琴</w:t>
-      </w:r>
-      <w:r>
-        <w:rPr>
-          <w:rFonts w:ascii="Noto Serif SC" w:eastAsia="Noto Serif SC" w:hAnsi="Noto Serif SC" w:cs="Noto Serif"/>
-          <w:sz w:val="20"/>
-          <w:szCs w:val="20"/>
-          <w:lang w:eastAsia="zh-TW"/>
-        </w:rPr>
-        <w:t xml:space="preserve"> Xylophone, </w:t>
-      </w:r>
-      <w:r>
-        <w:rPr>
-          <w:rFonts w:ascii="Noto Serif SC" w:eastAsia="Noto Serif SC" w:hAnsi="Noto Serif SC" w:cs="Noto Serif" w:hint="eastAsia"/>
-          <w:sz w:val="20"/>
-          <w:szCs w:val="20"/>
-          <w:lang w:eastAsia="zh-TW"/>
-        </w:rPr>
-        <w:t>大低鑼</w:t>
-      </w:r>
-      <w:r>
-        <w:rPr>
-          <w:rFonts w:ascii="Noto Serif SC" w:eastAsia="Noto Serif SC" w:hAnsi="Noto Serif SC" w:cs="Noto Serif"/>
-          <w:sz w:val="20"/>
-          <w:szCs w:val="20"/>
-          <w:lang w:eastAsia="zh-TW"/>
-        </w:rPr>
-        <w:t xml:space="preserve"> </w:t>
-      </w:r>
-      <w:r>
-        <w:rPr>
-          <w:rFonts w:ascii="Noto Serif SC" w:eastAsia="Noto Serif SC" w:hAnsi="Noto Serif SC" w:cs="Noto Serif"/>
-          <w:sz w:val="20"/>
-          <w:szCs w:val="20"/>
-          <w:lang w:eastAsia="zh-TW"/>
-        </w:rPr>
-        <w:t xml:space="preserve">Large Tam-tam, </w:t>
-      </w:r>
-      <w:r>
-        <w:rPr>
-          <w:rFonts w:ascii="Noto Serif SC" w:eastAsia="Noto Serif SC" w:hAnsi="Noto Serif SC" w:cs="Noto Serif" w:hint="eastAsia"/>
-          <w:sz w:val="20"/>
-          <w:szCs w:val="20"/>
-          <w:lang w:eastAsia="zh-TW"/>
-        </w:rPr>
-        <w:t>鋁板琴</w:t>
-      </w:r>
-      <w:r>
-        <w:rPr>
-          <w:rFonts w:ascii="Noto Serif SC" w:eastAsia="Noto Serif SC" w:hAnsi="Noto Serif SC" w:cs="Noto Serif"/>
-          <w:sz w:val="20"/>
-          <w:szCs w:val="20"/>
-          <w:lang w:eastAsia="zh-TW"/>
-        </w:rPr>
-        <w:t xml:space="preserve"> Vibraphone, </w:t>
-      </w:r>
-      <w:r>
-        <w:rPr>
-          <w:rFonts w:ascii="Noto Serif SC" w:eastAsia="Noto Serif SC" w:hAnsi="Noto Serif SC" w:cs="Noto Serif" w:hint="eastAsia"/>
-          <w:sz w:val="20"/>
-          <w:szCs w:val="20"/>
-          <w:lang w:eastAsia="zh-TW"/>
-        </w:rPr>
-        <w:t>小鈸</w:t>
-      </w:r>
-      <w:r>
-        <w:rPr>
-          <w:rFonts w:ascii="Noto Serif SC" w:eastAsia="Noto Serif SC" w:hAnsi="Noto Serif SC" w:cs="Noto Serif"/>
-          <w:sz w:val="20"/>
-          <w:szCs w:val="20"/>
-          <w:lang w:eastAsia="zh-TW"/>
-        </w:rPr>
-        <w:t xml:space="preserve"> Xiaobo</w:t>
-      </w:r>
-    </w:p>
-    <w:p>
-      <w:pPr>
-        <w:rPr>
-          <w:rFonts w:ascii="Noto Serif SC" w:eastAsia="Noto Serif SC" w:hAnsi="Noto Serif SC" w:cs="Noto Serif"/>
-          <w:sz w:val="20"/>
-          <w:szCs w:val="20"/>
-          <w:lang w:val="en-US"/>
-        </w:rPr>
-      </w:pPr>
-      <w:r>
-        <w:rPr>
-          <w:rFonts w:ascii="Noto Serif SC" w:eastAsia="Noto Serif SC" w:hAnsi="Noto Serif SC" w:cs="Noto Serif"/>
-          <w:sz w:val="20"/>
-          <w:szCs w:val="20"/>
-          <w:lang w:val="en-US" w:eastAsia="zh-TW"/>
-        </w:rPr>
-        <w:t xml:space="preserve">V: </w:t>
-      </w:r>
-      <w:r>
-        <w:rPr>
-          <w:rFonts w:ascii="Noto Serif SC" w:eastAsia="Noto Serif SC" w:hAnsi="Noto Serif SC" w:cs="Noto Serif" w:hint="eastAsia"/>
-          <w:sz w:val="20"/>
-          <w:szCs w:val="20"/>
-          <w:lang w:eastAsia="zh-TW"/>
-        </w:rPr>
-        <w:t>大鈸</w:t>
-      </w:r>
-      <w:r>
-        <w:rPr>
-          <w:rFonts w:ascii="Noto Serif SC" w:eastAsia="Noto Serif SC" w:hAnsi="Noto Serif SC" w:cs="Noto Serif"/>
-          <w:sz w:val="20"/>
-          <w:szCs w:val="20"/>
-          <w:lang w:eastAsia="zh-TW"/>
-        </w:rPr>
-        <w:t xml:space="preserve"> Dabo, </w:t>
-      </w:r>
-      <w:r>
-        <w:rPr>
-          <w:rFonts w:ascii="Noto Serif SC" w:eastAsia="Noto Serif SC" w:hAnsi="Noto Serif SC" w:cs="Noto Serif" w:hint="eastAsia"/>
-          <w:sz w:val="20"/>
-          <w:szCs w:val="20"/>
-          <w:lang w:eastAsia="zh-TW"/>
-        </w:rPr>
-        <w:t>鋼片琴</w:t>
-      </w:r>
-      <w:r>
-        <w:rPr>
-          <w:rFonts w:ascii="Noto Serif SC" w:eastAsia="Noto Serif SC" w:hAnsi="Noto Serif SC" w:cs="Noto Serif"/>
-          <w:sz w:val="20"/>
-          <w:szCs w:val="20"/>
-          <w:lang w:eastAsia="zh-TW"/>
-        </w:rPr>
-        <w:t xml:space="preserve"> Glockenspiel, </w:t>
-      </w:r>
-      <w:r>
-        <w:rPr>
-          <w:rFonts w:ascii="Noto Serif SC" w:eastAsia="Noto Serif SC" w:hAnsi="Noto Serif SC" w:cs="Noto Serif" w:hint="eastAsia"/>
-          <w:sz w:val="20"/>
-          <w:szCs w:val="20"/>
-          <w:lang w:eastAsia="zh-TW"/>
-        </w:rPr>
-        <w:t>小鑼</w:t>
-      </w:r>
-      <w:r>
-        <w:rPr>
-          <w:rFonts w:ascii="Noto Serif SC" w:eastAsia="Noto Serif SC" w:hAnsi="Noto Serif SC" w:cs="Noto Serif"/>
-          <w:sz w:val="20"/>
-          <w:szCs w:val="20"/>
-          <w:lang w:eastAsia="zh-TW"/>
-        </w:rPr>
-        <w:t xml:space="preserve"> </w:t>
-      </w:r>
-      <w:proofErr w:type="spellStart"/>
-      <w:r>
-        <w:rPr>
-          <w:rFonts w:ascii="Noto Serif SC" w:eastAsia="Noto Serif SC" w:hAnsi="Noto Serif SC" w:cs="Noto Serif"/>
-          <w:sz w:val="20"/>
-          <w:szCs w:val="20"/>
-          <w:lang w:eastAsia="zh-TW"/>
-        </w:rPr>
-        <w:t>Xiaoluo</w:t>
-      </w:r>
-      <w:proofErr w:type="spellEnd"/>
-    </w:p>
-    <w:p>
-      <w:pPr>
-        <w:rPr>
-          <w:rFonts w:ascii="Noto Serif SC" w:eastAsia="Noto Serif SC" w:hAnsi="Noto Serif SC" w:cs="Noto Serif"/>
-          <w:sz w:val="24"/>
-          <w:szCs w:val="24"/>
-          <w:lang w:val="en-US"/>
-        </w:rPr>
-      </w:pPr>
-    </w:p>
-    <w:p>
-      <w:pPr>
-        <w:rPr>
-          <w:rFonts w:ascii="Noto Serif SC" w:eastAsia="Noto Serif SC" w:hAnsi="Noto Serif SC" w:cs="Noto Serif"/>
-          <w:sz w:val="24"/>
-          <w:szCs w:val="24"/>
-          <w:lang w:val="en-US"/>
-        </w:rPr>
-      </w:pPr>
-      <w:r>
-        <w:rPr>
-          <w:rFonts w:ascii="Noto Serif SC" w:eastAsia="Noto Serif SC" w:hAnsi="Noto Serif SC" w:cs="Noto Serif" w:hint="eastAsia"/>
-          <w:sz w:val="24"/>
-          <w:szCs w:val="24"/>
-          <w:lang w:val="en-US" w:eastAsia="zh-TW"/>
-        </w:rPr>
-        <w:t>高胡</w:t>
-      </w:r>
-      <w:r>
-        <w:rPr>
-          <w:rFonts w:ascii="Noto Serif SC" w:eastAsia="Noto Serif SC" w:hAnsi="Noto Serif SC" w:cs="Noto Serif"/>
-          <w:sz w:val="24"/>
-          <w:szCs w:val="24"/>
-          <w:lang w:val="en-US" w:eastAsia="zh-TW"/>
-        </w:rPr>
-        <w:t xml:space="preserve"> Gaohu</w:t>
-      </w:r>
-    </w:p>
-    <w:p>
-      <w:pPr>
-        <w:rPr>
-          <w:rFonts w:ascii="Noto Serif SC" w:eastAsia="Noto Serif SC" w:hAnsi="Noto Serif SC" w:cs="Noto Serif"/>
-          <w:sz w:val="24"/>
-          <w:szCs w:val="24"/>
-          <w:lang w:val="en-US" w:eastAsia="zh-TW"/>
-        </w:rPr>
-      </w:pPr>
-      <w:r>
-        <w:rPr>
-          <w:rFonts w:ascii="Noto Serif SC" w:eastAsia="Noto Serif SC" w:hAnsi="Noto Serif SC" w:cs="Noto Serif" w:hint="eastAsia"/>
-          <w:sz w:val="24"/>
-          <w:szCs w:val="24"/>
-          <w:lang w:val="en-US" w:eastAsia="zh-TW"/>
-        </w:rPr>
-        <w:t>二胡</w:t>
-      </w:r>
-      <w:r>
-        <w:rPr>
-          <w:rFonts w:ascii="Noto Serif SC" w:eastAsia="Noto Serif SC" w:hAnsi="Noto Serif SC" w:cs="Noto Serif"/>
-          <w:sz w:val="24"/>
-          <w:szCs w:val="24"/>
-          <w:lang w:val="en-US" w:eastAsia="zh-TW"/>
-        </w:rPr>
-        <w:t xml:space="preserve"> Erhu</w:t>
-      </w:r>
-      <w:r>
-        <w:rPr>
-          <w:rFonts w:ascii="Noto Serif SC" w:eastAsia="Noto Serif SC" w:hAnsi="Noto Serif SC" w:cs="Noto Serif"/>
-          <w:sz w:val="24"/>
-          <w:szCs w:val="24"/>
-          <w:lang w:val="en-US" w:eastAsia="zh-TW"/>
-        </w:rPr>
-        <w:t xml:space="preserve"> I</w:t>
-      </w:r>
-    </w:p>
-    <w:p>
-      <w:pPr>
-        <w:rPr>
-          <w:rFonts w:ascii="Noto Serif SC" w:eastAsia="Noto Serif SC" w:hAnsi="Noto Serif SC" w:cs="Noto Serif"/>
-          <w:sz w:val="24"/>
-          <w:szCs w:val="24"/>
-          <w:lang w:val="en-US"/>
-        </w:rPr>
-      </w:pPr>
-      <w:r>
-        <w:rPr>
-          <w:rFonts w:ascii="Noto Serif SC" w:eastAsia="Noto Serif SC" w:hAnsi="Noto Serif SC" w:cs="Noto Serif" w:hint="eastAsia"/>
-          <w:sz w:val="24"/>
-          <w:szCs w:val="24"/>
-          <w:lang w:val="en-US" w:eastAsia="zh-TW"/>
-        </w:rPr>
-        <w:t>二胡</w:t>
-      </w:r>
-      <w:r>
-        <w:rPr>
-          <w:rFonts w:ascii="Noto Serif SC" w:eastAsia="Noto Serif SC" w:hAnsi="Noto Serif SC" w:cs="Noto Serif"/>
-          <w:sz w:val="24"/>
-          <w:szCs w:val="24"/>
-          <w:lang w:val="en-US" w:eastAsia="zh-TW"/>
-        </w:rPr>
-        <w:t xml:space="preserve"> Erhu</w:t>
-      </w:r>
-      <w:r>
-        <w:rPr>
-          <w:rFonts w:ascii="Noto Serif SC" w:eastAsia="Noto Serif SC" w:hAnsi="Noto Serif SC" w:cs="Noto Serif"/>
-          <w:sz w:val="24"/>
-          <w:szCs w:val="24"/>
-          <w:lang w:val="en-US" w:eastAsia="zh-TW"/>
-        </w:rPr>
-        <w:t xml:space="preserve"> I</w:t>
-      </w:r>
-      <w:r>
-        <w:rPr>
-          <w:rFonts w:ascii="Noto Serif SC" w:eastAsia="Noto Serif SC" w:hAnsi="Noto Serif SC" w:cs="Noto Serif"/>
-          <w:sz w:val="24"/>
-          <w:szCs w:val="24"/>
-          <w:lang w:val="en-US"/>
-        </w:rPr>
-        <w:t>I</w:t>
-      </w:r>
-    </w:p>
-    <w:p>
-      <w:pPr>
-        <w:rPr>
-          <w:rFonts w:ascii="Noto Serif SC" w:eastAsia="Noto Serif SC" w:hAnsi="Noto Serif SC" w:cs="Noto Serif"/>
-          <w:sz w:val="24"/>
-          <w:szCs w:val="24"/>
-          <w:lang w:val="en-US"/>
-        </w:rPr>
-      </w:pPr>
-      <w:r>
-        <w:rPr>
-          <w:rFonts w:ascii="Noto Serif SC" w:eastAsia="Noto Serif SC" w:hAnsi="Noto Serif SC" w:cs="Noto Serif" w:hint="eastAsia"/>
-          <w:sz w:val="24"/>
-          <w:szCs w:val="24"/>
-          <w:lang w:val="en-US" w:eastAsia="zh-TW"/>
-        </w:rPr>
-        <w:t>中胡</w:t>
-      </w:r>
-      <w:r>
-        <w:rPr>
-          <w:rFonts w:ascii="Noto Serif SC" w:eastAsia="Noto Serif SC" w:hAnsi="Noto Serif SC" w:cs="Noto Serif"/>
-          <w:sz w:val="24"/>
-          <w:szCs w:val="24"/>
-          <w:lang w:val="en-US" w:eastAsia="zh-TW"/>
-        </w:rPr>
-        <w:t xml:space="preserve"> Zhonghu</w:t>
-      </w:r>
-    </w:p>
-    <w:p>
-      <w:pPr>
-        <w:rPr>
-          <w:rFonts w:ascii="Noto Serif SC" w:eastAsia="Noto Serif SC" w:hAnsi="Noto Serif SC" w:cs="Noto Serif"/>
-          <w:sz w:val="24"/>
-          <w:szCs w:val="24"/>
-          <w:lang w:val="en-US"/>
-        </w:rPr>
-      </w:pPr>
-      <w:r>
-        <w:rPr>
-          <w:rFonts w:ascii="Noto Serif SC" w:eastAsia="Noto Serif SC" w:hAnsi="Noto Serif SC" w:cs="Noto Serif" w:hint="eastAsia"/>
-          <w:sz w:val="24"/>
-          <w:szCs w:val="24"/>
-          <w:lang w:val="en-US" w:eastAsia="zh-TW"/>
-        </w:rPr>
-        <w:t>大提琴</w:t>
-      </w:r>
-      <w:r>
-        <w:rPr>
-          <w:rFonts w:ascii="Noto Serif SC" w:eastAsia="Noto Serif SC" w:hAnsi="Noto Serif SC" w:cs="Noto Serif"/>
-          <w:sz w:val="24"/>
-          <w:szCs w:val="24"/>
-          <w:lang w:val="en-US" w:eastAsia="zh-TW"/>
-        </w:rPr>
-        <w:t xml:space="preserve"> Violoncello</w:t>
-      </w:r>
-    </w:p>
-    <w:p>
-      <w:pPr>
-        <w:rPr>
-          <w:rFonts w:ascii="Noto Serif SC" w:eastAsia="Noto Serif SC" w:hAnsi="Noto Serif SC" w:cs="Noto Serif"/>
-          <w:sz w:val="24"/>
-          <w:szCs w:val="24"/>
-          <w:lang w:val="en-US"/>
-        </w:rPr>
-      </w:pPr>
-      <w:r>
-        <w:rPr>
-          <w:rFonts w:ascii="Noto Serif SC" w:eastAsia="Noto Serif SC" w:hAnsi="Noto Serif SC" w:cs="Noto Serif" w:hint="eastAsia"/>
-          <w:sz w:val="24"/>
-          <w:szCs w:val="24"/>
-          <w:lang w:val="en-US" w:eastAsia="zh-TW"/>
-        </w:rPr>
         <w:t>低音提琴</w:t>
       </w:r>
       <w:r>
@@ -5956,6 +5944,7 @@
     </w:p>
     <w:p>
       <w:pPr>
+        <w:jc w:val="right"/>
         <w:rPr>
           <w:rFonts w:ascii="Noto Serif SC" w:eastAsia="Noto Serif SC" w:hAnsi="Noto Serif SC" w:cs="Noto Serif"/>
           <w:lang w:val="en-US"/>

--- a/Front Matter/Template/2_Front-Matter.docx
+++ b/Front Matter/Template/2_Front-Matter.docx
@@ -1054,7 +1054,7 @@
           <w:rFonts w:ascii="Noto Serif SC" w:eastAsia="Noto Serif SC" w:hAnsi="Noto Serif SC" w:cs="Noto Serif"/>
           <w:color w:val="000000" w:themeColor="text1"/>
           <w:sz w:val="20"/>
-          <w:szCs w:val="24"/>
+          <w:szCs w:val="20"/>
           <w:lang w:val="en-GB"/>
         </w:rPr>
       </w:pPr>
@@ -1065,7 +1065,7 @@
           <w:rFonts w:ascii="Noto Serif SC" w:eastAsia="Noto Serif SC" w:hAnsi="Noto Serif SC" w:cs="Noto Serif"/>
           <w:color w:val="000000" w:themeColor="text1"/>
           <w:sz w:val="20"/>
-          <w:szCs w:val="24"/>
+          <w:szCs w:val="20"/>
         </w:rPr>
       </w:pPr>
       <w:r>
@@ -1073,7 +1073,7 @@
           <w:rFonts w:ascii="Noto Serif SC" w:eastAsia="Noto Serif SC" w:hAnsi="Noto Serif SC" w:cs="Noto Serif"/>
           <w:color w:val="000000" w:themeColor="text1"/>
           <w:sz w:val="20"/>
-          <w:szCs w:val="24"/>
+          <w:szCs w:val="20"/>
         </w:rPr>
         <w:t>ISMN</w:t>
       </w:r>
@@ -1084,7 +1084,7 @@
           <w:rFonts w:ascii="Noto Serif SC" w:eastAsia="Noto Serif SC" w:hAnsi="Noto Serif SC" w:cs="Noto Serif"/>
           <w:color w:val="000000" w:themeColor="text1"/>
           <w:sz w:val="20"/>
-          <w:szCs w:val="24"/>
+          <w:szCs w:val="20"/>
         </w:rPr>
       </w:pPr>
     </w:p>
@@ -1094,7 +1094,7 @@
           <w:rFonts w:ascii="Noto Serif SC" w:eastAsia="Noto Serif SC" w:hAnsi="Noto Serif SC" w:cs="Noto Serif"/>
           <w:color w:val="000000" w:themeColor="text1"/>
           <w:sz w:val="20"/>
-          <w:szCs w:val="24"/>
+          <w:szCs w:val="20"/>
         </w:rPr>
       </w:pPr>
       <w:r>
@@ -1102,7 +1102,7 @@
           <w:rFonts w:ascii="Noto Serif SC" w:eastAsia="Noto Serif SC" w:hAnsi="Noto Serif SC" w:cs="Noto Serif"/>
           <w:color w:val="000000" w:themeColor="text1"/>
           <w:sz w:val="20"/>
-          <w:szCs w:val="24"/>
+          <w:szCs w:val="20"/>
         </w:rPr>
         <w:t xml:space="preserve">Copyright © Singapore Chinese Orchestra Co. Ltd. All rights reserved. </w:t>
       </w:r>
@@ -1113,7 +1113,7 @@
           <w:rFonts w:ascii="Noto Serif SC" w:eastAsia="Noto Serif SC" w:hAnsi="Noto Serif SC" w:cs="Noto Serif"/>
           <w:color w:val="000000" w:themeColor="text1"/>
           <w:sz w:val="20"/>
-          <w:szCs w:val="24"/>
+          <w:szCs w:val="20"/>
         </w:rPr>
       </w:pPr>
     </w:p>
@@ -1122,7 +1122,8 @@
         <w:rPr>
           <w:rFonts w:ascii="Noto Serif SC" w:eastAsia="Noto Serif SC" w:hAnsi="Noto Serif SC" w:cs="Noto Serif"/>
           <w:color w:val="000000" w:themeColor="text1"/>
-          <w:szCs w:val="32"/>
+          <w:sz w:val="20"/>
+          <w:szCs w:val="20"/>
           <w:lang w:val="en-US"/>
         </w:rPr>
       </w:pPr>
@@ -1130,7 +1131,8 @@
         <w:rPr>
           <w:rFonts w:ascii="Noto Serif SC" w:eastAsia="Noto Serif SC" w:hAnsi="Noto Serif SC" w:cs="Noto Serif"/>
           <w:color w:val="000000" w:themeColor="text1"/>
-          <w:szCs w:val="32"/>
+          <w:sz w:val="20"/>
+          <w:szCs w:val="20"/>
         </w:rPr>
         <w:t>版权所有, 未经许可, 不得以任何形式印刷、复制、扫描或发行。</w:t>
       </w:r>
@@ -1141,7 +1143,7 @@
           <w:rFonts w:ascii="Noto Serif SC" w:eastAsia="Noto Serif SC" w:hAnsi="Noto Serif SC" w:cs="Noto Serif"/>
           <w:color w:val="000000" w:themeColor="text1"/>
           <w:sz w:val="20"/>
-          <w:szCs w:val="24"/>
+          <w:szCs w:val="20"/>
         </w:rPr>
       </w:pPr>
       <w:r>
@@ -1149,7 +1151,7 @@
           <w:rFonts w:ascii="Noto Serif SC" w:eastAsia="Noto Serif SC" w:hAnsi="Noto Serif SC" w:cs="Noto Serif"/>
           <w:color w:val="000000" w:themeColor="text1"/>
           <w:sz w:val="20"/>
-          <w:szCs w:val="24"/>
+          <w:szCs w:val="20"/>
         </w:rPr>
         <w:t xml:space="preserve">Unauthorised printing, reproduction, scanning or distribution is strictly prohibited </w:t>
       </w:r>
@@ -1160,7 +1162,7 @@
           <w:rFonts w:ascii="Noto Serif SC" w:eastAsia="Noto Serif SC" w:hAnsi="Noto Serif SC" w:cs="Noto Serif"/>
           <w:color w:val="000000" w:themeColor="text1"/>
           <w:sz w:val="20"/>
-          <w:szCs w:val="24"/>
+          <w:szCs w:val="20"/>
         </w:rPr>
       </w:pPr>
       <w:r>
@@ -1168,7 +1170,7 @@
           <w:rFonts w:ascii="Noto Serif SC" w:eastAsia="Noto Serif SC" w:hAnsi="Noto Serif SC" w:cs="Noto Serif"/>
           <w:color w:val="000000" w:themeColor="text1"/>
           <w:sz w:val="20"/>
-          <w:szCs w:val="24"/>
+          <w:szCs w:val="20"/>
         </w:rPr>
         <w:t>without the express permission of the copyright holder.</w:t>
       </w:r>
@@ -1179,7 +1181,7 @@
           <w:rFonts w:ascii="Noto Serif SC" w:eastAsia="Noto Serif SC" w:hAnsi="Noto Serif SC" w:cs="Noto Serif"/>
           <w:color w:val="000000" w:themeColor="text1"/>
           <w:sz w:val="20"/>
-          <w:szCs w:val="24"/>
+          <w:szCs w:val="20"/>
         </w:rPr>
       </w:pPr>
     </w:p>
@@ -1189,7 +1191,7 @@
           <w:rFonts w:ascii="Noto Serif SC" w:eastAsia="Noto Serif SC" w:hAnsi="Noto Serif SC" w:cs="Noto Serif"/>
           <w:color w:val="000000" w:themeColor="text1"/>
           <w:sz w:val="20"/>
-          <w:szCs w:val="24"/>
+          <w:szCs w:val="20"/>
           <w:lang w:val="en-US"/>
         </w:rPr>
       </w:pPr>
@@ -1198,7 +1200,7 @@
           <w:rFonts w:ascii="Noto Serif SC" w:eastAsia="Noto Serif SC" w:hAnsi="Noto Serif SC" w:cs="Noto Serif"/>
           <w:color w:val="000000" w:themeColor="text1"/>
           <w:sz w:val="20"/>
-          <w:szCs w:val="24"/>
+          <w:szCs w:val="20"/>
         </w:rPr>
         <w:t>印刷于新加坡。</w:t>
       </w:r>
@@ -1209,7 +1211,7 @@
           <w:rFonts w:ascii="Noto Serif SC" w:eastAsia="Noto Serif SC" w:hAnsi="Noto Serif SC" w:cs="Noto Serif"/>
           <w:color w:val="000000" w:themeColor="text1"/>
           <w:sz w:val="20"/>
-          <w:szCs w:val="24"/>
+          <w:szCs w:val="20"/>
         </w:rPr>
       </w:pPr>
       <w:r>
@@ -1217,7 +1219,7 @@
           <w:rFonts w:ascii="Noto Serif SC" w:eastAsia="Noto Serif SC" w:hAnsi="Noto Serif SC" w:cs="Noto Serif"/>
           <w:color w:val="000000" w:themeColor="text1"/>
           <w:sz w:val="20"/>
-          <w:szCs w:val="24"/>
+          <w:szCs w:val="20"/>
         </w:rPr>
         <w:t>Printed in Singapore.</w:t>
       </w:r>
@@ -1228,7 +1230,7 @@
           <w:rFonts w:ascii="Noto Serif SC" w:eastAsia="Noto Serif SC" w:hAnsi="Noto Serif SC" w:cs="Noto Serif"/>
           <w:color w:val="000000" w:themeColor="text1"/>
           <w:sz w:val="20"/>
-          <w:szCs w:val="24"/>
+          <w:szCs w:val="20"/>
         </w:rPr>
       </w:pPr>
     </w:p>
@@ -1238,7 +1240,7 @@
           <w:rFonts w:ascii="Noto Serif SC" w:eastAsia="Noto Serif SC" w:hAnsi="Noto Serif SC" w:cs="Noto Serif"/>
           <w:color w:val="000000" w:themeColor="text1"/>
           <w:sz w:val="20"/>
-          <w:szCs w:val="24"/>
+          <w:szCs w:val="20"/>
           <w:lang w:val="en-US"/>
         </w:rPr>
       </w:pPr>
@@ -1247,7 +1249,7 @@
           <w:rFonts w:ascii="Noto Serif SC" w:eastAsia="Noto Serif SC" w:hAnsi="Noto Serif SC" w:cs="Noto Serif"/>
           <w:color w:val="000000" w:themeColor="text1"/>
           <w:sz w:val="20"/>
-          <w:szCs w:val="24"/>
+          <w:szCs w:val="20"/>
           <w:lang w:val="en-US"/>
         </w:rPr>
         <w:t>新加坡华乐团有限公司</w:t>
@@ -1259,7 +1261,7 @@
           <w:rFonts w:ascii="Noto Serif SC" w:eastAsia="Noto Serif SC" w:hAnsi="Noto Serif SC" w:cs="Noto Serif"/>
           <w:color w:val="000000" w:themeColor="text1"/>
           <w:sz w:val="20"/>
-          <w:szCs w:val="24"/>
+          <w:szCs w:val="20"/>
           <w:lang w:val="en-US"/>
         </w:rPr>
       </w:pPr>
@@ -1268,7 +1270,7 @@
           <w:rFonts w:ascii="Noto Serif SC" w:eastAsia="Noto Serif SC" w:hAnsi="Noto Serif SC" w:cs="Noto Serif"/>
           <w:color w:val="000000" w:themeColor="text1"/>
           <w:sz w:val="20"/>
-          <w:szCs w:val="24"/>
+          <w:szCs w:val="20"/>
           <w:lang w:val="en-US"/>
         </w:rPr>
         <w:t>珊顿道7号</w:t>
@@ -1280,7 +1282,7 @@
           <w:rFonts w:ascii="Noto Serif SC" w:eastAsia="Noto Serif SC" w:hAnsi="Noto Serif SC" w:cs="Noto Serif"/>
           <w:color w:val="000000" w:themeColor="text1"/>
           <w:sz w:val="20"/>
-          <w:szCs w:val="24"/>
+          <w:szCs w:val="20"/>
           <w:lang w:val="en-US"/>
         </w:rPr>
       </w:pPr>
@@ -1289,7 +1291,7 @@
           <w:rFonts w:ascii="Noto Serif SC" w:eastAsia="Noto Serif SC" w:hAnsi="Noto Serif SC" w:cs="Noto Serif"/>
           <w:color w:val="000000" w:themeColor="text1"/>
           <w:sz w:val="20"/>
-          <w:szCs w:val="24"/>
+          <w:szCs w:val="20"/>
           <w:lang w:val="en-US"/>
         </w:rPr>
         <w:t>新加坡大会堂</w:t>
@@ -1301,7 +1303,7 @@
           <w:rFonts w:ascii="Noto Serif SC" w:eastAsia="Noto Serif SC" w:hAnsi="Noto Serif SC" w:cs="Noto Serif"/>
           <w:color w:val="000000" w:themeColor="text1"/>
           <w:sz w:val="20"/>
-          <w:szCs w:val="24"/>
+          <w:szCs w:val="20"/>
           <w:lang w:val="en-US"/>
         </w:rPr>
       </w:pPr>
@@ -1310,7 +1312,7 @@
           <w:rFonts w:ascii="Noto Serif SC" w:eastAsia="Noto Serif SC" w:hAnsi="Noto Serif SC" w:cs="Noto Serif"/>
           <w:color w:val="000000" w:themeColor="text1"/>
           <w:sz w:val="20"/>
-          <w:szCs w:val="24"/>
+          <w:szCs w:val="20"/>
           <w:lang w:val="en-US"/>
         </w:rPr>
         <w:t>新加坡邮区 068810</w:t>
@@ -1322,7 +1324,7 @@
           <w:rFonts w:ascii="Noto Serif SC" w:eastAsia="Noto Serif SC" w:hAnsi="Noto Serif SC" w:cs="Noto Serif"/>
           <w:color w:val="000000" w:themeColor="text1"/>
           <w:sz w:val="20"/>
-          <w:szCs w:val="24"/>
+          <w:szCs w:val="20"/>
         </w:rPr>
       </w:pPr>
     </w:p>
@@ -1332,7 +1334,7 @@
           <w:rFonts w:ascii="Noto Serif SC" w:eastAsia="Noto Serif SC" w:hAnsi="Noto Serif SC" w:cs="Noto Serif"/>
           <w:color w:val="000000" w:themeColor="text1"/>
           <w:sz w:val="20"/>
-          <w:szCs w:val="24"/>
+          <w:szCs w:val="20"/>
           <w:lang w:val="en-US"/>
         </w:rPr>
       </w:pPr>
@@ -1341,7 +1343,7 @@
           <w:rFonts w:ascii="Noto Serif SC" w:eastAsia="Noto Serif SC" w:hAnsi="Noto Serif SC" w:cs="Noto Serif"/>
           <w:color w:val="000000" w:themeColor="text1"/>
           <w:sz w:val="20"/>
-          <w:szCs w:val="24"/>
+          <w:szCs w:val="20"/>
           <w:lang w:val="en-US"/>
         </w:rPr>
         <w:t>Singapore Chinese Orchestra Co. Ltd.</w:t>
@@ -1353,7 +1355,7 @@
           <w:rFonts w:ascii="Noto Serif SC" w:eastAsia="Noto Serif SC" w:hAnsi="Noto Serif SC" w:cs="Noto Serif"/>
           <w:color w:val="000000" w:themeColor="text1"/>
           <w:sz w:val="20"/>
-          <w:szCs w:val="24"/>
+          <w:szCs w:val="20"/>
           <w:lang w:val="en-US"/>
         </w:rPr>
       </w:pPr>
@@ -1362,7 +1364,7 @@
           <w:rFonts w:ascii="Noto Serif SC" w:eastAsia="Noto Serif SC" w:hAnsi="Noto Serif SC" w:cs="Noto Serif"/>
           <w:color w:val="000000" w:themeColor="text1"/>
           <w:sz w:val="20"/>
-          <w:szCs w:val="24"/>
+          <w:szCs w:val="20"/>
           <w:lang w:val="en-US"/>
         </w:rPr>
         <w:t>7 Shenton Way</w:t>
@@ -1374,7 +1376,7 @@
           <w:rFonts w:ascii="Noto Serif SC" w:eastAsia="Noto Serif SC" w:hAnsi="Noto Serif SC" w:cs="Noto Serif"/>
           <w:color w:val="000000" w:themeColor="text1"/>
           <w:sz w:val="20"/>
-          <w:szCs w:val="24"/>
+          <w:szCs w:val="20"/>
           <w:lang w:val="en-US"/>
         </w:rPr>
       </w:pPr>
@@ -1383,7 +1385,7 @@
           <w:rFonts w:ascii="Noto Serif SC" w:eastAsia="Noto Serif SC" w:hAnsi="Noto Serif SC" w:cs="Noto Serif"/>
           <w:color w:val="000000" w:themeColor="text1"/>
           <w:sz w:val="20"/>
-          <w:szCs w:val="24"/>
+          <w:szCs w:val="20"/>
           <w:lang w:val="en-US"/>
         </w:rPr>
         <w:t>Singapore Conference Hall</w:t>
@@ -1395,7 +1397,7 @@
           <w:rFonts w:ascii="Noto Serif SC" w:eastAsia="Noto Serif SC" w:hAnsi="Noto Serif SC" w:cs="Noto Serif"/>
           <w:color w:val="000000" w:themeColor="text1"/>
           <w:sz w:val="20"/>
-          <w:szCs w:val="24"/>
+          <w:szCs w:val="20"/>
           <w:lang w:val="en-US"/>
         </w:rPr>
       </w:pPr>
@@ -1404,7 +1406,7 @@
           <w:rFonts w:ascii="Noto Serif SC" w:eastAsia="Noto Serif SC" w:hAnsi="Noto Serif SC" w:cs="Noto Serif"/>
           <w:color w:val="000000" w:themeColor="text1"/>
           <w:sz w:val="20"/>
-          <w:szCs w:val="24"/>
+          <w:szCs w:val="20"/>
           <w:lang w:val="en-US"/>
         </w:rPr>
         <w:t>Singapore 068810</w:t>
@@ -1560,8 +1562,8 @@
       <w:pPr>
         <w:rPr>
           <w:rFonts w:ascii="Noto Serif SC" w:eastAsia="Noto Serif SC" w:hAnsi="Noto Serif SC" w:cs="Noto Serif"/>
-          <w:sz w:val="36"/>
-          <w:szCs w:val="36"/>
+          <w:sz w:val="20"/>
+          <w:szCs w:val="20"/>
           <w:lang w:eastAsia="zh-TW"/>
         </w:rPr>
         <w:sectPr>
@@ -1602,8 +1604,8 @@
       <w:r>
         <w:rPr>
           <w:rFonts w:ascii="Noto Serif SC" w:eastAsia="Noto Serif SC" w:hAnsi="Noto Serif SC" w:cs="Noto Serif"/>
-          <w:sz w:val="36"/>
-          <w:szCs w:val="36"/>
+          <w:sz w:val="20"/>
+          <w:szCs w:val="20"/>
           <w:lang w:eastAsia="zh-TW"/>
         </w:rPr>
         <w:tab/>

--- a/Front Matter/Template/2_Front-Matter.docx
+++ b/Front Matter/Template/2_Front-Matter.docx
@@ -2482,7 +2482,35 @@
           <w:rFonts w:ascii="Noto Serif SC" w:eastAsia="Noto Serif SC" w:hAnsi="Noto Serif SC"/>
           <w:lang w:eastAsia="zh-TW"/>
         </w:rPr>
-        <w:t>Born in Hong Kong and now living in U.S.A. He received his Doctor of Musical Arts (D.M.A.) at Rice University and Bachelor of Fine Arts (B.F.A.) at the Hong Kong Academy for Performing Arts. He has attended major music festivals including: Wellesley Composers Conference, Aspen Music Festival, International Summer Course for New Music Darmstadt, Asian Composers’ League, ISCM World Music Days, Chinese Composers’ Festival, Music X, June in Buffalo, IMPULS Ensemble Akademie, California E.A.R. Unit Composer Seminar, the 13th International Summer Program, Czech Republic, International Composers’ Workshop, Luxembourg, the International Summer Course for New Music, Darmstadt, Germany, Wellesley Composers’ Conference. Residencies include: the Atlantic Center for the Arts, Florida, Kimmel Harding Nelson Center for the Arts, Nebraska, Virginia Center for the Creative Arts, Yaddo Colony, NY and the MacDowell Colony, NH.</w:t>
+        <w:t>Born in Hong Kong and now living in U.S.A. He received his Doctor of Musical Arts (D.M.A.) at Rice University and Bachelor of Fine Arts (B.F.A.) at the Hong Kong Academy for Performing Arts. He has attended major music festivals including: Wellesley Composers Conference, Aspen Music Festival, International Summer Course for New Music Darmstadt, Asian Composers</w:t>
+      </w:r>
+      <w:r>
+        <w:rPr>
+          <w:rFonts w:ascii="Noto Serif SC" w:eastAsia="Noto Serif SC" w:hAnsi="Noto Serif SC"/>
+          <w:lang w:eastAsia="zh-TW"/>
+        </w:rPr>
+        <w:t xml:space="preserve">' </w:t>
+      </w:r>
+      <w:r>
+        <w:rPr>
+          <w:rFonts w:ascii="Noto Serif SC" w:eastAsia="Noto Serif SC" w:hAnsi="Noto Serif SC"/>
+          <w:lang w:eastAsia="zh-TW"/>
+        </w:rPr>
+        <w:t>League, ISCM World Music Days, Chinese Composers</w:t>
+      </w:r>
+      <w:r>
+        <w:rPr>
+          <w:rFonts w:ascii="Noto Serif SC" w:eastAsia="Noto Serif SC" w:hAnsi="Noto Serif SC"/>
+          <w:lang w:eastAsia="zh-TW"/>
+        </w:rPr>
+        <w:t xml:space="preserve">' </w:t>
+      </w:r>
+      <w:r>
+        <w:rPr>
+          <w:rFonts w:ascii="Noto Serif SC" w:eastAsia="Noto Serif SC" w:hAnsi="Noto Serif SC"/>
+          <w:lang w:eastAsia="zh-TW"/>
+        </w:rPr>
+        <w:t>Festival, Music X, June in Buffalo, IMPULS Ensemble Akademie, California E.A.R. Unit Composer Seminar, the 13th International Summer Program, Czech Republic, International Composers’ Workshop, Luxembourg, the International Summer Course for New Music, Darmstadt, Germany, Wellesley Composers’ Conference. Residencies include: the Atlantic Center for the Arts, Florida, Kimmel Harding Nelson Center for the Arts, Nebraska, Virginia Center for the Creative Arts, Yaddo Colony, NY and the MacDowell Colony, NH.</w:t>
       </w:r>
     </w:p>
     <w:p>
@@ -2503,10 +2531,10 @@
       </w:r>
       <w:r>
         <w:rPr>
-          <w:rFonts w:ascii="Noto Serif" w:eastAsia="Noto Serif SC" w:hAnsi="Noto Serif" w:cs="Noto Serif"/>
-          <w:lang w:eastAsia="zh-TW"/>
-        </w:rPr>
-        <w:t>’</w:t>
+          <w:rFonts w:ascii="Noto Serif SC" w:eastAsia="Noto Serif SC" w:hAnsi="Noto Serif SC" w:cs="Noto Serif"/>
+          <w:lang w:eastAsia="zh-TW"/>
+        </w:rPr>
+        <w:t>'</w:t>
       </w:r>
       <w:r>
         <w:rPr>
@@ -2545,7 +2573,21 @@
           <w:rFonts w:ascii="Noto Serif SC" w:eastAsia="Noto Serif SC" w:hAnsi="Noto Serif SC"/>
           <w:lang w:eastAsia="zh-TW"/>
         </w:rPr>
-        <w:t xml:space="preserve"> Memorial Composition Award”, “Taiwan Music Center International Composition Prize”, “Robert Avalon International Prize”, “Singapore International Composition Competition for Chinese Orchestra”, “Haifa International Composition Prize”, First International EPICMUSIC Composition Prize, Italy, International Biennial composition competition, the Debussy Trio Music Foundation, Molinari Quartet’s Third International Composition Competition, the St. Paul Chamber Orchestra Emerging, the ALEA III composition Competition, the fourth NACUSA Texas Composition Competition, the International Music Prize for Excellence </w:t>
+        <w:t xml:space="preserve"> Memorial Composition Award”, “Taiwan Music Center International Composition Prize”, “Robert Avalon International Prize”, “Singapore International Composition Competition for Chinese Orchestra”, “Haifa International Composition Prize”, First International EPICMUSIC Composition Prize, Italy, International Biennial composition competition, the Debussy Trio Music Foundation, Molinari Quartet</w:t>
+      </w:r>
+      <w:r>
+        <w:rPr>
+          <w:rFonts w:ascii="Noto Serif SC" w:eastAsia="Noto Serif SC" w:hAnsi="Noto Serif SC"/>
+          <w:lang w:eastAsia="zh-TW"/>
+        </w:rPr>
+        <w:t>'</w:t>
+      </w:r>
+      <w:r>
+        <w:rPr>
+          <w:rFonts w:ascii="Noto Serif SC" w:eastAsia="Noto Serif SC" w:hAnsi="Noto Serif SC"/>
+          <w:lang w:eastAsia="zh-TW"/>
+        </w:rPr>
+        <w:t xml:space="preserve">s Third International Composition Competition, the St. Paul Chamber Orchestra Emerging, the ALEA III composition Competition, the fourth NACUSA Texas Composition Competition, the International Music Prize for Excellence in </w:t>
       </w:r>
       <w:r>
         <w:rPr>
@@ -2553,7 +2595,7 @@
           <w:lang w:eastAsia="zh-TW"/>
         </w:rPr>
         <w:lastRenderedPageBreak/>
-        <w:t>in Composition 2010, by the National Academy of Music, Thessaloniki, Greece, and the 2010 Alvarez Chamber Orchestra Freestyle Composition Competition, London, England .</w:t>
+        <w:t>Composition 2010, by the National Academy of Music, Thessaloniki, Greece, and the 2010 Alvarez Chamber Orchestra Freestyle Composition Competition, London, England .</w:t>
       </w:r>
     </w:p>
     <w:p>

--- a/Front Matter/Template/2_Front-Matter.docx
+++ b/Front Matter/Template/2_Front-Matter.docx
@@ -2373,7 +2373,7 @@
           <w:iCs/>
           <w:lang w:eastAsia="zh-TW"/>
         </w:rPr>
-        <w:t>“</w:t>
+        <w:t>"</w:t>
       </w:r>
       <w:r>
         <w:rPr>
@@ -2427,7 +2427,34 @@
           <w:iCs/>
           <w:lang w:eastAsia="zh-TW"/>
         </w:rPr>
-        <w:t>Yip’s splendid ear and sophisticated technique stand him in good stead….”</w:t>
+        <w:t>Yip</w:t>
+      </w:r>
+      <w:r>
+        <w:rPr>
+          <w:rFonts w:ascii="Noto Serif SC" w:eastAsia="Noto Serif SC" w:hAnsi="Noto Serif SC"/>
+          <w:i/>
+          <w:iCs/>
+          <w:lang w:eastAsia="zh-TW"/>
+        </w:rPr>
+        <w:t>'</w:t>
+      </w:r>
+      <w:r>
+        <w:rPr>
+          <w:rFonts w:ascii="Noto Serif SC" w:eastAsia="Noto Serif SC" w:hAnsi="Noto Serif SC"/>
+          <w:i/>
+          <w:iCs/>
+          <w:lang w:eastAsia="zh-TW"/>
+        </w:rPr>
+        <w:t>s splendid ear and sophisticated technique stand him in good stead….</w:t>
+      </w:r>
+      <w:r>
+        <w:rPr>
+          <w:rFonts w:ascii="Noto Serif SC" w:eastAsia="Noto Serif SC" w:hAnsi="Noto Serif SC"/>
+          <w:i/>
+          <w:iCs/>
+          <w:lang w:eastAsia="zh-TW"/>
+        </w:rPr>
+        <w:t>"</w:t>
       </w:r>
     </w:p>
     <w:p>
@@ -2510,7 +2537,35 @@
           <w:rFonts w:ascii="Noto Serif SC" w:eastAsia="Noto Serif SC" w:hAnsi="Noto Serif SC"/>
           <w:lang w:eastAsia="zh-TW"/>
         </w:rPr>
-        <w:t>Festival, Music X, June in Buffalo, IMPULS Ensemble Akademie, California E.A.R. Unit Composer Seminar, the 13th International Summer Program, Czech Republic, International Composers’ Workshop, Luxembourg, the International Summer Course for New Music, Darmstadt, Germany, Wellesley Composers’ Conference. Residencies include: the Atlantic Center for the Arts, Florida, Kimmel Harding Nelson Center for the Arts, Nebraska, Virginia Center for the Creative Arts, Yaddo Colony, NY and the MacDowell Colony, NH.</w:t>
+        <w:t>Festival, Music X, June in Buffalo, IMPULS Ensemble Akademie, California E.A.R. Unit Composer Seminar, the 13th International Summer Program, Czech Republic, International Composers</w:t>
+      </w:r>
+      <w:r>
+        <w:rPr>
+          <w:rFonts w:ascii="Noto Serif SC" w:eastAsia="Noto Serif SC" w:hAnsi="Noto Serif SC"/>
+          <w:lang w:eastAsia="zh-TW"/>
+        </w:rPr>
+        <w:t>'</w:t>
+      </w:r>
+      <w:r>
+        <w:rPr>
+          <w:rFonts w:ascii="Noto Serif SC" w:eastAsia="Noto Serif SC" w:hAnsi="Noto Serif SC"/>
+          <w:lang w:eastAsia="zh-TW"/>
+        </w:rPr>
+        <w:t xml:space="preserve"> Workshop, Luxembourg, the International Summer Course for New Music, Darmstadt, Germany, Wellesley Composers</w:t>
+      </w:r>
+      <w:r>
+        <w:rPr>
+          <w:rFonts w:ascii="Noto Serif SC" w:eastAsia="Noto Serif SC" w:hAnsi="Noto Serif SC"/>
+          <w:lang w:eastAsia="zh-TW"/>
+        </w:rPr>
+        <w:t>'</w:t>
+      </w:r>
+      <w:r>
+        <w:rPr>
+          <w:rFonts w:ascii="Noto Serif SC" w:eastAsia="Noto Serif SC" w:hAnsi="Noto Serif SC"/>
+          <w:lang w:eastAsia="zh-TW"/>
+        </w:rPr>
+        <w:t xml:space="preserve"> Conference. Residencies include: the Atlantic Center for the Arts, Florida, Kimmel Harding Nelson Center for the Arts, Nebraska, Virginia Center for the Creative Arts, Yaddo Colony, NY and the MacDowell Colony, NH.</w:t>
       </w:r>
     </w:p>
     <w:p>
@@ -2541,7 +2596,14 @@
           <w:rFonts w:ascii="Noto Serif SC" w:eastAsia="Noto Serif SC" w:hAnsi="Noto Serif SC"/>
           <w:lang w:eastAsia="zh-TW"/>
         </w:rPr>
-        <w:t>s works have been performed in the United States, Canada, Costa Rica, Israel, Austria, Croatia, Czech Republic, Luxembourg, Germany, Italy, Korea, Japan, Indonesia, Hong Kong, Taiwan, Singapore, and Philippines. He has received several composition prizes, included “</w:t>
+        <w:t xml:space="preserve">s works have been performed in the United States, Canada, Costa Rica, Israel, Austria, Croatia, Czech Republic, Luxembourg, Germany, Italy, Korea, Japan, Indonesia, Hong Kong, Taiwan, Singapore, and Philippines. He has received several composition prizes, included </w:t>
+      </w:r>
+      <w:r>
+        <w:rPr>
+          <w:rFonts w:ascii="Noto Serif SC" w:eastAsia="Noto Serif SC" w:hAnsi="Noto Serif SC"/>
+          <w:lang w:eastAsia="zh-TW"/>
+        </w:rPr>
+        <w:t>"</w:t>
       </w:r>
       <w:proofErr w:type="spellStart"/>
       <w:r>
@@ -2557,7 +2619,28 @@
           <w:rFonts w:ascii="Noto Serif SC" w:eastAsia="Noto Serif SC" w:hAnsi="Noto Serif SC"/>
           <w:lang w:eastAsia="zh-TW"/>
         </w:rPr>
-        <w:t xml:space="preserve">”, “Salvatore </w:t>
+        <w:t>"</w:t>
+      </w:r>
+      <w:r>
+        <w:rPr>
+          <w:rFonts w:ascii="Noto Serif SC" w:eastAsia="Noto Serif SC" w:hAnsi="Noto Serif SC"/>
+          <w:lang w:eastAsia="zh-TW"/>
+        </w:rPr>
+        <w:t xml:space="preserve">, </w:t>
+      </w:r>
+      <w:r>
+        <w:rPr>
+          <w:rFonts w:ascii="Noto Serif SC" w:eastAsia="Noto Serif SC" w:hAnsi="Noto Serif SC"/>
+          <w:lang w:eastAsia="zh-TW"/>
+        </w:rPr>
+        <w:t>"</w:t>
+      </w:r>
+      <w:r>
+        <w:rPr>
+          <w:rFonts w:ascii="Noto Serif SC" w:eastAsia="Noto Serif SC" w:hAnsi="Noto Serif SC"/>
+          <w:lang w:eastAsia="zh-TW"/>
+        </w:rPr>
+        <w:t xml:space="preserve">Salvatore </w:t>
       </w:r>
       <w:proofErr w:type="spellStart"/>
       <w:r>
@@ -2573,7 +2656,133 @@
           <w:rFonts w:ascii="Noto Serif SC" w:eastAsia="Noto Serif SC" w:hAnsi="Noto Serif SC"/>
           <w:lang w:eastAsia="zh-TW"/>
         </w:rPr>
-        <w:t xml:space="preserve"> Memorial Composition Award”, “Taiwan Music Center International Composition Prize”, “Robert Avalon International Prize”, “Singapore International Composition Competition for Chinese Orchestra”, “Haifa International Composition Prize”, First International EPICMUSIC Composition Prize, Italy, International Biennial composition competition, the Debussy Trio Music Foundation, Molinari Quartet</w:t>
+        <w:t xml:space="preserve"> Memorial Composition Award</w:t>
+      </w:r>
+      <w:r>
+        <w:rPr>
+          <w:rFonts w:ascii="Noto Serif SC" w:eastAsia="Noto Serif SC" w:hAnsi="Noto Serif SC"/>
+          <w:lang w:eastAsia="zh-TW"/>
+        </w:rPr>
+        <w:t>"</w:t>
+      </w:r>
+      <w:r>
+        <w:rPr>
+          <w:rFonts w:ascii="Noto Serif SC" w:eastAsia="Noto Serif SC" w:hAnsi="Noto Serif SC"/>
+          <w:lang w:eastAsia="zh-TW"/>
+        </w:rPr>
+        <w:t xml:space="preserve">, </w:t>
+      </w:r>
+      <w:r>
+        <w:rPr>
+          <w:rFonts w:ascii="Noto Serif SC" w:eastAsia="Noto Serif SC" w:hAnsi="Noto Serif SC"/>
+          <w:lang w:eastAsia="zh-TW"/>
+        </w:rPr>
+        <w:t>"</w:t>
+      </w:r>
+      <w:r>
+        <w:rPr>
+          <w:rFonts w:ascii="Noto Serif SC" w:eastAsia="Noto Serif SC" w:hAnsi="Noto Serif SC"/>
+          <w:lang w:eastAsia="zh-TW"/>
+        </w:rPr>
+        <w:t>Taiwan Music Center International Composition Prize</w:t>
+      </w:r>
+      <w:r>
+        <w:rPr>
+          <w:rFonts w:ascii="Noto Serif SC" w:eastAsia="Noto Serif SC" w:hAnsi="Noto Serif SC"/>
+          <w:lang w:eastAsia="zh-TW"/>
+        </w:rPr>
+        <w:t>"</w:t>
+      </w:r>
+      <w:r>
+        <w:rPr>
+          <w:rFonts w:ascii="Noto Serif SC" w:eastAsia="Noto Serif SC" w:hAnsi="Noto Serif SC"/>
+          <w:lang w:eastAsia="zh-TW"/>
+        </w:rPr>
+        <w:t xml:space="preserve">, </w:t>
+      </w:r>
+      <w:r>
+        <w:rPr>
+          <w:rFonts w:ascii="Noto Serif SC" w:eastAsia="Noto Serif SC" w:hAnsi="Noto Serif SC"/>
+          <w:lang w:eastAsia="zh-TW"/>
+        </w:rPr>
+        <w:t>"</w:t>
+      </w:r>
+      <w:r>
+        <w:rPr>
+          <w:rFonts w:ascii="Noto Serif SC" w:eastAsia="Noto Serif SC" w:hAnsi="Noto Serif SC"/>
+          <w:lang w:eastAsia="zh-TW"/>
+        </w:rPr>
+        <w:t>Robert Avalon International Prize</w:t>
+      </w:r>
+      <w:r>
+        <w:rPr>
+          <w:rFonts w:ascii="Noto Serif SC" w:eastAsia="Noto Serif SC" w:hAnsi="Noto Serif SC"/>
+          <w:lang w:eastAsia="zh-TW"/>
+        </w:rPr>
+        <w:t>"</w:t>
+      </w:r>
+      <w:r>
+        <w:rPr>
+          <w:rFonts w:ascii="Noto Serif SC" w:eastAsia="Noto Serif SC" w:hAnsi="Noto Serif SC"/>
+          <w:lang w:eastAsia="zh-TW"/>
+        </w:rPr>
+        <w:t xml:space="preserve">, </w:t>
+      </w:r>
+      <w:r>
+        <w:rPr>
+          <w:rFonts w:ascii="Noto Serif SC" w:eastAsia="Noto Serif SC" w:hAnsi="Noto Serif SC"/>
+          <w:lang w:eastAsia="zh-TW"/>
+        </w:rPr>
+        <w:t>"</w:t>
+      </w:r>
+      <w:r>
+        <w:rPr>
+          <w:rFonts w:ascii="Noto Serif SC" w:eastAsia="Noto Serif SC" w:hAnsi="Noto Serif SC"/>
+          <w:lang w:eastAsia="zh-TW"/>
+        </w:rPr>
+        <w:t>Singapore International Composition Competition for Chinese Orchestra</w:t>
+      </w:r>
+      <w:r>
+        <w:rPr>
+          <w:rFonts w:ascii="Noto Serif SC" w:eastAsia="Noto Serif SC" w:hAnsi="Noto Serif SC"/>
+          <w:lang w:eastAsia="zh-TW"/>
+        </w:rPr>
+        <w:t>"</w:t>
+      </w:r>
+      <w:r>
+        <w:rPr>
+          <w:rFonts w:ascii="Noto Serif SC" w:eastAsia="Noto Serif SC" w:hAnsi="Noto Serif SC"/>
+          <w:lang w:eastAsia="zh-TW"/>
+        </w:rPr>
+        <w:t xml:space="preserve">, </w:t>
+      </w:r>
+      <w:r>
+        <w:rPr>
+          <w:rFonts w:ascii="Noto Serif SC" w:eastAsia="Noto Serif SC" w:hAnsi="Noto Serif SC"/>
+          <w:lang w:eastAsia="zh-TW"/>
+        </w:rPr>
+        <w:t>"</w:t>
+      </w:r>
+      <w:r>
+        <w:rPr>
+          <w:rFonts w:ascii="Noto Serif SC" w:eastAsia="Noto Serif SC" w:hAnsi="Noto Serif SC"/>
+          <w:lang w:eastAsia="zh-TW"/>
+        </w:rPr>
+        <w:t>Haifa International Composition Priz</w:t>
+      </w:r>
+      <w:r>
+        <w:rPr>
+          <w:rFonts w:ascii="Noto Serif SC" w:eastAsia="Noto Serif SC" w:hAnsi="Noto Serif SC"/>
+          <w:lang w:eastAsia="zh-TW"/>
+        </w:rPr>
+        <w:t>e"</w:t>
+      </w:r>
+      <w:r>
+        <w:rPr>
+          <w:rFonts w:ascii="Noto Serif SC" w:eastAsia="Noto Serif SC" w:hAnsi="Noto Serif SC"/>
+          <w:lang w:eastAsia="zh-TW"/>
+        </w:rPr>
+        <w:t>, First International EPICMUSIC Composition Prize, Italy, International Biennial composition competition, the Debussy Trio Music Foundation, Molinari Quartet</w:t>
       </w:r>
       <w:r>
         <w:rPr>
@@ -2587,7 +2796,7 @@
           <w:rFonts w:ascii="Noto Serif SC" w:eastAsia="Noto Serif SC" w:hAnsi="Noto Serif SC"/>
           <w:lang w:eastAsia="zh-TW"/>
         </w:rPr>
-        <w:t xml:space="preserve">s Third International Composition Competition, the St. Paul Chamber Orchestra Emerging, the ALEA III composition Competition, the fourth NACUSA Texas Composition Competition, the International Music Prize for Excellence in </w:t>
+        <w:t xml:space="preserve">s Third International Composition Competition, the St. Paul Chamber Orchestra Emerging, the ALEA III composition Competition, the fourth NACUSA Texas Composition Competition, the International Music Prize for Excellence in Composition 2010, by the National </w:t>
       </w:r>
       <w:r>
         <w:rPr>
@@ -2595,7 +2804,7 @@
           <w:lang w:eastAsia="zh-TW"/>
         </w:rPr>
         <w:lastRenderedPageBreak/>
-        <w:t>Composition 2010, by the National Academy of Music, Thessaloniki, Greece, and the 2010 Alvarez Chamber Orchestra Freestyle Composition Competition, London, England .</w:t>
+        <w:t>Academy of Music, Thessaloniki, Greece, and the 2010 Alvarez Chamber Orchestra Freestyle Composition Competition, London, England .</w:t>
       </w:r>
     </w:p>
     <w:p>

--- a/Front Matter/Template/2_Front-Matter.docx
+++ b/Front Matter/Template/2_Front-Matter.docx
@@ -1527,15 +1527,15 @@
           <w:rFonts w:ascii="Noto Serif SC" w:eastAsia="Noto Serif SC" w:hAnsi="Noto Serif SC" w:cs="Noto Serif"/>
           <w:sz w:val="20"/>
           <w:szCs w:val="20"/>
-          <w:lang w:val="en-US"/>
-        </w:rPr>
-      </w:pPr>
-      <w:r>
-        <w:rPr>
-          <w:rFonts w:ascii="Noto Serif SC" w:eastAsia="Noto Serif SC" w:hAnsi="Noto Serif SC" w:cs="Noto Serif"/>
-          <w:sz w:val="20"/>
-          <w:szCs w:val="20"/>
-          <w:lang w:val="en-US"/>
+          <w:lang w:val="en-US" w:eastAsia="zh-TW"/>
+        </w:rPr>
+      </w:pPr>
+      <w:r>
+        <w:rPr>
+          <w:rFonts w:ascii="Noto Serif SC" w:eastAsia="Noto Serif SC" w:hAnsi="Noto Serif SC" w:cs="Noto Serif"/>
+          <w:sz w:val="20"/>
+          <w:szCs w:val="20"/>
+          <w:lang w:val="en-US" w:eastAsia="zh-TW"/>
         </w:rPr>
         <w:t>电话</w:t>
       </w:r>
@@ -1544,7 +1544,7 @@
           <w:rFonts w:ascii="Noto Serif SC" w:eastAsia="Noto Serif SC" w:hAnsi="Noto Serif SC" w:cs="Noto Serif"/>
           <w:sz w:val="20"/>
           <w:szCs w:val="20"/>
-          <w:lang w:val="en-US"/>
+          <w:lang w:val="en-US" w:eastAsia="zh-TW"/>
         </w:rPr>
         <w:t xml:space="preserve"> </w:t>
       </w:r>
@@ -1553,7 +1553,7 @@
           <w:rFonts w:ascii="Noto Serif SC" w:eastAsia="Noto Serif SC" w:hAnsi="Noto Serif SC" w:cs="Noto Serif"/>
           <w:sz w:val="20"/>
           <w:szCs w:val="20"/>
-          <w:lang w:val="en-US"/>
+          <w:lang w:val="en-US" w:eastAsia="zh-TW"/>
         </w:rPr>
         <w:t>Telephone: (65) 6557 4026</w:t>
       </w:r>
@@ -1579,7 +1579,7 @@
           <w:rFonts w:ascii="Noto Serif SC" w:eastAsia="Noto Serif SC" w:hAnsi="Noto Serif SC" w:cs="Noto Serif"/>
           <w:sz w:val="20"/>
           <w:szCs w:val="20"/>
-          <w:lang w:val="en-US"/>
+          <w:lang w:val="en-US" w:eastAsia="zh-TW"/>
         </w:rPr>
         <w:t>传真</w:t>
       </w:r>
@@ -1588,7 +1588,7 @@
           <w:rFonts w:ascii="Noto Serif SC" w:eastAsia="Noto Serif SC" w:hAnsi="Noto Serif SC" w:cs="Noto Serif"/>
           <w:sz w:val="20"/>
           <w:szCs w:val="20"/>
-          <w:lang w:val="en-US"/>
+          <w:lang w:val="en-US" w:eastAsia="zh-TW"/>
         </w:rPr>
         <w:t xml:space="preserve"> </w:t>
       </w:r>
@@ -1597,7 +1597,7 @@
           <w:rFonts w:ascii="Noto Serif SC" w:eastAsia="Noto Serif SC" w:hAnsi="Noto Serif SC" w:cs="Noto Serif"/>
           <w:sz w:val="20"/>
           <w:szCs w:val="20"/>
-          <w:lang w:val="en-US"/>
+          <w:lang w:val="en-US" w:eastAsia="zh-TW"/>
         </w:rPr>
         <w:t>Fax: (65) 6557 2756</w:t>
       </w:r>
@@ -2132,19 +2132,8 @@
           <w:szCs w:val="24"/>
           <w:lang w:eastAsia="zh-TW"/>
         </w:rPr>
-        <w:t xml:space="preserve">Ensemble El Perro </w:t>
-      </w:r>
-      <w:proofErr w:type="spellStart"/>
-      <w:r>
-        <w:rPr>
-          <w:rFonts w:ascii="Noto Serif SC" w:eastAsia="Noto Serif SC" w:hAnsi="Noto Serif SC"/>
-          <w:sz w:val="24"/>
-          <w:szCs w:val="24"/>
-          <w:lang w:eastAsia="zh-TW"/>
-        </w:rPr>
-        <w:t>Andaluz</w:t>
-      </w:r>
-      <w:proofErr w:type="spellEnd"/>
+        <w:t>Ensemble El Perro Andaluz</w:t>
+      </w:r>
       <w:r>
         <w:rPr>
           <w:rFonts w:ascii="Noto Serif SC" w:eastAsia="Noto Serif SC" w:hAnsi="Noto Serif SC" w:hint="eastAsia"/>
@@ -2640,23 +2629,7 @@
           <w:rFonts w:ascii="Noto Serif SC" w:eastAsia="Noto Serif SC" w:hAnsi="Noto Serif SC"/>
           <w:lang w:eastAsia="zh-TW"/>
         </w:rPr>
-        <w:t xml:space="preserve">Salvatore </w:t>
-      </w:r>
-      <w:proofErr w:type="spellStart"/>
-      <w:r>
-        <w:rPr>
-          <w:rFonts w:ascii="Noto Serif SC" w:eastAsia="Noto Serif SC" w:hAnsi="Noto Serif SC"/>
-          <w:lang w:eastAsia="zh-TW"/>
-        </w:rPr>
-        <w:t>Martirano</w:t>
-      </w:r>
-      <w:proofErr w:type="spellEnd"/>
-      <w:r>
-        <w:rPr>
-          <w:rFonts w:ascii="Noto Serif SC" w:eastAsia="Noto Serif SC" w:hAnsi="Noto Serif SC"/>
-          <w:lang w:eastAsia="zh-TW"/>
-        </w:rPr>
-        <w:t xml:space="preserve"> Memorial Composition Award</w:t>
+        <w:t>Salvatore Martirano Memorial Composition Award</w:t>
       </w:r>
       <w:r>
         <w:rPr>
@@ -4494,6 +4467,70 @@
         </w:rPr>
         <w:t xml:space="preserve">1 </w:t>
       </w:r>
+      <w:r>
+        <w:rPr>
+          <w:rFonts w:ascii="Noto Serif SC" w:eastAsia="Noto Serif SC" w:hAnsi="Noto Serif SC" w:cs="Noto Serif"/>
+          <w:sz w:val="24"/>
+          <w:szCs w:val="24"/>
+          <w:lang w:val="en-GB" w:eastAsia="zh-TW"/>
+        </w:rPr>
+        <w:t>Diyin Sheng</w:t>
+      </w:r>
+    </w:p>
+    <w:p>
+      <w:pPr>
+        <w:rPr>
+          <w:rFonts w:ascii="Noto Serif SC" w:eastAsia="Noto Serif SC" w:hAnsi="Noto Serif SC" w:cs="Noto Serif"/>
+          <w:sz w:val="24"/>
+          <w:szCs w:val="24"/>
+          <w:lang w:val="en-GB"/>
+        </w:rPr>
+      </w:pPr>
+      <w:r>
+        <w:rPr>
+          <w:rFonts w:ascii="Noto Serif SC" w:eastAsia="Noto Serif SC" w:hAnsi="Noto Serif SC" w:cs="Noto Serif"/>
+          <w:sz w:val="24"/>
+          <w:szCs w:val="24"/>
+          <w:lang w:val="en-GB" w:eastAsia="zh-TW"/>
+        </w:rPr>
+        <w:t>1</w:t>
+      </w:r>
+      <w:r>
+        <w:rPr>
+          <w:rFonts w:ascii="Noto Serif SC" w:eastAsia="Noto Serif SC" w:hAnsi="Noto Serif SC" w:cs="Noto Serif" w:hint="eastAsia"/>
+          <w:sz w:val="24"/>
+          <w:szCs w:val="24"/>
+          <w:lang w:val="en-GB" w:eastAsia="zh-TW"/>
+        </w:rPr>
+        <w:t>高音嗩</w:t>
+      </w:r>
+      <w:r>
+        <w:rPr>
+          <w:rFonts w:ascii="Noto Serif SC" w:eastAsia="Noto Serif SC" w:hAnsi="Noto Serif SC" w:cs="Noto Serif" w:hint="eastAsia"/>
+          <w:sz w:val="24"/>
+          <w:szCs w:val="24"/>
+          <w:lang w:val="en-US" w:eastAsia="zh-TW"/>
+        </w:rPr>
+        <w:t>吶</w:t>
+      </w:r>
+      <w:r>
+        <w:rPr>
+          <w:rFonts w:ascii="Noto Serif SC" w:eastAsia="Noto Serif SC" w:hAnsi="Noto Serif SC" w:cs="Noto Serif"/>
+          <w:sz w:val="24"/>
+          <w:szCs w:val="24"/>
+          <w:lang w:val="en-GB" w:eastAsia="zh-TW"/>
+        </w:rPr>
+        <w:t xml:space="preserve"> </w:t>
+      </w:r>
+      <w:r>
+        <w:rPr>
+          <w:rFonts w:ascii="Noto Serif SC" w:eastAsia="Noto Serif SC" w:hAnsi="Noto Serif SC" w:cs="Noto Serif"/>
+          <w:sz w:val="24"/>
+          <w:szCs w:val="24"/>
+          <w:lang w:val="en-GB" w:eastAsia="zh-TW"/>
+        </w:rPr>
+        <w:t xml:space="preserve">1 </w:t>
+      </w:r>
       <w:proofErr w:type="spellStart"/>
       <w:r>
         <w:rPr>
@@ -4502,7 +4539,7 @@
           <w:szCs w:val="24"/>
           <w:lang w:val="en-GB" w:eastAsia="zh-TW"/>
         </w:rPr>
-        <w:t>Diyin</w:t>
+        <w:t>Gaoyin</w:t>
       </w:r>
       <w:proofErr w:type="spellEnd"/>
       <w:r>
@@ -4512,24 +4549,35 @@
           <w:szCs w:val="24"/>
           <w:lang w:val="en-GB" w:eastAsia="zh-TW"/>
         </w:rPr>
-        <w:t xml:space="preserve"> Sheng</w:t>
-      </w:r>
-    </w:p>
-    <w:p>
-      <w:pPr>
-        <w:rPr>
-          <w:rFonts w:ascii="Noto Serif SC" w:eastAsia="Noto Serif SC" w:hAnsi="Noto Serif SC" w:cs="Noto Serif"/>
-          <w:sz w:val="24"/>
-          <w:szCs w:val="24"/>
-          <w:lang w:val="en-GB"/>
-        </w:rPr>
-      </w:pPr>
-      <w:r>
-        <w:rPr>
-          <w:rFonts w:ascii="Noto Serif SC" w:eastAsia="Noto Serif SC" w:hAnsi="Noto Serif SC" w:cs="Noto Serif"/>
-          <w:sz w:val="24"/>
-          <w:szCs w:val="24"/>
-          <w:lang w:val="en-GB" w:eastAsia="zh-TW"/>
+        <w:t xml:space="preserve"> </w:t>
+      </w:r>
+      <w:proofErr w:type="spellStart"/>
+      <w:r>
+        <w:rPr>
+          <w:rFonts w:ascii="Noto Serif SC" w:eastAsia="Noto Serif SC" w:hAnsi="Noto Serif SC" w:cs="Noto Serif"/>
+          <w:sz w:val="24"/>
+          <w:szCs w:val="24"/>
+          <w:lang w:val="en-GB" w:eastAsia="zh-TW"/>
+        </w:rPr>
+        <w:t>Suona</w:t>
+      </w:r>
+      <w:proofErr w:type="spellEnd"/>
+    </w:p>
+    <w:p>
+      <w:pPr>
+        <w:rPr>
+          <w:rFonts w:ascii="Noto Serif SC" w:eastAsia="Noto Serif SC" w:hAnsi="Noto Serif SC" w:cs="Noto Serif"/>
+          <w:sz w:val="24"/>
+          <w:szCs w:val="24"/>
+          <w:lang w:val="en-US"/>
+        </w:rPr>
+      </w:pPr>
+      <w:r>
+        <w:rPr>
+          <w:rFonts w:ascii="Noto Serif SC" w:eastAsia="Noto Serif SC" w:hAnsi="Noto Serif SC" w:cs="Noto Serif"/>
+          <w:sz w:val="24"/>
+          <w:szCs w:val="24"/>
+          <w:lang w:val="en-US" w:eastAsia="zh-TW"/>
         </w:rPr>
         <w:t>1</w:t>
       </w:r>
@@ -4538,9 +4586,77 @@
           <w:rFonts w:ascii="Noto Serif SC" w:eastAsia="Noto Serif SC" w:hAnsi="Noto Serif SC" w:cs="Noto Serif" w:hint="eastAsia"/>
           <w:sz w:val="24"/>
           <w:szCs w:val="24"/>
-          <w:lang w:val="en-GB" w:eastAsia="zh-TW"/>
-        </w:rPr>
-        <w:t>高音嗩</w:t>
+          <w:lang w:val="en-US" w:eastAsia="zh-TW"/>
+        </w:rPr>
+        <w:t>中音嗩吶</w:t>
+      </w:r>
+      <w:r>
+        <w:rPr>
+          <w:rFonts w:ascii="Noto Serif SC" w:eastAsia="Noto Serif SC" w:hAnsi="Noto Serif SC" w:cs="Noto Serif"/>
+          <w:sz w:val="24"/>
+          <w:szCs w:val="24"/>
+          <w:lang w:val="en-US" w:eastAsia="zh-TW"/>
+        </w:rPr>
+        <w:t xml:space="preserve"> </w:t>
+      </w:r>
+      <w:r>
+        <w:rPr>
+          <w:rFonts w:ascii="Noto Serif SC" w:eastAsia="Noto Serif SC" w:hAnsi="Noto Serif SC" w:cs="Noto Serif"/>
+          <w:sz w:val="24"/>
+          <w:szCs w:val="24"/>
+          <w:lang w:val="en-US" w:eastAsia="zh-TW"/>
+        </w:rPr>
+        <w:t xml:space="preserve">1 </w:t>
+      </w:r>
+      <w:proofErr w:type="spellStart"/>
+      <w:r>
+        <w:rPr>
+          <w:rFonts w:ascii="Noto Serif SC" w:eastAsia="Noto Serif SC" w:hAnsi="Noto Serif SC" w:cs="Noto Serif"/>
+          <w:sz w:val="24"/>
+          <w:szCs w:val="24"/>
+          <w:lang w:val="en-US" w:eastAsia="zh-TW"/>
+        </w:rPr>
+        <w:t>Zhongyin</w:t>
+      </w:r>
+      <w:proofErr w:type="spellEnd"/>
+      <w:r>
+        <w:rPr>
+          <w:rFonts w:ascii="Noto Serif SC" w:eastAsia="Noto Serif SC" w:hAnsi="Noto Serif SC" w:cs="Noto Serif"/>
+          <w:sz w:val="24"/>
+          <w:szCs w:val="24"/>
+          <w:lang w:val="en-US" w:eastAsia="zh-TW"/>
+        </w:rPr>
+        <w:t xml:space="preserve"> </w:t>
+      </w:r>
+      <w:proofErr w:type="spellStart"/>
+      <w:r>
+        <w:rPr>
+          <w:rFonts w:ascii="Noto Serif SC" w:eastAsia="Noto Serif SC" w:hAnsi="Noto Serif SC" w:cs="Noto Serif"/>
+          <w:sz w:val="24"/>
+          <w:szCs w:val="24"/>
+          <w:lang w:val="en-US" w:eastAsia="zh-TW"/>
+        </w:rPr>
+        <w:t>Suona</w:t>
+      </w:r>
+      <w:proofErr w:type="spellEnd"/>
+    </w:p>
+    <w:p>
+      <w:pPr>
+        <w:rPr>
+          <w:rFonts w:ascii="Noto Serif SC" w:eastAsia="Noto Serif SC" w:hAnsi="Noto Serif SC" w:cs="Noto Serif"/>
+          <w:sz w:val="24"/>
+          <w:szCs w:val="24"/>
+          <w:lang w:val="en-US"/>
+        </w:rPr>
+      </w:pPr>
+      <w:r>
+        <w:rPr>
+          <w:rFonts w:ascii="Noto Serif SC" w:eastAsia="Noto Serif SC" w:hAnsi="Noto Serif SC" w:cs="Noto Serif"/>
+          <w:sz w:val="24"/>
+          <w:szCs w:val="24"/>
+          <w:lang w:val="en-US" w:eastAsia="zh-TW"/>
+        </w:rPr>
+        <w:t>1</w:t>
       </w:r>
       <w:r>
         <w:rPr>
@@ -4549,14 +4665,14 @@
           <w:szCs w:val="24"/>
           <w:lang w:val="en-US" w:eastAsia="zh-TW"/>
         </w:rPr>
-        <w:t>吶</w:t>
-      </w:r>
-      <w:r>
-        <w:rPr>
-          <w:rFonts w:ascii="Noto Serif SC" w:eastAsia="Noto Serif SC" w:hAnsi="Noto Serif SC" w:cs="Noto Serif"/>
-          <w:sz w:val="24"/>
-          <w:szCs w:val="24"/>
-          <w:lang w:val="en-GB" w:eastAsia="zh-TW"/>
+        <w:t>次中嗩吶</w:t>
+      </w:r>
+      <w:r>
+        <w:rPr>
+          <w:rFonts w:ascii="Noto Serif SC" w:eastAsia="Noto Serif SC" w:hAnsi="Noto Serif SC" w:cs="Noto Serif"/>
+          <w:sz w:val="24"/>
+          <w:szCs w:val="24"/>
+          <w:lang w:val="en-US" w:eastAsia="zh-TW"/>
         </w:rPr>
         <w:t xml:space="preserve"> </w:t>
       </w:r>
@@ -4565,7 +4681,7 @@
           <w:rFonts w:ascii="Noto Serif SC" w:eastAsia="Noto Serif SC" w:hAnsi="Noto Serif SC" w:cs="Noto Serif"/>
           <w:sz w:val="24"/>
           <w:szCs w:val="24"/>
-          <w:lang w:val="en-GB" w:eastAsia="zh-TW"/>
+          <w:lang w:val="en-US" w:eastAsia="zh-TW"/>
         </w:rPr>
         <w:t xml:space="preserve">1 </w:t>
       </w:r>
@@ -4575,9 +4691,9 @@
           <w:rFonts w:ascii="Noto Serif SC" w:eastAsia="Noto Serif SC" w:hAnsi="Noto Serif SC" w:cs="Noto Serif"/>
           <w:sz w:val="24"/>
           <w:szCs w:val="24"/>
-          <w:lang w:val="en-GB" w:eastAsia="zh-TW"/>
-        </w:rPr>
-        <w:t>Gaoyin</w:t>
+          <w:lang w:eastAsia="zh-TW"/>
+        </w:rPr>
+        <w:t>Cizhongyin</w:t>
       </w:r>
       <w:proofErr w:type="spellEnd"/>
       <w:r>
@@ -4585,7 +4701,7 @@
           <w:rFonts w:ascii="Noto Serif SC" w:eastAsia="Noto Serif SC" w:hAnsi="Noto Serif SC" w:cs="Noto Serif"/>
           <w:sz w:val="24"/>
           <w:szCs w:val="24"/>
-          <w:lang w:val="en-GB" w:eastAsia="zh-TW"/>
+          <w:lang w:eastAsia="zh-TW"/>
         </w:rPr>
         <w:t xml:space="preserve"> </w:t>
       </w:r>
@@ -4595,7 +4711,7 @@
           <w:rFonts w:ascii="Noto Serif SC" w:eastAsia="Noto Serif SC" w:hAnsi="Noto Serif SC" w:cs="Noto Serif"/>
           <w:sz w:val="24"/>
           <w:szCs w:val="24"/>
-          <w:lang w:val="en-GB" w:eastAsia="zh-TW"/>
+          <w:lang w:val="en-US" w:eastAsia="zh-TW"/>
         </w:rPr>
         <w:t>Suona</w:t>
       </w:r>
@@ -4624,16 +4740,16 @@
           <w:rFonts w:ascii="Noto Serif SC" w:eastAsia="Noto Serif SC" w:hAnsi="Noto Serif SC" w:cs="Noto Serif" w:hint="eastAsia"/>
           <w:sz w:val="24"/>
           <w:szCs w:val="24"/>
-          <w:lang w:val="en-US" w:eastAsia="zh-TW"/>
-        </w:rPr>
-        <w:t>加鍵中音嗩吶</w:t>
-      </w:r>
-      <w:r>
-        <w:rPr>
-          <w:rFonts w:ascii="Noto Serif SC" w:eastAsia="Noto Serif SC" w:hAnsi="Noto Serif SC" w:cs="Noto Serif"/>
-          <w:sz w:val="24"/>
-          <w:szCs w:val="24"/>
-          <w:lang w:val="en-US" w:eastAsia="zh-TW"/>
+          <w:lang w:eastAsia="zh-TW"/>
+        </w:rPr>
+        <w:t>低音嗩吶</w:t>
+      </w:r>
+      <w:r>
+        <w:rPr>
+          <w:rFonts w:ascii="Noto Serif SC" w:eastAsia="Noto Serif SC" w:hAnsi="Noto Serif SC" w:cs="Noto Serif"/>
+          <w:sz w:val="24"/>
+          <w:szCs w:val="24"/>
+          <w:lang w:eastAsia="zh-TW"/>
         </w:rPr>
         <w:t xml:space="preserve"> </w:t>
       </w:r>
@@ -4644,7 +4760,55 @@
           <w:szCs w:val="24"/>
           <w:lang w:val="en-US" w:eastAsia="zh-TW"/>
         </w:rPr>
-        <w:t>1 Keyed</w:t>
+        <w:t xml:space="preserve">1 </w:t>
+      </w:r>
+      <w:r>
+        <w:rPr>
+          <w:rFonts w:ascii="Noto Serif SC" w:eastAsia="Noto Serif SC" w:hAnsi="Noto Serif SC" w:cs="Noto Serif"/>
+          <w:sz w:val="24"/>
+          <w:szCs w:val="24"/>
+          <w:lang w:eastAsia="zh-TW"/>
+        </w:rPr>
+        <w:t xml:space="preserve">Diyin </w:t>
+      </w:r>
+      <w:proofErr w:type="spellStart"/>
+      <w:r>
+        <w:rPr>
+          <w:rFonts w:ascii="Noto Serif SC" w:eastAsia="Noto Serif SC" w:hAnsi="Noto Serif SC" w:cs="Noto Serif"/>
+          <w:sz w:val="24"/>
+          <w:szCs w:val="24"/>
+          <w:lang w:eastAsia="zh-TW"/>
+        </w:rPr>
+        <w:t>Suona</w:t>
+      </w:r>
+      <w:proofErr w:type="spellEnd"/>
+    </w:p>
+    <w:p>
+      <w:pPr>
+        <w:rPr>
+          <w:rFonts w:ascii="Noto Serif SC" w:eastAsia="Noto Serif SC" w:hAnsi="Noto Serif SC" w:cs="Noto Serif"/>
+          <w:sz w:val="24"/>
+          <w:szCs w:val="24"/>
+          <w:lang w:val="en-US"/>
+        </w:rPr>
+      </w:pPr>
+      <w:r>
+        <w:rPr>
+          <w:rFonts w:ascii="Noto Serif SC" w:eastAsia="Noto Serif SC" w:hAnsi="Noto Serif SC" w:cs="Noto Serif"/>
+          <w:sz w:val="24"/>
+          <w:szCs w:val="24"/>
+          <w:lang w:val="en-US" w:eastAsia="zh-TW"/>
+        </w:rPr>
+        <w:t>1</w:t>
+      </w:r>
+      <w:r>
+        <w:rPr>
+          <w:rFonts w:ascii="Noto Serif SC" w:eastAsia="Noto Serif SC" w:hAnsi="Noto Serif SC" w:cs="Noto Serif" w:hint="eastAsia"/>
+          <w:sz w:val="24"/>
+          <w:szCs w:val="24"/>
+          <w:lang w:val="en-US" w:eastAsia="zh-TW"/>
+        </w:rPr>
+        <w:t>管</w:t>
       </w:r>
       <w:r>
         <w:rPr>
@@ -4655,6 +4819,144 @@
         </w:rPr>
         <w:t xml:space="preserve"> </w:t>
       </w:r>
+      <w:r>
+        <w:rPr>
+          <w:rFonts w:ascii="Noto Serif SC" w:eastAsia="Noto Serif SC" w:hAnsi="Noto Serif SC" w:cs="Noto Serif"/>
+          <w:sz w:val="24"/>
+          <w:szCs w:val="24"/>
+          <w:lang w:val="en-US" w:eastAsia="zh-TW"/>
+        </w:rPr>
+        <w:t xml:space="preserve">1 </w:t>
+      </w:r>
+      <w:r>
+        <w:rPr>
+          <w:rFonts w:ascii="Noto Serif SC" w:eastAsia="Noto Serif SC" w:hAnsi="Noto Serif SC" w:cs="Noto Serif"/>
+          <w:sz w:val="24"/>
+          <w:szCs w:val="24"/>
+          <w:lang w:val="en-US" w:eastAsia="zh-TW"/>
+        </w:rPr>
+        <w:t>Guan</w:t>
+      </w:r>
+    </w:p>
+    <w:p>
+      <w:pPr>
+        <w:rPr>
+          <w:rFonts w:ascii="Noto Serif SC" w:eastAsia="Noto Serif SC" w:hAnsi="Noto Serif SC" w:cs="Noto Serif"/>
+          <w:sz w:val="24"/>
+          <w:szCs w:val="24"/>
+          <w:lang w:val="en-US"/>
+        </w:rPr>
+      </w:pPr>
+    </w:p>
+    <w:p>
+      <w:pPr>
+        <w:rPr>
+          <w:rFonts w:ascii="Noto Serif SC" w:eastAsia="Noto Serif SC" w:hAnsi="Noto Serif SC" w:cs="Noto Serif"/>
+          <w:sz w:val="24"/>
+          <w:szCs w:val="24"/>
+          <w:lang w:val="en-US"/>
+        </w:rPr>
+      </w:pPr>
+      <w:r>
+        <w:rPr>
+          <w:rFonts w:ascii="Noto Serif SC" w:eastAsia="Noto Serif SC" w:hAnsi="Noto Serif SC" w:cs="Noto Serif"/>
+          <w:sz w:val="24"/>
+          <w:szCs w:val="24"/>
+          <w:lang w:val="en-US" w:eastAsia="zh-TW"/>
+        </w:rPr>
+        <w:t>1</w:t>
+      </w:r>
+      <w:r>
+        <w:rPr>
+          <w:rFonts w:ascii="Noto Serif SC" w:eastAsia="Noto Serif SC" w:hAnsi="Noto Serif SC" w:cs="Noto Serif" w:hint="eastAsia"/>
+          <w:sz w:val="24"/>
+          <w:szCs w:val="24"/>
+          <w:lang w:val="en-US" w:eastAsia="zh-TW"/>
+        </w:rPr>
+        <w:t>揚琴</w:t>
+      </w:r>
+      <w:r>
+        <w:rPr>
+          <w:rFonts w:ascii="Noto Serif SC" w:eastAsia="Noto Serif SC" w:hAnsi="Noto Serif SC" w:cs="Noto Serif"/>
+          <w:sz w:val="24"/>
+          <w:szCs w:val="24"/>
+          <w:lang w:val="en-US" w:eastAsia="zh-TW"/>
+        </w:rPr>
+        <w:t xml:space="preserve"> </w:t>
+      </w:r>
+      <w:r>
+        <w:rPr>
+          <w:rFonts w:ascii="Noto Serif SC" w:eastAsia="Noto Serif SC" w:hAnsi="Noto Serif SC" w:cs="Noto Serif"/>
+          <w:sz w:val="24"/>
+          <w:szCs w:val="24"/>
+          <w:lang w:val="en-US" w:eastAsia="zh-TW"/>
+        </w:rPr>
+        <w:t>1</w:t>
+      </w:r>
+      <w:r>
+        <w:rPr>
+          <w:rFonts w:ascii="Noto Serif SC" w:eastAsia="Noto Serif SC" w:hAnsi="Noto Serif SC" w:cs="Noto Serif"/>
+          <w:sz w:val="24"/>
+          <w:szCs w:val="24"/>
+          <w:lang w:val="en-US" w:eastAsia="zh-TW"/>
+        </w:rPr>
+        <w:t xml:space="preserve"> </w:t>
+      </w:r>
+      <w:r>
+        <w:rPr>
+          <w:rFonts w:ascii="Noto Serif SC" w:eastAsia="Noto Serif SC" w:hAnsi="Noto Serif SC" w:cs="Noto Serif"/>
+          <w:sz w:val="24"/>
+          <w:szCs w:val="24"/>
+          <w:lang w:val="en-US" w:eastAsia="zh-TW"/>
+        </w:rPr>
+        <w:t>Yangqin</w:t>
+      </w:r>
+    </w:p>
+    <w:p>
+      <w:pPr>
+        <w:rPr>
+          <w:rFonts w:ascii="Noto Serif SC" w:eastAsia="Noto Serif SC" w:hAnsi="Noto Serif SC" w:cs="Noto Serif"/>
+          <w:sz w:val="24"/>
+          <w:szCs w:val="24"/>
+          <w:lang w:val="en-US"/>
+        </w:rPr>
+      </w:pPr>
+      <w:r>
+        <w:rPr>
+          <w:rFonts w:ascii="Noto Serif SC" w:eastAsia="Noto Serif SC" w:hAnsi="Noto Serif SC" w:cs="Noto Serif"/>
+          <w:sz w:val="24"/>
+          <w:szCs w:val="24"/>
+          <w:lang w:val="en-US" w:eastAsia="zh-TW"/>
+        </w:rPr>
+        <w:t>1</w:t>
+      </w:r>
+      <w:r>
+        <w:rPr>
+          <w:rFonts w:ascii="Noto Serif SC" w:eastAsia="Noto Serif SC" w:hAnsi="Noto Serif SC" w:cs="Noto Serif" w:hint="eastAsia"/>
+          <w:sz w:val="24"/>
+          <w:szCs w:val="24"/>
+          <w:lang w:val="en-US" w:eastAsia="zh-TW"/>
+        </w:rPr>
+        <w:t>柳琴</w:t>
+      </w:r>
+      <w:r>
+        <w:rPr>
+          <w:rFonts w:ascii="Noto Serif SC" w:eastAsia="Noto Serif SC" w:hAnsi="Noto Serif SC" w:cs="Noto Serif"/>
+          <w:sz w:val="24"/>
+          <w:szCs w:val="24"/>
+          <w:lang w:val="en-US" w:eastAsia="zh-TW"/>
+        </w:rPr>
+        <w:t xml:space="preserve"> </w:t>
+      </w:r>
+      <w:r>
+        <w:rPr>
+          <w:rFonts w:ascii="Noto Serif SC" w:eastAsia="Noto Serif SC" w:hAnsi="Noto Serif SC" w:cs="Noto Serif"/>
+          <w:sz w:val="24"/>
+          <w:szCs w:val="24"/>
+          <w:lang w:val="en-US" w:eastAsia="zh-TW"/>
+        </w:rPr>
+        <w:t xml:space="preserve">1 </w:t>
+      </w:r>
       <w:proofErr w:type="spellStart"/>
       <w:r>
         <w:rPr>
@@ -4663,9 +4965,37 @@
           <w:szCs w:val="24"/>
           <w:lang w:val="en-US" w:eastAsia="zh-TW"/>
         </w:rPr>
-        <w:t>Zhongyin</w:t>
+        <w:t>Liuqin</w:t>
       </w:r>
       <w:proofErr w:type="spellEnd"/>
+    </w:p>
+    <w:p>
+      <w:pPr>
+        <w:rPr>
+          <w:rFonts w:ascii="Noto Serif SC" w:eastAsia="Noto Serif SC" w:hAnsi="Noto Serif SC" w:cs="Noto Serif"/>
+          <w:sz w:val="24"/>
+          <w:szCs w:val="24"/>
+          <w:lang w:val="en-US"/>
+        </w:rPr>
+      </w:pPr>
+      <w:r>
+        <w:rPr>
+          <w:rFonts w:ascii="Noto Serif SC" w:eastAsia="Noto Serif SC" w:hAnsi="Noto Serif SC" w:cs="Noto Serif"/>
+          <w:sz w:val="24"/>
+          <w:szCs w:val="24"/>
+          <w:lang w:val="en-US" w:eastAsia="zh-TW"/>
+        </w:rPr>
+        <w:t>4</w:t>
+      </w:r>
+      <w:r>
+        <w:rPr>
+          <w:rFonts w:ascii="Noto Serif SC" w:eastAsia="Noto Serif SC" w:hAnsi="Noto Serif SC" w:cs="Noto Serif" w:hint="eastAsia"/>
+          <w:sz w:val="24"/>
+          <w:szCs w:val="24"/>
+          <w:lang w:val="en-US" w:eastAsia="zh-TW"/>
+        </w:rPr>
+        <w:t>琵琶</w:t>
+      </w:r>
       <w:r>
         <w:rPr>
           <w:rFonts w:ascii="Noto Serif SC" w:eastAsia="Noto Serif SC" w:hAnsi="Noto Serif SC" w:cs="Noto Serif"/>
@@ -4675,17 +5005,24 @@
         </w:rPr>
         <w:t xml:space="preserve"> </w:t>
       </w:r>
-      <w:proofErr w:type="spellStart"/>
-      <w:r>
-        <w:rPr>
-          <w:rFonts w:ascii="Noto Serif SC" w:eastAsia="Noto Serif SC" w:hAnsi="Noto Serif SC" w:cs="Noto Serif"/>
-          <w:sz w:val="24"/>
-          <w:szCs w:val="24"/>
-          <w:lang w:val="en-US" w:eastAsia="zh-TW"/>
-        </w:rPr>
-        <w:t>Suona</w:t>
-      </w:r>
-      <w:proofErr w:type="spellEnd"/>
+      <w:r>
+        <w:rPr>
+          <w:rFonts w:ascii="Noto Serif SC" w:eastAsia="Noto Serif SC" w:hAnsi="Noto Serif SC" w:cs="Noto Serif"/>
+          <w:sz w:val="24"/>
+          <w:szCs w:val="24"/>
+          <w:lang w:val="en-US" w:eastAsia="zh-TW"/>
+        </w:rPr>
+        <w:t xml:space="preserve">4 </w:t>
+      </w:r>
+      <w:r>
+        <w:rPr>
+          <w:rFonts w:ascii="Noto Serif SC" w:eastAsia="Noto Serif SC" w:hAnsi="Noto Serif SC" w:cs="Noto Serif"/>
+          <w:sz w:val="24"/>
+          <w:szCs w:val="24"/>
+          <w:lang w:val="en-US" w:eastAsia="zh-TW"/>
+        </w:rPr>
+        <w:t>Pipa</w:t>
+      </w:r>
     </w:p>
     <w:p>
       <w:pPr>
@@ -4712,7 +5049,7 @@
           <w:szCs w:val="24"/>
           <w:lang w:val="en-US" w:eastAsia="zh-TW"/>
         </w:rPr>
-        <w:t>加鍵次中嗩吶</w:t>
+        <w:t>中阮</w:t>
       </w:r>
       <w:r>
         <w:rPr>
@@ -4730,7 +5067,44 @@
           <w:szCs w:val="24"/>
           <w:lang w:val="en-US" w:eastAsia="zh-TW"/>
         </w:rPr>
-        <w:t>1 Keyed</w:t>
+        <w:t xml:space="preserve">1 </w:t>
+      </w:r>
+      <w:r>
+        <w:rPr>
+          <w:rFonts w:ascii="Noto Serif SC" w:eastAsia="Noto Serif SC" w:hAnsi="Noto Serif SC" w:cs="Noto Serif"/>
+          <w:sz w:val="24"/>
+          <w:szCs w:val="24"/>
+          <w:lang w:val="en-US" w:eastAsia="zh-TW"/>
+        </w:rPr>
+        <w:t>Zhongruan</w:t>
+      </w:r>
+    </w:p>
+    <w:p>
+      <w:pPr>
+        <w:rPr>
+          <w:rFonts w:ascii="Noto Serif SC" w:eastAsia="Noto Serif SC" w:hAnsi="Noto Serif SC" w:cs="Noto Serif"/>
+          <w:sz w:val="24"/>
+          <w:szCs w:val="24"/>
+          <w:lang w:val="en-US"/>
+        </w:rPr>
+      </w:pPr>
+      <w:r>
+        <w:rPr>
+          <w:rFonts w:ascii="Noto Serif SC" w:eastAsia="Noto Serif SC" w:hAnsi="Noto Serif SC" w:cs="Noto Serif"/>
+          <w:sz w:val="24"/>
+          <w:szCs w:val="24"/>
+          <w:lang w:val="en-US" w:eastAsia="zh-TW"/>
+        </w:rPr>
+        <w:t xml:space="preserve">1 </w:t>
+      </w:r>
+      <w:r>
+        <w:rPr>
+          <w:rFonts w:ascii="Noto Serif SC" w:eastAsia="Noto Serif SC" w:hAnsi="Noto Serif SC" w:cs="Noto Serif" w:hint="eastAsia"/>
+          <w:sz w:val="24"/>
+          <w:szCs w:val="24"/>
+          <w:lang w:eastAsia="zh-TW"/>
+        </w:rPr>
+        <w:t>三弦</w:t>
       </w:r>
       <w:r>
         <w:rPr>
@@ -4741,37 +5115,79 @@
         </w:rPr>
         <w:t xml:space="preserve"> </w:t>
       </w:r>
-      <w:proofErr w:type="spellStart"/>
-      <w:r>
-        <w:rPr>
-          <w:rFonts w:ascii="Noto Serif SC" w:eastAsia="Noto Serif SC" w:hAnsi="Noto Serif SC" w:cs="Noto Serif"/>
-          <w:sz w:val="24"/>
-          <w:szCs w:val="24"/>
-          <w:lang w:eastAsia="zh-TW"/>
-        </w:rPr>
-        <w:t>Cizhongyin</w:t>
-      </w:r>
-      <w:proofErr w:type="spellEnd"/>
-      <w:r>
-        <w:rPr>
-          <w:rFonts w:ascii="Noto Serif SC" w:eastAsia="Noto Serif SC" w:hAnsi="Noto Serif SC" w:cs="Noto Serif"/>
-          <w:sz w:val="24"/>
-          <w:szCs w:val="24"/>
-          <w:lang w:eastAsia="zh-TW"/>
+      <w:r>
+        <w:rPr>
+          <w:rFonts w:ascii="Noto Serif SC" w:eastAsia="Noto Serif SC" w:hAnsi="Noto Serif SC" w:cs="Noto Serif"/>
+          <w:sz w:val="24"/>
+          <w:szCs w:val="24"/>
+          <w:lang w:val="en-US" w:eastAsia="zh-TW"/>
+        </w:rPr>
+        <w:t>1 S</w:t>
+      </w:r>
+      <w:r>
+        <w:rPr>
+          <w:rFonts w:ascii="Noto Serif SC" w:eastAsia="Noto Serif SC" w:hAnsi="Noto Serif SC" w:cs="Noto Serif"/>
+          <w:sz w:val="24"/>
+          <w:szCs w:val="24"/>
+          <w:lang w:val="en-US" w:eastAsia="zh-TW"/>
+        </w:rPr>
+        <w:t>anxian</w:t>
+      </w:r>
+    </w:p>
+    <w:p>
+      <w:pPr>
+        <w:rPr>
+          <w:rFonts w:ascii="Noto Serif SC" w:eastAsia="Noto Serif SC" w:hAnsi="Noto Serif SC" w:cs="Noto Serif"/>
+          <w:sz w:val="24"/>
+          <w:szCs w:val="24"/>
+          <w:lang w:val="en-US"/>
+        </w:rPr>
+      </w:pPr>
+      <w:r>
+        <w:rPr>
+          <w:rFonts w:ascii="Noto Serif SC" w:eastAsia="Noto Serif SC" w:hAnsi="Noto Serif SC" w:cs="Noto Serif"/>
+          <w:sz w:val="24"/>
+          <w:szCs w:val="24"/>
+          <w:lang w:val="en-US" w:eastAsia="zh-TW"/>
+        </w:rPr>
+        <w:t xml:space="preserve">1  </w:t>
+      </w:r>
+      <w:r>
+        <w:rPr>
+          <w:rFonts w:ascii="Noto Serif SC" w:eastAsia="Noto Serif SC" w:hAnsi="Noto Serif SC" w:cs="Noto Serif" w:hint="eastAsia"/>
+          <w:sz w:val="24"/>
+          <w:szCs w:val="24"/>
+          <w:lang w:val="en-US" w:eastAsia="zh-TW"/>
+        </w:rPr>
+        <w:t>大阮</w:t>
+      </w:r>
+      <w:r>
+        <w:rPr>
+          <w:rFonts w:ascii="Noto Serif SC" w:eastAsia="Noto Serif SC" w:hAnsi="Noto Serif SC" w:cs="Noto Serif"/>
+          <w:sz w:val="24"/>
+          <w:szCs w:val="24"/>
+          <w:lang w:val="en-US" w:eastAsia="zh-TW"/>
         </w:rPr>
         <w:t xml:space="preserve"> </w:t>
       </w:r>
-      <w:proofErr w:type="spellStart"/>
-      <w:r>
-        <w:rPr>
-          <w:rFonts w:ascii="Noto Serif SC" w:eastAsia="Noto Serif SC" w:hAnsi="Noto Serif SC" w:cs="Noto Serif"/>
-          <w:sz w:val="24"/>
-          <w:szCs w:val="24"/>
-          <w:lang w:val="en-US" w:eastAsia="zh-TW"/>
-        </w:rPr>
-        <w:t>Suona</w:t>
-      </w:r>
-      <w:proofErr w:type="spellEnd"/>
+      <w:r>
+        <w:rPr>
+          <w:rFonts w:ascii="Noto Serif SC" w:eastAsia="Noto Serif SC" w:hAnsi="Noto Serif SC" w:cs="Noto Serif"/>
+          <w:sz w:val="24"/>
+          <w:szCs w:val="24"/>
+          <w:lang w:val="en-US" w:eastAsia="zh-TW"/>
+        </w:rPr>
+        <w:t xml:space="preserve">1 </w:t>
+      </w:r>
+      <w:r>
+        <w:rPr>
+          <w:rFonts w:ascii="Noto Serif SC" w:eastAsia="Noto Serif SC" w:hAnsi="Noto Serif SC" w:cs="Noto Serif"/>
+          <w:sz w:val="24"/>
+          <w:szCs w:val="24"/>
+          <w:lang w:val="en-US" w:eastAsia="zh-TW"/>
+        </w:rPr>
+        <w:t>Daruan</w:t>
+      </w:r>
     </w:p>
     <w:p>
       <w:pPr>
@@ -4789,6 +5205,71 @@
           <w:szCs w:val="24"/>
           <w:lang w:val="en-US" w:eastAsia="zh-TW"/>
         </w:rPr>
+        <w:t xml:space="preserve">1 </w:t>
+      </w:r>
+      <w:r>
+        <w:rPr>
+          <w:rFonts w:ascii="Noto Serif SC" w:eastAsia="Noto Serif SC" w:hAnsi="Noto Serif SC" w:cs="Noto Serif" w:hint="eastAsia"/>
+          <w:sz w:val="24"/>
+          <w:szCs w:val="24"/>
+          <w:lang w:eastAsia="zh-TW"/>
+        </w:rPr>
+        <w:t>古箏</w:t>
+      </w:r>
+      <w:r>
+        <w:rPr>
+          <w:rFonts w:ascii="Noto Serif SC" w:eastAsia="Noto Serif SC" w:hAnsi="Noto Serif SC" w:cs="Noto Serif"/>
+          <w:sz w:val="24"/>
+          <w:szCs w:val="24"/>
+          <w:lang w:val="en-US" w:eastAsia="zh-TW"/>
+        </w:rPr>
+        <w:t xml:space="preserve"> </w:t>
+      </w:r>
+      <w:r>
+        <w:rPr>
+          <w:rFonts w:ascii="Noto Serif SC" w:eastAsia="Noto Serif SC" w:hAnsi="Noto Serif SC" w:cs="Noto Serif"/>
+          <w:sz w:val="24"/>
+          <w:szCs w:val="24"/>
+          <w:lang w:val="en-US" w:eastAsia="zh-TW"/>
+        </w:rPr>
+        <w:t xml:space="preserve">1 </w:t>
+      </w:r>
+      <w:r>
+        <w:rPr>
+          <w:rFonts w:ascii="Noto Serif SC" w:eastAsia="Noto Serif SC" w:hAnsi="Noto Serif SC" w:cs="Noto Serif"/>
+          <w:sz w:val="24"/>
+          <w:szCs w:val="24"/>
+          <w:lang w:val="en-US" w:eastAsia="zh-TW"/>
+        </w:rPr>
+        <w:t>Guzheng</w:t>
+      </w:r>
+    </w:p>
+    <w:p>
+      <w:pPr>
+        <w:rPr>
+          <w:rFonts w:ascii="Noto Serif SC" w:eastAsia="Noto Serif SC" w:hAnsi="Noto Serif SC" w:cs="Noto Serif"/>
+          <w:sz w:val="24"/>
+          <w:szCs w:val="24"/>
+          <w:lang w:val="en-US"/>
+        </w:rPr>
+      </w:pPr>
+    </w:p>
+    <w:p>
+      <w:pPr>
+        <w:rPr>
+          <w:rFonts w:ascii="Noto Serif SC" w:eastAsia="Noto Serif SC" w:hAnsi="Noto Serif SC" w:cs="Noto Serif"/>
+          <w:sz w:val="24"/>
+          <w:szCs w:val="24"/>
+          <w:lang w:val="en-US"/>
+        </w:rPr>
+      </w:pPr>
+      <w:r>
+        <w:rPr>
+          <w:rFonts w:ascii="Noto Serif SC" w:eastAsia="Noto Serif SC" w:hAnsi="Noto Serif SC" w:cs="Noto Serif"/>
+          <w:sz w:val="24"/>
+          <w:szCs w:val="24"/>
+          <w:lang w:val="en-US" w:eastAsia="zh-TW"/>
+        </w:rPr>
         <w:t>1</w:t>
       </w:r>
       <w:r>
@@ -4798,14 +5279,14 @@
           <w:szCs w:val="24"/>
           <w:lang w:eastAsia="zh-TW"/>
         </w:rPr>
-        <w:t>低音嗩吶</w:t>
-      </w:r>
-      <w:r>
-        <w:rPr>
-          <w:rFonts w:ascii="Noto Serif SC" w:eastAsia="Noto Serif SC" w:hAnsi="Noto Serif SC" w:cs="Noto Serif"/>
-          <w:sz w:val="24"/>
-          <w:szCs w:val="24"/>
-          <w:lang w:eastAsia="zh-TW"/>
+        <w:t>定音鼓</w:t>
+      </w:r>
+      <w:r>
+        <w:rPr>
+          <w:rFonts w:ascii="Noto Serif SC" w:eastAsia="Noto Serif SC" w:hAnsi="Noto Serif SC" w:cs="Noto Serif"/>
+          <w:sz w:val="24"/>
+          <w:szCs w:val="24"/>
+          <w:lang w:val="en-US" w:eastAsia="zh-TW"/>
         </w:rPr>
         <w:t xml:space="preserve"> </w:t>
       </w:r>
@@ -4818,37 +5299,15 @@
         </w:rPr>
         <w:t xml:space="preserve">1 </w:t>
       </w:r>
-      <w:proofErr w:type="spellStart"/>
-      <w:r>
-        <w:rPr>
-          <w:rFonts w:ascii="Noto Serif SC" w:eastAsia="Noto Serif SC" w:hAnsi="Noto Serif SC" w:cs="Noto Serif"/>
-          <w:sz w:val="24"/>
-          <w:szCs w:val="24"/>
-          <w:lang w:eastAsia="zh-TW"/>
-        </w:rPr>
-        <w:t>Diyin</w:t>
-      </w:r>
-      <w:proofErr w:type="spellEnd"/>
-      <w:r>
-        <w:rPr>
-          <w:rFonts w:ascii="Noto Serif SC" w:eastAsia="Noto Serif SC" w:hAnsi="Noto Serif SC" w:cs="Noto Serif"/>
-          <w:sz w:val="24"/>
-          <w:szCs w:val="24"/>
-          <w:lang w:eastAsia="zh-TW"/>
-        </w:rPr>
-        <w:t xml:space="preserve"> </w:t>
-      </w:r>
-      <w:proofErr w:type="spellStart"/>
-      <w:r>
-        <w:rPr>
-          <w:rFonts w:ascii="Noto Serif SC" w:eastAsia="Noto Serif SC" w:hAnsi="Noto Serif SC" w:cs="Noto Serif"/>
-          <w:sz w:val="24"/>
-          <w:szCs w:val="24"/>
-          <w:lang w:eastAsia="zh-TW"/>
-        </w:rPr>
-        <w:t>Suona</w:t>
-      </w:r>
-      <w:proofErr w:type="spellEnd"/>
+      <w:r>
+        <w:rPr>
+          <w:rFonts w:ascii="Noto Serif SC" w:eastAsia="Noto Serif SC" w:hAnsi="Noto Serif SC" w:cs="Noto Serif"/>
+          <w:sz w:val="24"/>
+          <w:szCs w:val="24"/>
+          <w:lang w:val="en-US" w:eastAsia="zh-TW"/>
+        </w:rPr>
+        <w:t>Timpani</w:t>
+      </w:r>
     </w:p>
     <w:p>
       <w:pPr>
@@ -4864,582 +5323,56 @@
           <w:rFonts w:ascii="Noto Serif SC" w:eastAsia="Noto Serif SC" w:hAnsi="Noto Serif SC" w:cs="Noto Serif"/>
           <w:sz w:val="24"/>
           <w:szCs w:val="24"/>
-          <w:lang w:val="en-US" w:eastAsia="zh-TW"/>
-        </w:rPr>
-        <w:t>1</w:t>
+        </w:rPr>
+        <w:t>5</w:t>
       </w:r>
       <w:r>
         <w:rPr>
           <w:rFonts w:ascii="Noto Serif SC" w:eastAsia="Noto Serif SC" w:hAnsi="Noto Serif SC" w:cs="Noto Serif" w:hint="eastAsia"/>
           <w:sz w:val="24"/>
           <w:szCs w:val="24"/>
-          <w:lang w:val="en-US" w:eastAsia="zh-TW"/>
-        </w:rPr>
-        <w:t>管</w:t>
-      </w:r>
-      <w:r>
-        <w:rPr>
-          <w:rFonts w:ascii="Noto Serif SC" w:eastAsia="Noto Serif SC" w:hAnsi="Noto Serif SC" w:cs="Noto Serif"/>
-          <w:sz w:val="24"/>
-          <w:szCs w:val="24"/>
-          <w:lang w:val="en-US" w:eastAsia="zh-TW"/>
-        </w:rPr>
-        <w:t xml:space="preserve"> </w:t>
-      </w:r>
-      <w:r>
-        <w:rPr>
-          <w:rFonts w:ascii="Noto Serif SC" w:eastAsia="Noto Serif SC" w:hAnsi="Noto Serif SC" w:cs="Noto Serif"/>
-          <w:sz w:val="24"/>
-          <w:szCs w:val="24"/>
-          <w:lang w:val="en-US" w:eastAsia="zh-TW"/>
-        </w:rPr>
-        <w:t xml:space="preserve">1 </w:t>
-      </w:r>
-      <w:r>
-        <w:rPr>
-          <w:rFonts w:ascii="Noto Serif SC" w:eastAsia="Noto Serif SC" w:hAnsi="Noto Serif SC" w:cs="Noto Serif"/>
-          <w:sz w:val="24"/>
-          <w:szCs w:val="24"/>
-          <w:lang w:val="en-US" w:eastAsia="zh-TW"/>
-        </w:rPr>
-        <w:t>Guan</w:t>
-      </w:r>
-    </w:p>
-    <w:p>
-      <w:pPr>
-        <w:rPr>
-          <w:rFonts w:ascii="Noto Serif SC" w:eastAsia="Noto Serif SC" w:hAnsi="Noto Serif SC" w:cs="Noto Serif"/>
-          <w:sz w:val="24"/>
-          <w:szCs w:val="24"/>
+        </w:rPr>
+        <w:t xml:space="preserve"> 打击乐 </w:t>
+      </w:r>
+      <w:r>
+        <w:rPr>
+          <w:rFonts w:ascii="Noto Serif SC" w:eastAsia="Noto Serif SC" w:hAnsi="Noto Serif SC" w:cs="Noto Serif"/>
+          <w:sz w:val="24"/>
+          <w:szCs w:val="24"/>
+        </w:rPr>
+        <w:t>5</w:t>
+      </w:r>
+      <w:r>
+        <w:rPr>
+          <w:rFonts w:ascii="Noto Serif SC" w:eastAsia="Noto Serif SC" w:hAnsi="Noto Serif SC" w:cs="Noto Serif"/>
+          <w:sz w:val="24"/>
+          <w:szCs w:val="24"/>
+        </w:rPr>
+        <w:t xml:space="preserve"> Percussion</w:t>
+      </w:r>
+    </w:p>
+    <w:p>
+      <w:pPr>
+        <w:ind w:left="288"/>
+        <w:rPr>
+          <w:rFonts w:ascii="Noto Serif SC" w:eastAsia="Noto Serif SC" w:hAnsi="Noto Serif SC" w:cs="Noto Serif"/>
+          <w:sz w:val="20"/>
+          <w:szCs w:val="20"/>
           <w:lang w:val="en-US"/>
         </w:rPr>
       </w:pPr>
-    </w:p>
-    <w:p>
-      <w:pPr>
-        <w:rPr>
-          <w:rFonts w:ascii="Noto Serif SC" w:eastAsia="Noto Serif SC" w:hAnsi="Noto Serif SC" w:cs="Noto Serif"/>
-          <w:sz w:val="24"/>
-          <w:szCs w:val="24"/>
-          <w:lang w:val="en-US"/>
-        </w:rPr>
-      </w:pPr>
-      <w:r>
-        <w:rPr>
-          <w:rFonts w:ascii="Noto Serif SC" w:eastAsia="Noto Serif SC" w:hAnsi="Noto Serif SC" w:cs="Noto Serif"/>
-          <w:sz w:val="24"/>
-          <w:szCs w:val="24"/>
-          <w:lang w:val="en-US" w:eastAsia="zh-TW"/>
-        </w:rPr>
-        <w:t>1</w:t>
+      <w:r>
+        <w:rPr>
+          <w:rFonts w:ascii="Noto Serif SC" w:eastAsia="Noto Serif SC" w:hAnsi="Noto Serif SC" w:cs="Noto Serif"/>
+          <w:sz w:val="20"/>
+          <w:szCs w:val="20"/>
+          <w:lang w:val="en-US" w:eastAsia="zh-TW"/>
+        </w:rPr>
+        <w:t xml:space="preserve">I: </w:t>
       </w:r>
       <w:r>
         <w:rPr>
           <w:rFonts w:ascii="Noto Serif SC" w:eastAsia="Noto Serif SC" w:hAnsi="Noto Serif SC" w:cs="Noto Serif" w:hint="eastAsia"/>
-          <w:sz w:val="24"/>
-          <w:szCs w:val="24"/>
-          <w:lang w:val="en-US" w:eastAsia="zh-TW"/>
-        </w:rPr>
-        <w:t>揚琴</w:t>
-      </w:r>
-      <w:r>
-        <w:rPr>
-          <w:rFonts w:ascii="Noto Serif SC" w:eastAsia="Noto Serif SC" w:hAnsi="Noto Serif SC" w:cs="Noto Serif"/>
-          <w:sz w:val="24"/>
-          <w:szCs w:val="24"/>
-          <w:lang w:val="en-US" w:eastAsia="zh-TW"/>
-        </w:rPr>
-        <w:t xml:space="preserve"> </w:t>
-      </w:r>
-      <w:r>
-        <w:rPr>
-          <w:rFonts w:ascii="Noto Serif SC" w:eastAsia="Noto Serif SC" w:hAnsi="Noto Serif SC" w:cs="Noto Serif"/>
-          <w:sz w:val="24"/>
-          <w:szCs w:val="24"/>
-          <w:lang w:val="en-US" w:eastAsia="zh-TW"/>
-        </w:rPr>
-        <w:t>1</w:t>
-      </w:r>
-      <w:r>
-        <w:rPr>
-          <w:rFonts w:ascii="Noto Serif SC" w:eastAsia="Noto Serif SC" w:hAnsi="Noto Serif SC" w:cs="Noto Serif"/>
-          <w:sz w:val="24"/>
-          <w:szCs w:val="24"/>
-          <w:lang w:val="en-US" w:eastAsia="zh-TW"/>
-        </w:rPr>
-        <w:t xml:space="preserve"> </w:t>
-      </w:r>
-      <w:r>
-        <w:rPr>
-          <w:rFonts w:ascii="Noto Serif SC" w:eastAsia="Noto Serif SC" w:hAnsi="Noto Serif SC" w:cs="Noto Serif"/>
-          <w:sz w:val="24"/>
-          <w:szCs w:val="24"/>
-          <w:lang w:val="en-US" w:eastAsia="zh-TW"/>
-        </w:rPr>
-        <w:t>Yangqin</w:t>
-      </w:r>
-    </w:p>
-    <w:p>
-      <w:pPr>
-        <w:rPr>
-          <w:rFonts w:ascii="Noto Serif SC" w:eastAsia="Noto Serif SC" w:hAnsi="Noto Serif SC" w:cs="Noto Serif"/>
-          <w:sz w:val="24"/>
-          <w:szCs w:val="24"/>
-          <w:lang w:val="en-US"/>
-        </w:rPr>
-      </w:pPr>
-      <w:r>
-        <w:rPr>
-          <w:rFonts w:ascii="Noto Serif SC" w:eastAsia="Noto Serif SC" w:hAnsi="Noto Serif SC" w:cs="Noto Serif"/>
-          <w:sz w:val="24"/>
-          <w:szCs w:val="24"/>
-          <w:lang w:val="en-US" w:eastAsia="zh-TW"/>
-        </w:rPr>
-        <w:t>1</w:t>
-      </w:r>
-      <w:r>
-        <w:rPr>
-          <w:rFonts w:ascii="Noto Serif SC" w:eastAsia="Noto Serif SC" w:hAnsi="Noto Serif SC" w:cs="Noto Serif" w:hint="eastAsia"/>
-          <w:sz w:val="24"/>
-          <w:szCs w:val="24"/>
-          <w:lang w:val="en-US" w:eastAsia="zh-TW"/>
-        </w:rPr>
-        <w:t>柳琴</w:t>
-      </w:r>
-      <w:r>
-        <w:rPr>
-          <w:rFonts w:ascii="Noto Serif SC" w:eastAsia="Noto Serif SC" w:hAnsi="Noto Serif SC" w:cs="Noto Serif"/>
-          <w:sz w:val="24"/>
-          <w:szCs w:val="24"/>
-          <w:lang w:val="en-US" w:eastAsia="zh-TW"/>
-        </w:rPr>
-        <w:t xml:space="preserve"> </w:t>
-      </w:r>
-      <w:r>
-        <w:rPr>
-          <w:rFonts w:ascii="Noto Serif SC" w:eastAsia="Noto Serif SC" w:hAnsi="Noto Serif SC" w:cs="Noto Serif"/>
-          <w:sz w:val="24"/>
-          <w:szCs w:val="24"/>
-          <w:lang w:val="en-US" w:eastAsia="zh-TW"/>
-        </w:rPr>
-        <w:t xml:space="preserve">1 </w:t>
-      </w:r>
-      <w:proofErr w:type="spellStart"/>
-      <w:r>
-        <w:rPr>
-          <w:rFonts w:ascii="Noto Serif SC" w:eastAsia="Noto Serif SC" w:hAnsi="Noto Serif SC" w:cs="Noto Serif"/>
-          <w:sz w:val="24"/>
-          <w:szCs w:val="24"/>
-          <w:lang w:val="en-US" w:eastAsia="zh-TW"/>
-        </w:rPr>
-        <w:t>Liuqin</w:t>
-      </w:r>
-      <w:proofErr w:type="spellEnd"/>
-    </w:p>
-    <w:p>
-      <w:pPr>
-        <w:rPr>
-          <w:rFonts w:ascii="Noto Serif SC" w:eastAsia="Noto Serif SC" w:hAnsi="Noto Serif SC" w:cs="Noto Serif"/>
-          <w:sz w:val="24"/>
-          <w:szCs w:val="24"/>
-          <w:lang w:val="en-US"/>
-        </w:rPr>
-      </w:pPr>
-      <w:r>
-        <w:rPr>
-          <w:rFonts w:ascii="Noto Serif SC" w:eastAsia="Noto Serif SC" w:hAnsi="Noto Serif SC" w:cs="Noto Serif"/>
-          <w:sz w:val="24"/>
-          <w:szCs w:val="24"/>
-          <w:lang w:val="en-US" w:eastAsia="zh-TW"/>
-        </w:rPr>
-        <w:t>4</w:t>
-      </w:r>
-      <w:r>
-        <w:rPr>
-          <w:rFonts w:ascii="Noto Serif SC" w:eastAsia="Noto Serif SC" w:hAnsi="Noto Serif SC" w:cs="Noto Serif" w:hint="eastAsia"/>
-          <w:sz w:val="24"/>
-          <w:szCs w:val="24"/>
-          <w:lang w:val="en-US" w:eastAsia="zh-TW"/>
-        </w:rPr>
-        <w:t>琵琶</w:t>
-      </w:r>
-      <w:r>
-        <w:rPr>
-          <w:rFonts w:ascii="Noto Serif SC" w:eastAsia="Noto Serif SC" w:hAnsi="Noto Serif SC" w:cs="Noto Serif"/>
-          <w:sz w:val="24"/>
-          <w:szCs w:val="24"/>
-          <w:lang w:val="en-US" w:eastAsia="zh-TW"/>
-        </w:rPr>
-        <w:t xml:space="preserve"> </w:t>
-      </w:r>
-      <w:r>
-        <w:rPr>
-          <w:rFonts w:ascii="Noto Serif SC" w:eastAsia="Noto Serif SC" w:hAnsi="Noto Serif SC" w:cs="Noto Serif"/>
-          <w:sz w:val="24"/>
-          <w:szCs w:val="24"/>
-          <w:lang w:val="en-US" w:eastAsia="zh-TW"/>
-        </w:rPr>
-        <w:t xml:space="preserve">4 </w:t>
-      </w:r>
-      <w:r>
-        <w:rPr>
-          <w:rFonts w:ascii="Noto Serif SC" w:eastAsia="Noto Serif SC" w:hAnsi="Noto Serif SC" w:cs="Noto Serif"/>
-          <w:sz w:val="24"/>
-          <w:szCs w:val="24"/>
-          <w:lang w:val="en-US" w:eastAsia="zh-TW"/>
-        </w:rPr>
-        <w:t>Pipa</w:t>
-      </w:r>
-    </w:p>
-    <w:p>
-      <w:pPr>
-        <w:rPr>
-          <w:rFonts w:ascii="Noto Serif SC" w:eastAsia="Noto Serif SC" w:hAnsi="Noto Serif SC" w:cs="Noto Serif"/>
-          <w:sz w:val="24"/>
-          <w:szCs w:val="24"/>
-          <w:lang w:val="en-US"/>
-        </w:rPr>
-      </w:pPr>
-      <w:r>
-        <w:rPr>
-          <w:rFonts w:ascii="Noto Serif SC" w:eastAsia="Noto Serif SC" w:hAnsi="Noto Serif SC" w:cs="Noto Serif"/>
-          <w:sz w:val="24"/>
-          <w:szCs w:val="24"/>
-          <w:lang w:val="en-US" w:eastAsia="zh-TW"/>
-        </w:rPr>
-        <w:t>1</w:t>
-      </w:r>
-      <w:r>
-        <w:rPr>
-          <w:rFonts w:ascii="Noto Serif SC" w:eastAsia="Noto Serif SC" w:hAnsi="Noto Serif SC" w:cs="Noto Serif" w:hint="eastAsia"/>
-          <w:sz w:val="24"/>
-          <w:szCs w:val="24"/>
-          <w:lang w:val="en-US" w:eastAsia="zh-TW"/>
-        </w:rPr>
-        <w:t>中阮</w:t>
-      </w:r>
-      <w:r>
-        <w:rPr>
-          <w:rFonts w:ascii="Noto Serif SC" w:eastAsia="Noto Serif SC" w:hAnsi="Noto Serif SC" w:cs="Noto Serif"/>
-          <w:sz w:val="24"/>
-          <w:szCs w:val="24"/>
-          <w:lang w:val="en-US" w:eastAsia="zh-TW"/>
-        </w:rPr>
-        <w:t xml:space="preserve"> </w:t>
-      </w:r>
-      <w:r>
-        <w:rPr>
-          <w:rFonts w:ascii="Noto Serif SC" w:eastAsia="Noto Serif SC" w:hAnsi="Noto Serif SC" w:cs="Noto Serif"/>
-          <w:sz w:val="24"/>
-          <w:szCs w:val="24"/>
-          <w:lang w:val="en-US" w:eastAsia="zh-TW"/>
-        </w:rPr>
-        <w:t xml:space="preserve">1 </w:t>
-      </w:r>
-      <w:r>
-        <w:rPr>
-          <w:rFonts w:ascii="Noto Serif SC" w:eastAsia="Noto Serif SC" w:hAnsi="Noto Serif SC" w:cs="Noto Serif"/>
-          <w:sz w:val="24"/>
-          <w:szCs w:val="24"/>
-          <w:lang w:val="en-US" w:eastAsia="zh-TW"/>
-        </w:rPr>
-        <w:t>Zhongruan</w:t>
-      </w:r>
-    </w:p>
-    <w:p>
-      <w:pPr>
-        <w:rPr>
-          <w:rFonts w:ascii="Noto Serif SC" w:eastAsia="Noto Serif SC" w:hAnsi="Noto Serif SC" w:cs="Noto Serif"/>
-          <w:sz w:val="24"/>
-          <w:szCs w:val="24"/>
-          <w:lang w:val="en-US"/>
-        </w:rPr>
-      </w:pPr>
-      <w:r>
-        <w:rPr>
-          <w:rFonts w:ascii="Noto Serif SC" w:eastAsia="Noto Serif SC" w:hAnsi="Noto Serif SC" w:cs="Noto Serif"/>
-          <w:sz w:val="24"/>
-          <w:szCs w:val="24"/>
-          <w:lang w:val="en-US" w:eastAsia="zh-TW"/>
-        </w:rPr>
-        <w:t xml:space="preserve">1 </w:t>
-      </w:r>
-      <w:r>
-        <w:rPr>
-          <w:rFonts w:ascii="Noto Serif SC" w:eastAsia="Noto Serif SC" w:hAnsi="Noto Serif SC" w:cs="Noto Serif" w:hint="eastAsia"/>
-          <w:sz w:val="24"/>
-          <w:szCs w:val="24"/>
-          <w:lang w:eastAsia="zh-TW"/>
-        </w:rPr>
-        <w:t>三弦</w:t>
-      </w:r>
-      <w:r>
-        <w:rPr>
-          <w:rFonts w:ascii="Noto Serif SC" w:eastAsia="Noto Serif SC" w:hAnsi="Noto Serif SC" w:cs="Noto Serif"/>
-          <w:sz w:val="24"/>
-          <w:szCs w:val="24"/>
-          <w:lang w:val="en-US" w:eastAsia="zh-TW"/>
-        </w:rPr>
-        <w:t xml:space="preserve"> </w:t>
-      </w:r>
-      <w:r>
-        <w:rPr>
-          <w:rFonts w:ascii="Noto Serif SC" w:eastAsia="Noto Serif SC" w:hAnsi="Noto Serif SC" w:cs="Noto Serif"/>
-          <w:sz w:val="24"/>
-          <w:szCs w:val="24"/>
-          <w:lang w:val="en-US" w:eastAsia="zh-TW"/>
-        </w:rPr>
-        <w:t>1 S</w:t>
-      </w:r>
-      <w:r>
-        <w:rPr>
-          <w:rFonts w:ascii="Noto Serif SC" w:eastAsia="Noto Serif SC" w:hAnsi="Noto Serif SC" w:cs="Noto Serif"/>
-          <w:sz w:val="24"/>
-          <w:szCs w:val="24"/>
-          <w:lang w:val="en-US" w:eastAsia="zh-TW"/>
-        </w:rPr>
-        <w:t>anxian</w:t>
-      </w:r>
-    </w:p>
-    <w:p>
-      <w:pPr>
-        <w:rPr>
-          <w:rFonts w:ascii="Noto Serif SC" w:eastAsia="Noto Serif SC" w:hAnsi="Noto Serif SC" w:cs="Noto Serif"/>
-          <w:sz w:val="24"/>
-          <w:szCs w:val="24"/>
-          <w:lang w:val="en-US"/>
-        </w:rPr>
-      </w:pPr>
-      <w:r>
-        <w:rPr>
-          <w:rFonts w:ascii="Noto Serif SC" w:eastAsia="Noto Serif SC" w:hAnsi="Noto Serif SC" w:cs="Noto Serif"/>
-          <w:sz w:val="24"/>
-          <w:szCs w:val="24"/>
-          <w:lang w:val="en-US" w:eastAsia="zh-TW"/>
-        </w:rPr>
-        <w:t xml:space="preserve">1  </w:t>
-      </w:r>
-      <w:r>
-        <w:rPr>
-          <w:rFonts w:ascii="Noto Serif SC" w:eastAsia="Noto Serif SC" w:hAnsi="Noto Serif SC" w:cs="Noto Serif" w:hint="eastAsia"/>
-          <w:sz w:val="24"/>
-          <w:szCs w:val="24"/>
-          <w:lang w:val="en-US" w:eastAsia="zh-TW"/>
-        </w:rPr>
-        <w:t>大阮</w:t>
-      </w:r>
-      <w:r>
-        <w:rPr>
-          <w:rFonts w:ascii="Noto Serif SC" w:eastAsia="Noto Serif SC" w:hAnsi="Noto Serif SC" w:cs="Noto Serif"/>
-          <w:sz w:val="24"/>
-          <w:szCs w:val="24"/>
-          <w:lang w:val="en-US" w:eastAsia="zh-TW"/>
-        </w:rPr>
-        <w:t xml:space="preserve"> </w:t>
-      </w:r>
-      <w:r>
-        <w:rPr>
-          <w:rFonts w:ascii="Noto Serif SC" w:eastAsia="Noto Serif SC" w:hAnsi="Noto Serif SC" w:cs="Noto Serif"/>
-          <w:sz w:val="24"/>
-          <w:szCs w:val="24"/>
-          <w:lang w:val="en-US" w:eastAsia="zh-TW"/>
-        </w:rPr>
-        <w:t xml:space="preserve">1 </w:t>
-      </w:r>
-      <w:r>
-        <w:rPr>
-          <w:rFonts w:ascii="Noto Serif SC" w:eastAsia="Noto Serif SC" w:hAnsi="Noto Serif SC" w:cs="Noto Serif"/>
-          <w:sz w:val="24"/>
-          <w:szCs w:val="24"/>
-          <w:lang w:val="en-US" w:eastAsia="zh-TW"/>
-        </w:rPr>
-        <w:t>Daruan</w:t>
-      </w:r>
-    </w:p>
-    <w:p>
-      <w:pPr>
-        <w:rPr>
-          <w:rFonts w:ascii="Noto Serif SC" w:eastAsia="Noto Serif SC" w:hAnsi="Noto Serif SC" w:cs="Noto Serif"/>
-          <w:sz w:val="24"/>
-          <w:szCs w:val="24"/>
-          <w:lang w:val="en-US"/>
-        </w:rPr>
-      </w:pPr>
-      <w:r>
-        <w:rPr>
-          <w:rFonts w:ascii="Noto Serif SC" w:eastAsia="Noto Serif SC" w:hAnsi="Noto Serif SC" w:cs="Noto Serif"/>
-          <w:sz w:val="24"/>
-          <w:szCs w:val="24"/>
-          <w:lang w:val="en-US" w:eastAsia="zh-TW"/>
-        </w:rPr>
-        <w:t xml:space="preserve">1 </w:t>
-      </w:r>
-      <w:r>
-        <w:rPr>
-          <w:rFonts w:ascii="Noto Serif SC" w:eastAsia="Noto Serif SC" w:hAnsi="Noto Serif SC" w:cs="Noto Serif" w:hint="eastAsia"/>
-          <w:sz w:val="24"/>
-          <w:szCs w:val="24"/>
-          <w:lang w:eastAsia="zh-TW"/>
-        </w:rPr>
-        <w:t>古箏</w:t>
-      </w:r>
-      <w:r>
-        <w:rPr>
-          <w:rFonts w:ascii="Noto Serif SC" w:eastAsia="Noto Serif SC" w:hAnsi="Noto Serif SC" w:cs="Noto Serif"/>
-          <w:sz w:val="24"/>
-          <w:szCs w:val="24"/>
-          <w:lang w:val="en-US" w:eastAsia="zh-TW"/>
-        </w:rPr>
-        <w:t xml:space="preserve"> </w:t>
-      </w:r>
-      <w:r>
-        <w:rPr>
-          <w:rFonts w:ascii="Noto Serif SC" w:eastAsia="Noto Serif SC" w:hAnsi="Noto Serif SC" w:cs="Noto Serif"/>
-          <w:sz w:val="24"/>
-          <w:szCs w:val="24"/>
-          <w:lang w:val="en-US" w:eastAsia="zh-TW"/>
-        </w:rPr>
-        <w:t xml:space="preserve">1 </w:t>
-      </w:r>
-      <w:r>
-        <w:rPr>
-          <w:rFonts w:ascii="Noto Serif SC" w:eastAsia="Noto Serif SC" w:hAnsi="Noto Serif SC" w:cs="Noto Serif"/>
-          <w:sz w:val="24"/>
-          <w:szCs w:val="24"/>
-          <w:lang w:val="en-US" w:eastAsia="zh-TW"/>
-        </w:rPr>
-        <w:t>Guzheng</w:t>
-      </w:r>
-    </w:p>
-    <w:p>
-      <w:pPr>
-        <w:rPr>
-          <w:rFonts w:ascii="Noto Serif SC" w:eastAsia="Noto Serif SC" w:hAnsi="Noto Serif SC" w:cs="Noto Serif"/>
-          <w:sz w:val="24"/>
-          <w:szCs w:val="24"/>
-          <w:lang w:val="en-US"/>
-        </w:rPr>
-      </w:pPr>
-    </w:p>
-    <w:p>
-      <w:pPr>
-        <w:rPr>
-          <w:rFonts w:ascii="Noto Serif SC" w:eastAsia="Noto Serif SC" w:hAnsi="Noto Serif SC" w:cs="Noto Serif"/>
-          <w:sz w:val="24"/>
-          <w:szCs w:val="24"/>
-          <w:lang w:val="en-US"/>
-        </w:rPr>
-      </w:pPr>
-      <w:r>
-        <w:rPr>
-          <w:rFonts w:ascii="Noto Serif SC" w:eastAsia="Noto Serif SC" w:hAnsi="Noto Serif SC" w:cs="Noto Serif"/>
-          <w:sz w:val="24"/>
-          <w:szCs w:val="24"/>
-          <w:lang w:val="en-US" w:eastAsia="zh-TW"/>
-        </w:rPr>
-        <w:t>1</w:t>
-      </w:r>
-      <w:r>
-        <w:rPr>
-          <w:rFonts w:ascii="Noto Serif SC" w:eastAsia="Noto Serif SC" w:hAnsi="Noto Serif SC" w:cs="Noto Serif" w:hint="eastAsia"/>
-          <w:sz w:val="24"/>
-          <w:szCs w:val="24"/>
-          <w:lang w:eastAsia="zh-TW"/>
-        </w:rPr>
-        <w:t>定音鼓</w:t>
-      </w:r>
-      <w:r>
-        <w:rPr>
-          <w:rFonts w:ascii="Noto Serif SC" w:eastAsia="Noto Serif SC" w:hAnsi="Noto Serif SC" w:cs="Noto Serif"/>
-          <w:sz w:val="24"/>
-          <w:szCs w:val="24"/>
-          <w:lang w:val="en-US" w:eastAsia="zh-TW"/>
-        </w:rPr>
-        <w:t xml:space="preserve"> </w:t>
-      </w:r>
-      <w:r>
-        <w:rPr>
-          <w:rFonts w:ascii="Noto Serif SC" w:eastAsia="Noto Serif SC" w:hAnsi="Noto Serif SC" w:cs="Noto Serif"/>
-          <w:sz w:val="24"/>
-          <w:szCs w:val="24"/>
-          <w:lang w:val="en-US" w:eastAsia="zh-TW"/>
-        </w:rPr>
-        <w:t xml:space="preserve">1 </w:t>
-      </w:r>
-      <w:r>
-        <w:rPr>
-          <w:rFonts w:ascii="Noto Serif SC" w:eastAsia="Noto Serif SC" w:hAnsi="Noto Serif SC" w:cs="Noto Serif"/>
-          <w:sz w:val="24"/>
-          <w:szCs w:val="24"/>
-          <w:lang w:val="en-US" w:eastAsia="zh-TW"/>
-        </w:rPr>
-        <w:t>Timpani</w:t>
-      </w:r>
-    </w:p>
-    <w:p>
-      <w:pPr>
-        <w:rPr>
-          <w:rFonts w:ascii="Noto Serif SC" w:eastAsia="Noto Serif SC" w:hAnsi="Noto Serif SC" w:cs="Noto Serif"/>
-          <w:sz w:val="24"/>
-          <w:szCs w:val="24"/>
-          <w:lang w:val="en-US"/>
-        </w:rPr>
-      </w:pPr>
-      <w:r>
-        <w:rPr>
-          <w:rFonts w:ascii="Noto Serif SC" w:eastAsia="Noto Serif SC" w:hAnsi="Noto Serif SC" w:cs="Noto Serif"/>
-          <w:sz w:val="24"/>
-          <w:szCs w:val="24"/>
-        </w:rPr>
-        <w:t>5</w:t>
-      </w:r>
-      <w:r>
-        <w:rPr>
-          <w:rFonts w:ascii="Noto Serif SC" w:eastAsia="Noto Serif SC" w:hAnsi="Noto Serif SC" w:cs="Noto Serif" w:hint="eastAsia"/>
-          <w:sz w:val="24"/>
-          <w:szCs w:val="24"/>
-        </w:rPr>
-        <w:t xml:space="preserve"> 打击乐 </w:t>
-      </w:r>
-      <w:r>
-        <w:rPr>
-          <w:rFonts w:ascii="Noto Serif SC" w:eastAsia="Noto Serif SC" w:hAnsi="Noto Serif SC" w:cs="Noto Serif"/>
-          <w:sz w:val="24"/>
-          <w:szCs w:val="24"/>
-        </w:rPr>
-        <w:t>5</w:t>
-      </w:r>
-      <w:r>
-        <w:rPr>
-          <w:rFonts w:ascii="Noto Serif SC" w:eastAsia="Noto Serif SC" w:hAnsi="Noto Serif SC" w:cs="Noto Serif"/>
-          <w:sz w:val="24"/>
-          <w:szCs w:val="24"/>
-        </w:rPr>
-        <w:t xml:space="preserve"> Percussion</w:t>
-      </w:r>
-    </w:p>
-    <w:p>
-      <w:pPr>
-        <w:ind w:left="288"/>
-        <w:rPr>
-          <w:rFonts w:ascii="Noto Serif SC" w:eastAsia="Noto Serif SC" w:hAnsi="Noto Serif SC" w:cs="Noto Serif"/>
-          <w:sz w:val="20"/>
-          <w:szCs w:val="20"/>
-          <w:lang w:val="en-US"/>
-        </w:rPr>
-      </w:pPr>
-      <w:r>
-        <w:rPr>
-          <w:rFonts w:ascii="Noto Serif SC" w:eastAsia="Noto Serif SC" w:hAnsi="Noto Serif SC" w:cs="Noto Serif"/>
-          <w:sz w:val="20"/>
-          <w:szCs w:val="20"/>
-          <w:lang w:val="en-US" w:eastAsia="zh-TW"/>
-        </w:rPr>
-        <w:t xml:space="preserve">I: </w:t>
-      </w:r>
-      <w:r>
-        <w:rPr>
-          <w:rFonts w:ascii="Noto Serif SC" w:eastAsia="Noto Serif SC" w:hAnsi="Noto Serif SC" w:cs="Noto Serif" w:hint="eastAsia"/>
           <w:sz w:val="20"/>
           <w:szCs w:val="20"/>
           <w:lang w:eastAsia="zh-TW"/>
@@ -5453,27 +5386,7 @@
           <w:szCs w:val="20"/>
           <w:lang w:eastAsia="zh-TW"/>
         </w:rPr>
-        <w:t xml:space="preserve"> </w:t>
-      </w:r>
-      <w:proofErr w:type="spellStart"/>
-      <w:r>
-        <w:rPr>
-          <w:rFonts w:ascii="Noto Serif SC" w:eastAsia="Noto Serif SC" w:hAnsi="Noto Serif SC" w:cs="Noto Serif"/>
-          <w:sz w:val="20"/>
-          <w:szCs w:val="20"/>
-          <w:lang w:eastAsia="zh-TW"/>
-        </w:rPr>
-        <w:t>Dagu</w:t>
-      </w:r>
-      <w:proofErr w:type="spellEnd"/>
-      <w:r>
-        <w:rPr>
-          <w:rFonts w:ascii="Noto Serif SC" w:eastAsia="Noto Serif SC" w:hAnsi="Noto Serif SC" w:cs="Noto Serif"/>
-          <w:sz w:val="20"/>
-          <w:szCs w:val="20"/>
-          <w:lang w:eastAsia="zh-TW"/>
-        </w:rPr>
-        <w:t xml:space="preserve">, </w:t>
+        <w:t xml:space="preserve"> Dagu, </w:t>
       </w:r>
       <w:r>
         <w:rPr>

--- a/Front Matter/Template/2_Front-Matter.docx
+++ b/Front Matter/Template/2_Front-Matter.docx
@@ -2629,7 +2629,23 @@
           <w:rFonts w:ascii="Noto Serif SC" w:eastAsia="Noto Serif SC" w:hAnsi="Noto Serif SC"/>
           <w:lang w:eastAsia="zh-TW"/>
         </w:rPr>
-        <w:t>Salvatore Martirano Memorial Composition Award</w:t>
+        <w:t xml:space="preserve">Salvatore </w:t>
+      </w:r>
+      <w:proofErr w:type="spellStart"/>
+      <w:r>
+        <w:rPr>
+          <w:rFonts w:ascii="Noto Serif SC" w:eastAsia="Noto Serif SC" w:hAnsi="Noto Serif SC"/>
+          <w:lang w:eastAsia="zh-TW"/>
+        </w:rPr>
+        <w:t>Martirano</w:t>
+      </w:r>
+      <w:proofErr w:type="spellEnd"/>
+      <w:r>
+        <w:rPr>
+          <w:rFonts w:ascii="Noto Serif SC" w:eastAsia="Noto Serif SC" w:hAnsi="Noto Serif SC"/>
+          <w:lang w:eastAsia="zh-TW"/>
+        </w:rPr>
+        <w:t xml:space="preserve"> Memorial Composition Award</w:t>
       </w:r>
       <w:r>
         <w:rPr>
@@ -4665,7 +4681,25 @@
           <w:szCs w:val="24"/>
           <w:lang w:val="en-US" w:eastAsia="zh-TW"/>
         </w:rPr>
-        <w:t>次中嗩吶</w:t>
+        <w:t>次中</w:t>
+      </w:r>
+      <w:r>
+        <w:rPr>
+          <w:rFonts w:ascii="Noto Serif SC" w:eastAsia="Noto Serif SC" w:hAnsi="Noto Serif SC" w:cs="Noto Serif" w:hint="eastAsia"/>
+          <w:sz w:val="24"/>
+          <w:szCs w:val="24"/>
+          <w:lang w:val="en-US" w:eastAsia="zh-TW"/>
+        </w:rPr>
+        <w:t>音</w:t>
+      </w:r>
+      <w:r>
+        <w:rPr>
+          <w:rFonts w:ascii="Noto Serif SC" w:eastAsia="Noto Serif SC" w:hAnsi="Noto Serif SC" w:cs="Noto Serif" w:hint="eastAsia"/>
+          <w:sz w:val="24"/>
+          <w:szCs w:val="24"/>
+          <w:lang w:val="en-US" w:eastAsia="zh-TW"/>
+        </w:rPr>
+        <w:t>嗩吶</w:t>
       </w:r>
       <w:r>
         <w:rPr>
@@ -4762,15 +4796,6 @@
         </w:rPr>
         <w:t xml:space="preserve">1 </w:t>
       </w:r>
-      <w:r>
-        <w:rPr>
-          <w:rFonts w:ascii="Noto Serif SC" w:eastAsia="Noto Serif SC" w:hAnsi="Noto Serif SC" w:cs="Noto Serif"/>
-          <w:sz w:val="24"/>
-          <w:szCs w:val="24"/>
-          <w:lang w:eastAsia="zh-TW"/>
-        </w:rPr>
-        <w:t xml:space="preserve">Diyin </w:t>
-      </w:r>
       <w:proofErr w:type="spellStart"/>
       <w:r>
         <w:rPr>
@@ -4779,6 +4804,26 @@
           <w:szCs w:val="24"/>
           <w:lang w:eastAsia="zh-TW"/>
         </w:rPr>
+        <w:t>Diyin</w:t>
+      </w:r>
+      <w:proofErr w:type="spellEnd"/>
+      <w:r>
+        <w:rPr>
+          <w:rFonts w:ascii="Noto Serif SC" w:eastAsia="Noto Serif SC" w:hAnsi="Noto Serif SC" w:cs="Noto Serif"/>
+          <w:sz w:val="24"/>
+          <w:szCs w:val="24"/>
+          <w:lang w:eastAsia="zh-TW"/>
+        </w:rPr>
+        <w:t xml:space="preserve"> </w:t>
+      </w:r>
+      <w:proofErr w:type="spellStart"/>
+      <w:r>
+        <w:rPr>
+          <w:rFonts w:ascii="Noto Serif SC" w:eastAsia="Noto Serif SC" w:hAnsi="Noto Serif SC" w:cs="Noto Serif"/>
+          <w:sz w:val="24"/>
+          <w:szCs w:val="24"/>
+          <w:lang w:eastAsia="zh-TW"/>
+        </w:rPr>
         <w:t>Suona</w:t>
       </w:r>
       <w:proofErr w:type="spellEnd"/>
@@ -5386,7 +5431,27 @@
           <w:szCs w:val="20"/>
           <w:lang w:eastAsia="zh-TW"/>
         </w:rPr>
-        <w:t xml:space="preserve"> Dagu, </w:t>
+        <w:t xml:space="preserve"> </w:t>
+      </w:r>
+      <w:proofErr w:type="spellStart"/>
+      <w:r>
+        <w:rPr>
+          <w:rFonts w:ascii="Noto Serif SC" w:eastAsia="Noto Serif SC" w:hAnsi="Noto Serif SC" w:cs="Noto Serif"/>
+          <w:sz w:val="20"/>
+          <w:szCs w:val="20"/>
+          <w:lang w:eastAsia="zh-TW"/>
+        </w:rPr>
+        <w:t>Dagu</w:t>
+      </w:r>
+      <w:proofErr w:type="spellEnd"/>
+      <w:r>
+        <w:rPr>
+          <w:rFonts w:ascii="Noto Serif SC" w:eastAsia="Noto Serif SC" w:hAnsi="Noto Serif SC" w:cs="Noto Serif"/>
+          <w:sz w:val="20"/>
+          <w:szCs w:val="20"/>
+          <w:lang w:eastAsia="zh-TW"/>
+        </w:rPr>
+        <w:t xml:space="preserve">, </w:t>
       </w:r>
       <w:r>
         <w:rPr>

--- a/Front Matter/Template/2_Front-Matter.docx
+++ b/Front Matter/Template/2_Front-Matter.docx
@@ -20,79 +20,39 @@
         <w:rPr>
           <w:rFonts w:ascii="Noto Serif SC" w:eastAsia="Noto Serif SC" w:hAnsi="Noto Serif SC" w:cs="Noto Serif"/>
           <w:b/>
-          <w:sz w:val="60"/>
-          <w:szCs w:val="60"/>
+          <w:sz w:val="120"/>
+          <w:szCs w:val="120"/>
           <w:lang w:val="en-US"/>
         </w:rPr>
       </w:pPr>
       <w:r>
         <w:rPr>
           <w:rFonts w:ascii="Noto Serif SC" w:eastAsia="Noto Serif SC" w:hAnsi="Noto Serif SC" w:cs="Noto Serif" w:hint="eastAsia"/>
+          <w:b/>
+          <w:sz w:val="120"/>
+          <w:szCs w:val="120"/>
+          <w:lang w:val="en-US" w:eastAsia="zh-TW"/>
+        </w:rPr>
+        <w:t>九角子</w:t>
+      </w:r>
+    </w:p>
+    <w:p>
+      <w:pPr>
+        <w:jc w:val="right"/>
+        <w:rPr>
+          <w:rFonts w:ascii="Noto Serif SC" w:eastAsia="Noto Serif SC" w:hAnsi="Noto Serif SC" w:cs="Noto Serif"/>
           <w:b/>
           <w:sz w:val="60"/>
           <w:szCs w:val="60"/>
-          <w:lang w:val="en-US" w:eastAsia="zh-TW"/>
-        </w:rPr>
-        <w:t>九</w:t>
-      </w:r>
+          <w:lang w:val="en-GB"/>
+        </w:rPr>
+      </w:pPr>
       <w:r>
         <w:rPr>
           <w:rFonts w:ascii="Noto Serif SC" w:eastAsia="Noto Serif SC" w:hAnsi="Noto Serif SC" w:cs="Noto Serif"/>
           <w:b/>
           <w:sz w:val="60"/>
           <w:szCs w:val="60"/>
-          <w:lang w:val="en-US" w:eastAsia="zh-TW"/>
-        </w:rPr>
-        <w:t xml:space="preserve"> </w:t>
-      </w:r>
-      <w:r>
-        <w:rPr>
-          <w:rFonts w:ascii="Noto Serif SC" w:eastAsia="Noto Serif SC" w:hAnsi="Noto Serif SC" w:cs="Noto Serif" w:hint="eastAsia"/>
-          <w:b/>
-          <w:sz w:val="60"/>
-          <w:szCs w:val="60"/>
-          <w:lang w:val="en-US" w:eastAsia="zh-TW"/>
-        </w:rPr>
-        <w:t>角</w:t>
-      </w:r>
-      <w:r>
-        <w:rPr>
-          <w:rFonts w:ascii="Noto Serif SC" w:eastAsia="Noto Serif SC" w:hAnsi="Noto Serif SC" w:cs="Noto Serif"/>
-          <w:b/>
-          <w:sz w:val="60"/>
-          <w:szCs w:val="60"/>
-          <w:lang w:val="en-US" w:eastAsia="zh-TW"/>
-        </w:rPr>
-        <w:t xml:space="preserve"> </w:t>
-      </w:r>
-      <w:r>
-        <w:rPr>
-          <w:rFonts w:ascii="Noto Serif SC" w:eastAsia="Noto Serif SC" w:hAnsi="Noto Serif SC" w:cs="Noto Serif" w:hint="eastAsia"/>
-          <w:b/>
-          <w:sz w:val="60"/>
-          <w:szCs w:val="60"/>
-          <w:lang w:val="en-US" w:eastAsia="zh-TW"/>
-        </w:rPr>
-        <w:t>子</w:t>
-      </w:r>
-    </w:p>
-    <w:p>
-      <w:pPr>
-        <w:jc w:val="right"/>
-        <w:rPr>
-          <w:rFonts w:ascii="Noto Serif SC" w:eastAsia="Noto Serif SC" w:hAnsi="Noto Serif SC" w:cs="Noto Serif"/>
-          <w:b/>
-          <w:sz w:val="56"/>
-          <w:szCs w:val="96"/>
-          <w:lang w:val="en-GB"/>
-        </w:rPr>
-      </w:pPr>
-      <w:r>
-        <w:rPr>
-          <w:rFonts w:ascii="Noto Serif SC" w:eastAsia="Noto Serif SC" w:hAnsi="Noto Serif SC" w:cs="Noto Serif"/>
-          <w:b/>
-          <w:sz w:val="56"/>
-          <w:szCs w:val="96"/>
           <w:lang w:eastAsia="zh-TW"/>
         </w:rPr>
         <w:t>Nine Actors</w:t>
@@ -104,16 +64,16 @@
         <w:jc w:val="right"/>
         <w:rPr>
           <w:rFonts w:ascii="Noto Serif SC" w:eastAsia="Noto Serif SC" w:hAnsi="Noto Serif SC" w:cs="Noto Serif"/>
-          <w:sz w:val="36"/>
-          <w:szCs w:val="72"/>
+          <w:sz w:val="40"/>
+          <w:szCs w:val="40"/>
           <w:lang w:val="en-US"/>
         </w:rPr>
       </w:pPr>
       <w:r>
         <w:rPr>
           <w:rFonts w:ascii="Noto Serif SC" w:eastAsia="Noto Serif SC" w:hAnsi="Noto Serif SC" w:cs="Noto Serif" w:hint="eastAsia"/>
-          <w:sz w:val="36"/>
-          <w:szCs w:val="72"/>
+          <w:sz w:val="40"/>
+          <w:szCs w:val="40"/>
         </w:rPr>
         <w:t>为华乐团而作</w:t>
       </w:r>
@@ -155,16 +115,16 @@
         <w:jc w:val="right"/>
         <w:rPr>
           <w:rFonts w:ascii="Noto Serif SC" w:eastAsia="Noto Serif SC" w:hAnsi="Noto Serif SC" w:cs="Noto Serif"/>
-          <w:sz w:val="44"/>
-          <w:szCs w:val="144"/>
+          <w:sz w:val="60"/>
+          <w:szCs w:val="60"/>
           <w:lang w:val="en-GB"/>
         </w:rPr>
       </w:pPr>
       <w:r>
         <w:rPr>
           <w:rFonts w:ascii="Noto Serif SC" w:eastAsia="Noto Serif SC" w:hAnsi="Noto Serif SC" w:cs="Noto Serif" w:hint="eastAsia"/>
-          <w:sz w:val="44"/>
-          <w:szCs w:val="144"/>
+          <w:sz w:val="60"/>
+          <w:szCs w:val="60"/>
           <w:lang w:eastAsia="zh-TW"/>
         </w:rPr>
         <w:t>葉樹堅</w:t>
@@ -924,12 +884,12 @@
       </w:r>
       <w:r>
         <w:rPr>
-          <w:rFonts w:ascii="Noto Serif" w:eastAsia="Noto Serif SC" w:hAnsi="Noto Serif" w:cs="Noto Serif"/>
+          <w:rFonts w:ascii="Noto Serif SC" w:eastAsia="Noto Serif SC" w:hAnsi="Noto Serif SC" w:cs="Noto Serif"/>
           <w:sz w:val="32"/>
           <w:szCs w:val="32"/>
           <w:lang w:val="en-US" w:eastAsia="zh-TW"/>
         </w:rPr>
-        <w:t>’</w:t>
+        <w:t>'</w:t>
       </w:r>
     </w:p>
     <w:p>

--- a/Front Matter/Template/2_Front-Matter.docx
+++ b/Front Matter/Template/2_Front-Matter.docx
@@ -231,7 +231,7 @@
           <w:headerReference w:type="default" r:id="rId7"/>
           <w:footerReference w:type="default" r:id="rId8"/>
           <w:pgSz w:w="16840" w:h="23820"/>
-          <w:pgMar w:top="1440" w:right="1800" w:bottom="1440" w:left="1800" w:header="706" w:footer="1411" w:gutter="0"/>
+          <w:pgMar w:top="1418" w:right="1418" w:bottom="1418" w:left="1588" w:header="706" w:footer="1411" w:gutter="0"/>
           <w:cols w:space="708"/>
           <w:docGrid w:linePitch="360"/>
         </w:sectPr>
@@ -635,7 +635,7 @@
         </w:rPr>
         <w:sectPr>
           <w:pgSz w:w="16840" w:h="23820"/>
-          <w:pgMar w:top="1440" w:right="1800" w:bottom="1440" w:left="1800" w:header="708" w:footer="1417" w:gutter="0"/>
+          <w:pgMar w:top="1418" w:right="1418" w:bottom="1418" w:left="1588" w:header="708" w:footer="1417" w:gutter="0"/>
           <w:cols w:space="708"/>
           <w:titlePg/>
           <w:docGrid w:linePitch="360"/>
@@ -958,7 +958,7 @@
         </w:rPr>
         <w:sectPr>
           <w:pgSz w:w="16840" w:h="23820"/>
-          <w:pgMar w:top="1440" w:right="1800" w:bottom="1440" w:left="1800" w:header="708" w:footer="1417" w:gutter="0"/>
+          <w:pgMar w:top="1418" w:right="1418" w:bottom="1418" w:left="1588" w:header="708" w:footer="1417" w:gutter="0"/>
           <w:cols w:space="708"/>
           <w:titlePg/>
           <w:docGrid w:linePitch="360"/>
@@ -1528,7 +1528,7 @@
         </w:rPr>
         <w:sectPr>
           <w:pgSz w:w="16840" w:h="23820"/>
-          <w:pgMar w:top="1440" w:right="1800" w:bottom="1440" w:left="1800" w:header="708" w:footer="1417" w:gutter="0"/>
+          <w:pgMar w:top="1418" w:right="1418" w:bottom="1418" w:left="1588" w:header="708" w:footer="1417" w:gutter="0"/>
           <w:cols w:space="708"/>
           <w:titlePg/>
           <w:docGrid w:linePitch="360"/>
@@ -1592,13 +1592,13 @@
         </w:rPr>
         <w:lastRenderedPageBreak/>
         <w:drawing>
-          <wp:anchor distT="0" distB="0" distL="114300" distR="114300" simplePos="0" relativeHeight="251658240" behindDoc="0" locked="0" layoutInCell="1" allowOverlap="1" wp14:anchorId="1BC6A986" wp14:editId="0BAFB9B1">
+          <wp:anchor distT="0" distB="0" distL="114300" distR="114300" simplePos="0" relativeHeight="251658240" behindDoc="0" locked="0" layoutInCell="1" allowOverlap="1" wp14:anchorId="1BC6A986" wp14:editId="63743D0D">
             <wp:simplePos x="0" y="0"/>
             <wp:positionH relativeFrom="margin">
-              <wp:posOffset>83516</wp:posOffset>
+              <wp:posOffset>-145415</wp:posOffset>
             </wp:positionH>
             <wp:positionV relativeFrom="paragraph">
-              <wp:posOffset>875030</wp:posOffset>
+              <wp:posOffset>920750</wp:posOffset>
             </wp:positionV>
             <wp:extent cx="3035935" cy="3703955"/>
             <wp:effectExtent l="12700" t="12700" r="12065" b="17145"/>
@@ -2211,6 +2211,8 @@
           <w:rFonts w:ascii="Noto Serif SC" w:eastAsia="Noto Serif SC" w:hAnsi="Noto Serif SC"/>
           <w:i/>
           <w:iCs/>
+          <w:sz w:val="24"/>
+          <w:szCs w:val="24"/>
           <w:lang w:eastAsia="zh-TW"/>
         </w:rPr>
       </w:pPr>
@@ -2219,6 +2221,8 @@
           <w:rFonts w:ascii="Noto Serif SC" w:eastAsia="Noto Serif SC" w:hAnsi="Noto Serif SC"/>
           <w:i/>
           <w:iCs/>
+          <w:sz w:val="24"/>
+          <w:szCs w:val="24"/>
           <w:lang w:eastAsia="zh-TW"/>
         </w:rPr>
         <w:t>"Stephen Yip has an extraordinary way of creating a post-</w:t>
@@ -2229,6 +2233,8 @@
           <w:rFonts w:ascii="Noto Serif SC" w:eastAsia="Noto Serif SC" w:hAnsi="Noto Serif SC"/>
           <w:i/>
           <w:iCs/>
+          <w:sz w:val="24"/>
+          <w:szCs w:val="24"/>
           <w:lang w:eastAsia="zh-TW"/>
         </w:rPr>
         <w:t>Darmstadtian</w:t>
@@ -2239,6 +2245,8 @@
           <w:rFonts w:ascii="Noto Serif SC" w:eastAsia="Noto Serif SC" w:hAnsi="Noto Serif SC"/>
           <w:i/>
           <w:iCs/>
+          <w:sz w:val="24"/>
+          <w:szCs w:val="24"/>
           <w:lang w:eastAsia="zh-TW"/>
         </w:rPr>
         <w:t xml:space="preserve"> modernism that incorporates his Chinese roots with a subtlety that gives us a vivid experience of the inner </w:t>
@@ -2249,6 +2257,8 @@
           <w:rFonts w:ascii="Noto Serif SC" w:eastAsia="Noto Serif SC" w:hAnsi="Noto Serif SC"/>
           <w:i/>
           <w:iCs/>
+          <w:sz w:val="24"/>
+          <w:szCs w:val="24"/>
           <w:lang w:eastAsia="zh-TW"/>
         </w:rPr>
         <w:t>colors</w:t>
@@ -2259,6 +2269,8 @@
           <w:rFonts w:ascii="Noto Serif SC" w:eastAsia="Noto Serif SC" w:hAnsi="Noto Serif SC"/>
           <w:i/>
           <w:iCs/>
+          <w:sz w:val="24"/>
+          <w:szCs w:val="24"/>
           <w:lang w:eastAsia="zh-TW"/>
         </w:rPr>
         <w:t xml:space="preserve"> of an advanced spatial sense. It leaves us with a feeling of focused </w:t>
@@ -2269,6 +2281,8 @@
           <w:rFonts w:ascii="Noto Serif SC" w:eastAsia="Noto Serif SC" w:hAnsi="Noto Serif SC"/>
           <w:i/>
           <w:iCs/>
+          <w:sz w:val="24"/>
+          <w:szCs w:val="24"/>
           <w:lang w:eastAsia="zh-TW"/>
         </w:rPr>
         <w:t>tranquility</w:t>
@@ -2279,6 +2293,8 @@
           <w:rFonts w:ascii="Noto Serif SC" w:eastAsia="Noto Serif SC" w:hAnsi="Noto Serif SC"/>
           <w:i/>
           <w:iCs/>
+          <w:sz w:val="24"/>
+          <w:szCs w:val="24"/>
           <w:lang w:eastAsia="zh-TW"/>
         </w:rPr>
         <w:t>. He is a genuine voice in new music today." —</w:t>
@@ -2289,6 +2305,8 @@
           <w:rFonts w:ascii="Noto Serif SC" w:eastAsia="Noto Serif SC" w:hAnsi="Noto Serif SC"/>
           <w:i/>
           <w:iCs/>
+          <w:sz w:val="24"/>
+          <w:szCs w:val="24"/>
           <w:lang w:eastAsia="zh-TW"/>
         </w:rPr>
         <w:t>Gapplegate</w:t>
@@ -2299,6 +2317,8 @@
           <w:rFonts w:ascii="Noto Serif SC" w:eastAsia="Noto Serif SC" w:hAnsi="Noto Serif SC"/>
           <w:i/>
           <w:iCs/>
+          <w:sz w:val="24"/>
+          <w:szCs w:val="24"/>
           <w:lang w:eastAsia="zh-TW"/>
         </w:rPr>
         <w:t xml:space="preserve"> Classical-Modern Music Review</w:t>
@@ -2312,6 +2332,8 @@
           <w:rFonts w:ascii="Noto Serif SC" w:eastAsia="Noto Serif SC" w:hAnsi="Noto Serif SC"/>
           <w:i/>
           <w:iCs/>
+          <w:sz w:val="24"/>
+          <w:szCs w:val="24"/>
           <w:lang w:eastAsia="zh-TW"/>
         </w:rPr>
       </w:pPr>
@@ -2320,6 +2342,8 @@
           <w:rFonts w:ascii="Noto Serif SC" w:eastAsia="Noto Serif SC" w:hAnsi="Noto Serif SC"/>
           <w:i/>
           <w:iCs/>
+          <w:sz w:val="24"/>
+          <w:szCs w:val="24"/>
           <w:lang w:eastAsia="zh-TW"/>
         </w:rPr>
         <w:t>"</w:t>
@@ -2329,6 +2353,8 @@
           <w:rFonts w:ascii="Noto Serif SC" w:eastAsia="Noto Serif SC" w:hAnsi="Noto Serif SC"/>
           <w:i/>
           <w:iCs/>
+          <w:sz w:val="24"/>
+          <w:szCs w:val="24"/>
           <w:lang w:eastAsia="zh-TW"/>
         </w:rPr>
         <w:t xml:space="preserve">…. </w:t>
@@ -2338,6 +2364,8 @@
           <w:rFonts w:ascii="Noto Serif SC" w:eastAsia="Noto Serif SC" w:hAnsi="Noto Serif SC"/>
           <w:i/>
           <w:iCs/>
+          <w:sz w:val="24"/>
+          <w:szCs w:val="24"/>
           <w:lang w:eastAsia="zh-TW"/>
         </w:rPr>
         <w:t>abound in colourful texture that take their cue from traditional Asian music….</w:t>
@@ -2347,6 +2375,8 @@
           <w:rFonts w:ascii="Noto Serif SC" w:eastAsia="Noto Serif SC" w:hAnsi="Noto Serif SC"/>
           <w:i/>
           <w:iCs/>
+          <w:sz w:val="24"/>
+          <w:szCs w:val="24"/>
           <w:lang w:eastAsia="zh-TW"/>
         </w:rPr>
         <w:t xml:space="preserve"> </w:t>
@@ -2356,6 +2386,8 @@
           <w:rFonts w:ascii="Noto Serif SC" w:eastAsia="Noto Serif SC" w:hAnsi="Noto Serif SC"/>
           <w:i/>
           <w:iCs/>
+          <w:sz w:val="24"/>
+          <w:szCs w:val="24"/>
           <w:lang w:eastAsia="zh-TW"/>
         </w:rPr>
         <w:t>and….</w:t>
@@ -2365,6 +2397,8 @@
           <w:rFonts w:ascii="Noto Serif SC" w:eastAsia="Noto Serif SC" w:hAnsi="Noto Serif SC"/>
           <w:i/>
           <w:iCs/>
+          <w:sz w:val="24"/>
+          <w:szCs w:val="24"/>
           <w:lang w:eastAsia="zh-TW"/>
         </w:rPr>
         <w:t xml:space="preserve"> </w:t>
@@ -2374,6 +2408,8 @@
           <w:rFonts w:ascii="Noto Serif SC" w:eastAsia="Noto Serif SC" w:hAnsi="Noto Serif SC"/>
           <w:i/>
           <w:iCs/>
+          <w:sz w:val="24"/>
+          <w:szCs w:val="24"/>
           <w:lang w:eastAsia="zh-TW"/>
         </w:rPr>
         <w:t>Yip</w:t>
@@ -2383,6 +2419,8 @@
           <w:rFonts w:ascii="Noto Serif SC" w:eastAsia="Noto Serif SC" w:hAnsi="Noto Serif SC"/>
           <w:i/>
           <w:iCs/>
+          <w:sz w:val="24"/>
+          <w:szCs w:val="24"/>
           <w:lang w:eastAsia="zh-TW"/>
         </w:rPr>
         <w:t>'</w:t>
@@ -2392,6 +2430,8 @@
           <w:rFonts w:ascii="Noto Serif SC" w:eastAsia="Noto Serif SC" w:hAnsi="Noto Serif SC"/>
           <w:i/>
           <w:iCs/>
+          <w:sz w:val="24"/>
+          <w:szCs w:val="24"/>
           <w:lang w:eastAsia="zh-TW"/>
         </w:rPr>
         <w:t>s splendid ear and sophisticated technique stand him in good stead….</w:t>
@@ -2401,6 +2441,8 @@
           <w:rFonts w:ascii="Noto Serif SC" w:eastAsia="Noto Serif SC" w:hAnsi="Noto Serif SC"/>
           <w:i/>
           <w:iCs/>
+          <w:sz w:val="24"/>
+          <w:szCs w:val="24"/>
           <w:lang w:eastAsia="zh-TW"/>
         </w:rPr>
         <w:t>"</w:t>
@@ -2414,6 +2456,8 @@
           <w:rFonts w:ascii="Noto Serif SC" w:eastAsia="Noto Serif SC" w:hAnsi="Noto Serif SC"/>
           <w:i/>
           <w:iCs/>
+          <w:sz w:val="24"/>
+          <w:szCs w:val="24"/>
           <w:lang w:eastAsia="zh-TW"/>
         </w:rPr>
       </w:pPr>
@@ -2422,6 +2466,8 @@
           <w:rFonts w:ascii="Noto Serif SC" w:eastAsia="Noto Serif SC" w:hAnsi="Noto Serif SC"/>
           <w:i/>
           <w:iCs/>
+          <w:sz w:val="24"/>
+          <w:szCs w:val="24"/>
           <w:lang w:eastAsia="zh-TW"/>
         </w:rPr>
         <w:t>—Gramophone Review</w:t>
@@ -2433,15 +2479,91 @@
         <w:jc w:val="both"/>
         <w:rPr>
           <w:rFonts w:ascii="Noto Serif SC" w:eastAsia="Noto Serif SC" w:hAnsi="Noto Serif SC"/>
-          <w:lang w:eastAsia="zh-TW"/>
-        </w:rPr>
-      </w:pPr>
-      <w:r>
-        <w:rPr>
-          <w:rFonts w:ascii="Noto Serif SC" w:eastAsia="Noto Serif SC" w:hAnsi="Noto Serif SC"/>
-          <w:lang w:eastAsia="zh-TW"/>
-        </w:rPr>
-        <w:t>Stephen Yip (b. 1971)</w:t>
+          <w:sz w:val="24"/>
+          <w:szCs w:val="24"/>
+          <w:lang w:eastAsia="zh-TW"/>
+        </w:rPr>
+      </w:pPr>
+      <w:r>
+        <w:rPr>
+          <w:rFonts w:ascii="Noto Serif SC" w:eastAsia="Noto Serif SC" w:hAnsi="Noto Serif SC"/>
+          <w:sz w:val="24"/>
+          <w:szCs w:val="24"/>
+          <w:lang w:eastAsia="zh-TW"/>
+        </w:rPr>
+        <w:t>Born in Hong Kong and now living in U.S.A. He received his Doctor of Musical Arts (D.M.A.) at Rice University and Bachelor of Fine Arts (B.F.A.) at the Hong Kong Academy for Performing Arts. He has attended major music festivals including: Wellesley Composers Conference, Aspen Music Festival, International Summer Course for New Music Darmstadt, Asian Composers</w:t>
+      </w:r>
+      <w:r>
+        <w:rPr>
+          <w:rFonts w:ascii="Noto Serif SC" w:eastAsia="Noto Serif SC" w:hAnsi="Noto Serif SC"/>
+          <w:sz w:val="24"/>
+          <w:szCs w:val="24"/>
+          <w:lang w:eastAsia="zh-TW"/>
+        </w:rPr>
+        <w:t xml:space="preserve">' </w:t>
+      </w:r>
+      <w:r>
+        <w:rPr>
+          <w:rFonts w:ascii="Noto Serif SC" w:eastAsia="Noto Serif SC" w:hAnsi="Noto Serif SC"/>
+          <w:sz w:val="24"/>
+          <w:szCs w:val="24"/>
+          <w:lang w:eastAsia="zh-TW"/>
+        </w:rPr>
+        <w:t>League, ISCM World Music Days, Chinese Composers</w:t>
+      </w:r>
+      <w:r>
+        <w:rPr>
+          <w:rFonts w:ascii="Noto Serif SC" w:eastAsia="Noto Serif SC" w:hAnsi="Noto Serif SC"/>
+          <w:sz w:val="24"/>
+          <w:szCs w:val="24"/>
+          <w:lang w:eastAsia="zh-TW"/>
+        </w:rPr>
+        <w:t xml:space="preserve">' </w:t>
+      </w:r>
+      <w:r>
+        <w:rPr>
+          <w:rFonts w:ascii="Noto Serif SC" w:eastAsia="Noto Serif SC" w:hAnsi="Noto Serif SC"/>
+          <w:sz w:val="24"/>
+          <w:szCs w:val="24"/>
+          <w:lang w:eastAsia="zh-TW"/>
+        </w:rPr>
+        <w:t>Festival, Music X, June in Buffalo, IMPULS Ensemble Akademie, California E.A.R. Unit Composer Seminar, the 13th International Summer Program, Czech Republic, International Composers</w:t>
+      </w:r>
+      <w:r>
+        <w:rPr>
+          <w:rFonts w:ascii="Noto Serif SC" w:eastAsia="Noto Serif SC" w:hAnsi="Noto Serif SC"/>
+          <w:sz w:val="24"/>
+          <w:szCs w:val="24"/>
+          <w:lang w:eastAsia="zh-TW"/>
+        </w:rPr>
+        <w:t>'</w:t>
+      </w:r>
+      <w:r>
+        <w:rPr>
+          <w:rFonts w:ascii="Noto Serif SC" w:eastAsia="Noto Serif SC" w:hAnsi="Noto Serif SC"/>
+          <w:sz w:val="24"/>
+          <w:szCs w:val="24"/>
+          <w:lang w:eastAsia="zh-TW"/>
+        </w:rPr>
+        <w:t xml:space="preserve"> Workshop, Luxembourg, the International Summer Course for New Music, Darmstadt, Germany, Wellesley Composers</w:t>
+      </w:r>
+      <w:r>
+        <w:rPr>
+          <w:rFonts w:ascii="Noto Serif SC" w:eastAsia="Noto Serif SC" w:hAnsi="Noto Serif SC"/>
+          <w:sz w:val="24"/>
+          <w:szCs w:val="24"/>
+          <w:lang w:eastAsia="zh-TW"/>
+        </w:rPr>
+        <w:t>'</w:t>
+      </w:r>
+      <w:r>
+        <w:rPr>
+          <w:rFonts w:ascii="Noto Serif SC" w:eastAsia="Noto Serif SC" w:hAnsi="Noto Serif SC"/>
+          <w:sz w:val="24"/>
+          <w:szCs w:val="24"/>
+          <w:lang w:eastAsia="zh-TW"/>
+        </w:rPr>
+        <w:t xml:space="preserve"> Conference. Residencies include: the Atlantic Center for the Arts, Florida, Kimmel Harding Nelson Center for the Arts, Nebraska, Virginia Center for the Creative Arts, Yaddo Colony, NY and the MacDowell Colony, NH.</w:t>
       </w:r>
     </w:p>
     <w:p>
@@ -2450,47 +2572,25 @@
         <w:jc w:val="both"/>
         <w:rPr>
           <w:rFonts w:ascii="Noto Serif SC" w:eastAsia="Noto Serif SC" w:hAnsi="Noto Serif SC"/>
-          <w:lang w:eastAsia="zh-TW"/>
-        </w:rPr>
-      </w:pPr>
-      <w:r>
-        <w:rPr>
-          <w:rFonts w:ascii="Noto Serif SC" w:eastAsia="Noto Serif SC" w:hAnsi="Noto Serif SC"/>
-          <w:lang w:eastAsia="zh-TW"/>
-        </w:rPr>
-        <w:t>Born in Hong Kong and now living in U.S.A. He received his Doctor of Musical Arts (D.M.A.) at Rice University and Bachelor of Fine Arts (B.F.A.) at the Hong Kong Academy for Performing Arts. He has attended major music festivals including: Wellesley Composers Conference, Aspen Music Festival, International Summer Course for New Music Darmstadt, Asian Composers</w:t>
-      </w:r>
-      <w:r>
-        <w:rPr>
-          <w:rFonts w:ascii="Noto Serif SC" w:eastAsia="Noto Serif SC" w:hAnsi="Noto Serif SC"/>
-          <w:lang w:eastAsia="zh-TW"/>
-        </w:rPr>
-        <w:t xml:space="preserve">' </w:t>
-      </w:r>
-      <w:r>
-        <w:rPr>
-          <w:rFonts w:ascii="Noto Serif SC" w:eastAsia="Noto Serif SC" w:hAnsi="Noto Serif SC"/>
-          <w:lang w:eastAsia="zh-TW"/>
-        </w:rPr>
-        <w:t>League, ISCM World Music Days, Chinese Composers</w:t>
-      </w:r>
-      <w:r>
-        <w:rPr>
-          <w:rFonts w:ascii="Noto Serif SC" w:eastAsia="Noto Serif SC" w:hAnsi="Noto Serif SC"/>
-          <w:lang w:eastAsia="zh-TW"/>
-        </w:rPr>
-        <w:t xml:space="preserve">' </w:t>
-      </w:r>
-      <w:r>
-        <w:rPr>
-          <w:rFonts w:ascii="Noto Serif SC" w:eastAsia="Noto Serif SC" w:hAnsi="Noto Serif SC"/>
-          <w:lang w:eastAsia="zh-TW"/>
-        </w:rPr>
-        <w:t>Festival, Music X, June in Buffalo, IMPULS Ensemble Akademie, California E.A.R. Unit Composer Seminar, the 13th International Summer Program, Czech Republic, International Composers</w:t>
-      </w:r>
-      <w:r>
-        <w:rPr>
-          <w:rFonts w:ascii="Noto Serif SC" w:eastAsia="Noto Serif SC" w:hAnsi="Noto Serif SC"/>
+          <w:sz w:val="24"/>
+          <w:szCs w:val="24"/>
+          <w:lang w:eastAsia="zh-TW"/>
+        </w:rPr>
+      </w:pPr>
+      <w:r>
+        <w:rPr>
+          <w:rFonts w:ascii="Noto Serif SC" w:eastAsia="Noto Serif SC" w:hAnsi="Noto Serif SC"/>
+          <w:sz w:val="24"/>
+          <w:szCs w:val="24"/>
+          <w:lang w:eastAsia="zh-TW"/>
+        </w:rPr>
+        <w:t>Yip</w:t>
+      </w:r>
+      <w:r>
+        <w:rPr>
+          <w:rFonts w:ascii="Noto Serif SC" w:eastAsia="Noto Serif SC" w:hAnsi="Noto Serif SC" w:cs="Noto Serif"/>
+          <w:sz w:val="24"/>
+          <w:szCs w:val="24"/>
           <w:lang w:eastAsia="zh-TW"/>
         </w:rPr>
         <w:t>'</w:t>
@@ -2498,13 +2598,255 @@
       <w:r>
         <w:rPr>
           <w:rFonts w:ascii="Noto Serif SC" w:eastAsia="Noto Serif SC" w:hAnsi="Noto Serif SC"/>
-          <w:lang w:eastAsia="zh-TW"/>
-        </w:rPr>
-        <w:t xml:space="preserve"> Workshop, Luxembourg, the International Summer Course for New Music, Darmstadt, Germany, Wellesley Composers</w:t>
-      </w:r>
-      <w:r>
-        <w:rPr>
-          <w:rFonts w:ascii="Noto Serif SC" w:eastAsia="Noto Serif SC" w:hAnsi="Noto Serif SC"/>
+          <w:sz w:val="24"/>
+          <w:szCs w:val="24"/>
+          <w:lang w:eastAsia="zh-TW"/>
+        </w:rPr>
+        <w:t xml:space="preserve">s works have been performed in the United States, Canada, Costa Rica, Israel, Austria, Croatia, Czech Republic, Luxembourg, Germany, Italy, Korea, Japan, Indonesia, Hong Kong, Taiwan, Singapore, and Philippines. He has received several composition prizes, included </w:t>
+      </w:r>
+      <w:r>
+        <w:rPr>
+          <w:rFonts w:ascii="Noto Serif SC" w:eastAsia="Noto Serif SC" w:hAnsi="Noto Serif SC"/>
+          <w:sz w:val="24"/>
+          <w:szCs w:val="24"/>
+          <w:lang w:eastAsia="zh-TW"/>
+        </w:rPr>
+        <w:t>"</w:t>
+      </w:r>
+      <w:proofErr w:type="spellStart"/>
+      <w:r>
+        <w:rPr>
+          <w:rFonts w:ascii="Noto Serif SC" w:eastAsia="Noto Serif SC" w:hAnsi="Noto Serif SC"/>
+          <w:sz w:val="24"/>
+          <w:szCs w:val="24"/>
+          <w:lang w:eastAsia="zh-TW"/>
+        </w:rPr>
+        <w:t>Earplay</w:t>
+      </w:r>
+      <w:proofErr w:type="spellEnd"/>
+      <w:r>
+        <w:rPr>
+          <w:rFonts w:ascii="Noto Serif SC" w:eastAsia="Noto Serif SC" w:hAnsi="Noto Serif SC"/>
+          <w:sz w:val="24"/>
+          <w:szCs w:val="24"/>
+          <w:lang w:eastAsia="zh-TW"/>
+        </w:rPr>
+        <w:t>"</w:t>
+      </w:r>
+      <w:r>
+        <w:rPr>
+          <w:rFonts w:ascii="Noto Serif SC" w:eastAsia="Noto Serif SC" w:hAnsi="Noto Serif SC"/>
+          <w:sz w:val="24"/>
+          <w:szCs w:val="24"/>
+          <w:lang w:eastAsia="zh-TW"/>
+        </w:rPr>
+        <w:t xml:space="preserve">, </w:t>
+      </w:r>
+      <w:r>
+        <w:rPr>
+          <w:rFonts w:ascii="Noto Serif SC" w:eastAsia="Noto Serif SC" w:hAnsi="Noto Serif SC"/>
+          <w:sz w:val="24"/>
+          <w:szCs w:val="24"/>
+          <w:lang w:eastAsia="zh-TW"/>
+        </w:rPr>
+        <w:t>"</w:t>
+      </w:r>
+      <w:r>
+        <w:rPr>
+          <w:rFonts w:ascii="Noto Serif SC" w:eastAsia="Noto Serif SC" w:hAnsi="Noto Serif SC"/>
+          <w:sz w:val="24"/>
+          <w:szCs w:val="24"/>
+          <w:lang w:eastAsia="zh-TW"/>
+        </w:rPr>
+        <w:t xml:space="preserve">Salvatore </w:t>
+      </w:r>
+      <w:proofErr w:type="spellStart"/>
+      <w:r>
+        <w:rPr>
+          <w:rFonts w:ascii="Noto Serif SC" w:eastAsia="Noto Serif SC" w:hAnsi="Noto Serif SC"/>
+          <w:sz w:val="24"/>
+          <w:szCs w:val="24"/>
+          <w:lang w:eastAsia="zh-TW"/>
+        </w:rPr>
+        <w:t>Martirano</w:t>
+      </w:r>
+      <w:proofErr w:type="spellEnd"/>
+      <w:r>
+        <w:rPr>
+          <w:rFonts w:ascii="Noto Serif SC" w:eastAsia="Noto Serif SC" w:hAnsi="Noto Serif SC"/>
+          <w:sz w:val="24"/>
+          <w:szCs w:val="24"/>
+          <w:lang w:eastAsia="zh-TW"/>
+        </w:rPr>
+        <w:t xml:space="preserve"> Memorial Composition Award</w:t>
+      </w:r>
+      <w:r>
+        <w:rPr>
+          <w:rFonts w:ascii="Noto Serif SC" w:eastAsia="Noto Serif SC" w:hAnsi="Noto Serif SC"/>
+          <w:sz w:val="24"/>
+          <w:szCs w:val="24"/>
+          <w:lang w:eastAsia="zh-TW"/>
+        </w:rPr>
+        <w:t>"</w:t>
+      </w:r>
+      <w:r>
+        <w:rPr>
+          <w:rFonts w:ascii="Noto Serif SC" w:eastAsia="Noto Serif SC" w:hAnsi="Noto Serif SC"/>
+          <w:sz w:val="24"/>
+          <w:szCs w:val="24"/>
+          <w:lang w:eastAsia="zh-TW"/>
+        </w:rPr>
+        <w:t xml:space="preserve">, </w:t>
+      </w:r>
+      <w:r>
+        <w:rPr>
+          <w:rFonts w:ascii="Noto Serif SC" w:eastAsia="Noto Serif SC" w:hAnsi="Noto Serif SC"/>
+          <w:sz w:val="24"/>
+          <w:szCs w:val="24"/>
+          <w:lang w:eastAsia="zh-TW"/>
+        </w:rPr>
+        <w:t>"</w:t>
+      </w:r>
+      <w:r>
+        <w:rPr>
+          <w:rFonts w:ascii="Noto Serif SC" w:eastAsia="Noto Serif SC" w:hAnsi="Noto Serif SC"/>
+          <w:sz w:val="24"/>
+          <w:szCs w:val="24"/>
+          <w:lang w:eastAsia="zh-TW"/>
+        </w:rPr>
+        <w:t>Taiwan Music Center International Composition Prize</w:t>
+      </w:r>
+      <w:r>
+        <w:rPr>
+          <w:rFonts w:ascii="Noto Serif SC" w:eastAsia="Noto Serif SC" w:hAnsi="Noto Serif SC"/>
+          <w:sz w:val="24"/>
+          <w:szCs w:val="24"/>
+          <w:lang w:eastAsia="zh-TW"/>
+        </w:rPr>
+        <w:t>"</w:t>
+      </w:r>
+      <w:r>
+        <w:rPr>
+          <w:rFonts w:ascii="Noto Serif SC" w:eastAsia="Noto Serif SC" w:hAnsi="Noto Serif SC"/>
+          <w:sz w:val="24"/>
+          <w:szCs w:val="24"/>
+          <w:lang w:eastAsia="zh-TW"/>
+        </w:rPr>
+        <w:t xml:space="preserve">, </w:t>
+      </w:r>
+      <w:r>
+        <w:rPr>
+          <w:rFonts w:ascii="Noto Serif SC" w:eastAsia="Noto Serif SC" w:hAnsi="Noto Serif SC"/>
+          <w:sz w:val="24"/>
+          <w:szCs w:val="24"/>
+          <w:lang w:eastAsia="zh-TW"/>
+        </w:rPr>
+        <w:t>"</w:t>
+      </w:r>
+      <w:r>
+        <w:rPr>
+          <w:rFonts w:ascii="Noto Serif SC" w:eastAsia="Noto Serif SC" w:hAnsi="Noto Serif SC"/>
+          <w:sz w:val="24"/>
+          <w:szCs w:val="24"/>
+          <w:lang w:eastAsia="zh-TW"/>
+        </w:rPr>
+        <w:t>Robert Avalon International Prize</w:t>
+      </w:r>
+      <w:r>
+        <w:rPr>
+          <w:rFonts w:ascii="Noto Serif SC" w:eastAsia="Noto Serif SC" w:hAnsi="Noto Serif SC"/>
+          <w:sz w:val="24"/>
+          <w:szCs w:val="24"/>
+          <w:lang w:eastAsia="zh-TW"/>
+        </w:rPr>
+        <w:t>"</w:t>
+      </w:r>
+      <w:r>
+        <w:rPr>
+          <w:rFonts w:ascii="Noto Serif SC" w:eastAsia="Noto Serif SC" w:hAnsi="Noto Serif SC"/>
+          <w:sz w:val="24"/>
+          <w:szCs w:val="24"/>
+          <w:lang w:eastAsia="zh-TW"/>
+        </w:rPr>
+        <w:t xml:space="preserve">, </w:t>
+      </w:r>
+      <w:r>
+        <w:rPr>
+          <w:rFonts w:ascii="Noto Serif SC" w:eastAsia="Noto Serif SC" w:hAnsi="Noto Serif SC"/>
+          <w:sz w:val="24"/>
+          <w:szCs w:val="24"/>
+          <w:lang w:eastAsia="zh-TW"/>
+        </w:rPr>
+        <w:t>"</w:t>
+      </w:r>
+      <w:r>
+        <w:rPr>
+          <w:rFonts w:ascii="Noto Serif SC" w:eastAsia="Noto Serif SC" w:hAnsi="Noto Serif SC"/>
+          <w:sz w:val="24"/>
+          <w:szCs w:val="24"/>
+          <w:lang w:eastAsia="zh-TW"/>
+        </w:rPr>
+        <w:t>Singapore International Composition Competition for Chinese Orchestra</w:t>
+      </w:r>
+      <w:r>
+        <w:rPr>
+          <w:rFonts w:ascii="Noto Serif SC" w:eastAsia="Noto Serif SC" w:hAnsi="Noto Serif SC"/>
+          <w:sz w:val="24"/>
+          <w:szCs w:val="24"/>
+          <w:lang w:eastAsia="zh-TW"/>
+        </w:rPr>
+        <w:t>"</w:t>
+      </w:r>
+      <w:r>
+        <w:rPr>
+          <w:rFonts w:ascii="Noto Serif SC" w:eastAsia="Noto Serif SC" w:hAnsi="Noto Serif SC"/>
+          <w:sz w:val="24"/>
+          <w:szCs w:val="24"/>
+          <w:lang w:eastAsia="zh-TW"/>
+        </w:rPr>
+        <w:t xml:space="preserve">, </w:t>
+      </w:r>
+      <w:r>
+        <w:rPr>
+          <w:rFonts w:ascii="Noto Serif SC" w:eastAsia="Noto Serif SC" w:hAnsi="Noto Serif SC"/>
+          <w:sz w:val="24"/>
+          <w:szCs w:val="24"/>
+          <w:lang w:eastAsia="zh-TW"/>
+        </w:rPr>
+        <w:t>"</w:t>
+      </w:r>
+      <w:r>
+        <w:rPr>
+          <w:rFonts w:ascii="Noto Serif SC" w:eastAsia="Noto Serif SC" w:hAnsi="Noto Serif SC"/>
+          <w:sz w:val="24"/>
+          <w:szCs w:val="24"/>
+          <w:lang w:eastAsia="zh-TW"/>
+        </w:rPr>
+        <w:t>Haifa International Composition Priz</w:t>
+      </w:r>
+      <w:r>
+        <w:rPr>
+          <w:rFonts w:ascii="Noto Serif SC" w:eastAsia="Noto Serif SC" w:hAnsi="Noto Serif SC"/>
+          <w:sz w:val="24"/>
+          <w:szCs w:val="24"/>
+          <w:lang w:eastAsia="zh-TW"/>
+        </w:rPr>
+        <w:t>e"</w:t>
+      </w:r>
+      <w:r>
+        <w:rPr>
+          <w:rFonts w:ascii="Noto Serif SC" w:eastAsia="Noto Serif SC" w:hAnsi="Noto Serif SC"/>
+          <w:sz w:val="24"/>
+          <w:szCs w:val="24"/>
+          <w:lang w:eastAsia="zh-TW"/>
+        </w:rPr>
+        <w:t>, First International EPICMUSIC Composition Prize, Italy, International Biennial composition competition, the Debussy Trio Music Foundation, Molinari Quartet</w:t>
+      </w:r>
+      <w:r>
+        <w:rPr>
+          <w:rFonts w:ascii="Noto Serif SC" w:eastAsia="Noto Serif SC" w:hAnsi="Noto Serif SC"/>
+          <w:sz w:val="24"/>
+          <w:szCs w:val="24"/>
           <w:lang w:eastAsia="zh-TW"/>
         </w:rPr>
         <w:t>'</w:t>
@@ -2512,9 +2854,21 @@
       <w:r>
         <w:rPr>
           <w:rFonts w:ascii="Noto Serif SC" w:eastAsia="Noto Serif SC" w:hAnsi="Noto Serif SC"/>
-          <w:lang w:eastAsia="zh-TW"/>
-        </w:rPr>
-        <w:t xml:space="preserve"> Conference. Residencies include: the Atlantic Center for the Arts, Florida, Kimmel Harding Nelson Center for the Arts, Nebraska, Virginia Center for the Creative Arts, Yaddo Colony, NY and the MacDowell Colony, NH.</w:t>
+          <w:sz w:val="24"/>
+          <w:szCs w:val="24"/>
+          <w:lang w:eastAsia="zh-TW"/>
+        </w:rPr>
+        <w:t xml:space="preserve">s Third International Composition Competition, the St. Paul Chamber Orchestra Emerging, the ALEA III composition Competition, the fourth NACUSA Texas Composition Competition, the </w:t>
+      </w:r>
+      <w:r>
+        <w:rPr>
+          <w:rFonts w:ascii="Noto Serif SC" w:eastAsia="Noto Serif SC" w:hAnsi="Noto Serif SC"/>
+          <w:sz w:val="24"/>
+          <w:szCs w:val="24"/>
+          <w:lang w:eastAsia="zh-TW"/>
+        </w:rPr>
+        <w:lastRenderedPageBreak/>
+        <w:t>International Music Prize for Excellence in Composition 2010, by the National Academy of Music, Thessaloniki, Greece, and the 2010 Alvarez Chamber Orchestra Freestyle Composition Competition, London, England .</w:t>
       </w:r>
     </w:p>
     <w:p>
@@ -2523,321 +2877,104 @@
         <w:jc w:val="both"/>
         <w:rPr>
           <w:rFonts w:ascii="Noto Serif SC" w:eastAsia="Noto Serif SC" w:hAnsi="Noto Serif SC"/>
-          <w:lang w:eastAsia="zh-TW"/>
-        </w:rPr>
-      </w:pPr>
-      <w:r>
-        <w:rPr>
-          <w:rFonts w:ascii="Noto Serif SC" w:eastAsia="Noto Serif SC" w:hAnsi="Noto Serif SC"/>
+          <w:sz w:val="24"/>
+          <w:szCs w:val="24"/>
+          <w:lang w:eastAsia="zh-TW"/>
+        </w:rPr>
+      </w:pPr>
+      <w:r>
+        <w:rPr>
+          <w:rFonts w:ascii="Noto Serif SC" w:eastAsia="Noto Serif SC" w:hAnsi="Noto Serif SC"/>
+          <w:sz w:val="24"/>
+          <w:szCs w:val="24"/>
+          <w:lang w:eastAsia="zh-TW"/>
+        </w:rPr>
+        <w:t xml:space="preserve">His works have been performed by major ensembles and players such as Alarm Will Sound, </w:t>
+      </w:r>
+      <w:proofErr w:type="spellStart"/>
+      <w:r>
+        <w:rPr>
+          <w:rFonts w:ascii="Noto Serif SC" w:eastAsia="Noto Serif SC" w:hAnsi="Noto Serif SC"/>
+          <w:sz w:val="24"/>
+          <w:szCs w:val="24"/>
+          <w:lang w:eastAsia="zh-TW"/>
+        </w:rPr>
+        <w:t>Earplay</w:t>
+      </w:r>
+      <w:proofErr w:type="spellEnd"/>
+      <w:r>
+        <w:rPr>
+          <w:rFonts w:ascii="Noto Serif SC" w:eastAsia="Noto Serif SC" w:hAnsi="Noto Serif SC"/>
+          <w:sz w:val="24"/>
+          <w:szCs w:val="24"/>
+          <w:lang w:eastAsia="zh-TW"/>
+        </w:rPr>
+        <w:t xml:space="preserve"> New Music, </w:t>
+      </w:r>
+      <w:proofErr w:type="spellStart"/>
+      <w:r>
+        <w:rPr>
+          <w:rFonts w:ascii="Noto Serif SC" w:eastAsia="Noto Serif SC" w:hAnsi="Noto Serif SC"/>
+          <w:sz w:val="24"/>
+          <w:szCs w:val="24"/>
+          <w:lang w:eastAsia="zh-TW"/>
+        </w:rPr>
+        <w:t>Mivos</w:t>
+      </w:r>
+      <w:proofErr w:type="spellEnd"/>
+      <w:r>
+        <w:rPr>
+          <w:rFonts w:ascii="Noto Serif SC" w:eastAsia="Noto Serif SC" w:hAnsi="Noto Serif SC"/>
+          <w:sz w:val="24"/>
+          <w:szCs w:val="24"/>
+          <w:lang w:eastAsia="zh-TW"/>
+        </w:rPr>
+        <w:t xml:space="preserve"> String Quartet, New York New Music Ensemble, Great Noise Ensemble, North South Consonance, Brno Philharmonic Orchestra, </w:t>
+      </w:r>
+      <w:proofErr w:type="spellStart"/>
+      <w:r>
+        <w:rPr>
+          <w:rFonts w:ascii="Noto Serif SC" w:eastAsia="Noto Serif SC" w:hAnsi="Noto Serif SC"/>
+          <w:sz w:val="24"/>
+          <w:szCs w:val="24"/>
+          <w:lang w:eastAsia="zh-TW"/>
+        </w:rPr>
+        <w:t>inFLUX</w:t>
+      </w:r>
+      <w:proofErr w:type="spellEnd"/>
+      <w:r>
+        <w:rPr>
+          <w:rFonts w:ascii="Noto Serif SC" w:eastAsia="Noto Serif SC" w:hAnsi="Noto Serif SC"/>
+          <w:sz w:val="24"/>
+          <w:szCs w:val="24"/>
+          <w:lang w:eastAsia="zh-TW"/>
+        </w:rPr>
+        <w:t xml:space="preserve"> Duo, Windpipe Chinese Orchestra, Little Giant Chinese Orchestra, Hong Kong Chinese Orchestra, St. Paul Chamber Orchestra, Curious Chamber Players, TIMF Ensemble, Ensemble El Perro Andaluz, Hong Kong Sinfonietta, Singapore Chinese Orchestra, Avanti, Ensemble Kochi, Moscow New Music Ensemble, etc.</w:t>
+      </w:r>
+    </w:p>
+    <w:p>
+      <w:pPr>
+        <w:jc w:val="both"/>
+        <w:rPr>
+          <w:rFonts w:ascii="Noto Serif SC" w:eastAsia="Noto Serif SC" w:hAnsi="Noto Serif SC"/>
+          <w:sz w:val="24"/>
+          <w:szCs w:val="24"/>
+        </w:rPr>
+      </w:pPr>
+      <w:r>
+        <w:rPr>
+          <w:rFonts w:ascii="Noto Serif SC" w:eastAsia="Noto Serif SC" w:hAnsi="Noto Serif SC"/>
+          <w:sz w:val="24"/>
+          <w:szCs w:val="24"/>
           <w:lang w:eastAsia="zh-TW"/>
         </w:rPr>
         <w:t>Yip</w:t>
       </w:r>
       <w:r>
         <w:rPr>
-          <w:rFonts w:ascii="Noto Serif SC" w:eastAsia="Noto Serif SC" w:hAnsi="Noto Serif SC" w:cs="Noto Serif"/>
-          <w:lang w:eastAsia="zh-TW"/>
-        </w:rPr>
-        <w:t>'</w:t>
-      </w:r>
-      <w:r>
-        <w:rPr>
-          <w:rFonts w:ascii="Noto Serif SC" w:eastAsia="Noto Serif SC" w:hAnsi="Noto Serif SC"/>
-          <w:lang w:eastAsia="zh-TW"/>
-        </w:rPr>
-        <w:t xml:space="preserve">s works have been performed in the United States, Canada, Costa Rica, Israel, Austria, Croatia, Czech Republic, Luxembourg, Germany, Italy, Korea, Japan, Indonesia, Hong Kong, Taiwan, Singapore, and Philippines. He has received several composition prizes, included </w:t>
-      </w:r>
-      <w:r>
-        <w:rPr>
-          <w:rFonts w:ascii="Noto Serif SC" w:eastAsia="Noto Serif SC" w:hAnsi="Noto Serif SC"/>
-          <w:lang w:eastAsia="zh-TW"/>
-        </w:rPr>
-        <w:t>"</w:t>
-      </w:r>
-      <w:proofErr w:type="spellStart"/>
-      <w:r>
-        <w:rPr>
-          <w:rFonts w:ascii="Noto Serif SC" w:eastAsia="Noto Serif SC" w:hAnsi="Noto Serif SC"/>
-          <w:lang w:eastAsia="zh-TW"/>
-        </w:rPr>
-        <w:t>Earplay</w:t>
-      </w:r>
-      <w:proofErr w:type="spellEnd"/>
-      <w:r>
-        <w:rPr>
-          <w:rFonts w:ascii="Noto Serif SC" w:eastAsia="Noto Serif SC" w:hAnsi="Noto Serif SC"/>
-          <w:lang w:eastAsia="zh-TW"/>
-        </w:rPr>
-        <w:t>"</w:t>
-      </w:r>
-      <w:r>
-        <w:rPr>
-          <w:rFonts w:ascii="Noto Serif SC" w:eastAsia="Noto Serif SC" w:hAnsi="Noto Serif SC"/>
-          <w:lang w:eastAsia="zh-TW"/>
-        </w:rPr>
-        <w:t xml:space="preserve">, </w:t>
-      </w:r>
-      <w:r>
-        <w:rPr>
-          <w:rFonts w:ascii="Noto Serif SC" w:eastAsia="Noto Serif SC" w:hAnsi="Noto Serif SC"/>
-          <w:lang w:eastAsia="zh-TW"/>
-        </w:rPr>
-        <w:t>"</w:t>
-      </w:r>
-      <w:r>
-        <w:rPr>
-          <w:rFonts w:ascii="Noto Serif SC" w:eastAsia="Noto Serif SC" w:hAnsi="Noto Serif SC"/>
-          <w:lang w:eastAsia="zh-TW"/>
-        </w:rPr>
-        <w:t xml:space="preserve">Salvatore </w:t>
-      </w:r>
-      <w:proofErr w:type="spellStart"/>
-      <w:r>
-        <w:rPr>
-          <w:rFonts w:ascii="Noto Serif SC" w:eastAsia="Noto Serif SC" w:hAnsi="Noto Serif SC"/>
-          <w:lang w:eastAsia="zh-TW"/>
-        </w:rPr>
-        <w:t>Martirano</w:t>
-      </w:r>
-      <w:proofErr w:type="spellEnd"/>
-      <w:r>
-        <w:rPr>
-          <w:rFonts w:ascii="Noto Serif SC" w:eastAsia="Noto Serif SC" w:hAnsi="Noto Serif SC"/>
-          <w:lang w:eastAsia="zh-TW"/>
-        </w:rPr>
-        <w:t xml:space="preserve"> Memorial Composition Award</w:t>
-      </w:r>
-      <w:r>
-        <w:rPr>
-          <w:rFonts w:ascii="Noto Serif SC" w:eastAsia="Noto Serif SC" w:hAnsi="Noto Serif SC"/>
-          <w:lang w:eastAsia="zh-TW"/>
-        </w:rPr>
-        <w:t>"</w:t>
-      </w:r>
-      <w:r>
-        <w:rPr>
-          <w:rFonts w:ascii="Noto Serif SC" w:eastAsia="Noto Serif SC" w:hAnsi="Noto Serif SC"/>
-          <w:lang w:eastAsia="zh-TW"/>
-        </w:rPr>
-        <w:t xml:space="preserve">, </w:t>
-      </w:r>
-      <w:r>
-        <w:rPr>
-          <w:rFonts w:ascii="Noto Serif SC" w:eastAsia="Noto Serif SC" w:hAnsi="Noto Serif SC"/>
-          <w:lang w:eastAsia="zh-TW"/>
-        </w:rPr>
-        <w:t>"</w:t>
-      </w:r>
-      <w:r>
-        <w:rPr>
-          <w:rFonts w:ascii="Noto Serif SC" w:eastAsia="Noto Serif SC" w:hAnsi="Noto Serif SC"/>
-          <w:lang w:eastAsia="zh-TW"/>
-        </w:rPr>
-        <w:t>Taiwan Music Center International Composition Prize</w:t>
-      </w:r>
-      <w:r>
-        <w:rPr>
-          <w:rFonts w:ascii="Noto Serif SC" w:eastAsia="Noto Serif SC" w:hAnsi="Noto Serif SC"/>
-          <w:lang w:eastAsia="zh-TW"/>
-        </w:rPr>
-        <w:t>"</w:t>
-      </w:r>
-      <w:r>
-        <w:rPr>
-          <w:rFonts w:ascii="Noto Serif SC" w:eastAsia="Noto Serif SC" w:hAnsi="Noto Serif SC"/>
-          <w:lang w:eastAsia="zh-TW"/>
-        </w:rPr>
-        <w:t xml:space="preserve">, </w:t>
-      </w:r>
-      <w:r>
-        <w:rPr>
-          <w:rFonts w:ascii="Noto Serif SC" w:eastAsia="Noto Serif SC" w:hAnsi="Noto Serif SC"/>
-          <w:lang w:eastAsia="zh-TW"/>
-        </w:rPr>
-        <w:t>"</w:t>
-      </w:r>
-      <w:r>
-        <w:rPr>
-          <w:rFonts w:ascii="Noto Serif SC" w:eastAsia="Noto Serif SC" w:hAnsi="Noto Serif SC"/>
-          <w:lang w:eastAsia="zh-TW"/>
-        </w:rPr>
-        <w:t>Robert Avalon International Prize</w:t>
-      </w:r>
-      <w:r>
-        <w:rPr>
-          <w:rFonts w:ascii="Noto Serif SC" w:eastAsia="Noto Serif SC" w:hAnsi="Noto Serif SC"/>
-          <w:lang w:eastAsia="zh-TW"/>
-        </w:rPr>
-        <w:t>"</w:t>
-      </w:r>
-      <w:r>
-        <w:rPr>
-          <w:rFonts w:ascii="Noto Serif SC" w:eastAsia="Noto Serif SC" w:hAnsi="Noto Serif SC"/>
-          <w:lang w:eastAsia="zh-TW"/>
-        </w:rPr>
-        <w:t xml:space="preserve">, </w:t>
-      </w:r>
-      <w:r>
-        <w:rPr>
-          <w:rFonts w:ascii="Noto Serif SC" w:eastAsia="Noto Serif SC" w:hAnsi="Noto Serif SC"/>
-          <w:lang w:eastAsia="zh-TW"/>
-        </w:rPr>
-        <w:t>"</w:t>
-      </w:r>
-      <w:r>
-        <w:rPr>
-          <w:rFonts w:ascii="Noto Serif SC" w:eastAsia="Noto Serif SC" w:hAnsi="Noto Serif SC"/>
-          <w:lang w:eastAsia="zh-TW"/>
-        </w:rPr>
-        <w:t>Singapore International Composition Competition for Chinese Orchestra</w:t>
-      </w:r>
-      <w:r>
-        <w:rPr>
-          <w:rFonts w:ascii="Noto Serif SC" w:eastAsia="Noto Serif SC" w:hAnsi="Noto Serif SC"/>
-          <w:lang w:eastAsia="zh-TW"/>
-        </w:rPr>
-        <w:t>"</w:t>
-      </w:r>
-      <w:r>
-        <w:rPr>
-          <w:rFonts w:ascii="Noto Serif SC" w:eastAsia="Noto Serif SC" w:hAnsi="Noto Serif SC"/>
-          <w:lang w:eastAsia="zh-TW"/>
-        </w:rPr>
-        <w:t xml:space="preserve">, </w:t>
-      </w:r>
-      <w:r>
-        <w:rPr>
-          <w:rFonts w:ascii="Noto Serif SC" w:eastAsia="Noto Serif SC" w:hAnsi="Noto Serif SC"/>
-          <w:lang w:eastAsia="zh-TW"/>
-        </w:rPr>
-        <w:t>"</w:t>
-      </w:r>
-      <w:r>
-        <w:rPr>
-          <w:rFonts w:ascii="Noto Serif SC" w:eastAsia="Noto Serif SC" w:hAnsi="Noto Serif SC"/>
-          <w:lang w:eastAsia="zh-TW"/>
-        </w:rPr>
-        <w:t>Haifa International Composition Priz</w:t>
-      </w:r>
-      <w:r>
-        <w:rPr>
-          <w:rFonts w:ascii="Noto Serif SC" w:eastAsia="Noto Serif SC" w:hAnsi="Noto Serif SC"/>
-          <w:lang w:eastAsia="zh-TW"/>
-        </w:rPr>
-        <w:t>e"</w:t>
-      </w:r>
-      <w:r>
-        <w:rPr>
-          <w:rFonts w:ascii="Noto Serif SC" w:eastAsia="Noto Serif SC" w:hAnsi="Noto Serif SC"/>
-          <w:lang w:eastAsia="zh-TW"/>
-        </w:rPr>
-        <w:t>, First International EPICMUSIC Composition Prize, Italy, International Biennial composition competition, the Debussy Trio Music Foundation, Molinari Quartet</w:t>
-      </w:r>
-      <w:r>
-        <w:rPr>
-          <w:rFonts w:ascii="Noto Serif SC" w:eastAsia="Noto Serif SC" w:hAnsi="Noto Serif SC"/>
-          <w:lang w:eastAsia="zh-TW"/>
-        </w:rPr>
-        <w:t>'</w:t>
-      </w:r>
-      <w:r>
-        <w:rPr>
-          <w:rFonts w:ascii="Noto Serif SC" w:eastAsia="Noto Serif SC" w:hAnsi="Noto Serif SC"/>
-          <w:lang w:eastAsia="zh-TW"/>
-        </w:rPr>
-        <w:t xml:space="preserve">s Third International Composition Competition, the St. Paul Chamber Orchestra Emerging, the ALEA III composition Competition, the fourth NACUSA Texas Composition Competition, the International Music Prize for Excellence in Composition 2010, by the National </w:t>
-      </w:r>
-      <w:r>
-        <w:rPr>
-          <w:rFonts w:ascii="Noto Serif SC" w:eastAsia="Noto Serif SC" w:hAnsi="Noto Serif SC"/>
-          <w:lang w:eastAsia="zh-TW"/>
-        </w:rPr>
-        <w:lastRenderedPageBreak/>
-        <w:t>Academy of Music, Thessaloniki, Greece, and the 2010 Alvarez Chamber Orchestra Freestyle Composition Competition, London, England .</w:t>
-      </w:r>
-    </w:p>
-    <w:p>
-      <w:pPr>
-        <w:spacing w:after="160"/>
-        <w:jc w:val="both"/>
-        <w:rPr>
-          <w:rFonts w:ascii="Noto Serif SC" w:eastAsia="Noto Serif SC" w:hAnsi="Noto Serif SC"/>
-          <w:lang w:eastAsia="zh-TW"/>
-        </w:rPr>
-      </w:pPr>
-      <w:r>
-        <w:rPr>
-          <w:rFonts w:ascii="Noto Serif SC" w:eastAsia="Noto Serif SC" w:hAnsi="Noto Serif SC"/>
-          <w:lang w:eastAsia="zh-TW"/>
-        </w:rPr>
-        <w:t xml:space="preserve">His works have been performed by major ensembles and players such as Alarm Will Sound, </w:t>
-      </w:r>
-      <w:proofErr w:type="spellStart"/>
-      <w:r>
-        <w:rPr>
-          <w:rFonts w:ascii="Noto Serif SC" w:eastAsia="Noto Serif SC" w:hAnsi="Noto Serif SC"/>
-          <w:lang w:eastAsia="zh-TW"/>
-        </w:rPr>
-        <w:t>Earplay</w:t>
-      </w:r>
-      <w:proofErr w:type="spellEnd"/>
-      <w:r>
-        <w:rPr>
-          <w:rFonts w:ascii="Noto Serif SC" w:eastAsia="Noto Serif SC" w:hAnsi="Noto Serif SC"/>
-          <w:lang w:eastAsia="zh-TW"/>
-        </w:rPr>
-        <w:t xml:space="preserve"> New Music, </w:t>
-      </w:r>
-      <w:proofErr w:type="spellStart"/>
-      <w:r>
-        <w:rPr>
-          <w:rFonts w:ascii="Noto Serif SC" w:eastAsia="Noto Serif SC" w:hAnsi="Noto Serif SC"/>
-          <w:lang w:eastAsia="zh-TW"/>
-        </w:rPr>
-        <w:t>Mivos</w:t>
-      </w:r>
-      <w:proofErr w:type="spellEnd"/>
-      <w:r>
-        <w:rPr>
-          <w:rFonts w:ascii="Noto Serif SC" w:eastAsia="Noto Serif SC" w:hAnsi="Noto Serif SC"/>
-          <w:lang w:eastAsia="zh-TW"/>
-        </w:rPr>
-        <w:t xml:space="preserve"> String Quartet, New York New Music Ensemble, Great Noise Ensemble, North South Consonance, Brno Philharmonic Orchestra, </w:t>
-      </w:r>
-      <w:proofErr w:type="spellStart"/>
-      <w:r>
-        <w:rPr>
-          <w:rFonts w:ascii="Noto Serif SC" w:eastAsia="Noto Serif SC" w:hAnsi="Noto Serif SC"/>
-          <w:lang w:eastAsia="zh-TW"/>
-        </w:rPr>
-        <w:t>inFLUX</w:t>
-      </w:r>
-      <w:proofErr w:type="spellEnd"/>
-      <w:r>
-        <w:rPr>
-          <w:rFonts w:ascii="Noto Serif SC" w:eastAsia="Noto Serif SC" w:hAnsi="Noto Serif SC"/>
-          <w:lang w:eastAsia="zh-TW"/>
-        </w:rPr>
-        <w:t xml:space="preserve"> Duo, Windpipe Chinese Orchestra, Little Giant Chinese Orchestra, Hong Kong Chinese Orchestra, St. Paul Chamber Orchestra, Curious Chamber Players, TIMF Ensemble, Ensemble El Perro Andaluz, Hong Kong Sinfonietta, Singapore Chinese Orchestra, Avanti, Ensemble Kochi, Moscow New Music Ensemble, etc.</w:t>
-      </w:r>
-    </w:p>
-    <w:p>
-      <w:pPr>
-        <w:jc w:val="both"/>
-        <w:rPr>
-          <w:rFonts w:ascii="Noto Serif SC" w:eastAsia="Noto Serif SC" w:hAnsi="Noto Serif SC"/>
-        </w:rPr>
-      </w:pPr>
-      <w:r>
-        <w:rPr>
-          <w:rFonts w:ascii="Noto Serif SC" w:eastAsia="Noto Serif SC" w:hAnsi="Noto Serif SC"/>
-          <w:lang w:eastAsia="zh-TW"/>
-        </w:rPr>
-        <w:t>Yip</w:t>
-      </w:r>
-      <w:r>
-        <w:rPr>
           <w:rFonts w:ascii="Noto Serif" w:eastAsia="Noto Serif SC" w:hAnsi="Noto Serif" w:cs="Noto Serif"/>
+          <w:sz w:val="24"/>
+          <w:szCs w:val="24"/>
           <w:lang w:eastAsia="zh-TW"/>
         </w:rPr>
         <w:t>’</w:t>
@@ -2845,6 +2982,8 @@
       <w:r>
         <w:rPr>
           <w:rFonts w:ascii="Noto Serif SC" w:eastAsia="Noto Serif SC" w:hAnsi="Noto Serif SC"/>
+          <w:sz w:val="24"/>
+          <w:szCs w:val="24"/>
           <w:lang w:eastAsia="zh-TW"/>
         </w:rPr>
         <w:t>s works are recorded in the Albany, ERM-Media, PARMA, Capstone, North South recording, Ablaze records, ATMA Classique, and Beauport Classical labels. Yip is a member of the SCI, NACUSA, and ASCAP. Currently, he is on the music faculty at Houston Community College and works as a freelance composer.</w:t>
@@ -2852,6 +2991,8 @@
       <w:r>
         <w:rPr>
           <w:rFonts w:ascii="Noto Serif SC" w:eastAsia="Noto Serif SC" w:hAnsi="Noto Serif SC"/>
+          <w:sz w:val="24"/>
+          <w:szCs w:val="24"/>
           <w:lang w:eastAsia="zh-TW"/>
         </w:rPr>
         <w:t xml:space="preserve"> </w:t>
@@ -2908,7 +3049,7 @@
         </w:rPr>
         <w:sectPr>
           <w:pgSz w:w="16840" w:h="23820"/>
-          <w:pgMar w:top="1440" w:right="1800" w:bottom="1440" w:left="1800" w:header="706" w:footer="1411" w:gutter="0"/>
+          <w:pgMar w:top="1418" w:right="1418" w:bottom="1418" w:left="1588" w:header="706" w:footer="1411" w:gutter="0"/>
           <w:cols w:space="708"/>
           <w:titlePg/>
           <w:docGrid w:linePitch="360"/>
@@ -6218,26 +6359,6 @@
       <w:pPr>
         <w:rPr>
           <w:rFonts w:ascii="Noto Serif SC" w:eastAsia="Noto Serif SC" w:hAnsi="Noto Serif SC" w:cs="Noto Serif"/>
-          <w:bCs/>
-          <w:sz w:val="28"/>
-          <w:szCs w:val="28"/>
-        </w:rPr>
-      </w:pPr>
-    </w:p>
-    <w:p>
-      <w:pPr>
-        <w:rPr>
-          <w:rFonts w:ascii="Noto Serif SC" w:eastAsia="Noto Serif SC" w:hAnsi="Noto Serif SC" w:cs="Noto Serif"/>
-          <w:bCs/>
-          <w:sz w:val="28"/>
-          <w:szCs w:val="28"/>
-        </w:rPr>
-      </w:pPr>
-    </w:p>
-    <w:p>
-      <w:pPr>
-        <w:rPr>
-          <w:rFonts w:ascii="Noto Serif SC" w:eastAsia="Noto Serif SC" w:hAnsi="Noto Serif SC" w:cs="Noto Serif"/>
           <w:b/>
           <w:sz w:val="32"/>
           <w:szCs w:val="40"/>
@@ -6247,7 +6368,7 @@
     </w:p>
     <w:sectPr>
       <w:pgSz w:w="16840" w:h="23820"/>
-      <w:pgMar w:top="1440" w:right="1800" w:bottom="1440" w:left="1800" w:header="708" w:footer="1417" w:gutter="0"/>
+      <w:pgMar w:top="1418" w:right="1418" w:bottom="1418" w:left="1588" w:header="708" w:footer="1417" w:gutter="0"/>
       <w:cols w:space="708"/>
       <w:titlePg/>
       <w:docGrid w:linePitch="360"/>
